--- a/小野町_引継ぎ_整理済/16_町データ依頼/小野町_確認事項の一覧_20261015.docx
+++ b/小野町_引継ぎ_整理済/16_町データ依頼/小野町_確認事項の一覧_20261015.docx
@@ -252,7 +252,7 @@
             <w:b/>
             <w:sz w:val="22"/>
           </w:rPr>
-          <w:t xml:space="preserve">2　区分Ａ　解決済み（9件）</w:t>
+          <w:t xml:space="preserve">2　区分Ａ　解決済み（12件）</w:t>
         </w:r>
         <w:r>
           <w:rPr>
@@ -314,7 +314,7 @@
             <w:b/>
             <w:sz w:val="22"/>
           </w:rPr>
-          <w:t xml:space="preserve">3　区分Ｂ　当方で一次資料を確認（7件）</w:t>
+          <w:t xml:space="preserve">3　区分Ｂ　当方で一次資料を確認（5件）</w:t>
         </w:r>
         <w:r>
           <w:rPr>
@@ -810,7 +810,7 @@
                 <w:i w:val="0"/>
                 <w:sz w:val="17"/>
               </w:rPr>
-              <w:t>通し番号1本（1〜72）に改めた</w:t>
+              <w:t>通し番号1本（1〜73）に改めた</w:t>
             </w:r>
           </w:p>
         </w:tc>
@@ -1346,7 +1346,7 @@
                 <w:i w:val="0"/>
                 <w:sz w:val="17"/>
               </w:rPr>
-              <w:t>9件</w:t>
+              <w:t>12件</w:t>
             </w:r>
           </w:p>
         </w:tc>
@@ -1437,7 +1437,7 @@
                 <w:i w:val="0"/>
                 <w:sz w:val="17"/>
               </w:rPr>
-              <w:t>7件</w:t>
+              <w:t>5件</w:t>
             </w:r>
           </w:p>
         </w:tc>
@@ -1667,7 +1667,7 @@
                 <w:i w:val="0"/>
                 <w:sz w:val="17"/>
               </w:rPr>
-              <w:t>1から72 まで欠番・重複なく区分</w:t>
+              <w:t>1から73 まで欠番・重複なく区分</w:t>
             </w:r>
           </w:p>
         </w:tc>
@@ -1687,7 +1687,7 @@
                 <w:i w:val="0"/>
                 <w:sz w:val="17"/>
               </w:rPr>
-              <w:t>72件</w:t>
+              <w:t>73件</w:t>
             </w:r>
           </w:p>
         </w:tc>
@@ -1709,7 +1709,7 @@
           <w:i w:val="0"/>
           <w:sz w:val="21"/>
         </w:rPr>
-        <w:t>したがって、16件（Ａ・Ｂ）を照会から外し、8件（Ｃ）は照会の内容を縮め、48件（Ｄ）を回答のご依頼の対象とします。</w:t>
+        <w:t>したがって、17件（Ａ・Ｂ）を照会から外し、8件（Ｃ）は照会の内容を縮め、48件（Ｄ）を回答のご依頼の対象とします。</w:t>
       </w:r>
     </w:p>
     <w:p>
@@ -1727,7 +1727,7 @@
           <w:color w:val="2E74B5"/>
           <w:sz w:val="30"/>
         </w:rPr>
-        <w:t>2　区分Ａ　解決済み（9件）</w:t>
+        <w:t>2　区分Ａ　解決済み（12件）</w:t>
       </w:r>
       <w:bookmarkEnd w:id="103"/>
     </w:p>
@@ -2861,7 +2861,6 @@
           </w:tcPr>
           <w:p>
             <w:pPr>
-              <w:keepNext/>
               <w:spacing w:before="20" w:after="20"/>
             </w:pPr>
             <w:r>
@@ -2882,7 +2881,6 @@
           </w:tcPr>
           <w:p>
             <w:pPr>
-              <w:keepNext/>
               <w:spacing w:before="20" w:after="20"/>
             </w:pPr>
             <w:r>
@@ -2903,7 +2901,6 @@
           </w:tcPr>
           <w:p>
             <w:pPr>
-              <w:keepNext/>
               <w:spacing w:before="20" w:after="20"/>
             </w:pPr>
             <w:r>
@@ -2924,7 +2921,6 @@
           </w:tcPr>
           <w:p>
             <w:pPr>
-              <w:keepNext/>
               <w:spacing w:before="20" w:after="20"/>
             </w:pPr>
             <w:r>
@@ -2945,7 +2941,6 @@
           </w:tcPr>
           <w:p>
             <w:pPr>
-              <w:keepNext/>
               <w:spacing w:before="20" w:after="20"/>
             </w:pPr>
             <w:r>
@@ -2975,7 +2970,6 @@
           </w:tcPr>
           <w:p>
             <w:pPr>
-              <w:keepNext/>
               <w:spacing w:before="20" w:after="20"/>
             </w:pPr>
             <w:r>
@@ -3097,6 +3091,453 @@
                 <w:sz w:val="17"/>
               </w:rPr>
               <w:t>センターは既にあり、市町村へのコーディネーター配置促進が県の役割</w:t>
+            </w:r>
+          </w:p>
+        </w:tc>
+        <w:tc>
+          <w:tcPr>
+            <w:tcW w:type="dxa" w:w="1247"/>
+            <w:vAlign w:val="center"/>
+          </w:tcPr>
+          <w:p>
+            <w:pPr>
+              <w:spacing w:before="20" w:after="20"/>
+            </w:pPr>
+            <w:r>
+              <w:rPr>
+                <w:rFonts w:ascii="游ゴシック" w:hAnsi="游ゴシック" w:eastAsia="游ゴシック"/>
+                <w:b w:val="0"/>
+                <w:i w:val="0"/>
+                <w:sz w:val="17"/>
+              </w:rPr>
+              <w:t>―</w:t>
+            </w:r>
+          </w:p>
+        </w:tc>
+      </w:tr>
+      <w:tr>
+        <w:tc>
+          <w:tcPr>
+            <w:tcW w:type="dxa" w:w="567"/>
+            <w:vAlign w:val="center"/>
+          </w:tcPr>
+          <w:p>
+            <w:pPr>
+              <w:spacing w:before="20" w:after="20"/>
+            </w:pPr>
+            <w:r>
+              <w:rPr>
+                <w:rFonts w:ascii="游ゴシック" w:hAnsi="游ゴシック" w:eastAsia="游ゴシック"/>
+                <w:b w:val="0"/>
+                <w:i w:val="0"/>
+                <w:sz w:val="17"/>
+              </w:rPr>
+              <w:t>10</w:t>
+            </w:r>
+          </w:p>
+        </w:tc>
+        <w:tc>
+          <w:tcPr>
+            <w:tcW w:type="dxa" w:w="2494"/>
+            <w:vAlign w:val="center"/>
+          </w:tcPr>
+          <w:p>
+            <w:pPr>
+              <w:spacing w:before="20" w:after="20"/>
+            </w:pPr>
+            <w:r>
+              <w:rPr>
+                <w:rFonts w:ascii="游ゴシック" w:hAnsi="游ゴシック" w:eastAsia="游ゴシック"/>
+                <w:b w:val="0"/>
+                <w:i w:val="0"/>
+                <w:sz w:val="17"/>
+              </w:rPr>
+              <w:t>県保健医療計画 第8章第9節（過疎・中山間地域の医療）の対象地域</w:t>
+            </w:r>
+          </w:p>
+        </w:tc>
+        <w:tc>
+          <w:tcPr>
+            <w:tcW w:type="dxa" w:w="794"/>
+            <w:vAlign w:val="center"/>
+          </w:tcPr>
+          <w:p>
+            <w:pPr>
+              <w:spacing w:before="20" w:after="20"/>
+            </w:pPr>
+            <w:r>
+              <w:rPr>
+                <w:rFonts w:ascii="游ゴシック" w:hAnsi="游ゴシック" w:eastAsia="游ゴシック"/>
+                <w:b w:val="0"/>
+                <w:i w:val="0"/>
+                <w:sz w:val="17"/>
+              </w:rPr>
+              <w:t>整合</w:t>
+            </w:r>
+          </w:p>
+        </w:tc>
+        <w:tc>
+          <w:tcPr>
+            <w:tcW w:type="dxa" w:w="1020"/>
+            <w:vAlign w:val="center"/>
+          </w:tcPr>
+          <w:p>
+            <w:pPr>
+              <w:spacing w:before="20" w:after="20"/>
+            </w:pPr>
+            <w:r>
+              <w:rPr>
+                <w:rFonts w:ascii="游ゴシック" w:hAnsi="游ゴシック" w:eastAsia="游ゴシック"/>
+                <w:b w:val="0"/>
+                <w:i w:val="0"/>
+                <w:sz w:val="17"/>
+              </w:rPr>
+              <w:t>Ｅ-4</w:t>
+            </w:r>
+          </w:p>
+        </w:tc>
+        <w:tc>
+          <w:tcPr>
+            <w:tcW w:type="dxa" w:w="3628"/>
+            <w:vAlign w:val="center"/>
+          </w:tcPr>
+          <w:p>
+            <w:pPr>
+              <w:spacing w:before="20" w:after="20"/>
+            </w:pPr>
+            <w:r>
+              <w:rPr>
+                <w:rFonts w:ascii="游ゴシック" w:hAnsi="游ゴシック" w:eastAsia="游ゴシック"/>
+                <w:b/>
+                <w:i w:val="0"/>
+                <w:sz w:val="17"/>
+              </w:rPr>
+              <w:t>県計画の現物で確定。</w:t>
+            </w:r>
+            <w:r>
+              <w:rPr>
+                <w:rFonts w:ascii="游ゴシック" w:hAnsi="游ゴシック" w:eastAsia="游ゴシック"/>
+                <w:b w:val="0"/>
+                <w:i w:val="0"/>
+                <w:sz w:val="17"/>
+              </w:rPr>
+              <w:t xml:space="preserve"> 無医地区（いわき市1・古殿町3）・準無医地区（いわき市1・田村市3・大熊町1）・へき地診療所27施設（県中は田村市立都路診療所・天栄村国保診療所）の</w:t>
+            </w:r>
+            <w:r>
+              <w:rPr>
+                <w:rFonts w:ascii="游ゴシック" w:hAnsi="游ゴシック" w:eastAsia="游ゴシック"/>
+                <w:b/>
+                <w:i w:val="0"/>
+                <w:sz w:val="17"/>
+              </w:rPr>
+              <w:t>いずれにも本町は含まれない</w:t>
+            </w:r>
+            <w:r>
+              <w:rPr>
+                <w:rFonts w:ascii="游ゴシック" w:hAnsi="游ゴシック" w:eastAsia="游ゴシック"/>
+                <w:b w:val="0"/>
+                <w:i w:val="0"/>
+                <w:sz w:val="17"/>
+              </w:rPr>
+              <w:t>。公立小野町地方綜合病院があることと整合する</w:t>
+            </w:r>
+          </w:p>
+        </w:tc>
+        <w:tc>
+          <w:tcPr>
+            <w:tcW w:type="dxa" w:w="1247"/>
+            <w:vAlign w:val="center"/>
+          </w:tcPr>
+          <w:p>
+            <w:pPr>
+              <w:spacing w:before="20" w:after="20"/>
+            </w:pPr>
+            <w:r>
+              <w:rPr>
+                <w:rFonts w:ascii="游ゴシック" w:hAnsi="游ゴシック" w:eastAsia="游ゴシック"/>
+                <w:b w:val="0"/>
+                <w:i w:val="0"/>
+                <w:sz w:val="17"/>
+              </w:rPr>
+              <w:t>―</w:t>
+            </w:r>
+          </w:p>
+        </w:tc>
+      </w:tr>
+      <w:tr>
+        <w:tc>
+          <w:tcPr>
+            <w:tcW w:type="dxa" w:w="567"/>
+            <w:vAlign w:val="center"/>
+          </w:tcPr>
+          <w:p>
+            <w:pPr>
+              <w:spacing w:before="20" w:after="20"/>
+            </w:pPr>
+            <w:r>
+              <w:rPr>
+                <w:rFonts w:ascii="游ゴシック" w:hAnsi="游ゴシック" w:eastAsia="游ゴシック"/>
+                <w:b w:val="0"/>
+                <w:i w:val="0"/>
+                <w:sz w:val="17"/>
+              </w:rPr>
+              <w:t>11</w:t>
+            </w:r>
+          </w:p>
+        </w:tc>
+        <w:tc>
+          <w:tcPr>
+            <w:tcW w:type="dxa" w:w="2494"/>
+            <w:vAlign w:val="center"/>
+          </w:tcPr>
+          <w:p>
+            <w:pPr>
+              <w:spacing w:before="20" w:after="20"/>
+            </w:pPr>
+            <w:r>
+              <w:rPr>
+                <w:rFonts w:ascii="游ゴシック" w:hAnsi="游ゴシック" w:eastAsia="游ゴシック"/>
+                <w:b w:val="0"/>
+                <w:i w:val="0"/>
+                <w:sz w:val="17"/>
+              </w:rPr>
+              <w:t>県計画 図表12−2−9 の介護施設定員の分類と年次</w:t>
+            </w:r>
+          </w:p>
+        </w:tc>
+        <w:tc>
+          <w:tcPr>
+            <w:tcW w:type="dxa" w:w="794"/>
+            <w:vAlign w:val="center"/>
+          </w:tcPr>
+          <w:p>
+            <w:pPr>
+              <w:spacing w:before="20" w:after="20"/>
+            </w:pPr>
+            <w:r>
+              <w:rPr>
+                <w:rFonts w:ascii="游ゴシック" w:hAnsi="游ゴシック" w:eastAsia="游ゴシック"/>
+                <w:b w:val="0"/>
+                <w:i w:val="0"/>
+                <w:sz w:val="17"/>
+              </w:rPr>
+              <w:t>記述</w:t>
+            </w:r>
+          </w:p>
+        </w:tc>
+        <w:tc>
+          <w:tcPr>
+            <w:tcW w:type="dxa" w:w="1020"/>
+            <w:vAlign w:val="center"/>
+          </w:tcPr>
+          <w:p>
+            <w:pPr>
+              <w:spacing w:before="20" w:after="20"/>
+            </w:pPr>
+            <w:r>
+              <w:rPr>
+                <w:rFonts w:ascii="游ゴシック" w:hAnsi="游ゴシック" w:eastAsia="游ゴシック"/>
+                <w:b w:val="0"/>
+                <w:i w:val="0"/>
+                <w:sz w:val="17"/>
+              </w:rPr>
+              <w:t>Ｅ-2の一部</w:t>
+            </w:r>
+          </w:p>
+        </w:tc>
+        <w:tc>
+          <w:tcPr>
+            <w:tcW w:type="dxa" w:w="3628"/>
+            <w:vAlign w:val="center"/>
+          </w:tcPr>
+          <w:p>
+            <w:pPr>
+              <w:spacing w:before="20" w:after="20"/>
+            </w:pPr>
+            <w:r>
+              <w:rPr>
+                <w:rFonts w:ascii="游ゴシック" w:hAnsi="游ゴシック" w:eastAsia="游ゴシック"/>
+                <w:b/>
+                <w:i w:val="0"/>
+                <w:sz w:val="17"/>
+              </w:rPr>
+              <w:t>見える化の原票で確定。</w:t>
+            </w:r>
+            <w:r>
+              <w:rPr>
+                <w:rFonts w:ascii="游ゴシック" w:hAnsi="游ゴシック" w:eastAsia="游ゴシック"/>
+                <w:b w:val="0"/>
+                <w:i w:val="0"/>
+                <w:sz w:val="17"/>
+              </w:rPr>
+              <w:t xml:space="preserve"> 施設5分類＋居住系3分類で、</w:t>
+            </w:r>
+            <w:r>
+              <w:rPr>
+                <w:rFonts w:ascii="游ゴシック" w:hAnsi="游ゴシック" w:eastAsia="游ゴシック"/>
+                <w:b/>
+                <w:i w:val="0"/>
+                <w:sz w:val="17"/>
+              </w:rPr>
+              <w:t>本町の3つの数値（54・58・53）はいずれも令和3年度の値</w:t>
+            </w:r>
+            <w:r>
+              <w:rPr>
+                <w:rFonts w:ascii="游ゴシック" w:hAnsi="游ゴシック" w:eastAsia="游ゴシック"/>
+                <w:b w:val="0"/>
+                <w:i w:val="0"/>
+                <w:sz w:val="17"/>
+              </w:rPr>
+              <w:t>（県計画の注記は「令和4年時点」）</w:t>
+            </w:r>
+          </w:p>
+        </w:tc>
+        <w:tc>
+          <w:tcPr>
+            <w:tcW w:type="dxa" w:w="1247"/>
+            <w:vAlign w:val="center"/>
+          </w:tcPr>
+          <w:p>
+            <w:pPr>
+              <w:spacing w:before="20" w:after="20"/>
+            </w:pPr>
+            <w:r>
+              <w:rPr>
+                <w:rFonts w:ascii="游ゴシック" w:hAnsi="游ゴシック" w:eastAsia="游ゴシック"/>
+                <w:b w:val="0"/>
+                <w:i w:val="0"/>
+                <w:sz w:val="17"/>
+              </w:rPr>
+              <w:t>―</w:t>
+            </w:r>
+          </w:p>
+        </w:tc>
+      </w:tr>
+      <w:tr>
+        <w:tc>
+          <w:tcPr>
+            <w:tcW w:type="dxa" w:w="567"/>
+            <w:vAlign w:val="center"/>
+          </w:tcPr>
+          <w:p>
+            <w:pPr>
+              <w:spacing w:before="20" w:after="20"/>
+            </w:pPr>
+            <w:r>
+              <w:rPr>
+                <w:rFonts w:ascii="游ゴシック" w:hAnsi="游ゴシック" w:eastAsia="游ゴシック"/>
+                <w:b w:val="0"/>
+                <w:i w:val="0"/>
+                <w:sz w:val="17"/>
+              </w:rPr>
+              <w:t>12</w:t>
+            </w:r>
+          </w:p>
+        </w:tc>
+        <w:tc>
+          <w:tcPr>
+            <w:tcW w:type="dxa" w:w="2494"/>
+            <w:vAlign w:val="center"/>
+          </w:tcPr>
+          <w:p>
+            <w:pPr>
+              <w:spacing w:before="20" w:after="20"/>
+            </w:pPr>
+            <w:r>
+              <w:rPr>
+                <w:rFonts w:ascii="游ゴシック" w:hAnsi="游ゴシック" w:eastAsia="游ゴシック"/>
+                <w:b w:val="0"/>
+                <w:i w:val="0"/>
+                <w:sz w:val="17"/>
+              </w:rPr>
+              <w:t>本町に介護医療院があるか（県計画 図表12−2−9 の記載との関係）</w:t>
+            </w:r>
+          </w:p>
+        </w:tc>
+        <w:tc>
+          <w:tcPr>
+            <w:tcW w:type="dxa" w:w="794"/>
+            <w:vAlign w:val="center"/>
+          </w:tcPr>
+          <w:p>
+            <w:pPr>
+              <w:spacing w:before="20" w:after="20"/>
+            </w:pPr>
+            <w:r>
+              <w:rPr>
+                <w:rFonts w:ascii="游ゴシック" w:hAnsi="游ゴシック" w:eastAsia="游ゴシック"/>
+                <w:b w:val="0"/>
+                <w:i w:val="0"/>
+                <w:sz w:val="17"/>
+              </w:rPr>
+              <w:t>記述</w:t>
+            </w:r>
+          </w:p>
+        </w:tc>
+        <w:tc>
+          <w:tcPr>
+            <w:tcW w:type="dxa" w:w="1020"/>
+            <w:vAlign w:val="center"/>
+          </w:tcPr>
+          <w:p>
+            <w:pPr>
+              <w:spacing w:before="20" w:after="20"/>
+            </w:pPr>
+            <w:r>
+              <w:rPr>
+                <w:rFonts w:ascii="游ゴシック" w:hAnsi="游ゴシック" w:eastAsia="游ゴシック"/>
+                <w:b w:val="0"/>
+                <w:i w:val="0"/>
+                <w:sz w:val="17"/>
+              </w:rPr>
+              <w:t>Ｅ-2</w:t>
+            </w:r>
+          </w:p>
+        </w:tc>
+        <w:tc>
+          <w:tcPr>
+            <w:tcW w:type="dxa" w:w="3628"/>
+            <w:vAlign w:val="center"/>
+          </w:tcPr>
+          <w:p>
+            <w:pPr>
+              <w:spacing w:before="20" w:after="20"/>
+            </w:pPr>
+            <w:r>
+              <w:rPr>
+                <w:rFonts w:ascii="游ゴシック" w:hAnsi="游ゴシック" w:eastAsia="游ゴシック"/>
+                <w:b/>
+                <w:i w:val="0"/>
+                <w:sz w:val="17"/>
+              </w:rPr>
+              <w:t>見える化Ｄ25 で確定。本町に介護医療院はない</w:t>
+            </w:r>
+            <w:r>
+              <w:rPr>
+                <w:rFonts w:ascii="游ゴシック" w:hAnsi="游ゴシック" w:eastAsia="游ゴシック"/>
+                <w:b w:val="0"/>
+                <w:i w:val="0"/>
+                <w:sz w:val="17"/>
+              </w:rPr>
+              <w:t>（平成27〜令和7年度すべて「−」）。</w:t>
+            </w:r>
+            <w:r>
+              <w:rPr>
+                <w:rFonts w:ascii="游ゴシック" w:hAnsi="游ゴシック" w:eastAsia="游ゴシック"/>
+                <w:b/>
+                <w:i w:val="0"/>
+                <w:sz w:val="17"/>
+              </w:rPr>
+              <w:t>県の表の介護医療院58人は、地域密着型介護老人福祉施設の定員が1行下にずれたもの。</w:t>
+            </w:r>
+            <w:r>
+              <w:rPr>
+                <w:rFonts w:ascii="游ゴシック" w:hAnsi="游ゴシック" w:eastAsia="游ゴシック"/>
+                <w:b w:val="0"/>
+                <w:i w:val="0"/>
+                <w:sz w:val="17"/>
+              </w:rPr>
+              <w:t>素案 第2章5 は訂正不要</w:t>
             </w:r>
           </w:p>
         </w:tc>
@@ -3142,7 +3583,7 @@
           <w:color w:val="2E74B5"/>
           <w:sz w:val="30"/>
         </w:rPr>
-        <w:t>3　区分Ｂ　当方で一次資料を確認（7件）</w:t>
+        <w:t>3　区分Ｂ　当方で一次資料を確認（5件）</w:t>
       </w:r>
       <w:bookmarkEnd w:id="104"/>
     </w:p>
@@ -3377,7 +3818,7 @@
                 <w:i w:val="0"/>
                 <w:sz w:val="17"/>
               </w:rPr>
-              <w:t>10</w:t>
+              <w:t>13</w:t>
             </w:r>
           </w:p>
         </w:tc>
@@ -3457,16 +3898,16 @@
                 <w:i w:val="0"/>
                 <w:sz w:val="17"/>
               </w:rPr>
-              <w:t>改正により第5項が新設され、現行第5項以降が1つ繰り下がる</w:t>
-            </w:r>
-            <w:r>
-              <w:rPr>
-                <w:rFonts w:ascii="游ゴシック" w:hAnsi="游ゴシック" w:eastAsia="游ゴシック"/>
-                <w:b w:val="0"/>
-                <w:i w:val="0"/>
-                <w:sz w:val="17"/>
-              </w:rPr>
-              <w:t>（新旧対照条文で確認済み）。</w:t>
+              <w:t>第2項の号（施策=第5号・目標=第6号）と項の繰り下がりは条文で確定</w:t>
+            </w:r>
+            <w:r>
+              <w:rPr>
+                <w:rFonts w:ascii="游ゴシック" w:hAnsi="游ゴシック" w:eastAsia="游ゴシック"/>
+                <w:b w:val="0"/>
+                <w:i w:val="0"/>
+                <w:sz w:val="17"/>
+              </w:rPr>
+              <w:t>（内部検討7-1・7-2）。</w:t>
             </w:r>
             <w:r>
               <w:rPr>
@@ -3475,7 +3916,7 @@
                 <w:i w:val="0"/>
                 <w:sz w:val="17"/>
               </w:rPr>
-              <w:t>どの項が何かは条文で確かめる</w:t>
+              <w:t>残るのは医療計画との整合・老人福祉計画との一体・地域福祉計画等との調和がどの項かで、現行条文の全文が要る。素案は項番号を書いていないため支障はない</w:t>
             </w:r>
           </w:p>
         </w:tc>
@@ -3517,7 +3958,7 @@
                 <w:i w:val="0"/>
                 <w:sz w:val="17"/>
               </w:rPr>
-              <w:t>11</w:t>
+              <w:t>14</w:t>
             </w:r>
           </w:p>
         </w:tc>
@@ -3639,7 +4080,7 @@
                 <w:i w:val="0"/>
                 <w:sz w:val="17"/>
               </w:rPr>
-              <w:t>12</w:t>
+              <w:t>15</w:t>
             </w:r>
           </w:p>
         </w:tc>
@@ -3719,7 +4160,34 @@
                 <w:i w:val="0"/>
                 <w:sz w:val="17"/>
               </w:rPr>
-              <w:t>支援協議会の意見聴取（第88条第9項・第33条の20第9項）は新旧対照条文で確認済み。調和の規定は未確認</w:t>
+              <w:t>第88条・第33条の20はどちらも新旧とも12項で、項・号の繰り下がりがない</w:t>
+            </w:r>
+            <w:r>
+              <w:rPr>
+                <w:rFonts w:ascii="游ゴシック" w:hAnsi="游ゴシック" w:eastAsia="游ゴシック"/>
+                <w:b w:val="0"/>
+                <w:i w:val="0"/>
+                <w:sz w:val="17"/>
+              </w:rPr>
+              <w:t>ことを条文で確定（内部検討8）。</w:t>
+            </w:r>
+            <w:r>
+              <w:rPr>
+                <w:rFonts w:ascii="游ゴシック" w:hAnsi="游ゴシック" w:eastAsia="游ゴシック"/>
+                <w:b/>
+                <w:i w:val="0"/>
+                <w:sz w:val="17"/>
+              </w:rPr>
+              <w:t>現行条文で確かめた番号をそのまま計画期間中使える。</w:t>
+            </w:r>
+            <w:r>
+              <w:rPr>
+                <w:rFonts w:ascii="游ゴシック" w:hAnsi="游ゴシック" w:eastAsia="游ゴシック"/>
+                <w:b w:val="0"/>
+                <w:i w:val="0"/>
+                <w:sz w:val="17"/>
+              </w:rPr>
+              <w:t>調和の規定の番号自体は未確認</w:t>
             </w:r>
           </w:p>
         </w:tc>
@@ -3752,16 +4220,17 @@
           </w:tcPr>
           <w:p>
             <w:pPr>
-              <w:spacing w:before="20" w:after="20"/>
-            </w:pPr>
-            <w:r>
-              <w:rPr>
-                <w:rFonts w:ascii="游ゴシック" w:hAnsi="游ゴシック" w:eastAsia="游ゴシック"/>
-                <w:b w:val="0"/>
-                <w:i w:val="0"/>
-                <w:sz w:val="17"/>
-              </w:rPr>
-              <w:t>13</w:t>
+              <w:keepNext/>
+              <w:spacing w:before="20" w:after="20"/>
+            </w:pPr>
+            <w:r>
+              <w:rPr>
+                <w:rFonts w:ascii="游ゴシック" w:hAnsi="游ゴシック" w:eastAsia="游ゴシック"/>
+                <w:b w:val="0"/>
+                <w:i w:val="0"/>
+                <w:sz w:val="17"/>
+              </w:rPr>
+              <w:t>16</w:t>
             </w:r>
           </w:p>
         </w:tc>
@@ -3772,6 +4241,7 @@
           </w:tcPr>
           <w:p>
             <w:pPr>
+              <w:keepNext/>
               <w:spacing w:before="20" w:after="20"/>
             </w:pPr>
             <w:r>
@@ -3792,6 +4262,7 @@
           </w:tcPr>
           <w:p>
             <w:pPr>
+              <w:keepNext/>
               <w:spacing w:before="20" w:after="20"/>
             </w:pPr>
             <w:r>
@@ -3812,6 +4283,7 @@
           </w:tcPr>
           <w:p>
             <w:pPr>
+              <w:keepNext/>
               <w:spacing w:before="20" w:after="20"/>
             </w:pPr>
             <w:r>
@@ -3832,6 +4304,7 @@
           </w:tcPr>
           <w:p>
             <w:pPr>
+              <w:keepNext/>
               <w:spacing w:before="20" w:after="20"/>
             </w:pPr>
             <w:r>
@@ -3861,6 +4334,7 @@
           </w:tcPr>
           <w:p>
             <w:pPr>
+              <w:keepNext/>
               <w:spacing w:before="20" w:after="20"/>
             </w:pPr>
             <w:r>
@@ -3892,7 +4366,7 @@
                 <w:i w:val="0"/>
                 <w:sz w:val="17"/>
               </w:rPr>
-              <w:t>14</w:t>
+              <w:t>17</w:t>
             </w:r>
           </w:p>
         </w:tc>
@@ -3982,274 +4456,6 @@
                 <w:sz w:val="17"/>
               </w:rPr>
               <w:t>一覧の現物で確かめる</w:t>
-            </w:r>
-          </w:p>
-        </w:tc>
-        <w:tc>
-          <w:tcPr>
-            <w:tcW w:type="dxa" w:w="1247"/>
-            <w:vAlign w:val="center"/>
-          </w:tcPr>
-          <w:p>
-            <w:pPr>
-              <w:spacing w:before="20" w:after="20"/>
-            </w:pPr>
-            <w:r>
-              <w:rPr>
-                <w:rFonts w:ascii="游ゴシック" w:hAnsi="游ゴシック" w:eastAsia="游ゴシック"/>
-                <w:b w:val="0"/>
-                <w:i w:val="0"/>
-                <w:sz w:val="17"/>
-              </w:rPr>
-              <w:t>素案の確定まで</w:t>
-            </w:r>
-          </w:p>
-        </w:tc>
-      </w:tr>
-      <w:tr>
-        <w:tc>
-          <w:tcPr>
-            <w:tcW w:type="dxa" w:w="567"/>
-            <w:vAlign w:val="center"/>
-          </w:tcPr>
-          <w:p>
-            <w:pPr>
-              <w:keepNext/>
-              <w:spacing w:before="20" w:after="20"/>
-            </w:pPr>
-            <w:r>
-              <w:rPr>
-                <w:rFonts w:ascii="游ゴシック" w:hAnsi="游ゴシック" w:eastAsia="游ゴシック"/>
-                <w:b w:val="0"/>
-                <w:i w:val="0"/>
-                <w:sz w:val="17"/>
-              </w:rPr>
-              <w:t>15</w:t>
-            </w:r>
-          </w:p>
-        </w:tc>
-        <w:tc>
-          <w:tcPr>
-            <w:tcW w:type="dxa" w:w="2494"/>
-            <w:vAlign w:val="center"/>
-          </w:tcPr>
-          <w:p>
-            <w:pPr>
-              <w:keepNext/>
-              <w:spacing w:before="20" w:after="20"/>
-            </w:pPr>
-            <w:r>
-              <w:rPr>
-                <w:rFonts w:ascii="游ゴシック" w:hAnsi="游ゴシック" w:eastAsia="游ゴシック"/>
-                <w:b w:val="0"/>
-                <w:i w:val="0"/>
-                <w:sz w:val="17"/>
-              </w:rPr>
-              <w:t>県計画 図表12−2−9 の介護施設定員の分類の取り方</w:t>
-            </w:r>
-          </w:p>
-        </w:tc>
-        <w:tc>
-          <w:tcPr>
-            <w:tcW w:type="dxa" w:w="794"/>
-            <w:vAlign w:val="center"/>
-          </w:tcPr>
-          <w:p>
-            <w:pPr>
-              <w:keepNext/>
-              <w:spacing w:before="20" w:after="20"/>
-            </w:pPr>
-            <w:r>
-              <w:rPr>
-                <w:rFonts w:ascii="游ゴシック" w:hAnsi="游ゴシック" w:eastAsia="游ゴシック"/>
-                <w:b w:val="0"/>
-                <w:i w:val="0"/>
-                <w:sz w:val="17"/>
-              </w:rPr>
-              <w:t>記述</w:t>
-            </w:r>
-          </w:p>
-        </w:tc>
-        <w:tc>
-          <w:tcPr>
-            <w:tcW w:type="dxa" w:w="1020"/>
-            <w:vAlign w:val="center"/>
-          </w:tcPr>
-          <w:p>
-            <w:pPr>
-              <w:keepNext/>
-              <w:spacing w:before="20" w:after="20"/>
-            </w:pPr>
-            <w:r>
-              <w:rPr>
-                <w:rFonts w:ascii="游ゴシック" w:hAnsi="游ゴシック" w:eastAsia="游ゴシック"/>
-                <w:b w:val="0"/>
-                <w:i w:val="0"/>
-                <w:sz w:val="17"/>
-              </w:rPr>
-              <w:t>Ｅ-2の一部</w:t>
-            </w:r>
-          </w:p>
-        </w:tc>
-        <w:tc>
-          <w:tcPr>
-            <w:tcW w:type="dxa" w:w="3628"/>
-            <w:vAlign w:val="center"/>
-          </w:tcPr>
-          <w:p>
-            <w:pPr>
-              <w:keepNext/>
-              <w:spacing w:before="20" w:after="20"/>
-            </w:pPr>
-            <w:r>
-              <w:rPr>
-                <w:rFonts w:ascii="游ゴシック" w:hAnsi="游ゴシック" w:eastAsia="游ゴシック"/>
-                <w:b/>
-                <w:i w:val="0"/>
-                <w:sz w:val="17"/>
-              </w:rPr>
-              <w:t>見える化システムの分類を当方で確かめる。</w:t>
-            </w:r>
-            <w:r>
-              <w:rPr>
-                <w:rFonts w:ascii="游ゴシック" w:hAnsi="游ゴシック" w:eastAsia="游ゴシック"/>
-                <w:b w:val="0"/>
-                <w:i w:val="0"/>
-                <w:sz w:val="17"/>
-              </w:rPr>
-              <w:t>町固有の事実（本町に介護医療院があるか）は番号34に残す</w:t>
-            </w:r>
-          </w:p>
-        </w:tc>
-        <w:tc>
-          <w:tcPr>
-            <w:tcW w:type="dxa" w:w="1247"/>
-            <w:vAlign w:val="center"/>
-          </w:tcPr>
-          <w:p>
-            <w:pPr>
-              <w:keepNext/>
-              <w:spacing w:before="20" w:after="20"/>
-            </w:pPr>
-            <w:r>
-              <w:rPr>
-                <w:rFonts w:ascii="游ゴシック" w:hAnsi="游ゴシック" w:eastAsia="游ゴシック"/>
-                <w:b w:val="0"/>
-                <w:i w:val="0"/>
-                <w:sz w:val="17"/>
-              </w:rPr>
-              <w:t>素案の確定まで</w:t>
-            </w:r>
-          </w:p>
-        </w:tc>
-      </w:tr>
-      <w:tr>
-        <w:tc>
-          <w:tcPr>
-            <w:tcW w:type="dxa" w:w="567"/>
-            <w:vAlign w:val="center"/>
-          </w:tcPr>
-          <w:p>
-            <w:pPr>
-              <w:spacing w:before="20" w:after="20"/>
-            </w:pPr>
-            <w:r>
-              <w:rPr>
-                <w:rFonts w:ascii="游ゴシック" w:hAnsi="游ゴシック" w:eastAsia="游ゴシック"/>
-                <w:b w:val="0"/>
-                <w:i w:val="0"/>
-                <w:sz w:val="17"/>
-              </w:rPr>
-              <w:t>16</w:t>
-            </w:r>
-          </w:p>
-        </w:tc>
-        <w:tc>
-          <w:tcPr>
-            <w:tcW w:type="dxa" w:w="2494"/>
-            <w:vAlign w:val="center"/>
-          </w:tcPr>
-          <w:p>
-            <w:pPr>
-              <w:spacing w:before="20" w:after="20"/>
-            </w:pPr>
-            <w:r>
-              <w:rPr>
-                <w:rFonts w:ascii="游ゴシック" w:hAnsi="游ゴシック" w:eastAsia="游ゴシック"/>
-                <w:b w:val="0"/>
-                <w:i w:val="0"/>
-                <w:sz w:val="17"/>
-              </w:rPr>
-              <w:t>福島県保健医療計画 第8章第9節（過疎・中山間地域の医療）の対象地域</w:t>
-            </w:r>
-          </w:p>
-        </w:tc>
-        <w:tc>
-          <w:tcPr>
-            <w:tcW w:type="dxa" w:w="794"/>
-            <w:vAlign w:val="center"/>
-          </w:tcPr>
-          <w:p>
-            <w:pPr>
-              <w:spacing w:before="20" w:after="20"/>
-            </w:pPr>
-            <w:r>
-              <w:rPr>
-                <w:rFonts w:ascii="游ゴシック" w:hAnsi="游ゴシック" w:eastAsia="游ゴシック"/>
-                <w:b w:val="0"/>
-                <w:i w:val="0"/>
-                <w:sz w:val="17"/>
-              </w:rPr>
-              <w:t>整合</w:t>
-            </w:r>
-          </w:p>
-        </w:tc>
-        <w:tc>
-          <w:tcPr>
-            <w:tcW w:type="dxa" w:w="1020"/>
-            <w:vAlign w:val="center"/>
-          </w:tcPr>
-          <w:p>
-            <w:pPr>
-              <w:spacing w:before="20" w:after="20"/>
-            </w:pPr>
-            <w:r>
-              <w:rPr>
-                <w:rFonts w:ascii="游ゴシック" w:hAnsi="游ゴシック" w:eastAsia="游ゴシック"/>
-                <w:b w:val="0"/>
-                <w:i w:val="0"/>
-                <w:sz w:val="17"/>
-              </w:rPr>
-              <w:t>―</w:t>
-            </w:r>
-          </w:p>
-        </w:tc>
-        <w:tc>
-          <w:tcPr>
-            <w:tcW w:type="dxa" w:w="3628"/>
-            <w:vAlign w:val="center"/>
-          </w:tcPr>
-          <w:p>
-            <w:pPr>
-              <w:spacing w:before="20" w:after="20"/>
-            </w:pPr>
-            <w:r>
-              <w:rPr>
-                <w:rFonts w:ascii="游ゴシック" w:hAnsi="游ゴシック" w:eastAsia="游ゴシック"/>
-                <w:b/>
-                <w:i w:val="0"/>
-                <w:sz w:val="17"/>
-              </w:rPr>
-              <w:t>県計画の現物で確かめる。</w:t>
-            </w:r>
-            <w:r>
-              <w:rPr>
-                <w:rFonts w:ascii="游ゴシック" w:hAnsi="游ゴシック" w:eastAsia="游ゴシック"/>
-                <w:b w:val="0"/>
-                <w:i w:val="0"/>
-                <w:sz w:val="17"/>
-              </w:rPr>
-              <w:t>本町が当たるかは特定地域の論点と同じ構図</w:t>
             </w:r>
           </w:p>
         </w:tc>
@@ -4529,7 +4735,7 @@
                 <w:i w:val="0"/>
                 <w:sz w:val="17"/>
               </w:rPr>
-              <w:t>17</w:t>
+              <w:t>18</w:t>
             </w:r>
           </w:p>
         </w:tc>
@@ -4660,7 +4866,7 @@
                 <w:i w:val="0"/>
                 <w:sz w:val="17"/>
               </w:rPr>
-              <w:t>18</w:t>
+              <w:t>19</w:t>
             </w:r>
           </w:p>
         </w:tc>
@@ -4791,7 +4997,7 @@
                 <w:i w:val="0"/>
                 <w:sz w:val="17"/>
               </w:rPr>
-              <w:t>19</w:t>
+              <w:t>20</w:t>
             </w:r>
           </w:p>
         </w:tc>
@@ -4922,7 +5128,7 @@
                 <w:i w:val="0"/>
                 <w:sz w:val="17"/>
               </w:rPr>
-              <w:t>20</w:t>
+              <w:t>21</w:t>
             </w:r>
           </w:p>
         </w:tc>
@@ -5062,7 +5268,7 @@
                 <w:i w:val="0"/>
                 <w:sz w:val="17"/>
               </w:rPr>
-              <w:t>21</w:t>
+              <w:t>22</w:t>
             </w:r>
           </w:p>
         </w:tc>
@@ -5193,7 +5399,7 @@
                 <w:i w:val="0"/>
                 <w:sz w:val="17"/>
               </w:rPr>
-              <w:t>22</w:t>
+              <w:t>23</w:t>
             </w:r>
           </w:p>
         </w:tc>
@@ -5325,7 +5531,7 @@
                 <w:i w:val="0"/>
                 <w:sz w:val="17"/>
               </w:rPr>
-              <w:t>23</w:t>
+              <w:t>24</w:t>
             </w:r>
           </w:p>
         </w:tc>
@@ -5461,7 +5667,7 @@
                 <w:i w:val="0"/>
                 <w:sz w:val="17"/>
               </w:rPr>
-              <w:t>24</w:t>
+              <w:t>25</w:t>
             </w:r>
           </w:p>
         </w:tc>
@@ -5853,7 +6059,7 @@
                 <w:i w:val="0"/>
                 <w:sz w:val="17"/>
               </w:rPr>
-              <w:t>25</w:t>
+              <w:t>26</w:t>
             </w:r>
           </w:p>
         </w:tc>
@@ -6002,7 +6208,7 @@
                 <w:i w:val="0"/>
                 <w:sz w:val="17"/>
               </w:rPr>
-              <w:t>26</w:t>
+              <w:t>27</w:t>
             </w:r>
           </w:p>
         </w:tc>
@@ -6133,7 +6339,7 @@
                 <w:i w:val="0"/>
                 <w:sz w:val="17"/>
               </w:rPr>
-              <w:t>27</w:t>
+              <w:t>28</w:t>
             </w:r>
           </w:p>
         </w:tc>
@@ -6255,7 +6461,7 @@
                 <w:i w:val="0"/>
                 <w:sz w:val="17"/>
               </w:rPr>
-              <w:t>28</w:t>
+              <w:t>29</w:t>
             </w:r>
           </w:p>
         </w:tc>
@@ -6395,7 +6601,7 @@
                 <w:i w:val="0"/>
                 <w:sz w:val="17"/>
               </w:rPr>
-              <w:t>29</w:t>
+              <w:t>30</w:t>
             </w:r>
           </w:p>
         </w:tc>
@@ -6544,7 +6750,7 @@
                 <w:i w:val="0"/>
                 <w:sz w:val="17"/>
               </w:rPr>
-              <w:t>30</w:t>
+              <w:t>31</w:t>
             </w:r>
           </w:p>
         </w:tc>
@@ -6693,7 +6899,7 @@
                 <w:i w:val="0"/>
                 <w:sz w:val="17"/>
               </w:rPr>
-              <w:t>31</w:t>
+              <w:t>32</w:t>
             </w:r>
           </w:p>
         </w:tc>
@@ -6833,7 +7039,7 @@
                 <w:i w:val="0"/>
                 <w:sz w:val="17"/>
               </w:rPr>
-              <w:t>32</w:t>
+              <w:t>33</w:t>
             </w:r>
           </w:p>
         </w:tc>
@@ -6973,7 +7179,7 @@
                 <w:i w:val="0"/>
                 <w:sz w:val="17"/>
               </w:rPr>
-              <w:t>33</w:t>
+              <w:t>34</w:t>
             </w:r>
           </w:p>
         </w:tc>
@@ -7104,7 +7310,7 @@
                 <w:i w:val="0"/>
                 <w:sz w:val="17"/>
               </w:rPr>
-              <w:t>34</w:t>
+              <w:t>35</w:t>
             </w:r>
           </w:p>
         </w:tc>
@@ -7120,11 +7326,29 @@
             <w:r>
               <w:rPr>
                 <w:rFonts w:ascii="游ゴシック" w:hAnsi="游ゴシック" w:eastAsia="游ゴシック"/>
-                <w:b w:val="0"/>
-                <w:i w:val="0"/>
-                <w:sz w:val="17"/>
-              </w:rPr>
-              <w:t>本町に介護医療院があるか（県計画 図表12−2−9 の記載との関係）</w:t>
+                <w:b/>
+                <w:i w:val="0"/>
+                <w:sz w:val="17"/>
+              </w:rPr>
+              <w:t>振興山村（旧夏井村）の区域が現在のどの大字に当たるか</w:t>
+            </w:r>
+            <w:r>
+              <w:rPr>
+                <w:rFonts w:ascii="游ゴシック" w:hAnsi="游ゴシック" w:eastAsia="游ゴシック"/>
+                <w:b w:val="0"/>
+                <w:i w:val="0"/>
+                <w:sz w:val="17"/>
+              </w:rPr>
+              <w:t>。その区域の事業所と</w:t>
+            </w:r>
+            <w:r>
+              <w:rPr>
+                <w:rFonts w:ascii="游ゴシック" w:hAnsi="游ゴシック" w:eastAsia="游ゴシック"/>
+                <w:b/>
+                <w:i w:val="0"/>
+                <w:sz w:val="17"/>
+              </w:rPr>
+              <w:t>特別地域加算の算定実績</w:t>
             </w:r>
           </w:p>
         </w:tc>
@@ -7144,7 +7368,7 @@
                 <w:i w:val="0"/>
                 <w:sz w:val="17"/>
               </w:rPr>
-              <w:t>記述</w:t>
+              <w:t>特定地域</w:t>
             </w:r>
           </w:p>
         </w:tc>
@@ -7164,7 +7388,7 @@
                 <w:i w:val="0"/>
                 <w:sz w:val="17"/>
               </w:rPr>
-              <w:t>Ｅ-2</w:t>
+              <w:t>Ｈ-6・Ａ-9</w:t>
             </w:r>
           </w:p>
         </w:tc>
@@ -7180,20 +7404,11 @@
             <w:r>
               <w:rPr>
                 <w:rFonts w:ascii="游ゴシック" w:hAnsi="游ゴシック" w:eastAsia="游ゴシック"/>
-                <w:b w:val="0"/>
-                <w:i w:val="0"/>
-                <w:sz w:val="17"/>
-              </w:rPr>
-              <w:t>県の表に本町の介護医療院58人とあり、素案の地域密着型介護老人福祉施設58人と同じ数字。</w:t>
-            </w:r>
-            <w:r>
-              <w:rPr>
-                <w:rFonts w:ascii="游ゴシック" w:hAnsi="游ゴシック" w:eastAsia="游ゴシック"/>
                 <w:b/>
                 <w:i w:val="0"/>
                 <w:sz w:val="17"/>
               </w:rPr>
-              <w:t>どちらが誤りとも断定しない</w:t>
+              <w:t>昭和25年2月1日時点の市町村境界が基準のため、町でなければ分からない</w:t>
             </w:r>
           </w:p>
         </w:tc>
@@ -7235,7 +7450,7 @@
                 <w:i w:val="0"/>
                 <w:sz w:val="17"/>
               </w:rPr>
-              <w:t>35</w:t>
+              <w:t>36</w:t>
             </w:r>
           </w:p>
         </w:tc>
@@ -7255,17 +7470,59 @@
                 <w:i w:val="0"/>
                 <w:sz w:val="17"/>
               </w:rPr>
-              <w:t>振興山村（旧夏井村）の区域が現在のどの大字に当たるか</w:t>
-            </w:r>
-            <w:r>
-              <w:rPr>
-                <w:rFonts w:ascii="游ゴシック" w:hAnsi="游ゴシック" w:eastAsia="游ゴシック"/>
-                <w:b w:val="0"/>
-                <w:i w:val="0"/>
-                <w:sz w:val="17"/>
-              </w:rPr>
-              <w:t>。その区域の事業所と</w:t>
-            </w:r>
+              <w:t>特定地域の指定についての町の意向</w:t>
+            </w:r>
+          </w:p>
+        </w:tc>
+        <w:tc>
+          <w:tcPr>
+            <w:tcW w:type="dxa" w:w="794"/>
+            <w:vAlign w:val="center"/>
+          </w:tcPr>
+          <w:p>
+            <w:pPr>
+              <w:spacing w:before="20" w:after="20"/>
+            </w:pPr>
+            <w:r>
+              <w:rPr>
+                <w:rFonts w:ascii="游ゴシック" w:hAnsi="游ゴシック" w:eastAsia="游ゴシック"/>
+                <w:b w:val="0"/>
+                <w:i w:val="0"/>
+                <w:sz w:val="17"/>
+              </w:rPr>
+              <w:t>特定地域</w:t>
+            </w:r>
+          </w:p>
+        </w:tc>
+        <w:tc>
+          <w:tcPr>
+            <w:tcW w:type="dxa" w:w="1020"/>
+            <w:vAlign w:val="center"/>
+          </w:tcPr>
+          <w:p>
+            <w:pPr>
+              <w:spacing w:before="20" w:after="20"/>
+            </w:pPr>
+            <w:r>
+              <w:rPr>
+                <w:rFonts w:ascii="游ゴシック" w:hAnsi="游ゴシック" w:eastAsia="游ゴシック"/>
+                <w:b w:val="0"/>
+                <w:i w:val="0"/>
+                <w:sz w:val="17"/>
+              </w:rPr>
+              <w:t>Ｂ-4</w:t>
+            </w:r>
+          </w:p>
+        </w:tc>
+        <w:tc>
+          <w:tcPr>
+            <w:tcW w:type="dxa" w:w="3628"/>
+            <w:vAlign w:val="center"/>
+          </w:tcPr>
+          <w:p>
+            <w:pPr>
+              <w:spacing w:before="20" w:after="20"/>
+            </w:pPr>
             <w:r>
               <w:rPr>
                 <w:rFonts w:ascii="游ゴシック" w:hAnsi="游ゴシック" w:eastAsia="游ゴシック"/>
@@ -7273,67 +7530,16 @@
                 <w:i w:val="0"/>
                 <w:sz w:val="17"/>
               </w:rPr>
-              <w:t>特別地域加算の算定実績</w:t>
-            </w:r>
-          </w:p>
-        </w:tc>
-        <w:tc>
-          <w:tcPr>
-            <w:tcW w:type="dxa" w:w="794"/>
-            <w:vAlign w:val="center"/>
-          </w:tcPr>
-          <w:p>
-            <w:pPr>
-              <w:spacing w:before="20" w:after="20"/>
-            </w:pPr>
-            <w:r>
-              <w:rPr>
-                <w:rFonts w:ascii="游ゴシック" w:hAnsi="游ゴシック" w:eastAsia="游ゴシック"/>
-                <w:b w:val="0"/>
-                <w:i w:val="0"/>
-                <w:sz w:val="17"/>
-              </w:rPr>
-              <w:t>特定地域</w:t>
-            </w:r>
-          </w:p>
-        </w:tc>
-        <w:tc>
-          <w:tcPr>
-            <w:tcW w:type="dxa" w:w="1020"/>
-            <w:vAlign w:val="center"/>
-          </w:tcPr>
-          <w:p>
-            <w:pPr>
-              <w:spacing w:before="20" w:after="20"/>
-            </w:pPr>
-            <w:r>
-              <w:rPr>
-                <w:rFonts w:ascii="游ゴシック" w:hAnsi="游ゴシック" w:eastAsia="游ゴシック"/>
-                <w:b w:val="0"/>
-                <w:i w:val="0"/>
-                <w:sz w:val="17"/>
-              </w:rPr>
-              <w:t>Ｈ-6・Ａ-9</w:t>
-            </w:r>
-          </w:p>
-        </w:tc>
-        <w:tc>
-          <w:tcPr>
-            <w:tcW w:type="dxa" w:w="3628"/>
-            <w:vAlign w:val="center"/>
-          </w:tcPr>
-          <w:p>
-            <w:pPr>
-              <w:spacing w:before="20" w:after="20"/>
-            </w:pPr>
-            <w:r>
-              <w:rPr>
-                <w:rFonts w:ascii="游ゴシック" w:hAnsi="游ゴシック" w:eastAsia="游ゴシック"/>
-                <w:b/>
-                <w:i w:val="0"/>
-                <w:sz w:val="17"/>
-              </w:rPr>
-              <w:t>昭和25年2月1日時点の市町村境界が基準のため、町でなければ分からない</w:t>
+              <w:t>手続は市町村が要否を検討し、その意向を踏まえて県が定める。</w:t>
+            </w:r>
+            <w:r>
+              <w:rPr>
+                <w:rFonts w:ascii="游ゴシック" w:hAnsi="游ゴシック" w:eastAsia="游ゴシック"/>
+                <w:b w:val="0"/>
+                <w:i w:val="0"/>
+                <w:sz w:val="17"/>
+              </w:rPr>
+              <w:t>県からの照会を待ってからでは間に合わない</w:t>
             </w:r>
           </w:p>
         </w:tc>
@@ -7375,7 +7581,7 @@
                 <w:i w:val="0"/>
                 <w:sz w:val="17"/>
               </w:rPr>
-              <w:t>36</w:t>
+              <w:t>37</w:t>
             </w:r>
           </w:p>
         </w:tc>
@@ -7395,7 +7601,7 @@
                 <w:i w:val="0"/>
                 <w:sz w:val="17"/>
               </w:rPr>
-              <w:t>特定地域の指定についての町の意向</w:t>
+              <w:t>認知症の人及びその家族等の意見を聴く方法</w:t>
             </w:r>
           </w:p>
         </w:tc>
@@ -7415,7 +7621,7 @@
                 <w:i w:val="0"/>
                 <w:sz w:val="17"/>
               </w:rPr>
-              <w:t>特定地域</w:t>
+              <w:t>手続</w:t>
             </w:r>
           </w:p>
         </w:tc>
@@ -7435,7 +7641,7 @@
                 <w:i w:val="0"/>
                 <w:sz w:val="17"/>
               </w:rPr>
-              <w:t>Ｂ-4</w:t>
+              <w:t>Ｂ-3</w:t>
             </w:r>
           </w:p>
         </w:tc>
@@ -7455,16 +7661,7 @@
                 <w:i w:val="0"/>
                 <w:sz w:val="17"/>
               </w:rPr>
-              <w:t>手続は市町村が要否を検討し、その意向を踏まえて県が定める。</w:t>
-            </w:r>
-            <w:r>
-              <w:rPr>
-                <w:rFonts w:ascii="游ゴシック" w:hAnsi="游ゴシック" w:eastAsia="游ゴシック"/>
-                <w:b w:val="0"/>
-                <w:i w:val="0"/>
-                <w:sz w:val="17"/>
-              </w:rPr>
-              <w:t>県からの照会を待ってからでは間に合わない</w:t>
+              <w:t>認知症基本法第13条第3項が準用する第12条第3項の努力義務</w:t>
             </w:r>
           </w:p>
         </w:tc>
@@ -7506,7 +7703,7 @@
                 <w:i w:val="0"/>
                 <w:sz w:val="17"/>
               </w:rPr>
-              <w:t>37</w:t>
+              <w:t>38</w:t>
             </w:r>
           </w:p>
         </w:tc>
@@ -7526,7 +7723,16 @@
                 <w:i w:val="0"/>
                 <w:sz w:val="17"/>
               </w:rPr>
-              <w:t>認知症の人及びその家族等の意見を聴く方法</w:t>
+              <w:t>4つの場面の目指すべき姿</w:t>
+            </w:r>
+            <w:r>
+              <w:rPr>
+                <w:rFonts w:ascii="游ゴシック" w:hAnsi="游ゴシック" w:eastAsia="游ゴシック"/>
+                <w:b w:val="0"/>
+                <w:i w:val="0"/>
+                <w:sz w:val="17"/>
+              </w:rPr>
+              <w:t>（退院支援・日常の療養支援・急変時の対応・看取り）</w:t>
             </w:r>
           </w:p>
         </w:tc>
@@ -7546,7 +7752,7 @@
                 <w:i w:val="0"/>
                 <w:sz w:val="17"/>
               </w:rPr>
-              <w:t>手続</w:t>
+              <w:t>施策</w:t>
             </w:r>
           </w:p>
         </w:tc>
@@ -7566,7 +7772,7 @@
                 <w:i w:val="0"/>
                 <w:sz w:val="17"/>
               </w:rPr>
-              <w:t>Ｂ-3</w:t>
+              <w:t>Ｂ-5・Ｅ-4</w:t>
             </w:r>
           </w:p>
         </w:tc>
@@ -7586,7 +7792,25 @@
                 <w:i w:val="0"/>
                 <w:sz w:val="17"/>
               </w:rPr>
-              <w:t>認知症基本法第13条第3項が準用する第12条第3項の努力義務</w:t>
+              <w:t>交付金 評価指標 目標Ⅲ−（ⅰ）−1が設定を求めている。</w:t>
+            </w:r>
+            <w:r>
+              <w:rPr>
+                <w:rFonts w:ascii="游ゴシック" w:hAnsi="游ゴシック" w:eastAsia="游ゴシック"/>
+                <w:b/>
+                <w:i w:val="0"/>
+                <w:sz w:val="17"/>
+              </w:rPr>
+              <w:t>県保健医療計画 第8章第12節が手がかりになる</w:t>
+            </w:r>
+            <w:r>
+              <w:rPr>
+                <w:rFonts w:ascii="游ゴシック" w:hAnsi="游ゴシック" w:eastAsia="游ゴシック"/>
+                <w:b w:val="0"/>
+                <w:i w:val="0"/>
+                <w:sz w:val="17"/>
+              </w:rPr>
+              <w:t>（急変時の消防、看取りのＡＣＰ）</w:t>
             </w:r>
           </w:p>
         </w:tc>
@@ -7602,11 +7826,11 @@
             <w:r>
               <w:rPr>
                 <w:rFonts w:ascii="游ゴシック" w:hAnsi="游ゴシック" w:eastAsia="游ゴシック"/>
-                <w:b w:val="0"/>
-                <w:i w:val="0"/>
-                <w:sz w:val="17"/>
-              </w:rPr>
-              <w:t>素案の確定まで</w:t>
+                <w:b/>
+                <w:i w:val="0"/>
+                <w:sz w:val="17"/>
+              </w:rPr>
+              <w:t>11月6日まで</w:t>
             </w:r>
           </w:p>
         </w:tc>
@@ -7628,7 +7852,7 @@
                 <w:i w:val="0"/>
                 <w:sz w:val="17"/>
               </w:rPr>
-              <w:t>38</w:t>
+              <w:t>39</w:t>
             </w:r>
           </w:p>
         </w:tc>
@@ -7648,16 +7872,7 @@
                 <w:i w:val="0"/>
                 <w:sz w:val="17"/>
               </w:rPr>
-              <w:t>4つの場面の目指すべき姿</w:t>
-            </w:r>
-            <w:r>
-              <w:rPr>
-                <w:rFonts w:ascii="游ゴシック" w:hAnsi="游ゴシック" w:eastAsia="游ゴシック"/>
-                <w:b w:val="0"/>
-                <w:i w:val="0"/>
-                <w:sz w:val="17"/>
-              </w:rPr>
-              <w:t>（退院支援・日常の療養支援・急変時の対応・看取り）</w:t>
+              <w:t>支援協議会（自立支援協議会）・支援会議の設置の有無</w:t>
             </w:r>
           </w:p>
         </w:tc>
@@ -7677,7 +7892,7 @@
                 <w:i w:val="0"/>
                 <w:sz w:val="17"/>
               </w:rPr>
-              <w:t>施策</w:t>
+              <w:t>手続</w:t>
             </w:r>
           </w:p>
         </w:tc>
@@ -7697,7 +7912,7 @@
                 <w:i w:val="0"/>
                 <w:sz w:val="17"/>
               </w:rPr>
-              <w:t>Ｂ-5・Ｅ-4</w:t>
+              <w:t>Ｈ-5</w:t>
             </w:r>
           </w:p>
         </w:tc>
@@ -7717,8 +7932,28 @@
                 <w:i w:val="0"/>
                 <w:sz w:val="17"/>
               </w:rPr>
-              <w:t>交付金 評価指標 目標Ⅲ−（ⅰ）−1が設定を求めている。</w:t>
-            </w:r>
+              <w:t>計画の策定手続そのもの。</w:t>
+            </w:r>
+            <w:r>
+              <w:rPr>
+                <w:rFonts w:ascii="游ゴシック" w:hAnsi="游ゴシック" w:eastAsia="游ゴシック"/>
+                <w:b w:val="0"/>
+                <w:i w:val="0"/>
+                <w:sz w:val="17"/>
+              </w:rPr>
+              <w:t>設置していれば策定・変更にあたり意見を聴くよう努めなければならない</w:t>
+            </w:r>
+          </w:p>
+        </w:tc>
+        <w:tc>
+          <w:tcPr>
+            <w:tcW w:type="dxa" w:w="1247"/>
+            <w:vAlign w:val="center"/>
+          </w:tcPr>
+          <w:p>
+            <w:pPr>
+              <w:spacing w:before="20" w:after="20"/>
+            </w:pPr>
             <w:r>
               <w:rPr>
                 <w:rFonts w:ascii="游ゴシック" w:hAnsi="游ゴシック" w:eastAsia="游ゴシック"/>
@@ -7726,36 +7961,7 @@
                 <w:i w:val="0"/>
                 <w:sz w:val="17"/>
               </w:rPr>
-              <w:t>県保健医療計画 第8章第12節が手がかりになる</w:t>
-            </w:r>
-            <w:r>
-              <w:rPr>
-                <w:rFonts w:ascii="游ゴシック" w:hAnsi="游ゴシック" w:eastAsia="游ゴシック"/>
-                <w:b w:val="0"/>
-                <w:i w:val="0"/>
-                <w:sz w:val="17"/>
-              </w:rPr>
-              <w:t>（急変時の消防、看取りのＡＣＰ）</w:t>
-            </w:r>
-          </w:p>
-        </w:tc>
-        <w:tc>
-          <w:tcPr>
-            <w:tcW w:type="dxa" w:w="1247"/>
-            <w:vAlign w:val="center"/>
-          </w:tcPr>
-          <w:p>
-            <w:pPr>
-              <w:spacing w:before="20" w:after="20"/>
-            </w:pPr>
-            <w:r>
-              <w:rPr>
-                <w:rFonts w:ascii="游ゴシック" w:hAnsi="游ゴシック" w:eastAsia="游ゴシック"/>
-                <w:b/>
-                <w:i w:val="0"/>
-                <w:sz w:val="17"/>
-              </w:rPr>
-              <w:t>11月6日まで</w:t>
+              <w:t>10月28日まで</w:t>
             </w:r>
           </w:p>
         </w:tc>
@@ -7777,7 +7983,7 @@
                 <w:i w:val="0"/>
                 <w:sz w:val="17"/>
               </w:rPr>
-              <w:t>39</w:t>
+              <w:t>40</w:t>
             </w:r>
           </w:p>
         </w:tc>
@@ -7793,80 +7999,71 @@
             <w:r>
               <w:rPr>
                 <w:rFonts w:ascii="游ゴシック" w:hAnsi="游ゴシック" w:eastAsia="游ゴシック"/>
+                <w:b w:val="0"/>
+                <w:i w:val="0"/>
+                <w:sz w:val="17"/>
+              </w:rPr>
+              <w:t>認知症初期集中支援推進事業の実施体制</w:t>
+            </w:r>
+          </w:p>
+        </w:tc>
+        <w:tc>
+          <w:tcPr>
+            <w:tcW w:type="dxa" w:w="794"/>
+            <w:vAlign w:val="center"/>
+          </w:tcPr>
+          <w:p>
+            <w:pPr>
+              <w:spacing w:before="20" w:after="20"/>
+            </w:pPr>
+            <w:r>
+              <w:rPr>
+                <w:rFonts w:ascii="游ゴシック" w:hAnsi="游ゴシック" w:eastAsia="游ゴシック"/>
+                <w:b w:val="0"/>
+                <w:i w:val="0"/>
+                <w:sz w:val="17"/>
+              </w:rPr>
+              <w:t>施策</w:t>
+            </w:r>
+          </w:p>
+        </w:tc>
+        <w:tc>
+          <w:tcPr>
+            <w:tcW w:type="dxa" w:w="1020"/>
+            <w:vAlign w:val="center"/>
+          </w:tcPr>
+          <w:p>
+            <w:pPr>
+              <w:spacing w:before="20" w:after="20"/>
+            </w:pPr>
+            <w:r>
+              <w:rPr>
+                <w:rFonts w:ascii="游ゴシック" w:hAnsi="游ゴシック" w:eastAsia="游ゴシック"/>
+                <w:b w:val="0"/>
+                <w:i w:val="0"/>
+                <w:sz w:val="17"/>
+              </w:rPr>
+              <w:t>Ａ-6</w:t>
+            </w:r>
+          </w:p>
+        </w:tc>
+        <w:tc>
+          <w:tcPr>
+            <w:tcW w:type="dxa" w:w="3628"/>
+            <w:vAlign w:val="center"/>
+          </w:tcPr>
+          <w:p>
+            <w:pPr>
+              <w:spacing w:before="20" w:after="20"/>
+            </w:pPr>
+            <w:r>
+              <w:rPr>
+                <w:rFonts w:ascii="游ゴシック" w:hAnsi="游ゴシック" w:eastAsia="游ゴシック"/>
                 <w:b/>
                 <w:i w:val="0"/>
                 <w:sz w:val="17"/>
               </w:rPr>
-              <w:t>支援協議会（自立支援協議会）・支援会議の設置の有無</w:t>
-            </w:r>
-          </w:p>
-        </w:tc>
-        <w:tc>
-          <w:tcPr>
-            <w:tcW w:type="dxa" w:w="794"/>
-            <w:vAlign w:val="center"/>
-          </w:tcPr>
-          <w:p>
-            <w:pPr>
-              <w:spacing w:before="20" w:after="20"/>
-            </w:pPr>
-            <w:r>
-              <w:rPr>
-                <w:rFonts w:ascii="游ゴシック" w:hAnsi="游ゴシック" w:eastAsia="游ゴシック"/>
-                <w:b w:val="0"/>
-                <w:i w:val="0"/>
-                <w:sz w:val="17"/>
-              </w:rPr>
-              <w:t>手続</w:t>
-            </w:r>
-          </w:p>
-        </w:tc>
-        <w:tc>
-          <w:tcPr>
-            <w:tcW w:type="dxa" w:w="1020"/>
-            <w:vAlign w:val="center"/>
-          </w:tcPr>
-          <w:p>
-            <w:pPr>
-              <w:spacing w:before="20" w:after="20"/>
-            </w:pPr>
-            <w:r>
-              <w:rPr>
-                <w:rFonts w:ascii="游ゴシック" w:hAnsi="游ゴシック" w:eastAsia="游ゴシック"/>
-                <w:b w:val="0"/>
-                <w:i w:val="0"/>
-                <w:sz w:val="17"/>
-              </w:rPr>
-              <w:t>Ｈ-5</w:t>
-            </w:r>
-          </w:p>
-        </w:tc>
-        <w:tc>
-          <w:tcPr>
-            <w:tcW w:type="dxa" w:w="3628"/>
-            <w:vAlign w:val="center"/>
-          </w:tcPr>
-          <w:p>
-            <w:pPr>
-              <w:spacing w:before="20" w:after="20"/>
-            </w:pPr>
-            <w:r>
-              <w:rPr>
-                <w:rFonts w:ascii="游ゴシック" w:hAnsi="游ゴシック" w:eastAsia="游ゴシック"/>
-                <w:b/>
-                <w:i w:val="0"/>
-                <w:sz w:val="17"/>
-              </w:rPr>
-              <w:t>計画の策定手続そのもの。</w:t>
-            </w:r>
-            <w:r>
-              <w:rPr>
-                <w:rFonts w:ascii="游ゴシック" w:hAnsi="游ゴシック" w:eastAsia="游ゴシック"/>
-                <w:b w:val="0"/>
-                <w:i w:val="0"/>
-                <w:sz w:val="17"/>
-              </w:rPr>
-              <w:t>設置していれば策定・変更にあたり意見を聴くよう努めなければならない</w:t>
+              <w:t>交付金実績報告では令和6・7年度とも0円</w:t>
             </w:r>
           </w:p>
         </w:tc>
@@ -7882,11 +8079,11 @@
             <w:r>
               <w:rPr>
                 <w:rFonts w:ascii="游ゴシック" w:hAnsi="游ゴシック" w:eastAsia="游ゴシック"/>
-                <w:b/>
-                <w:i w:val="0"/>
-                <w:sz w:val="17"/>
-              </w:rPr>
-              <w:t>10月28日まで</w:t>
+                <w:b w:val="0"/>
+                <w:i w:val="0"/>
+                <w:sz w:val="17"/>
+              </w:rPr>
+              <w:t>素案の確定まで</w:t>
             </w:r>
           </w:p>
         </w:tc>
@@ -7908,7 +8105,7 @@
                 <w:i w:val="0"/>
                 <w:sz w:val="17"/>
               </w:rPr>
-              <w:t>40</w:t>
+              <w:t>41</w:t>
             </w:r>
           </w:p>
         </w:tc>
@@ -7928,7 +8125,7 @@
                 <w:i w:val="0"/>
                 <w:sz w:val="17"/>
               </w:rPr>
-              <w:t>認知症初期集中支援推進事業の実施体制</w:t>
+              <w:t>地域密着型通所介護の実績が0になった理由</w:t>
             </w:r>
           </w:p>
         </w:tc>
@@ -7948,7 +8145,7 @@
                 <w:i w:val="0"/>
                 <w:sz w:val="17"/>
               </w:rPr>
-              <w:t>施策</w:t>
+              <w:t>記述</w:t>
             </w:r>
           </w:p>
         </w:tc>
@@ -7968,7 +8165,7 @@
                 <w:i w:val="0"/>
                 <w:sz w:val="17"/>
               </w:rPr>
-              <w:t>Ａ-6</w:t>
+              <w:t>Ａ-8</w:t>
             </w:r>
           </w:p>
         </w:tc>
@@ -7984,11 +8181,20 @@
             <w:r>
               <w:rPr>
                 <w:rFonts w:ascii="游ゴシック" w:hAnsi="游ゴシック" w:eastAsia="游ゴシック"/>
+                <w:b w:val="0"/>
+                <w:i w:val="0"/>
+                <w:sz w:val="17"/>
+              </w:rPr>
+              <w:t>令和3年度14件→令和6・7年度0件。</w:t>
+            </w:r>
+            <w:r>
+              <w:rPr>
+                <w:rFonts w:ascii="游ゴシック" w:hAnsi="游ゴシック" w:eastAsia="游ゴシック"/>
                 <w:b/>
                 <w:i w:val="0"/>
                 <w:sz w:val="17"/>
               </w:rPr>
-              <w:t>交付金実績報告では令和6・7年度とも0円</w:t>
+              <w:t>事業所の休廃止か、利用が他に移ったか</w:t>
             </w:r>
           </w:p>
         </w:tc>
@@ -8030,7 +8236,7 @@
                 <w:i w:val="0"/>
                 <w:sz w:val="17"/>
               </w:rPr>
-              <w:t>41</w:t>
+              <w:t>42</w:t>
             </w:r>
           </w:p>
         </w:tc>
@@ -8050,7 +8256,7 @@
                 <w:i w:val="0"/>
                 <w:sz w:val="17"/>
               </w:rPr>
-              <w:t>地域密着型通所介護の実績が0になった理由</w:t>
+              <w:t>要介護認定の適正化の内容（認定調査の委託の有無と点検件数）</w:t>
             </w:r>
           </w:p>
         </w:tc>
@@ -8070,7 +8276,7 @@
                 <w:i w:val="0"/>
                 <w:sz w:val="17"/>
               </w:rPr>
-              <w:t>記述</w:t>
+              <w:t>交付金</w:t>
             </w:r>
           </w:p>
         </w:tc>
@@ -8090,7 +8296,7 @@
                 <w:i w:val="0"/>
                 <w:sz w:val="17"/>
               </w:rPr>
-              <w:t>Ａ-8</w:t>
+              <w:t>Ａ-10</w:t>
             </w:r>
           </w:p>
         </w:tc>
@@ -8110,16 +8316,7 @@
                 <w:i w:val="0"/>
                 <w:sz w:val="17"/>
               </w:rPr>
-              <w:t>令和3年度14件→令和6・7年度0件。</w:t>
-            </w:r>
-            <w:r>
-              <w:rPr>
-                <w:rFonts w:ascii="游ゴシック" w:hAnsi="游ゴシック" w:eastAsia="游ゴシック"/>
-                <w:b/>
-                <w:i w:val="0"/>
-                <w:sz w:val="17"/>
-              </w:rPr>
-              <w:t>事業所の休廃止か、利用が他に移ったか</w:t>
+              <w:t>交付金の得点</w:t>
             </w:r>
           </w:p>
         </w:tc>
@@ -8161,7 +8358,7 @@
                 <w:i w:val="0"/>
                 <w:sz w:val="17"/>
               </w:rPr>
-              <w:t>42</w:t>
+              <w:t>43</w:t>
             </w:r>
           </w:p>
         </w:tc>
@@ -8181,7 +8378,7 @@
                 <w:i w:val="0"/>
                 <w:sz w:val="17"/>
               </w:rPr>
-              <w:t>要介護認定の適正化の内容（認定調査の委託の有無と点検件数）</w:t>
+              <w:t>町の面積と町営バス・デマンド型交通の運行状況</w:t>
             </w:r>
           </w:p>
         </w:tc>
@@ -8201,7 +8398,7 @@
                 <w:i w:val="0"/>
                 <w:sz w:val="17"/>
               </w:rPr>
-              <w:t>交付金</w:t>
+              <w:t>記述</w:t>
             </w:r>
           </w:p>
         </w:tc>
@@ -8221,7 +8418,7 @@
                 <w:i w:val="0"/>
                 <w:sz w:val="17"/>
               </w:rPr>
-              <w:t>Ａ-10</w:t>
+              <w:t>Ａ-11</w:t>
             </w:r>
           </w:p>
         </w:tc>
@@ -8241,7 +8438,16 @@
                 <w:i w:val="0"/>
                 <w:sz w:val="17"/>
               </w:rPr>
-              <w:t>交付金の得点</w:t>
+              <w:t>第1章5（日常生活圏域）。</w:t>
+            </w:r>
+            <w:r>
+              <w:rPr>
+                <w:rFonts w:ascii="游ゴシック" w:hAnsi="游ゴシック" w:eastAsia="游ゴシック"/>
+                <w:b/>
+                <w:i w:val="0"/>
+                <w:sz w:val="17"/>
+              </w:rPr>
+              <w:t>特定地域の指標「75歳以上人口密度」の分母にもなる</w:t>
             </w:r>
           </w:p>
         </w:tc>
@@ -8261,7 +8467,7 @@
                 <w:i w:val="0"/>
                 <w:sz w:val="17"/>
               </w:rPr>
-              <w:t>素案の確定まで</w:t>
+              <w:t>校了まで</w:t>
             </w:r>
           </w:p>
         </w:tc>
@@ -8283,7 +8489,7 @@
                 <w:i w:val="0"/>
                 <w:sz w:val="17"/>
               </w:rPr>
-              <w:t>43</w:t>
+              <w:t>44</w:t>
             </w:r>
           </w:p>
         </w:tc>
@@ -8303,7 +8509,7 @@
                 <w:i w:val="0"/>
                 <w:sz w:val="17"/>
               </w:rPr>
-              <w:t>町の面積と町営バス・デマンド型交通の運行状況</w:t>
+              <w:t>社会福祉法人等による利用者負担軽減の実績</w:t>
             </w:r>
           </w:p>
         </w:tc>
@@ -8343,7 +8549,7 @@
                 <w:i w:val="0"/>
                 <w:sz w:val="17"/>
               </w:rPr>
-              <w:t>Ａ-11</w:t>
+              <w:t>Ａ-12</w:t>
             </w:r>
           </w:p>
         </w:tc>
@@ -8359,20 +8565,11 @@
             <w:r>
               <w:rPr>
                 <w:rFonts w:ascii="游ゴシック" w:hAnsi="游ゴシック" w:eastAsia="游ゴシック"/>
-                <w:b w:val="0"/>
-                <w:i w:val="0"/>
-                <w:sz w:val="17"/>
-              </w:rPr>
-              <w:t>第1章5（日常生活圏域）。</w:t>
-            </w:r>
-            <w:r>
-              <w:rPr>
-                <w:rFonts w:ascii="游ゴシック" w:hAnsi="游ゴシック" w:eastAsia="游ゴシック"/>
                 <w:b/>
                 <w:i w:val="0"/>
                 <w:sz w:val="17"/>
               </w:rPr>
-              <w:t>特定地域の指標「75歳以上人口密度」の分母にもなる</w:t>
+              <w:t>高額介護サービス費と負担限度額認定は年報で取れたため、残りはこれだけ</w:t>
             </w:r>
           </w:p>
         </w:tc>
@@ -8414,7 +8611,7 @@
                 <w:i w:val="0"/>
                 <w:sz w:val="17"/>
               </w:rPr>
-              <w:t>44</w:t>
+              <w:t>45</w:t>
             </w:r>
           </w:p>
         </w:tc>
@@ -8434,7 +8631,7 @@
                 <w:i w:val="0"/>
                 <w:sz w:val="17"/>
               </w:rPr>
-              <w:t>社会福祉法人等による利用者負担軽減の実績</w:t>
+              <w:t>介護用品給付券等の町単独事業の財源科目と補助対象の可否</w:t>
             </w:r>
           </w:p>
         </w:tc>
@@ -8474,7 +8671,7 @@
                 <w:i w:val="0"/>
                 <w:sz w:val="17"/>
               </w:rPr>
-              <w:t>Ａ-12</w:t>
+              <w:t>Ａ-13</w:t>
             </w:r>
           </w:p>
         </w:tc>
@@ -8490,11 +8687,11 @@
             <w:r>
               <w:rPr>
                 <w:rFonts w:ascii="游ゴシック" w:hAnsi="游ゴシック" w:eastAsia="游ゴシック"/>
-                <w:b/>
-                <w:i w:val="0"/>
-                <w:sz w:val="17"/>
-              </w:rPr>
-              <w:t>高額介護サービス費と負担限度額認定は年報で取れたため、残りはこれだけ</w:t>
+                <w:b w:val="0"/>
+                <w:i w:val="0"/>
+                <w:sz w:val="17"/>
+              </w:rPr>
+              <w:t>第5章 基本目標2（家族介護支援）</w:t>
             </w:r>
           </w:p>
         </w:tc>
@@ -8536,7 +8733,7 @@
                 <w:i w:val="0"/>
                 <w:sz w:val="17"/>
               </w:rPr>
-              <w:t>45</w:t>
+              <w:t>46</w:t>
             </w:r>
           </w:p>
         </w:tc>
@@ -8556,7 +8753,7 @@
                 <w:i w:val="0"/>
                 <w:sz w:val="17"/>
               </w:rPr>
-              <w:t>介護用品給付券等の町単独事業の財源科目と補助対象の可否</w:t>
+              <w:t>若年性認知症（65歳未満）の町内の把握状況</w:t>
             </w:r>
           </w:p>
         </w:tc>
@@ -8576,7 +8773,7 @@
                 <w:i w:val="0"/>
                 <w:sz w:val="17"/>
               </w:rPr>
-              <w:t>記述</w:t>
+              <w:t>施策</w:t>
             </w:r>
           </w:p>
         </w:tc>
@@ -8596,7 +8793,7 @@
                 <w:i w:val="0"/>
                 <w:sz w:val="17"/>
               </w:rPr>
-              <w:t>Ａ-13</w:t>
+              <w:t>Ａ-14</w:t>
             </w:r>
           </w:p>
         </w:tc>
@@ -8616,7 +8813,7 @@
                 <w:i w:val="0"/>
                 <w:sz w:val="17"/>
               </w:rPr>
-              <w:t>第5章 基本目標2（家族介護支援）</w:t>
+              <w:t>第2号被保険者の認定者は令和8年3月末で9人</w:t>
             </w:r>
           </w:p>
         </w:tc>
@@ -8658,7 +8855,7 @@
                 <w:i w:val="0"/>
                 <w:sz w:val="17"/>
               </w:rPr>
-              <w:t>46</w:t>
+              <w:t>47</w:t>
             </w:r>
           </w:p>
         </w:tc>
@@ -8678,7 +8875,7 @@
                 <w:i w:val="0"/>
                 <w:sz w:val="17"/>
               </w:rPr>
-              <w:t>若年性認知症（65歳未満）の町内の把握状況</w:t>
+              <w:t>町内事業所の休廃止を早く知る仕組みの現状</w:t>
             </w:r>
           </w:p>
         </w:tc>
@@ -8718,7 +8915,7 @@
                 <w:i w:val="0"/>
                 <w:sz w:val="17"/>
               </w:rPr>
-              <w:t>Ａ-14</w:t>
+              <w:t>Ａ-15</w:t>
             </w:r>
           </w:p>
         </w:tc>
@@ -8738,7 +8935,7 @@
                 <w:i w:val="0"/>
                 <w:sz w:val="17"/>
               </w:rPr>
-              <w:t>第2号被保険者の認定者は令和8年3月末で9人</w:t>
+              <w:t>第6章12（将来に向けたサービス提供体制の確保）</w:t>
             </w:r>
           </w:p>
         </w:tc>
@@ -8780,7 +8977,7 @@
                 <w:i w:val="0"/>
                 <w:sz w:val="17"/>
               </w:rPr>
-              <w:t>47</w:t>
+              <w:t>48</w:t>
             </w:r>
           </w:p>
         </w:tc>
@@ -8800,7 +8997,7 @@
                 <w:i w:val="0"/>
                 <w:sz w:val="17"/>
               </w:rPr>
-              <w:t>町内事業所の休廃止を早く知る仕組みの現状</w:t>
+              <w:t>第3期地域福祉計画における包括的な支援体制の記載と、町の相談支援・地域づくりの実施体制</w:t>
             </w:r>
           </w:p>
         </w:tc>
@@ -8820,7 +9017,7 @@
                 <w:i w:val="0"/>
                 <w:sz w:val="17"/>
               </w:rPr>
-              <w:t>施策</w:t>
+              <w:t>整合</w:t>
             </w:r>
           </w:p>
         </w:tc>
@@ -8840,7 +9037,7 @@
                 <w:i w:val="0"/>
                 <w:sz w:val="17"/>
               </w:rPr>
-              <w:t>Ａ-15</w:t>
+              <w:t>Ｈ-2</w:t>
             </w:r>
           </w:p>
         </w:tc>
@@ -8860,7 +9057,7 @@
                 <w:i w:val="0"/>
                 <w:sz w:val="17"/>
               </w:rPr>
-              <w:t>第6章11（将来に向けたサービス提供体制の確保）</w:t>
+              <w:t>社会福祉法第106条の6（小規模市町村）との役割分担</w:t>
             </w:r>
           </w:p>
         </w:tc>
@@ -8880,7 +9077,7 @@
                 <w:i w:val="0"/>
                 <w:sz w:val="17"/>
               </w:rPr>
-              <w:t>校了まで</w:t>
+              <w:t>素案の確定まで</w:t>
             </w:r>
           </w:p>
         </w:tc>
@@ -8902,7 +9099,7 @@
                 <w:i w:val="0"/>
                 <w:sz w:val="17"/>
               </w:rPr>
-              <w:t>48</w:t>
+              <w:t>49</w:t>
             </w:r>
           </w:p>
         </w:tc>
@@ -8922,7 +9119,7 @@
                 <w:i w:val="0"/>
                 <w:sz w:val="17"/>
               </w:rPr>
-              <w:t>第3期地域福祉計画における包括的な支援体制の記載と、町の相談支援・地域づくりの実施体制</w:t>
+              <w:t>成年後見の中核機関の体制と、地域権利擁護相談支援センターへの移行の意向</w:t>
             </w:r>
           </w:p>
         </w:tc>
@@ -8962,7 +9159,7 @@
                 <w:i w:val="0"/>
                 <w:sz w:val="17"/>
               </w:rPr>
-              <w:t>Ｈ-2</w:t>
+              <w:t>Ｈ-3</w:t>
             </w:r>
           </w:p>
         </w:tc>
@@ -8982,7 +9179,7 @@
                 <w:i w:val="0"/>
                 <w:sz w:val="17"/>
               </w:rPr>
-              <w:t>社会福祉法第106条の6（小規模市町村）との役割分担</w:t>
+              <w:t>令和8年法律第51号・第45号</w:t>
             </w:r>
           </w:p>
         </w:tc>
@@ -9024,7 +9221,7 @@
                 <w:i w:val="0"/>
                 <w:sz w:val="17"/>
               </w:rPr>
-              <w:t>49</w:t>
+              <w:t>50</w:t>
             </w:r>
           </w:p>
         </w:tc>
@@ -9044,7 +9241,7 @@
                 <w:i w:val="0"/>
                 <w:sz w:val="17"/>
               </w:rPr>
-              <w:t>成年後見の中核機関の体制と、地域権利擁護相談支援センターへの移行の意向</w:t>
+              <w:t>家庭裁判所から町へ本人の状況について照会を受けた実績と手順</w:t>
             </w:r>
           </w:p>
         </w:tc>
@@ -9084,7 +9281,7 @@
                 <w:i w:val="0"/>
                 <w:sz w:val="17"/>
               </w:rPr>
-              <w:t>Ｈ-3</w:t>
+              <w:t>Ｈ-4</w:t>
             </w:r>
           </w:p>
         </w:tc>
@@ -9104,7 +9301,7 @@
                 <w:i w:val="0"/>
                 <w:sz w:val="17"/>
               </w:rPr>
-              <w:t>令和8年法律第51号・第45号</w:t>
+              <w:t>令和8年法律第45号（市町村長等への意見の求め）</w:t>
             </w:r>
           </w:p>
         </w:tc>
@@ -9124,7 +9321,7 @@
                 <w:i w:val="0"/>
                 <w:sz w:val="17"/>
               </w:rPr>
-              <w:t>素案の確定まで</w:t>
+              <w:t>校了まで</w:t>
             </w:r>
           </w:p>
         </w:tc>
@@ -9146,7 +9343,7 @@
                 <w:i w:val="0"/>
                 <w:sz w:val="17"/>
               </w:rPr>
-              <w:t>50</w:t>
+              <w:t>51</w:t>
             </w:r>
           </w:p>
         </w:tc>
@@ -9166,7 +9363,7 @@
                 <w:i w:val="0"/>
                 <w:sz w:val="17"/>
               </w:rPr>
-              <w:t>家庭裁判所から町へ本人の状況について照会を受けた実績と手順</w:t>
+              <w:t>第2号被保険者の認定者のうち障がい福祉サービスの受給者証をお持ちの方</w:t>
             </w:r>
           </w:p>
         </w:tc>
@@ -9186,7 +9383,7 @@
                 <w:i w:val="0"/>
                 <w:sz w:val="17"/>
               </w:rPr>
-              <w:t>整合</w:t>
+              <w:t>両計画</w:t>
             </w:r>
           </w:p>
         </w:tc>
@@ -9206,7 +9403,7 @@
                 <w:i w:val="0"/>
                 <w:sz w:val="17"/>
               </w:rPr>
-              <w:t>Ｈ-4</w:t>
+              <w:t>接点3</w:t>
             </w:r>
           </w:p>
         </w:tc>
@@ -9226,7 +9423,16 @@
                 <w:i w:val="0"/>
                 <w:sz w:val="17"/>
               </w:rPr>
-              <w:t>令和8年法律第45号（市町村長等への意見の求め）</w:t>
+              <w:t>両計画の接点1。</w:t>
+            </w:r>
+            <w:r>
+              <w:rPr>
+                <w:rFonts w:ascii="游ゴシック" w:hAnsi="游ゴシック" w:eastAsia="游ゴシック"/>
+                <w:b/>
+                <w:i w:val="0"/>
+                <w:sz w:val="17"/>
+              </w:rPr>
+              <w:t>該当なしの確認でもよい</w:t>
             </w:r>
           </w:p>
         </w:tc>
@@ -9246,7 +9452,7 @@
                 <w:i w:val="0"/>
                 <w:sz w:val="17"/>
               </w:rPr>
-              <w:t>校了まで</w:t>
+              <w:t>素案の確定まで</w:t>
             </w:r>
           </w:p>
         </w:tc>
@@ -9268,7 +9474,7 @@
                 <w:i w:val="0"/>
                 <w:sz w:val="17"/>
               </w:rPr>
-              <w:t>51</w:t>
+              <w:t>52</w:t>
             </w:r>
           </w:p>
         </w:tc>
@@ -9288,7 +9494,7 @@
                 <w:i w:val="0"/>
                 <w:sz w:val="17"/>
               </w:rPr>
-              <w:t>第2号被保険者の認定者のうち障がい福祉サービスの受給者証をお持ちの方</w:t>
+              <w:t>町内事業所の事業所番号と指定の種類（共生型サービス・基準該当障害福祉サービス）</w:t>
             </w:r>
           </w:p>
         </w:tc>
@@ -9328,7 +9534,7 @@
                 <w:i w:val="0"/>
                 <w:sz w:val="17"/>
               </w:rPr>
-              <w:t>接点3</w:t>
+              <w:t>接点4</w:t>
             </w:r>
           </w:p>
         </w:tc>
@@ -9348,7 +9554,7 @@
                 <w:i w:val="0"/>
                 <w:sz w:val="17"/>
               </w:rPr>
-              <w:t>両計画の接点1。</w:t>
+              <w:t>両計画の接点6。</w:t>
             </w:r>
             <w:r>
               <w:rPr>
@@ -9357,7 +9563,7 @@
                 <w:i w:val="0"/>
                 <w:sz w:val="17"/>
               </w:rPr>
-              <w:t>該当なしの確認でもよい</w:t>
+              <w:t>同じ事業所が両計画に現れるため名寄せが要る</w:t>
             </w:r>
           </w:p>
         </w:tc>
@@ -9399,7 +9605,7 @@
                 <w:i w:val="0"/>
                 <w:sz w:val="17"/>
               </w:rPr>
-              <w:t>52</w:t>
+              <w:t>53</w:t>
             </w:r>
           </w:p>
         </w:tc>
@@ -9419,7 +9625,7 @@
                 <w:i w:val="0"/>
                 <w:sz w:val="17"/>
               </w:rPr>
-              <w:t>町内事業所の事業所番号と指定の種類（共生型サービス・基準該当障害福祉サービス）</w:t>
+              <w:t>計画相談支援の実利用者数のうち65歳以上の方</w:t>
             </w:r>
           </w:p>
         </w:tc>
@@ -9459,7 +9665,7 @@
                 <w:i w:val="0"/>
                 <w:sz w:val="17"/>
               </w:rPr>
-              <w:t>接点4</w:t>
+              <w:t>接点5</w:t>
             </w:r>
           </w:p>
         </w:tc>
@@ -9479,16 +9685,7 @@
                 <w:i w:val="0"/>
                 <w:sz w:val="17"/>
               </w:rPr>
-              <w:t>両計画の接点6。</w:t>
-            </w:r>
-            <w:r>
-              <w:rPr>
-                <w:rFonts w:ascii="游ゴシック" w:hAnsi="游ゴシック" w:eastAsia="游ゴシック"/>
-                <w:b/>
-                <w:i w:val="0"/>
-                <w:sz w:val="17"/>
-              </w:rPr>
-              <w:t>同じ事業所が両計画に現れるため名寄せが要る</w:t>
+              <w:t>両計画の接点8（居宅介護支援への引継ぎ）</w:t>
             </w:r>
           </w:p>
         </w:tc>
@@ -9508,7 +9705,7 @@
                 <w:i w:val="0"/>
                 <w:sz w:val="17"/>
               </w:rPr>
-              <w:t>素案の確定まで</w:t>
+              <w:t>骨子の展開まで</w:t>
             </w:r>
           </w:p>
         </w:tc>
@@ -9530,7 +9727,7 @@
                 <w:i w:val="0"/>
                 <w:sz w:val="17"/>
               </w:rPr>
-              <w:t>53</w:t>
+              <w:t>54</w:t>
             </w:r>
           </w:p>
         </w:tc>
@@ -9546,11 +9743,47 @@
             <w:r>
               <w:rPr>
                 <w:rFonts w:ascii="游ゴシック" w:hAnsi="游ゴシック" w:eastAsia="游ゴシック"/>
-                <w:b w:val="0"/>
-                <w:i w:val="0"/>
-                <w:sz w:val="17"/>
-              </w:rPr>
-              <w:t>計画相談支援の実利用者数のうち65歳以上の方</w:t>
+                <w:b/>
+                <w:i w:val="0"/>
+                <w:sz w:val="17"/>
+              </w:rPr>
+              <w:t>医療的ケア児等の人数と状況</w:t>
+            </w:r>
+            <w:r>
+              <w:rPr>
+                <w:rFonts w:ascii="游ゴシック" w:hAnsi="游ゴシック" w:eastAsia="游ゴシック"/>
+                <w:b w:val="0"/>
+                <w:i w:val="0"/>
+                <w:sz w:val="17"/>
+              </w:rPr>
+              <w:t>（</w:t>
+            </w:r>
+            <w:r>
+              <w:rPr>
+                <w:rFonts w:ascii="游ゴシック" w:hAnsi="游ゴシック" w:eastAsia="游ゴシック"/>
+                <w:b/>
+                <w:i w:val="0"/>
+                <w:sz w:val="17"/>
+              </w:rPr>
+              <w:t>18歳以上の医療的ケア者・重症心身障害者を含む</w:t>
+            </w:r>
+            <w:r>
+              <w:rPr>
+                <w:rFonts w:ascii="游ゴシック" w:hAnsi="游ゴシック" w:eastAsia="游ゴシック"/>
+                <w:b w:val="0"/>
+                <w:i w:val="0"/>
+                <w:sz w:val="17"/>
+              </w:rPr>
+              <w:t>）と</w:t>
+            </w:r>
+            <w:r>
+              <w:rPr>
+                <w:rFonts w:ascii="游ゴシック" w:hAnsi="游ゴシック" w:eastAsia="游ゴシック"/>
+                <w:b/>
+                <w:i w:val="0"/>
+                <w:sz w:val="17"/>
+              </w:rPr>
+              <w:t>個別避難計画の作成状況</w:t>
             </w:r>
           </w:p>
         </w:tc>
@@ -9570,7 +9803,7 @@
                 <w:i w:val="0"/>
                 <w:sz w:val="17"/>
               </w:rPr>
-              <w:t>両計画</w:t>
+              <w:t>障がい</w:t>
             </w:r>
           </w:p>
         </w:tc>
@@ -9590,7 +9823,7 @@
                 <w:i w:val="0"/>
                 <w:sz w:val="17"/>
               </w:rPr>
-              <w:t>接点5</w:t>
+              <w:t>Ｆ-5</w:t>
             </w:r>
           </w:p>
         </w:tc>
@@ -9606,11 +9839,20 @@
             <w:r>
               <w:rPr>
                 <w:rFonts w:ascii="游ゴシック" w:hAnsi="游ゴシック" w:eastAsia="游ゴシック"/>
-                <w:b w:val="0"/>
-                <w:i w:val="0"/>
-                <w:sz w:val="17"/>
-              </w:rPr>
-              <w:t>両計画の接点8（居宅介護支援への引継ぎ）</w:t>
+                <w:b/>
+                <w:i w:val="0"/>
+                <w:sz w:val="17"/>
+              </w:rPr>
+              <w:t>医療的ケア児支援法の改正（令和9年4月1日施行）。</w:t>
+            </w:r>
+            <w:r>
+              <w:rPr>
+                <w:rFonts w:ascii="游ゴシック" w:hAnsi="游ゴシック" w:eastAsia="游ゴシック"/>
+                <w:b w:val="0"/>
+                <w:i w:val="0"/>
+                <w:sz w:val="17"/>
+              </w:rPr>
+              <w:t>センターの業務に個別避難計画の作成への協力が加わる</w:t>
             </w:r>
           </w:p>
         </w:tc>
@@ -9626,11 +9868,11 @@
             <w:r>
               <w:rPr>
                 <w:rFonts w:ascii="游ゴシック" w:hAnsi="游ゴシック" w:eastAsia="游ゴシック"/>
-                <w:b w:val="0"/>
-                <w:i w:val="0"/>
-                <w:sz w:val="17"/>
-              </w:rPr>
-              <w:t>骨子の展開まで</w:t>
+                <w:b/>
+                <w:i w:val="0"/>
+                <w:sz w:val="17"/>
+              </w:rPr>
+              <w:t>10月28日まで</w:t>
             </w:r>
           </w:p>
         </w:tc>
@@ -9652,7 +9894,7 @@
                 <w:i w:val="0"/>
                 <w:sz w:val="17"/>
               </w:rPr>
-              <w:t>54</w:t>
+              <w:t>55</w:t>
             </w:r>
           </w:p>
         </w:tc>
@@ -9668,116 +9910,71 @@
             <w:r>
               <w:rPr>
                 <w:rFonts w:ascii="游ゴシック" w:hAnsi="游ゴシック" w:eastAsia="游ゴシック"/>
+                <w:b w:val="0"/>
+                <w:i w:val="0"/>
+                <w:sz w:val="17"/>
+              </w:rPr>
+              <w:t>障がいサービス別実績・支給決定量と実利用量・町内外事業所別の利用者数</w:t>
+            </w:r>
+          </w:p>
+        </w:tc>
+        <w:tc>
+          <w:tcPr>
+            <w:tcW w:type="dxa" w:w="794"/>
+            <w:vAlign w:val="center"/>
+          </w:tcPr>
+          <w:p>
+            <w:pPr>
+              <w:spacing w:before="20" w:after="20"/>
+            </w:pPr>
+            <w:r>
+              <w:rPr>
+                <w:rFonts w:ascii="游ゴシック" w:hAnsi="游ゴシック" w:eastAsia="游ゴシック"/>
+                <w:b w:val="0"/>
+                <w:i w:val="0"/>
+                <w:sz w:val="17"/>
+              </w:rPr>
+              <w:t>障がい</w:t>
+            </w:r>
+          </w:p>
+        </w:tc>
+        <w:tc>
+          <w:tcPr>
+            <w:tcW w:type="dxa" w:w="1020"/>
+            <w:vAlign w:val="center"/>
+          </w:tcPr>
+          <w:p>
+            <w:pPr>
+              <w:spacing w:before="20" w:after="20"/>
+            </w:pPr>
+            <w:r>
+              <w:rPr>
+                <w:rFonts w:ascii="游ゴシック" w:hAnsi="游ゴシック" w:eastAsia="游ゴシック"/>
+                <w:b w:val="0"/>
+                <w:i w:val="0"/>
+                <w:sz w:val="17"/>
+              </w:rPr>
+              <w:t>番号3</w:t>
+            </w:r>
+          </w:p>
+        </w:tc>
+        <w:tc>
+          <w:tcPr>
+            <w:tcW w:type="dxa" w:w="3628"/>
+            <w:vAlign w:val="center"/>
+          </w:tcPr>
+          <w:p>
+            <w:pPr>
+              <w:spacing w:before="20" w:after="20"/>
+            </w:pPr>
+            <w:r>
+              <w:rPr>
+                <w:rFonts w:ascii="游ゴシック" w:hAnsi="游ゴシック" w:eastAsia="游ゴシック"/>
                 <w:b/>
                 <w:i w:val="0"/>
                 <w:sz w:val="17"/>
               </w:rPr>
-              <w:t>医療的ケア児等の人数と状況</w:t>
-            </w:r>
-            <w:r>
-              <w:rPr>
-                <w:rFonts w:ascii="游ゴシック" w:hAnsi="游ゴシック" w:eastAsia="游ゴシック"/>
-                <w:b w:val="0"/>
-                <w:i w:val="0"/>
-                <w:sz w:val="17"/>
-              </w:rPr>
-              <w:t>（</w:t>
-            </w:r>
-            <w:r>
-              <w:rPr>
-                <w:rFonts w:ascii="游ゴシック" w:hAnsi="游ゴシック" w:eastAsia="游ゴシック"/>
-                <w:b/>
-                <w:i w:val="0"/>
-                <w:sz w:val="17"/>
-              </w:rPr>
-              <w:t>18歳以上の医療的ケア者・重症心身障害者を含む</w:t>
-            </w:r>
-            <w:r>
-              <w:rPr>
-                <w:rFonts w:ascii="游ゴシック" w:hAnsi="游ゴシック" w:eastAsia="游ゴシック"/>
-                <w:b w:val="0"/>
-                <w:i w:val="0"/>
-                <w:sz w:val="17"/>
-              </w:rPr>
-              <w:t>）と</w:t>
-            </w:r>
-            <w:r>
-              <w:rPr>
-                <w:rFonts w:ascii="游ゴシック" w:hAnsi="游ゴシック" w:eastAsia="游ゴシック"/>
-                <w:b/>
-                <w:i w:val="0"/>
-                <w:sz w:val="17"/>
-              </w:rPr>
-              <w:t>個別避難計画の作成状況</w:t>
-            </w:r>
-          </w:p>
-        </w:tc>
-        <w:tc>
-          <w:tcPr>
-            <w:tcW w:type="dxa" w:w="794"/>
-            <w:vAlign w:val="center"/>
-          </w:tcPr>
-          <w:p>
-            <w:pPr>
-              <w:spacing w:before="20" w:after="20"/>
-            </w:pPr>
-            <w:r>
-              <w:rPr>
-                <w:rFonts w:ascii="游ゴシック" w:hAnsi="游ゴシック" w:eastAsia="游ゴシック"/>
-                <w:b w:val="0"/>
-                <w:i w:val="0"/>
-                <w:sz w:val="17"/>
-              </w:rPr>
-              <w:t>障がい</w:t>
-            </w:r>
-          </w:p>
-        </w:tc>
-        <w:tc>
-          <w:tcPr>
-            <w:tcW w:type="dxa" w:w="1020"/>
-            <w:vAlign w:val="center"/>
-          </w:tcPr>
-          <w:p>
-            <w:pPr>
-              <w:spacing w:before="20" w:after="20"/>
-            </w:pPr>
-            <w:r>
-              <w:rPr>
-                <w:rFonts w:ascii="游ゴシック" w:hAnsi="游ゴシック" w:eastAsia="游ゴシック"/>
-                <w:b w:val="0"/>
-                <w:i w:val="0"/>
-                <w:sz w:val="17"/>
-              </w:rPr>
-              <w:t>Ｆ-5</w:t>
-            </w:r>
-          </w:p>
-        </w:tc>
-        <w:tc>
-          <w:tcPr>
-            <w:tcW w:type="dxa" w:w="3628"/>
-            <w:vAlign w:val="center"/>
-          </w:tcPr>
-          <w:p>
-            <w:pPr>
-              <w:spacing w:before="20" w:after="20"/>
-            </w:pPr>
-            <w:r>
-              <w:rPr>
-                <w:rFonts w:ascii="游ゴシック" w:hAnsi="游ゴシック" w:eastAsia="游ゴシック"/>
-                <w:b/>
-                <w:i w:val="0"/>
-                <w:sz w:val="17"/>
-              </w:rPr>
-              <w:t>医療的ケア児支援法の改正（令和9年4月1日施行）。</w:t>
-            </w:r>
-            <w:r>
-              <w:rPr>
-                <w:rFonts w:ascii="游ゴシック" w:hAnsi="游ゴシック" w:eastAsia="游ゴシック"/>
-                <w:b w:val="0"/>
-                <w:i w:val="0"/>
-                <w:sz w:val="17"/>
-              </w:rPr>
-              <w:t>センターの業務に個別避難計画の作成への協力が加わる</w:t>
+              <w:t>障がい 第3部第2章（見込量）の全体</w:t>
             </w:r>
           </w:p>
         </w:tc>
@@ -9819,7 +10016,7 @@
                 <w:i w:val="0"/>
                 <w:sz w:val="17"/>
               </w:rPr>
-              <w:t>55</w:t>
+              <w:t>56</w:t>
             </w:r>
           </w:p>
         </w:tc>
@@ -9839,7 +10036,7 @@
                 <w:i w:val="0"/>
                 <w:sz w:val="17"/>
               </w:rPr>
-              <w:t>障がいサービス別実績・支給決定量と実利用量・町内外事業所別の利用者数</w:t>
+              <w:t>施設入所者数の令和7年度末確定値と、現行計画（第7期・第3期）の成果目標の実績値</w:t>
             </w:r>
           </w:p>
         </w:tc>
@@ -9879,7 +10076,7 @@
                 <w:i w:val="0"/>
                 <w:sz w:val="17"/>
               </w:rPr>
-              <w:t>番号3</w:t>
+              <w:t>番号4</w:t>
             </w:r>
           </w:p>
         </w:tc>
@@ -9899,7 +10096,16 @@
                 <w:i w:val="0"/>
                 <w:sz w:val="17"/>
               </w:rPr>
-              <w:t>障がい 第3部第2章（見込量）の全体</w:t>
+              <w:t>成果目標①。</w:t>
+            </w:r>
+            <w:r>
+              <w:rPr>
+                <w:rFonts w:ascii="游ゴシック" w:hAnsi="游ゴシック" w:eastAsia="游ゴシック"/>
+                <w:b w:val="0"/>
+                <w:i w:val="0"/>
+                <w:sz w:val="17"/>
+              </w:rPr>
+              <w:t>令和11年度末を基準に目標を定める</w:t>
             </w:r>
           </w:p>
         </w:tc>
@@ -9941,7 +10147,7 @@
                 <w:i w:val="0"/>
                 <w:sz w:val="17"/>
               </w:rPr>
-              <w:t>56</w:t>
+              <w:t>57</w:t>
             </w:r>
           </w:p>
         </w:tc>
@@ -9961,7 +10167,7 @@
                 <w:i w:val="0"/>
                 <w:sz w:val="17"/>
               </w:rPr>
-              <w:t>施設入所者数の令和7年度末確定値と、現行計画（第7期・第3期）の成果目標の実績値</w:t>
+              <w:t>今期アンケート調査の結果と関係者団体等ヒアリングの結果</w:t>
             </w:r>
           </w:p>
         </w:tc>
@@ -10001,7 +10207,7 @@
                 <w:i w:val="0"/>
                 <w:sz w:val="17"/>
               </w:rPr>
-              <w:t>番号4</w:t>
+              <w:t>番号13</w:t>
             </w:r>
           </w:p>
         </w:tc>
@@ -10021,16 +10227,7 @@
                 <w:i w:val="0"/>
                 <w:sz w:val="17"/>
               </w:rPr>
-              <w:t>成果目標①。</w:t>
-            </w:r>
-            <w:r>
-              <w:rPr>
-                <w:rFonts w:ascii="游ゴシック" w:hAnsi="游ゴシック" w:eastAsia="游ゴシック"/>
-                <w:b w:val="0"/>
-                <w:i w:val="0"/>
-                <w:sz w:val="17"/>
-              </w:rPr>
-              <w:t>令和11年度末を基準に目標を定める</w:t>
+              <w:t>現状と課題の記述の根拠そのもの</w:t>
             </w:r>
           </w:p>
         </w:tc>
@@ -10050,7 +10247,7 @@
                 <w:i w:val="0"/>
                 <w:sz w:val="17"/>
               </w:rPr>
-              <w:t>10月28日まで</w:t>
+              <w:t>11月6日まで</w:t>
             </w:r>
           </w:p>
         </w:tc>
@@ -10072,7 +10269,7 @@
                 <w:i w:val="0"/>
                 <w:sz w:val="17"/>
               </w:rPr>
-              <w:t>57</w:t>
+              <w:t>58</w:t>
             </w:r>
           </w:p>
         </w:tc>
@@ -10092,7 +10289,7 @@
                 <w:i w:val="0"/>
                 <w:sz w:val="17"/>
               </w:rPr>
-              <w:t>今期アンケート調査の結果と関係者団体等ヒアリングの結果</w:t>
+              <w:t>セルフプラン件数・相談支援専門員数</w:t>
             </w:r>
           </w:p>
         </w:tc>
@@ -10132,7 +10329,7 @@
                 <w:i w:val="0"/>
                 <w:sz w:val="17"/>
               </w:rPr>
-              <w:t>番号13</w:t>
+              <w:t>番号17</w:t>
             </w:r>
           </w:p>
         </w:tc>
@@ -10148,11 +10345,11 @@
             <w:r>
               <w:rPr>
                 <w:rFonts w:ascii="游ゴシック" w:hAnsi="游ゴシック" w:eastAsia="游ゴシック"/>
-                <w:b/>
-                <w:i w:val="0"/>
-                <w:sz w:val="17"/>
-              </w:rPr>
-              <w:t>現状と課題の記述の根拠そのもの</w:t>
+                <w:b w:val="0"/>
+                <w:i w:val="0"/>
+                <w:sz w:val="17"/>
+              </w:rPr>
+              <w:t>障がい 第3部第1章⑤・第2章4</w:t>
             </w:r>
           </w:p>
         </w:tc>
@@ -10168,11 +10365,11 @@
             <w:r>
               <w:rPr>
                 <w:rFonts w:ascii="游ゴシック" w:hAnsi="游ゴシック" w:eastAsia="游ゴシック"/>
-                <w:b/>
-                <w:i w:val="0"/>
-                <w:sz w:val="17"/>
-              </w:rPr>
-              <w:t>11月6日まで</w:t>
+                <w:b w:val="0"/>
+                <w:i w:val="0"/>
+                <w:sz w:val="17"/>
+              </w:rPr>
+              <w:t>骨子の展開まで</w:t>
             </w:r>
           </w:p>
         </w:tc>
@@ -10194,7 +10391,7 @@
                 <w:i w:val="0"/>
                 <w:sz w:val="17"/>
               </w:rPr>
-              <w:t>58</w:t>
+              <w:t>59</w:t>
             </w:r>
           </w:p>
         </w:tc>
@@ -10214,7 +10411,7 @@
                 <w:i w:val="0"/>
                 <w:sz w:val="17"/>
               </w:rPr>
-              <w:t>セルフプラン件数・相談支援専門員数</w:t>
+              <w:t>手帳所持者数の減少要因</w:t>
             </w:r>
           </w:p>
         </w:tc>
@@ -10254,7 +10451,7 @@
                 <w:i w:val="0"/>
                 <w:sz w:val="17"/>
               </w:rPr>
-              <w:t>番号17</w:t>
+              <w:t>番号24</w:t>
             </w:r>
           </w:p>
         </w:tc>
@@ -10274,7 +10471,7 @@
                 <w:i w:val="0"/>
                 <w:sz w:val="17"/>
               </w:rPr>
-              <w:t>障がい 第3部第1章⑤・第2章4</w:t>
+              <w:t>令和5年539人→令和7年508人</w:t>
             </w:r>
           </w:p>
         </w:tc>
@@ -10294,7 +10491,7 @@
                 <w:i w:val="0"/>
                 <w:sz w:val="17"/>
               </w:rPr>
-              <w:t>骨子の展開まで</w:t>
+              <w:t>校了まで</w:t>
             </w:r>
           </w:p>
         </w:tc>
@@ -10316,7 +10513,7 @@
                 <w:i w:val="0"/>
                 <w:sz w:val="17"/>
               </w:rPr>
-              <w:t>59</w:t>
+              <w:t>60</w:t>
             </w:r>
           </w:p>
         </w:tc>
@@ -10332,11 +10529,11 @@
             <w:r>
               <w:rPr>
                 <w:rFonts w:ascii="游ゴシック" w:hAnsi="游ゴシック" w:eastAsia="游ゴシック"/>
-                <w:b w:val="0"/>
-                <w:i w:val="0"/>
-                <w:sz w:val="17"/>
-              </w:rPr>
-              <w:t>手帳所持者数の減少要因</w:t>
+                <w:b/>
+                <w:i w:val="0"/>
+                <w:sz w:val="17"/>
+              </w:rPr>
+              <w:t>特別養護老人ホームの入居者数の推移と要因</w:t>
             </w:r>
           </w:p>
         </w:tc>
@@ -10356,7 +10553,7 @@
                 <w:i w:val="0"/>
                 <w:sz w:val="17"/>
               </w:rPr>
-              <w:t>障がい</w:t>
+              <w:t>記述</w:t>
             </w:r>
           </w:p>
         </w:tc>
@@ -10376,7 +10573,7 @@
                 <w:i w:val="0"/>
                 <w:sz w:val="17"/>
               </w:rPr>
-              <w:t>番号24</w:t>
+              <w:t>―</w:t>
             </w:r>
           </w:p>
         </w:tc>
@@ -10392,11 +10589,20 @@
             <w:r>
               <w:rPr>
                 <w:rFonts w:ascii="游ゴシック" w:hAnsi="游ゴシック" w:eastAsia="游ゴシック"/>
-                <w:b w:val="0"/>
-                <w:i w:val="0"/>
-                <w:sz w:val="17"/>
-              </w:rPr>
-              <w:t>令和5年539人→令和7年508人</w:t>
+                <w:b/>
+                <w:i w:val="0"/>
+                <w:sz w:val="17"/>
+              </w:rPr>
+              <w:t>収支実績調査票に町のメモがある。</w:t>
+            </w:r>
+            <w:r>
+              <w:rPr>
+                <w:rFonts w:ascii="游ゴシック" w:hAnsi="游ゴシック" w:eastAsia="游ゴシック"/>
+                <w:b w:val="0"/>
+                <w:i w:val="0"/>
+                <w:sz w:val="17"/>
+              </w:rPr>
+              <w:t>事実関係と、計画本文でどこまで書くかを確かめたい</w:t>
             </w:r>
           </w:p>
         </w:tc>
@@ -10416,7 +10622,7 @@
                 <w:i w:val="0"/>
                 <w:sz w:val="17"/>
               </w:rPr>
-              <w:t>校了まで</w:t>
+              <w:t>素案の確定まで</w:t>
             </w:r>
           </w:p>
         </w:tc>
@@ -10438,7 +10644,7 @@
                 <w:i w:val="0"/>
                 <w:sz w:val="17"/>
               </w:rPr>
-              <w:t>60</w:t>
+              <w:t>61</w:t>
             </w:r>
           </w:p>
         </w:tc>
@@ -10454,80 +10660,80 @@
             <w:r>
               <w:rPr>
                 <w:rFonts w:ascii="游ゴシック" w:hAnsi="游ゴシック" w:eastAsia="游ゴシック"/>
+                <w:b w:val="0"/>
+                <w:i w:val="0"/>
+                <w:sz w:val="17"/>
+              </w:rPr>
+              <w:t>計画の策定経過・委員名簿・パブリックコメントの結果</w:t>
+            </w:r>
+          </w:p>
+        </w:tc>
+        <w:tc>
+          <w:tcPr>
+            <w:tcW w:type="dxa" w:w="794"/>
+            <w:vAlign w:val="center"/>
+          </w:tcPr>
+          <w:p>
+            <w:pPr>
+              <w:spacing w:before="20" w:after="20"/>
+            </w:pPr>
+            <w:r>
+              <w:rPr>
+                <w:rFonts w:ascii="游ゴシック" w:hAnsi="游ゴシック" w:eastAsia="游ゴシック"/>
+                <w:b w:val="0"/>
+                <w:i w:val="0"/>
+                <w:sz w:val="17"/>
+              </w:rPr>
+              <w:t>手続</w:t>
+            </w:r>
+          </w:p>
+        </w:tc>
+        <w:tc>
+          <w:tcPr>
+            <w:tcW w:type="dxa" w:w="1020"/>
+            <w:vAlign w:val="center"/>
+          </w:tcPr>
+          <w:p>
+            <w:pPr>
+              <w:spacing w:before="20" w:after="20"/>
+            </w:pPr>
+            <w:r>
+              <w:rPr>
+                <w:rFonts w:ascii="游ゴシック" w:hAnsi="游ゴシック" w:eastAsia="游ゴシック"/>
+                <w:b w:val="0"/>
+                <w:i w:val="0"/>
+                <w:sz w:val="17"/>
+              </w:rPr>
+              <w:t>番号25</w:t>
+            </w:r>
+          </w:p>
+        </w:tc>
+        <w:tc>
+          <w:tcPr>
+            <w:tcW w:type="dxa" w:w="3628"/>
+            <w:vAlign w:val="center"/>
+          </w:tcPr>
+          <w:p>
+            <w:pPr>
+              <w:spacing w:before="20" w:after="20"/>
+            </w:pPr>
+            <w:r>
+              <w:rPr>
+                <w:rFonts w:ascii="游ゴシック" w:hAnsi="游ゴシック" w:eastAsia="游ゴシック"/>
+                <w:b w:val="0"/>
+                <w:i w:val="0"/>
+                <w:sz w:val="17"/>
+              </w:rPr>
+              <w:t>両計画の資料編。</w:t>
+            </w:r>
+            <w:r>
+              <w:rPr>
+                <w:rFonts w:ascii="游ゴシック" w:hAnsi="游ゴシック" w:eastAsia="游ゴシック"/>
                 <w:b/>
                 <w:i w:val="0"/>
                 <w:sz w:val="17"/>
               </w:rPr>
-              <w:t>特別養護老人ホームの入居者数の推移と要因</w:t>
-            </w:r>
-          </w:p>
-        </w:tc>
-        <w:tc>
-          <w:tcPr>
-            <w:tcW w:type="dxa" w:w="794"/>
-            <w:vAlign w:val="center"/>
-          </w:tcPr>
-          <w:p>
-            <w:pPr>
-              <w:spacing w:before="20" w:after="20"/>
-            </w:pPr>
-            <w:r>
-              <w:rPr>
-                <w:rFonts w:ascii="游ゴシック" w:hAnsi="游ゴシック" w:eastAsia="游ゴシック"/>
-                <w:b w:val="0"/>
-                <w:i w:val="0"/>
-                <w:sz w:val="17"/>
-              </w:rPr>
-              <w:t>記述</w:t>
-            </w:r>
-          </w:p>
-        </w:tc>
-        <w:tc>
-          <w:tcPr>
-            <w:tcW w:type="dxa" w:w="1020"/>
-            <w:vAlign w:val="center"/>
-          </w:tcPr>
-          <w:p>
-            <w:pPr>
-              <w:spacing w:before="20" w:after="20"/>
-            </w:pPr>
-            <w:r>
-              <w:rPr>
-                <w:rFonts w:ascii="游ゴシック" w:hAnsi="游ゴシック" w:eastAsia="游ゴシック"/>
-                <w:b w:val="0"/>
-                <w:i w:val="0"/>
-                <w:sz w:val="17"/>
-              </w:rPr>
-              <w:t>―</w:t>
-            </w:r>
-          </w:p>
-        </w:tc>
-        <w:tc>
-          <w:tcPr>
-            <w:tcW w:type="dxa" w:w="3628"/>
-            <w:vAlign w:val="center"/>
-          </w:tcPr>
-          <w:p>
-            <w:pPr>
-              <w:spacing w:before="20" w:after="20"/>
-            </w:pPr>
-            <w:r>
-              <w:rPr>
-                <w:rFonts w:ascii="游ゴシック" w:hAnsi="游ゴシック" w:eastAsia="游ゴシック"/>
-                <w:b/>
-                <w:i w:val="0"/>
-                <w:sz w:val="17"/>
-              </w:rPr>
-              <w:t>収支実績調査票に町のメモがある。</w:t>
-            </w:r>
-            <w:r>
-              <w:rPr>
-                <w:rFonts w:ascii="游ゴシック" w:hAnsi="游ゴシック" w:eastAsia="游ゴシック"/>
-                <w:b w:val="0"/>
-                <w:i w:val="0"/>
-                <w:sz w:val="17"/>
-              </w:rPr>
-              <w:t>事実関係と、計画本文でどこまで書くかを確かめたい</w:t>
+              <w:t>【決定後に記載】13箇所</w:t>
             </w:r>
           </w:p>
         </w:tc>
@@ -10547,7 +10753,7 @@
                 <w:i w:val="0"/>
                 <w:sz w:val="17"/>
               </w:rPr>
-              <w:t>素案の確定まで</w:t>
+              <w:t>校了まで</w:t>
             </w:r>
           </w:p>
         </w:tc>
@@ -10569,7 +10775,7 @@
                 <w:i w:val="0"/>
                 <w:sz w:val="17"/>
               </w:rPr>
-              <w:t>61</w:t>
+              <w:t>62</w:t>
             </w:r>
           </w:p>
         </w:tc>
@@ -10585,11 +10791,20 @@
             <w:r>
               <w:rPr>
                 <w:rFonts w:ascii="游ゴシック" w:hAnsi="游ゴシック" w:eastAsia="游ゴシック"/>
-                <w:b w:val="0"/>
-                <w:i w:val="0"/>
-                <w:sz w:val="17"/>
-              </w:rPr>
-              <w:t>計画の策定経過・委員名簿・パブリックコメントの結果</w:t>
+                <w:b/>
+                <w:i w:val="0"/>
+                <w:sz w:val="17"/>
+              </w:rPr>
+              <w:t>老人福祉事業の量の目標の前提となる量</w:t>
+            </w:r>
+            <w:r>
+              <w:rPr>
+                <w:rFonts w:ascii="游ゴシック" w:hAnsi="游ゴシック" w:eastAsia="游ゴシック"/>
+                <w:b w:val="0"/>
+                <w:i w:val="0"/>
+                <w:sz w:val="17"/>
+              </w:rPr>
+              <w:t>（養護老人ホーム・軽費老人ホームの本町からの入所者数と老人福祉センターの利用状況）</w:t>
             </w:r>
           </w:p>
         </w:tc>
@@ -10609,7 +10824,7 @@
                 <w:i w:val="0"/>
                 <w:sz w:val="17"/>
               </w:rPr>
-              <w:t>手続</w:t>
+              <w:t>記述</w:t>
             </w:r>
           </w:p>
         </w:tc>
@@ -10629,7 +10844,7 @@
                 <w:i w:val="0"/>
                 <w:sz w:val="17"/>
               </w:rPr>
-              <w:t>番号25</w:t>
+              <w:t>―</w:t>
             </w:r>
           </w:p>
         </w:tc>
@@ -10645,20 +10860,20 @@
             <w:r>
               <w:rPr>
                 <w:rFonts w:ascii="游ゴシック" w:hAnsi="游ゴシック" w:eastAsia="游ゴシック"/>
-                <w:b w:val="0"/>
-                <w:i w:val="0"/>
-                <w:sz w:val="17"/>
-              </w:rPr>
-              <w:t>両計画の資料編。</w:t>
-            </w:r>
-            <w:r>
-              <w:rPr>
-                <w:rFonts w:ascii="游ゴシック" w:hAnsi="游ゴシック" w:eastAsia="游ゴシック"/>
                 <w:b/>
                 <w:i w:val="0"/>
                 <w:sz w:val="17"/>
               </w:rPr>
-              <w:t>【決定後に記載】13箇所</w:t>
+              <w:t>老人福祉法第20条の8第2項の法定記載事項。</w:t>
+            </w:r>
+            <w:r>
+              <w:rPr>
+                <w:rFonts w:ascii="游ゴシック" w:hAnsi="游ゴシック" w:eastAsia="游ゴシック"/>
+                <w:b w:val="0"/>
+                <w:i w:val="0"/>
+                <w:sz w:val="17"/>
+              </w:rPr>
+              <w:t>介護保険に重ならない3種が素案で未確定（第6章9）</w:t>
             </w:r>
           </w:p>
         </w:tc>
@@ -10678,7 +10893,7 @@
                 <w:i w:val="0"/>
                 <w:sz w:val="17"/>
               </w:rPr>
-              <w:t>校了まで</w:t>
+              <w:t>素案の確定まで</w:t>
             </w:r>
           </w:p>
         </w:tc>
@@ -10700,7 +10915,7 @@
                 <w:i w:val="0"/>
                 <w:sz w:val="17"/>
               </w:rPr>
-              <w:t>62</w:t>
+              <w:t>63</w:t>
             </w:r>
           </w:p>
         </w:tc>
@@ -10822,7 +11037,7 @@
                 <w:i w:val="0"/>
                 <w:sz w:val="17"/>
               </w:rPr>
-              <w:t>63</w:t>
+              <w:t>64</w:t>
             </w:r>
           </w:p>
         </w:tc>
@@ -10953,7 +11168,7 @@
                 <w:i w:val="0"/>
                 <w:sz w:val="17"/>
               </w:rPr>
-              <w:t>64</w:t>
+              <w:t>65</w:t>
             </w:r>
           </w:p>
         </w:tc>
@@ -11084,7 +11299,7 @@
                 <w:i w:val="0"/>
                 <w:sz w:val="17"/>
               </w:rPr>
-              <w:t>65</w:t>
+              <w:t>66</w:t>
             </w:r>
           </w:p>
         </w:tc>
@@ -11206,7 +11421,7 @@
                 <w:i w:val="0"/>
                 <w:sz w:val="17"/>
               </w:rPr>
-              <w:t>66</w:t>
+              <w:t>67</w:t>
             </w:r>
           </w:p>
         </w:tc>
@@ -11337,7 +11552,7 @@
                 <w:i w:val="0"/>
                 <w:sz w:val="17"/>
               </w:rPr>
-              <w:t>67</w:t>
+              <w:t>68</w:t>
             </w:r>
           </w:p>
         </w:tc>
@@ -11477,7 +11692,7 @@
                 <w:i w:val="0"/>
                 <w:sz w:val="17"/>
               </w:rPr>
-              <w:t>68</w:t>
+              <w:t>69</w:t>
             </w:r>
           </w:p>
         </w:tc>
@@ -11599,7 +11814,7 @@
                 <w:i w:val="0"/>
                 <w:sz w:val="17"/>
               </w:rPr>
-              <w:t>69</w:t>
+              <w:t>70</w:t>
             </w:r>
           </w:p>
         </w:tc>
@@ -11721,7 +11936,7 @@
                 <w:i w:val="0"/>
                 <w:sz w:val="17"/>
               </w:rPr>
-              <w:t>70</w:t>
+              <w:t>71</w:t>
             </w:r>
           </w:p>
         </w:tc>
@@ -11852,7 +12067,7 @@
                 <w:i w:val="0"/>
                 <w:sz w:val="17"/>
               </w:rPr>
-              <w:t>71</w:t>
+              <w:t>72</w:t>
             </w:r>
           </w:p>
         </w:tc>
@@ -11974,7 +12189,7 @@
                 <w:i w:val="0"/>
                 <w:sz w:val="17"/>
               </w:rPr>
-              <w:t>72</w:t>
+              <w:t>73</w:t>
             </w:r>
           </w:p>
         </w:tc>
@@ -12270,7 +12485,7 @@
                 <w:i w:val="0"/>
                 <w:sz w:val="17"/>
               </w:rPr>
-              <w:t>25</w:t>
+              <w:t>26</w:t>
             </w:r>
           </w:p>
         </w:tc>
@@ -12361,7 +12576,7 @@
                 <w:i w:val="0"/>
                 <w:sz w:val="17"/>
               </w:rPr>
-              <w:t>26</w:t>
+              <w:t>27</w:t>
             </w:r>
           </w:p>
         </w:tc>
@@ -12443,7 +12658,7 @@
                 <w:i w:val="0"/>
                 <w:sz w:val="17"/>
               </w:rPr>
-              <w:t>27</w:t>
+              <w:t>28</w:t>
             </w:r>
           </w:p>
         </w:tc>
@@ -12525,7 +12740,7 @@
                 <w:i w:val="0"/>
                 <w:sz w:val="17"/>
               </w:rPr>
-              <w:t>28</w:t>
+              <w:t>29</w:t>
             </w:r>
           </w:p>
         </w:tc>
@@ -12607,7 +12822,7 @@
                 <w:i w:val="0"/>
                 <w:sz w:val="17"/>
               </w:rPr>
-              <w:t>29</w:t>
+              <w:t>30</w:t>
             </w:r>
           </w:p>
         </w:tc>
@@ -12707,7 +12922,7 @@
                 <w:i w:val="0"/>
                 <w:sz w:val="17"/>
               </w:rPr>
-              <w:t>30</w:t>
+              <w:t>31</w:t>
             </w:r>
           </w:p>
         </w:tc>
@@ -12789,7 +13004,7 @@
                 <w:i w:val="0"/>
                 <w:sz w:val="17"/>
               </w:rPr>
-              <w:t>31</w:t>
+              <w:t>32</w:t>
             </w:r>
           </w:p>
         </w:tc>
@@ -13417,7 +13632,7 @@
                 <w:i w:val="0"/>
                 <w:sz w:val="17"/>
               </w:rPr>
-              <w:t>62</w:t>
+              <w:t>63</w:t>
             </w:r>
           </w:p>
         </w:tc>
@@ -13499,7 +13714,7 @@
                 <w:i w:val="0"/>
                 <w:sz w:val="17"/>
               </w:rPr>
-              <w:t>63</w:t>
+              <w:t>64</w:t>
             </w:r>
           </w:p>
         </w:tc>
@@ -13581,7 +13796,7 @@
                 <w:i w:val="0"/>
                 <w:sz w:val="17"/>
               </w:rPr>
-              <w:t>64</w:t>
+              <w:t>65</w:t>
             </w:r>
           </w:p>
         </w:tc>
@@ -13663,7 +13878,7 @@
                 <w:i w:val="0"/>
                 <w:sz w:val="17"/>
               </w:rPr>
-              <w:t>66</w:t>
+              <w:t>67</w:t>
             </w:r>
           </w:p>
         </w:tc>
@@ -13754,7 +13969,7 @@
                 <w:i w:val="0"/>
                 <w:sz w:val="17"/>
               </w:rPr>
-              <w:t>67</w:t>
+              <w:t>68</w:t>
             </w:r>
           </w:p>
         </w:tc>

--- a/小野町_引継ぎ_整理済/16_町データ依頼/小野町_確認事項の一覧_20261015.docx
+++ b/小野町_引継ぎ_整理済/16_町データ依頼/小野町_確認事項の一覧_20261015.docx
@@ -314,7 +314,7 @@
             <w:b/>
             <w:sz w:val="22"/>
           </w:rPr>
-          <w:t xml:space="preserve">3　区分Ｂ　当方で一次資料を確認（5件）</w:t>
+          <w:t xml:space="preserve">3　区分Ｂ　当方で一次資料を確認（6件）</w:t>
         </w:r>
         <w:r>
           <w:rPr>
@@ -810,7 +810,7 @@
                 <w:i w:val="0"/>
                 <w:sz w:val="17"/>
               </w:rPr>
-              <w:t>通し番号1本（1〜73）に改めた</w:t>
+              <w:t>通し番号1本（1〜74）に改めた</w:t>
             </w:r>
           </w:p>
         </w:tc>
@@ -1437,7 +1437,7 @@
                 <w:i w:val="0"/>
                 <w:sz w:val="17"/>
               </w:rPr>
-              <w:t>5件</w:t>
+              <w:t>6件</w:t>
             </w:r>
           </w:p>
         </w:tc>
@@ -1667,7 +1667,7 @@
                 <w:i w:val="0"/>
                 <w:sz w:val="17"/>
               </w:rPr>
-              <w:t>1から73 まで欠番・重複なく区分</w:t>
+              <w:t>1から74 まで欠番・重複なく区分</w:t>
             </w:r>
           </w:p>
         </w:tc>
@@ -1687,7 +1687,7 @@
                 <w:i w:val="0"/>
                 <w:sz w:val="17"/>
               </w:rPr>
-              <w:t>73件</w:t>
+              <w:t>74件</w:t>
             </w:r>
           </w:p>
         </w:tc>
@@ -1709,7 +1709,7 @@
           <w:i w:val="0"/>
           <w:sz w:val="21"/>
         </w:rPr>
-        <w:t>したがって、17件（Ａ・Ｂ）を照会から外し、8件（Ｃ）は照会の内容を縮め、48件（Ｄ）を回答のご依頼の対象とします。</w:t>
+        <w:t>したがって、18件（Ａ・Ｂ）を照会から外し、8件（Ｃ）は照会の内容を縮め、48件（Ｄ）を回答のご依頼の対象とします。</w:t>
       </w:r>
     </w:p>
     <w:p>
@@ -3583,7 +3583,7 @@
           <w:color w:val="2E74B5"/>
           <w:sz w:val="30"/>
         </w:rPr>
-        <w:t>3　区分Ｂ　当方で一次資料を確認（5件）</w:t>
+        <w:t>3　区分Ｂ　当方で一次資料を確認（6件）</w:t>
       </w:r>
       <w:bookmarkEnd w:id="104"/>
     </w:p>
@@ -4220,7 +4220,6 @@
           </w:tcPr>
           <w:p>
             <w:pPr>
-              <w:keepNext/>
               <w:spacing w:before="20" w:after="20"/>
             </w:pPr>
             <w:r>
@@ -4241,7 +4240,6 @@
           </w:tcPr>
           <w:p>
             <w:pPr>
-              <w:keepNext/>
               <w:spacing w:before="20" w:after="20"/>
             </w:pPr>
             <w:r>
@@ -4262,7 +4260,6 @@
           </w:tcPr>
           <w:p>
             <w:pPr>
-              <w:keepNext/>
               <w:spacing w:before="20" w:after="20"/>
             </w:pPr>
             <w:r>
@@ -4283,7 +4280,6 @@
           </w:tcPr>
           <w:p>
             <w:pPr>
-              <w:keepNext/>
               <w:spacing w:before="20" w:after="20"/>
             </w:pPr>
             <w:r>
@@ -4304,7 +4300,6 @@
           </w:tcPr>
           <w:p>
             <w:pPr>
-              <w:keepNext/>
               <w:spacing w:before="20" w:after="20"/>
             </w:pPr>
             <w:r>
@@ -4334,7 +4329,6 @@
           </w:tcPr>
           <w:p>
             <w:pPr>
-              <w:keepNext/>
               <w:spacing w:before="20" w:after="20"/>
             </w:pPr>
             <w:r>
@@ -4357,6 +4351,7 @@
           </w:tcPr>
           <w:p>
             <w:pPr>
+              <w:keepNext/>
               <w:spacing w:before="20" w:after="20"/>
             </w:pPr>
             <w:r>
@@ -4377,6 +4372,7 @@
           </w:tcPr>
           <w:p>
             <w:pPr>
+              <w:keepNext/>
               <w:spacing w:before="20" w:after="20"/>
             </w:pPr>
             <w:r>
@@ -4397,6 +4393,7 @@
           </w:tcPr>
           <w:p>
             <w:pPr>
+              <w:keepNext/>
               <w:spacing w:before="20" w:after="20"/>
             </w:pPr>
             <w:r>
@@ -4417,6 +4414,7 @@
           </w:tcPr>
           <w:p>
             <w:pPr>
+              <w:keepNext/>
               <w:spacing w:before="20" w:after="20"/>
             </w:pPr>
             <w:r>
@@ -4437,6 +4435,7 @@
           </w:tcPr>
           <w:p>
             <w:pPr>
+              <w:keepNext/>
               <w:spacing w:before="20" w:after="20"/>
             </w:pPr>
             <w:r>
@@ -4466,6 +4465,7 @@
           </w:tcPr>
           <w:p>
             <w:pPr>
+              <w:keepNext/>
               <w:spacing w:before="20" w:after="20"/>
             </w:pPr>
             <w:r>
@@ -4476,6 +4476,146 @@
                 <w:sz w:val="17"/>
               </w:rPr>
               <w:t>素案の確定まで</w:t>
+            </w:r>
+          </w:p>
+        </w:tc>
+      </w:tr>
+      <w:tr>
+        <w:tc>
+          <w:tcPr>
+            <w:tcW w:type="dxa" w:w="567"/>
+            <w:vAlign w:val="center"/>
+          </w:tcPr>
+          <w:p>
+            <w:pPr>
+              <w:spacing w:before="20" w:after="20"/>
+            </w:pPr>
+            <w:r>
+              <w:rPr>
+                <w:rFonts w:ascii="游ゴシック" w:hAnsi="游ゴシック" w:eastAsia="游ゴシック"/>
+                <w:b w:val="0"/>
+                <w:i w:val="0"/>
+                <w:sz w:val="17"/>
+              </w:rPr>
+              <w:t>18</w:t>
+            </w:r>
+          </w:p>
+        </w:tc>
+        <w:tc>
+          <w:tcPr>
+            <w:tcW w:type="dxa" w:w="2494"/>
+            <w:vAlign w:val="center"/>
+          </w:tcPr>
+          <w:p>
+            <w:pPr>
+              <w:spacing w:before="20" w:after="20"/>
+            </w:pPr>
+            <w:r>
+              <w:rPr>
+                <w:rFonts w:ascii="游ゴシック" w:hAnsi="游ゴシック" w:eastAsia="游ゴシック"/>
+                <w:b w:val="0"/>
+                <w:i w:val="0"/>
+                <w:sz w:val="17"/>
+              </w:rPr>
+              <w:t>手話に関する施策の推進に関する法律の法律番号と施行日</w:t>
+            </w:r>
+          </w:p>
+        </w:tc>
+        <w:tc>
+          <w:tcPr>
+            <w:tcW w:type="dxa" w:w="794"/>
+            <w:vAlign w:val="center"/>
+          </w:tcPr>
+          <w:p>
+            <w:pPr>
+              <w:spacing w:before="20" w:after="20"/>
+            </w:pPr>
+            <w:r>
+              <w:rPr>
+                <w:rFonts w:ascii="游ゴシック" w:hAnsi="游ゴシック" w:eastAsia="游ゴシック"/>
+                <w:b w:val="0"/>
+                <w:i w:val="0"/>
+                <w:sz w:val="17"/>
+              </w:rPr>
+              <w:t>法令</w:t>
+            </w:r>
+          </w:p>
+        </w:tc>
+        <w:tc>
+          <w:tcPr>
+            <w:tcW w:type="dxa" w:w="1020"/>
+            <w:vAlign w:val="center"/>
+          </w:tcPr>
+          <w:p>
+            <w:pPr>
+              <w:spacing w:before="20" w:after="20"/>
+            </w:pPr>
+            <w:r>
+              <w:rPr>
+                <w:rFonts w:ascii="游ゴシック" w:hAnsi="游ゴシック" w:eastAsia="游ゴシック"/>
+                <w:b w:val="0"/>
+                <w:i w:val="0"/>
+                <w:sz w:val="17"/>
+              </w:rPr>
+              <w:t>―</w:t>
+            </w:r>
+          </w:p>
+        </w:tc>
+        <w:tc>
+          <w:tcPr>
+            <w:tcW w:type="dxa" w:w="3628"/>
+            <w:vAlign w:val="center"/>
+          </w:tcPr>
+          <w:p>
+            <w:pPr>
+              <w:spacing w:before="20" w:after="20"/>
+            </w:pPr>
+            <w:r>
+              <w:rPr>
+                <w:rFonts w:ascii="游ゴシック" w:hAnsi="游ゴシック" w:eastAsia="游ゴシック"/>
+                <w:b/>
+                <w:i w:val="0"/>
+                <w:sz w:val="17"/>
+              </w:rPr>
+              <w:t>障がい素案 第2部第4章の根拠。</w:t>
+            </w:r>
+            <w:r>
+              <w:rPr>
+                <w:rFonts w:ascii="游ゴシック" w:hAnsi="游ゴシック" w:eastAsia="游ゴシック"/>
+                <w:b w:val="0"/>
+                <w:i w:val="0"/>
+                <w:sz w:val="17"/>
+              </w:rPr>
+              <w:t>令和7年6月成立までは確かめたが、法律番号が未確認。</w:t>
+            </w:r>
+            <w:r>
+              <w:rPr>
+                <w:rFonts w:ascii="游ゴシック" w:hAnsi="游ゴシック" w:eastAsia="游ゴシック"/>
+                <w:b/>
+                <w:i w:val="0"/>
+                <w:sz w:val="17"/>
+              </w:rPr>
+              <w:t>町条例（令和7年4月）とあわせて書く</w:t>
+            </w:r>
+          </w:p>
+        </w:tc>
+        <w:tc>
+          <w:tcPr>
+            <w:tcW w:type="dxa" w:w="1247"/>
+            <w:vAlign w:val="center"/>
+          </w:tcPr>
+          <w:p>
+            <w:pPr>
+              <w:spacing w:before="20" w:after="20"/>
+            </w:pPr>
+            <w:r>
+              <w:rPr>
+                <w:rFonts w:ascii="游ゴシック" w:hAnsi="游ゴシック" w:eastAsia="游ゴシック"/>
+                <w:b w:val="0"/>
+                <w:i w:val="0"/>
+                <w:sz w:val="17"/>
+              </w:rPr>
+              <w:t>骨子の展開まで</w:t>
             </w:r>
           </w:p>
         </w:tc>
@@ -4735,7 +4875,7 @@
                 <w:i w:val="0"/>
                 <w:sz w:val="17"/>
               </w:rPr>
-              <w:t>18</w:t>
+              <w:t>19</w:t>
             </w:r>
           </w:p>
         </w:tc>
@@ -4866,7 +5006,7 @@
                 <w:i w:val="0"/>
                 <w:sz w:val="17"/>
               </w:rPr>
-              <w:t>19</w:t>
+              <w:t>20</w:t>
             </w:r>
           </w:p>
         </w:tc>
@@ -4997,7 +5137,7 @@
                 <w:i w:val="0"/>
                 <w:sz w:val="17"/>
               </w:rPr>
-              <w:t>20</w:t>
+              <w:t>21</w:t>
             </w:r>
           </w:p>
         </w:tc>
@@ -5128,7 +5268,7 @@
                 <w:i w:val="0"/>
                 <w:sz w:val="17"/>
               </w:rPr>
-              <w:t>21</w:t>
+              <w:t>22</w:t>
             </w:r>
           </w:p>
         </w:tc>
@@ -5268,7 +5408,7 @@
                 <w:i w:val="0"/>
                 <w:sz w:val="17"/>
               </w:rPr>
-              <w:t>22</w:t>
+              <w:t>23</w:t>
             </w:r>
           </w:p>
         </w:tc>
@@ -5399,7 +5539,7 @@
                 <w:i w:val="0"/>
                 <w:sz w:val="17"/>
               </w:rPr>
-              <w:t>23</w:t>
+              <w:t>24</w:t>
             </w:r>
           </w:p>
         </w:tc>
@@ -5531,7 +5671,7 @@
                 <w:i w:val="0"/>
                 <w:sz w:val="17"/>
               </w:rPr>
-              <w:t>24</w:t>
+              <w:t>25</w:t>
             </w:r>
           </w:p>
         </w:tc>
@@ -5667,7 +5807,7 @@
                 <w:i w:val="0"/>
                 <w:sz w:val="17"/>
               </w:rPr>
-              <w:t>25</w:t>
+              <w:t>26</w:t>
             </w:r>
           </w:p>
         </w:tc>
@@ -6059,7 +6199,7 @@
                 <w:i w:val="0"/>
                 <w:sz w:val="17"/>
               </w:rPr>
-              <w:t>26</w:t>
+              <w:t>27</w:t>
             </w:r>
           </w:p>
         </w:tc>
@@ -6208,7 +6348,7 @@
                 <w:i w:val="0"/>
                 <w:sz w:val="17"/>
               </w:rPr>
-              <w:t>27</w:t>
+              <w:t>28</w:t>
             </w:r>
           </w:p>
         </w:tc>
@@ -6339,7 +6479,7 @@
                 <w:i w:val="0"/>
                 <w:sz w:val="17"/>
               </w:rPr>
-              <w:t>28</w:t>
+              <w:t>29</w:t>
             </w:r>
           </w:p>
         </w:tc>
@@ -6461,7 +6601,7 @@
                 <w:i w:val="0"/>
                 <w:sz w:val="17"/>
               </w:rPr>
-              <w:t>29</w:t>
+              <w:t>30</w:t>
             </w:r>
           </w:p>
         </w:tc>
@@ -6601,7 +6741,7 @@
                 <w:i w:val="0"/>
                 <w:sz w:val="17"/>
               </w:rPr>
-              <w:t>30</w:t>
+              <w:t>31</w:t>
             </w:r>
           </w:p>
         </w:tc>
@@ -6750,7 +6890,7 @@
                 <w:i w:val="0"/>
                 <w:sz w:val="17"/>
               </w:rPr>
-              <w:t>31</w:t>
+              <w:t>32</w:t>
             </w:r>
           </w:p>
         </w:tc>
@@ -6899,7 +7039,7 @@
                 <w:i w:val="0"/>
                 <w:sz w:val="17"/>
               </w:rPr>
-              <w:t>32</w:t>
+              <w:t>33</w:t>
             </w:r>
           </w:p>
         </w:tc>
@@ -7039,7 +7179,7 @@
                 <w:i w:val="0"/>
                 <w:sz w:val="17"/>
               </w:rPr>
-              <w:t>33</w:t>
+              <w:t>34</w:t>
             </w:r>
           </w:p>
         </w:tc>
@@ -7179,7 +7319,7 @@
                 <w:i w:val="0"/>
                 <w:sz w:val="17"/>
               </w:rPr>
-              <w:t>34</w:t>
+              <w:t>35</w:t>
             </w:r>
           </w:p>
         </w:tc>
@@ -7310,7 +7450,7 @@
                 <w:i w:val="0"/>
                 <w:sz w:val="17"/>
               </w:rPr>
-              <w:t>35</w:t>
+              <w:t>36</w:t>
             </w:r>
           </w:p>
         </w:tc>
@@ -7450,7 +7590,7 @@
                 <w:i w:val="0"/>
                 <w:sz w:val="17"/>
               </w:rPr>
-              <w:t>36</w:t>
+              <w:t>37</w:t>
             </w:r>
           </w:p>
         </w:tc>
@@ -7581,7 +7721,7 @@
                 <w:i w:val="0"/>
                 <w:sz w:val="17"/>
               </w:rPr>
-              <w:t>37</w:t>
+              <w:t>38</w:t>
             </w:r>
           </w:p>
         </w:tc>
@@ -7703,7 +7843,7 @@
                 <w:i w:val="0"/>
                 <w:sz w:val="17"/>
               </w:rPr>
-              <w:t>38</w:t>
+              <w:t>39</w:t>
             </w:r>
           </w:p>
         </w:tc>
@@ -7852,7 +7992,7 @@
                 <w:i w:val="0"/>
                 <w:sz w:val="17"/>
               </w:rPr>
-              <w:t>39</w:t>
+              <w:t>40</w:t>
             </w:r>
           </w:p>
         </w:tc>
@@ -7983,7 +8123,7 @@
                 <w:i w:val="0"/>
                 <w:sz w:val="17"/>
               </w:rPr>
-              <w:t>40</w:t>
+              <w:t>41</w:t>
             </w:r>
           </w:p>
         </w:tc>
@@ -8105,7 +8245,7 @@
                 <w:i w:val="0"/>
                 <w:sz w:val="17"/>
               </w:rPr>
-              <w:t>41</w:t>
+              <w:t>42</w:t>
             </w:r>
           </w:p>
         </w:tc>
@@ -8236,7 +8376,7 @@
                 <w:i w:val="0"/>
                 <w:sz w:val="17"/>
               </w:rPr>
-              <w:t>42</w:t>
+              <w:t>43</w:t>
             </w:r>
           </w:p>
         </w:tc>
@@ -8358,7 +8498,7 @@
                 <w:i w:val="0"/>
                 <w:sz w:val="17"/>
               </w:rPr>
-              <w:t>43</w:t>
+              <w:t>44</w:t>
             </w:r>
           </w:p>
         </w:tc>
@@ -8489,7 +8629,7 @@
                 <w:i w:val="0"/>
                 <w:sz w:val="17"/>
               </w:rPr>
-              <w:t>44</w:t>
+              <w:t>45</w:t>
             </w:r>
           </w:p>
         </w:tc>
@@ -8611,7 +8751,7 @@
                 <w:i w:val="0"/>
                 <w:sz w:val="17"/>
               </w:rPr>
-              <w:t>45</w:t>
+              <w:t>46</w:t>
             </w:r>
           </w:p>
         </w:tc>
@@ -8733,7 +8873,7 @@
                 <w:i w:val="0"/>
                 <w:sz w:val="17"/>
               </w:rPr>
-              <w:t>46</w:t>
+              <w:t>47</w:t>
             </w:r>
           </w:p>
         </w:tc>
@@ -8855,7 +8995,7 @@
                 <w:i w:val="0"/>
                 <w:sz w:val="17"/>
               </w:rPr>
-              <w:t>47</w:t>
+              <w:t>48</w:t>
             </w:r>
           </w:p>
         </w:tc>
@@ -8977,7 +9117,7 @@
                 <w:i w:val="0"/>
                 <w:sz w:val="17"/>
               </w:rPr>
-              <w:t>48</w:t>
+              <w:t>49</w:t>
             </w:r>
           </w:p>
         </w:tc>
@@ -9099,7 +9239,7 @@
                 <w:i w:val="0"/>
                 <w:sz w:val="17"/>
               </w:rPr>
-              <w:t>49</w:t>
+              <w:t>50</w:t>
             </w:r>
           </w:p>
         </w:tc>
@@ -9221,7 +9361,7 @@
                 <w:i w:val="0"/>
                 <w:sz w:val="17"/>
               </w:rPr>
-              <w:t>50</w:t>
+              <w:t>51</w:t>
             </w:r>
           </w:p>
         </w:tc>
@@ -9343,7 +9483,7 @@
                 <w:i w:val="0"/>
                 <w:sz w:val="17"/>
               </w:rPr>
-              <w:t>51</w:t>
+              <w:t>52</w:t>
             </w:r>
           </w:p>
         </w:tc>
@@ -9474,7 +9614,7 @@
                 <w:i w:val="0"/>
                 <w:sz w:val="17"/>
               </w:rPr>
-              <w:t>52</w:t>
+              <w:t>53</w:t>
             </w:r>
           </w:p>
         </w:tc>
@@ -9605,7 +9745,7 @@
                 <w:i w:val="0"/>
                 <w:sz w:val="17"/>
               </w:rPr>
-              <w:t>53</w:t>
+              <w:t>54</w:t>
             </w:r>
           </w:p>
         </w:tc>
@@ -9727,7 +9867,7 @@
                 <w:i w:val="0"/>
                 <w:sz w:val="17"/>
               </w:rPr>
-              <w:t>54</w:t>
+              <w:t>55</w:t>
             </w:r>
           </w:p>
         </w:tc>
@@ -9894,7 +10034,7 @@
                 <w:i w:val="0"/>
                 <w:sz w:val="17"/>
               </w:rPr>
-              <w:t>55</w:t>
+              <w:t>56</w:t>
             </w:r>
           </w:p>
         </w:tc>
@@ -10016,7 +10156,7 @@
                 <w:i w:val="0"/>
                 <w:sz w:val="17"/>
               </w:rPr>
-              <w:t>56</w:t>
+              <w:t>57</w:t>
             </w:r>
           </w:p>
         </w:tc>
@@ -10147,7 +10287,7 @@
                 <w:i w:val="0"/>
                 <w:sz w:val="17"/>
               </w:rPr>
-              <w:t>57</w:t>
+              <w:t>58</w:t>
             </w:r>
           </w:p>
         </w:tc>
@@ -10269,7 +10409,7 @@
                 <w:i w:val="0"/>
                 <w:sz w:val="17"/>
               </w:rPr>
-              <w:t>58</w:t>
+              <w:t>59</w:t>
             </w:r>
           </w:p>
         </w:tc>
@@ -10391,7 +10531,7 @@
                 <w:i w:val="0"/>
                 <w:sz w:val="17"/>
               </w:rPr>
-              <w:t>59</w:t>
+              <w:t>60</w:t>
             </w:r>
           </w:p>
         </w:tc>
@@ -10513,7 +10653,7 @@
                 <w:i w:val="0"/>
                 <w:sz w:val="17"/>
               </w:rPr>
-              <w:t>60</w:t>
+              <w:t>61</w:t>
             </w:r>
           </w:p>
         </w:tc>
@@ -10644,7 +10784,7 @@
                 <w:i w:val="0"/>
                 <w:sz w:val="17"/>
               </w:rPr>
-              <w:t>61</w:t>
+              <w:t>62</w:t>
             </w:r>
           </w:p>
         </w:tc>
@@ -10775,7 +10915,7 @@
                 <w:i w:val="0"/>
                 <w:sz w:val="17"/>
               </w:rPr>
-              <w:t>62</w:t>
+              <w:t>63</w:t>
             </w:r>
           </w:p>
         </w:tc>
@@ -10915,7 +11055,7 @@
                 <w:i w:val="0"/>
                 <w:sz w:val="17"/>
               </w:rPr>
-              <w:t>63</w:t>
+              <w:t>64</w:t>
             </w:r>
           </w:p>
         </w:tc>
@@ -11037,7 +11177,7 @@
                 <w:i w:val="0"/>
                 <w:sz w:val="17"/>
               </w:rPr>
-              <w:t>64</w:t>
+              <w:t>65</w:t>
             </w:r>
           </w:p>
         </w:tc>
@@ -11168,7 +11308,7 @@
                 <w:i w:val="0"/>
                 <w:sz w:val="17"/>
               </w:rPr>
-              <w:t>65</w:t>
+              <w:t>66</w:t>
             </w:r>
           </w:p>
         </w:tc>
@@ -11299,7 +11439,7 @@
                 <w:i w:val="0"/>
                 <w:sz w:val="17"/>
               </w:rPr>
-              <w:t>66</w:t>
+              <w:t>67</w:t>
             </w:r>
           </w:p>
         </w:tc>
@@ -11421,7 +11561,7 @@
                 <w:i w:val="0"/>
                 <w:sz w:val="17"/>
               </w:rPr>
-              <w:t>67</w:t>
+              <w:t>68</w:t>
             </w:r>
           </w:p>
         </w:tc>
@@ -11552,7 +11692,7 @@
                 <w:i w:val="0"/>
                 <w:sz w:val="17"/>
               </w:rPr>
-              <w:t>68</w:t>
+              <w:t>69</w:t>
             </w:r>
           </w:p>
         </w:tc>
@@ -11692,7 +11832,7 @@
                 <w:i w:val="0"/>
                 <w:sz w:val="17"/>
               </w:rPr>
-              <w:t>69</w:t>
+              <w:t>70</w:t>
             </w:r>
           </w:p>
         </w:tc>
@@ -11814,7 +11954,7 @@
                 <w:i w:val="0"/>
                 <w:sz w:val="17"/>
               </w:rPr>
-              <w:t>70</w:t>
+              <w:t>71</w:t>
             </w:r>
           </w:p>
         </w:tc>
@@ -11936,7 +12076,7 @@
                 <w:i w:val="0"/>
                 <w:sz w:val="17"/>
               </w:rPr>
-              <w:t>71</w:t>
+              <w:t>72</w:t>
             </w:r>
           </w:p>
         </w:tc>
@@ -12067,7 +12207,7 @@
                 <w:i w:val="0"/>
                 <w:sz w:val="17"/>
               </w:rPr>
-              <w:t>72</w:t>
+              <w:t>73</w:t>
             </w:r>
           </w:p>
         </w:tc>
@@ -12189,7 +12329,7 @@
                 <w:i w:val="0"/>
                 <w:sz w:val="17"/>
               </w:rPr>
-              <w:t>73</w:t>
+              <w:t>74</w:t>
             </w:r>
           </w:p>
         </w:tc>
@@ -12485,7 +12625,7 @@
                 <w:i w:val="0"/>
                 <w:sz w:val="17"/>
               </w:rPr>
-              <w:t>26</w:t>
+              <w:t>27</w:t>
             </w:r>
           </w:p>
         </w:tc>
@@ -12576,7 +12716,7 @@
                 <w:i w:val="0"/>
                 <w:sz w:val="17"/>
               </w:rPr>
-              <w:t>27</w:t>
+              <w:t>28</w:t>
             </w:r>
           </w:p>
         </w:tc>
@@ -12658,7 +12798,7 @@
                 <w:i w:val="0"/>
                 <w:sz w:val="17"/>
               </w:rPr>
-              <w:t>28</w:t>
+              <w:t>29</w:t>
             </w:r>
           </w:p>
         </w:tc>
@@ -12740,7 +12880,7 @@
                 <w:i w:val="0"/>
                 <w:sz w:val="17"/>
               </w:rPr>
-              <w:t>29</w:t>
+              <w:t>30</w:t>
             </w:r>
           </w:p>
         </w:tc>
@@ -12822,7 +12962,7 @@
                 <w:i w:val="0"/>
                 <w:sz w:val="17"/>
               </w:rPr>
-              <w:t>30</w:t>
+              <w:t>31</w:t>
             </w:r>
           </w:p>
         </w:tc>
@@ -12922,7 +13062,7 @@
                 <w:i w:val="0"/>
                 <w:sz w:val="17"/>
               </w:rPr>
-              <w:t>31</w:t>
+              <w:t>32</w:t>
             </w:r>
           </w:p>
         </w:tc>
@@ -13004,7 +13144,7 @@
                 <w:i w:val="0"/>
                 <w:sz w:val="17"/>
               </w:rPr>
-              <w:t>32</w:t>
+              <w:t>33</w:t>
             </w:r>
           </w:p>
         </w:tc>
@@ -13095,7 +13235,7 @@
                 <w:i w:val="0"/>
                 <w:sz w:val="17"/>
               </w:rPr>
-              <w:t>38</w:t>
+              <w:t>39</w:t>
             </w:r>
           </w:p>
         </w:tc>
@@ -13186,7 +13326,7 @@
                 <w:i w:val="0"/>
                 <w:sz w:val="17"/>
               </w:rPr>
-              <w:t>39</w:t>
+              <w:t>40</w:t>
             </w:r>
           </w:p>
         </w:tc>
@@ -13268,7 +13408,7 @@
                 <w:i w:val="0"/>
                 <w:sz w:val="17"/>
               </w:rPr>
-              <w:t>54</w:t>
+              <w:t>55</w:t>
             </w:r>
           </w:p>
         </w:tc>
@@ -13386,7 +13526,7 @@
                 <w:i w:val="0"/>
                 <w:sz w:val="17"/>
               </w:rPr>
-              <w:t>55</w:t>
+              <w:t>56</w:t>
             </w:r>
           </w:p>
         </w:tc>
@@ -13468,7 +13608,7 @@
                 <w:i w:val="0"/>
                 <w:sz w:val="17"/>
               </w:rPr>
-              <w:t>56</w:t>
+              <w:t>57</w:t>
             </w:r>
           </w:p>
         </w:tc>
@@ -13550,7 +13690,7 @@
                 <w:i w:val="0"/>
                 <w:sz w:val="17"/>
               </w:rPr>
-              <w:t>57</w:t>
+              <w:t>58</w:t>
             </w:r>
           </w:p>
         </w:tc>
@@ -13632,7 +13772,7 @@
                 <w:i w:val="0"/>
                 <w:sz w:val="17"/>
               </w:rPr>
-              <w:t>63</w:t>
+              <w:t>64</w:t>
             </w:r>
           </w:p>
         </w:tc>
@@ -13714,7 +13854,7 @@
                 <w:i w:val="0"/>
                 <w:sz w:val="17"/>
               </w:rPr>
-              <w:t>64</w:t>
+              <w:t>65</w:t>
             </w:r>
           </w:p>
         </w:tc>
@@ -13796,7 +13936,7 @@
                 <w:i w:val="0"/>
                 <w:sz w:val="17"/>
               </w:rPr>
-              <w:t>65</w:t>
+              <w:t>66</w:t>
             </w:r>
           </w:p>
         </w:tc>
@@ -13878,7 +14018,7 @@
                 <w:i w:val="0"/>
                 <w:sz w:val="17"/>
               </w:rPr>
-              <w:t>67</w:t>
+              <w:t>68</w:t>
             </w:r>
           </w:p>
         </w:tc>
@@ -13969,7 +14109,7 @@
                 <w:i w:val="0"/>
                 <w:sz w:val="17"/>
               </w:rPr>
-              <w:t>68</w:t>
+              <w:t>69</w:t>
             </w:r>
           </w:p>
         </w:tc>

--- a/小野町_引継ぎ_整理済/16_町データ依頼/小野町_確認事項の一覧_20261015.docx
+++ b/小野町_引継ぎ_整理済/16_町データ依頼/小野町_確認事項の一覧_20261015.docx
@@ -438,7 +438,7 @@
             <w:b/>
             <w:sz w:val="22"/>
           </w:rPr>
-          <w:t xml:space="preserve">5　区分Ｄ　町の回答・内部データが必要（48件）</w:t>
+          <w:t xml:space="preserve">5　区分Ｄ　町の回答・内部データが必要（50件）</w:t>
         </w:r>
         <w:r>
           <w:rPr>
@@ -810,7 +810,7 @@
                 <w:i w:val="0"/>
                 <w:sz w:val="17"/>
               </w:rPr>
-              <w:t>通し番号1本（1〜74）に改めた</w:t>
+              <w:t>通し番号1本（1〜76）に改めた</w:t>
             </w:r>
           </w:p>
         </w:tc>
@@ -1605,7 +1605,7 @@
                 <w:i w:val="0"/>
                 <w:sz w:val="17"/>
               </w:rPr>
-              <w:t>48件</w:t>
+              <w:t>50件</w:t>
             </w:r>
           </w:p>
         </w:tc>
@@ -1667,7 +1667,7 @@
                 <w:i w:val="0"/>
                 <w:sz w:val="17"/>
               </w:rPr>
-              <w:t>1から74 まで欠番・重複なく区分</w:t>
+              <w:t>1から76 まで欠番・重複なく区分</w:t>
             </w:r>
           </w:p>
         </w:tc>
@@ -1687,7 +1687,7 @@
                 <w:i w:val="0"/>
                 <w:sz w:val="17"/>
               </w:rPr>
-              <w:t>74件</w:t>
+              <w:t>76件</w:t>
             </w:r>
           </w:p>
         </w:tc>
@@ -1709,7 +1709,7 @@
           <w:i w:val="0"/>
           <w:sz w:val="21"/>
         </w:rPr>
-        <w:t>したがって、18件（Ａ・Ｂ）を照会から外し、8件（Ｃ）は照会の内容を縮め、48件（Ｄ）を回答のご依頼の対象とします。</w:t>
+        <w:t>したがって、18件（Ａ・Ｂ）を照会から外し、8件（Ｃ）は照会の内容を縮め、50件（Ｄ）を回答のご依頼の対象とします。</w:t>
       </w:r>
     </w:p>
     <w:p>
@@ -5942,7 +5942,7 @@
           <w:color w:val="2E74B5"/>
           <w:sz w:val="30"/>
         </w:rPr>
-        <w:t>5　区分Ｄ　町の回答・内部データが必要（48件）</w:t>
+        <w:t>5　区分Ｄ　町の回答・内部データが必要（50件）</w:t>
       </w:r>
       <w:bookmarkEnd w:id="106"/>
     </w:p>
@@ -5996,7 +5996,7 @@
           <w:i w:val="0"/>
           <w:sz w:val="21"/>
         </w:rPr>
-        <w:t>町37件（うちご判断をお願いするもの4件）、県11件です。</w:t>
+        <w:t>町39件（うちご判断をお願いするもの4件）、県11件です。</w:t>
       </w:r>
     </w:p>
     <w:p>
@@ -10800,11 +10800,20 @@
             <w:r>
               <w:rPr>
                 <w:rFonts w:ascii="游ゴシック" w:hAnsi="游ゴシック" w:eastAsia="游ゴシック"/>
-                <w:b w:val="0"/>
-                <w:i w:val="0"/>
-                <w:sz w:val="17"/>
-              </w:rPr>
-              <w:t>計画の策定経過・委員名簿・パブリックコメントの結果</w:t>
+                <w:b/>
+                <w:i w:val="0"/>
+                <w:sz w:val="17"/>
+              </w:rPr>
+              <w:t>前回計画 第7期の短期入所の見込量の置き方</w:t>
+            </w:r>
+            <w:r>
+              <w:rPr>
+                <w:rFonts w:ascii="游ゴシック" w:hAnsi="游ゴシック" w:eastAsia="游ゴシック"/>
+                <w:b w:val="0"/>
+                <w:i w:val="0"/>
+                <w:sz w:val="17"/>
+              </w:rPr>
+              <w:t>（実績のある福祉型を0とし、実績のない医療型に見込みを立てている）</w:t>
             </w:r>
           </w:p>
         </w:tc>
@@ -10824,7 +10833,7 @@
                 <w:i w:val="0"/>
                 <w:sz w:val="17"/>
               </w:rPr>
-              <w:t>手続</w:t>
+              <w:t>障がい</w:t>
             </w:r>
           </w:p>
         </w:tc>
@@ -10844,7 +10853,7 @@
                 <w:i w:val="0"/>
                 <w:sz w:val="17"/>
               </w:rPr>
-              <w:t>番号25</w:t>
+              <w:t>―</w:t>
             </w:r>
           </w:p>
         </w:tc>
@@ -10860,20 +10869,20 @@
             <w:r>
               <w:rPr>
                 <w:rFonts w:ascii="游ゴシック" w:hAnsi="游ゴシック" w:eastAsia="游ゴシック"/>
-                <w:b w:val="0"/>
-                <w:i w:val="0"/>
-                <w:sz w:val="17"/>
-              </w:rPr>
-              <w:t>両計画の資料編。</w:t>
-            </w:r>
-            <w:r>
-              <w:rPr>
-                <w:rFonts w:ascii="游ゴシック" w:hAnsi="游ゴシック" w:eastAsia="游ゴシック"/>
                 <w:b/>
                 <w:i w:val="0"/>
                 <w:sz w:val="17"/>
               </w:rPr>
-              <w:t>【決定後に記載】13箇所</w:t>
+              <w:t>第8期の見込量に引き継いではならない。</w:t>
+            </w:r>
+            <w:r>
+              <w:rPr>
+                <w:rFonts w:ascii="游ゴシック" w:hAnsi="游ゴシック" w:eastAsia="游ゴシック"/>
+                <w:b w:val="0"/>
+                <w:i w:val="0"/>
+                <w:sz w:val="17"/>
+              </w:rPr>
+              <w:t>本文は「各年度3人、24人日」とするが表は2人で、24÷12＝2人とも合わない</w:t>
             </w:r>
           </w:p>
         </w:tc>
@@ -10893,7 +10902,7 @@
                 <w:i w:val="0"/>
                 <w:sz w:val="17"/>
               </w:rPr>
-              <w:t>校了まで</w:t>
+              <w:t>素案の確定まで</w:t>
             </w:r>
           </w:p>
         </w:tc>
@@ -10935,16 +10944,16 @@
                 <w:i w:val="0"/>
                 <w:sz w:val="17"/>
               </w:rPr>
-              <w:t>老人福祉事業の量の目標の前提となる量</w:t>
-            </w:r>
-            <w:r>
-              <w:rPr>
-                <w:rFonts w:ascii="游ゴシック" w:hAnsi="游ゴシック" w:eastAsia="游ゴシック"/>
-                <w:b w:val="0"/>
-                <w:i w:val="0"/>
-                <w:sz w:val="17"/>
-              </w:rPr>
-              <w:t>（養護老人ホーム・軽費老人ホームの本町からの入所者数と老人福祉センターの利用状況）</w:t>
+              <w:t>前回計画 第7期（障がい児）の人と人日の入れ替わり</w:t>
+            </w:r>
+            <w:r>
+              <w:rPr>
+                <w:rFonts w:ascii="游ゴシック" w:hAnsi="游ゴシック" w:eastAsia="游ゴシック"/>
+                <w:b w:val="0"/>
+                <w:i w:val="0"/>
+                <w:sz w:val="17"/>
+              </w:rPr>
+              <w:t>（児童発達支援38人・4人日／放課後等デイ391人・23人日）</w:t>
             </w:r>
           </w:p>
         </w:tc>
@@ -10964,7 +10973,7 @@
                 <w:i w:val="0"/>
                 <w:sz w:val="17"/>
               </w:rPr>
-              <w:t>記述</w:t>
+              <w:t>障がい</w:t>
             </w:r>
           </w:p>
         </w:tc>
@@ -11004,16 +11013,16 @@
                 <w:i w:val="0"/>
                 <w:sz w:val="17"/>
               </w:rPr>
-              <w:t>老人福祉法第20条の8第2項の法定記載事項。</w:t>
-            </w:r>
-            <w:r>
-              <w:rPr>
-                <w:rFonts w:ascii="游ゴシック" w:hAnsi="游ゴシック" w:eastAsia="游ゴシック"/>
-                <w:b w:val="0"/>
-                <w:i w:val="0"/>
-                <w:sz w:val="17"/>
-              </w:rPr>
-              <w:t>介護保険に重ならない3種が素案で未確定（第6章9）</w:t>
+              <w:t>手帳所持者508人の町で放課後等デイを月391人が利用することはありえない。</w:t>
+            </w:r>
+            <w:r>
+              <w:rPr>
+                <w:rFonts w:ascii="游ゴシック" w:hAnsi="游ゴシック" w:eastAsia="游ゴシック"/>
+                <w:b w:val="0"/>
+                <w:i w:val="0"/>
+                <w:sz w:val="17"/>
+              </w:rPr>
+              <w:t>第6期の実績は31人・93人日</w:t>
             </w:r>
           </w:p>
         </w:tc>
@@ -11071,71 +11080,80 @@
             <w:r>
               <w:rPr>
                 <w:rFonts w:ascii="游ゴシック" w:hAnsi="游ゴシック" w:eastAsia="游ゴシック"/>
+                <w:b w:val="0"/>
+                <w:i w:val="0"/>
+                <w:sz w:val="17"/>
+              </w:rPr>
+              <w:t>計画の策定経過・委員名簿・パブリックコメントの結果</w:t>
+            </w:r>
+          </w:p>
+        </w:tc>
+        <w:tc>
+          <w:tcPr>
+            <w:tcW w:type="dxa" w:w="794"/>
+            <w:vAlign w:val="center"/>
+          </w:tcPr>
+          <w:p>
+            <w:pPr>
+              <w:spacing w:before="20" w:after="20"/>
+            </w:pPr>
+            <w:r>
+              <w:rPr>
+                <w:rFonts w:ascii="游ゴシック" w:hAnsi="游ゴシック" w:eastAsia="游ゴシック"/>
+                <w:b w:val="0"/>
+                <w:i w:val="0"/>
+                <w:sz w:val="17"/>
+              </w:rPr>
+              <w:t>手続</w:t>
+            </w:r>
+          </w:p>
+        </w:tc>
+        <w:tc>
+          <w:tcPr>
+            <w:tcW w:type="dxa" w:w="1020"/>
+            <w:vAlign w:val="center"/>
+          </w:tcPr>
+          <w:p>
+            <w:pPr>
+              <w:spacing w:before="20" w:after="20"/>
+            </w:pPr>
+            <w:r>
+              <w:rPr>
+                <w:rFonts w:ascii="游ゴシック" w:hAnsi="游ゴシック" w:eastAsia="游ゴシック"/>
+                <w:b w:val="0"/>
+                <w:i w:val="0"/>
+                <w:sz w:val="17"/>
+              </w:rPr>
+              <w:t>番号25</w:t>
+            </w:r>
+          </w:p>
+        </w:tc>
+        <w:tc>
+          <w:tcPr>
+            <w:tcW w:type="dxa" w:w="3628"/>
+            <w:vAlign w:val="center"/>
+          </w:tcPr>
+          <w:p>
+            <w:pPr>
+              <w:spacing w:before="20" w:after="20"/>
+            </w:pPr>
+            <w:r>
+              <w:rPr>
+                <w:rFonts w:ascii="游ゴシック" w:hAnsi="游ゴシック" w:eastAsia="游ゴシック"/>
+                <w:b w:val="0"/>
+                <w:i w:val="0"/>
+                <w:sz w:val="17"/>
+              </w:rPr>
+              <w:t>両計画の資料編。</w:t>
+            </w:r>
+            <w:r>
+              <w:rPr>
+                <w:rFonts w:ascii="游ゴシック" w:hAnsi="游ゴシック" w:eastAsia="游ゴシック"/>
                 <w:b/>
                 <w:i w:val="0"/>
                 <w:sz w:val="17"/>
               </w:rPr>
-              <w:t>福島県高齢者居住安定確保計画の改定の予定と内容</w:t>
-            </w:r>
-          </w:p>
-        </w:tc>
-        <w:tc>
-          <w:tcPr>
-            <w:tcW w:type="dxa" w:w="794"/>
-            <w:vAlign w:val="center"/>
-          </w:tcPr>
-          <w:p>
-            <w:pPr>
-              <w:spacing w:before="20" w:after="20"/>
-            </w:pPr>
-            <w:r>
-              <w:rPr>
-                <w:rFonts w:ascii="游ゴシック" w:hAnsi="游ゴシック" w:eastAsia="游ゴシック"/>
-                <w:b w:val="0"/>
-                <w:i w:val="0"/>
-                <w:sz w:val="17"/>
-              </w:rPr>
-              <w:t>整合</w:t>
-            </w:r>
-          </w:p>
-        </w:tc>
-        <w:tc>
-          <w:tcPr>
-            <w:tcW w:type="dxa" w:w="1020"/>
-            <w:vAlign w:val="center"/>
-          </w:tcPr>
-          <w:p>
-            <w:pPr>
-              <w:spacing w:before="20" w:after="20"/>
-            </w:pPr>
-            <w:r>
-              <w:rPr>
-                <w:rFonts w:ascii="游ゴシック" w:hAnsi="游ゴシック" w:eastAsia="游ゴシック"/>
-                <w:b w:val="0"/>
-                <w:i w:val="0"/>
-                <w:sz w:val="17"/>
-              </w:rPr>
-              <w:t>Ｄ-6の残り</w:t>
-            </w:r>
-          </w:p>
-        </w:tc>
-        <w:tc>
-          <w:tcPr>
-            <w:tcW w:type="dxa" w:w="3628"/>
-            <w:vAlign w:val="center"/>
-          </w:tcPr>
-          <w:p>
-            <w:pPr>
-              <w:spacing w:before="20" w:after="20"/>
-            </w:pPr>
-            <w:r>
-              <w:rPr>
-                <w:rFonts w:ascii="游ゴシック" w:hAnsi="游ゴシック" w:eastAsia="游ゴシック"/>
-                <w:b/>
-                <w:i w:val="0"/>
-                <w:sz w:val="17"/>
-              </w:rPr>
-              <w:t>計画期間が令和8年度で満了し、本計画期間の初日には現行計画が存在しない</w:t>
+              <w:t>【決定後に記載】13箇所</w:t>
             </w:r>
           </w:p>
         </w:tc>
@@ -11151,11 +11169,11 @@
             <w:r>
               <w:rPr>
                 <w:rFonts w:ascii="游ゴシック" w:hAnsi="游ゴシック" w:eastAsia="游ゴシック"/>
-                <w:b/>
-                <w:i w:val="0"/>
-                <w:sz w:val="17"/>
-              </w:rPr>
-              <w:t>最優先</w:t>
+                <w:b w:val="0"/>
+                <w:i w:val="0"/>
+                <w:sz w:val="17"/>
+              </w:rPr>
+              <w:t>校了まで</w:t>
             </w:r>
           </w:p>
         </w:tc>
@@ -11197,7 +11215,16 @@
                 <w:i w:val="0"/>
                 <w:sz w:val="17"/>
               </w:rPr>
-              <w:t>新たな福島県地域医療構想の策定状況</w:t>
+              <w:t>老人福祉事業の量の目標の前提となる量</w:t>
+            </w:r>
+            <w:r>
+              <w:rPr>
+                <w:rFonts w:ascii="游ゴシック" w:hAnsi="游ゴシック" w:eastAsia="游ゴシック"/>
+                <w:b w:val="0"/>
+                <w:i w:val="0"/>
+                <w:sz w:val="17"/>
+              </w:rPr>
+              <w:t>（養護老人ホーム・軽費老人ホームの本町からの入所者数と老人福祉センターの利用状況）</w:t>
             </w:r>
           </w:p>
         </w:tc>
@@ -11217,7 +11244,7 @@
                 <w:i w:val="0"/>
                 <w:sz w:val="17"/>
               </w:rPr>
-              <w:t>整合</w:t>
+              <w:t>記述</w:t>
             </w:r>
           </w:p>
         </w:tc>
@@ -11237,7 +11264,7 @@
                 <w:i w:val="0"/>
                 <w:sz w:val="17"/>
               </w:rPr>
-              <w:t>Ｅ-1</w:t>
+              <w:t>―</w:t>
             </w:r>
           </w:p>
         </w:tc>
@@ -11257,16 +11284,16 @@
                 <w:i w:val="0"/>
                 <w:sz w:val="17"/>
               </w:rPr>
-              <w:t>目標年が令和7年。</w:t>
-            </w:r>
-            <w:r>
-              <w:rPr>
-                <w:rFonts w:ascii="游ゴシック" w:hAnsi="游ゴシック" w:eastAsia="游ゴシック"/>
-                <w:b w:val="0"/>
-                <w:i w:val="0"/>
-                <w:sz w:val="17"/>
-              </w:rPr>
-              <w:t>慢性期病床の動きは介護サービス需要に直接効く</w:t>
+              <w:t>老人福祉法第20条の8第2項の法定記載事項。</w:t>
+            </w:r>
+            <w:r>
+              <w:rPr>
+                <w:rFonts w:ascii="游ゴシック" w:hAnsi="游ゴシック" w:eastAsia="游ゴシック"/>
+                <w:b w:val="0"/>
+                <w:i w:val="0"/>
+                <w:sz w:val="17"/>
+              </w:rPr>
+              <w:t>介護保険に重ならない3種が素案で未確定（第6章9）</w:t>
             </w:r>
           </w:p>
         </w:tc>
@@ -11282,11 +11309,11 @@
             <w:r>
               <w:rPr>
                 <w:rFonts w:ascii="游ゴシック" w:hAnsi="游ゴシック" w:eastAsia="游ゴシック"/>
-                <w:b/>
-                <w:i w:val="0"/>
-                <w:sz w:val="17"/>
-              </w:rPr>
-              <w:t>最優先</w:t>
+                <w:b w:val="0"/>
+                <w:i w:val="0"/>
+                <w:sz w:val="17"/>
+              </w:rPr>
+              <w:t>素案の確定まで</w:t>
             </w:r>
           </w:p>
         </w:tc>
@@ -11328,7 +11355,7 @@
                 <w:i w:val="0"/>
                 <w:sz w:val="17"/>
               </w:rPr>
-              <w:t>介護保険法第117条第14項の意見聴取の時期と様式</w:t>
+              <w:t>福島県高齢者居住安定確保計画の改定の予定と内容</w:t>
             </w:r>
           </w:p>
         </w:tc>
@@ -11348,7 +11375,7 @@
                 <w:i w:val="0"/>
                 <w:sz w:val="17"/>
               </w:rPr>
-              <w:t>手続</w:t>
+              <w:t>整合</w:t>
             </w:r>
           </w:p>
         </w:tc>
@@ -11368,7 +11395,7 @@
                 <w:i w:val="0"/>
                 <w:sz w:val="17"/>
               </w:rPr>
-              <w:t>Ｋ-3・Ｃ-1</w:t>
+              <w:t>Ｄ-6の残り</w:t>
             </w:r>
           </w:p>
         </w:tc>
@@ -11388,16 +11415,7 @@
                 <w:i w:val="0"/>
                 <w:sz w:val="17"/>
               </w:rPr>
-              <w:t>計画を定めるにあたりあらかじめ県の意見を聴かなければならない。</w:t>
-            </w:r>
-            <w:r>
-              <w:rPr>
-                <w:rFonts w:ascii="游ゴシック" w:hAnsi="游ゴシック" w:eastAsia="游ゴシック"/>
-                <w:b w:val="0"/>
-                <w:i w:val="0"/>
-                <w:sz w:val="17"/>
-              </w:rPr>
-              <w:t>中長期推計が対象に加わった</w:t>
+              <w:t>計画期間が令和8年度で満了し、本計画期間の初日には現行計画が存在しない</w:t>
             </w:r>
           </w:p>
         </w:tc>
@@ -11455,11 +11473,11 @@
             <w:r>
               <w:rPr>
                 <w:rFonts w:ascii="游ゴシック" w:hAnsi="游ゴシック" w:eastAsia="游ゴシック"/>
-                <w:b w:val="0"/>
-                <w:i w:val="0"/>
-                <w:sz w:val="17"/>
-              </w:rPr>
-              <w:t>特定地域の省令の基準・県が定める時期・町への意向照会の時期</w:t>
+                <w:b/>
+                <w:i w:val="0"/>
+                <w:sz w:val="17"/>
+              </w:rPr>
+              <w:t>新たな福島県地域医療構想の策定状況</w:t>
             </w:r>
           </w:p>
         </w:tc>
@@ -11479,7 +11497,7 @@
                 <w:i w:val="0"/>
                 <w:sz w:val="17"/>
               </w:rPr>
-              <w:t>特定地域</w:t>
+              <w:t>整合</w:t>
             </w:r>
           </w:p>
         </w:tc>
@@ -11499,7 +11517,7 @@
                 <w:i w:val="0"/>
                 <w:sz w:val="17"/>
               </w:rPr>
-              <w:t>Ｋ-1・Ｃ-3</w:t>
+              <w:t>Ｅ-1</w:t>
             </w:r>
           </w:p>
         </w:tc>
@@ -11515,11 +11533,20 @@
             <w:r>
               <w:rPr>
                 <w:rFonts w:ascii="游ゴシック" w:hAnsi="游ゴシック" w:eastAsia="游ゴシック"/>
-                <w:b w:val="0"/>
-                <w:i w:val="0"/>
-                <w:sz w:val="17"/>
-              </w:rPr>
-              <w:t>特定地域サービスの適用</w:t>
+                <w:b/>
+                <w:i w:val="0"/>
+                <w:sz w:val="17"/>
+              </w:rPr>
+              <w:t>目標年が令和7年。</w:t>
+            </w:r>
+            <w:r>
+              <w:rPr>
+                <w:rFonts w:ascii="游ゴシック" w:hAnsi="游ゴシック" w:eastAsia="游ゴシック"/>
+                <w:b w:val="0"/>
+                <w:i w:val="0"/>
+                <w:sz w:val="17"/>
+              </w:rPr>
+              <w:t>慢性期病床の動きは介護サービス需要に直接効く</w:t>
             </w:r>
           </w:p>
         </w:tc>
@@ -11535,11 +11562,11 @@
             <w:r>
               <w:rPr>
                 <w:rFonts w:ascii="游ゴシック" w:hAnsi="游ゴシック" w:eastAsia="游ゴシック"/>
-                <w:b w:val="0"/>
-                <w:i w:val="0"/>
-                <w:sz w:val="17"/>
-              </w:rPr>
-              <w:t>高</w:t>
+                <w:b/>
+                <w:i w:val="0"/>
+                <w:sz w:val="17"/>
+              </w:rPr>
+              <w:t>最優先</w:t>
             </w:r>
           </w:p>
         </w:tc>
@@ -11581,16 +11608,7 @@
                 <w:i w:val="0"/>
                 <w:sz w:val="17"/>
               </w:rPr>
-              <w:t>県中医療圏における精神科医療の体制</w:t>
-            </w:r>
-            <w:r>
-              <w:rPr>
-                <w:rFonts w:ascii="游ゴシック" w:hAnsi="游ゴシック" w:eastAsia="游ゴシック"/>
-                <w:b w:val="0"/>
-                <w:i w:val="0"/>
-                <w:sz w:val="17"/>
-              </w:rPr>
-              <w:t>（にも包括の協議の場の設置状況）</w:t>
+              <w:t>介護保険法第117条第14項の意見聴取の時期と様式</w:t>
             </w:r>
           </w:p>
         </w:tc>
@@ -11610,7 +11628,7 @@
                 <w:i w:val="0"/>
                 <w:sz w:val="17"/>
               </w:rPr>
-              <w:t>障がい</w:t>
+              <w:t>手続</w:t>
             </w:r>
           </w:p>
         </w:tc>
@@ -11630,7 +11648,7 @@
                 <w:i w:val="0"/>
                 <w:sz w:val="17"/>
               </w:rPr>
-              <w:t>Ｆ-1</w:t>
+              <w:t>Ｋ-3・Ｃ-1</w:t>
             </w:r>
           </w:p>
         </w:tc>
@@ -11650,7 +11668,16 @@
                 <w:i w:val="0"/>
                 <w:sz w:val="17"/>
               </w:rPr>
-              <w:t>にも包括の成果目標は県が設定し、町は活動指標を置く</w:t>
+              <w:t>計画を定めるにあたりあらかじめ県の意見を聴かなければならない。</w:t>
+            </w:r>
+            <w:r>
+              <w:rPr>
+                <w:rFonts w:ascii="游ゴシック" w:hAnsi="游ゴシック" w:eastAsia="游ゴシック"/>
+                <w:b w:val="0"/>
+                <w:i w:val="0"/>
+                <w:sz w:val="17"/>
+              </w:rPr>
+              <w:t>中長期推計が対象に加わった</w:t>
             </w:r>
           </w:p>
         </w:tc>
@@ -11708,20 +11735,11 @@
             <w:r>
               <w:rPr>
                 <w:rFonts w:ascii="游ゴシック" w:hAnsi="游ゴシック" w:eastAsia="游ゴシック"/>
-                <w:b/>
-                <w:i w:val="0"/>
-                <w:sz w:val="17"/>
-              </w:rPr>
-              <w:t>医療的ケア児等支援センターの名称変更・業務の追加と、医療的ケア児等支援地域協議会の設置予定</w:t>
-            </w:r>
-            <w:r>
-              <w:rPr>
-                <w:rFonts w:ascii="游ゴシック" w:hAnsi="游ゴシック" w:eastAsia="游ゴシック"/>
-                <w:b w:val="0"/>
-                <w:i w:val="0"/>
-                <w:sz w:val="17"/>
-              </w:rPr>
-              <w:t>。市町村の「協議の場」の成果目標の扱い</w:t>
+                <w:b w:val="0"/>
+                <w:i w:val="0"/>
+                <w:sz w:val="17"/>
+              </w:rPr>
+              <w:t>特定地域の省令の基準・県が定める時期・町への意向照会の時期</w:t>
             </w:r>
           </w:p>
         </w:tc>
@@ -11741,7 +11759,7 @@
                 <w:i w:val="0"/>
                 <w:sz w:val="17"/>
               </w:rPr>
-              <w:t>障がい</w:t>
+              <w:t>特定地域</w:t>
             </w:r>
           </w:p>
         </w:tc>
@@ -11761,7 +11779,7 @@
                 <w:i w:val="0"/>
                 <w:sz w:val="17"/>
               </w:rPr>
-              <w:t>Ｋ-2の残り・Ｆ-2</w:t>
+              <w:t>Ｋ-1・Ｃ-3</w:t>
             </w:r>
           </w:p>
         </w:tc>
@@ -11777,20 +11795,11 @@
             <w:r>
               <w:rPr>
                 <w:rFonts w:ascii="游ゴシック" w:hAnsi="游ゴシック" w:eastAsia="游ゴシック"/>
-                <w:b/>
-                <w:i w:val="0"/>
-                <w:sz w:val="17"/>
-              </w:rPr>
-              <w:t>県保健医療計画より後の改正。</w:t>
-            </w:r>
-            <w:r>
-              <w:rPr>
-                <w:rFonts w:ascii="游ゴシック" w:hAnsi="游ゴシック" w:eastAsia="游ゴシック"/>
-                <w:b w:val="0"/>
-                <w:i w:val="0"/>
-                <w:sz w:val="17"/>
-              </w:rPr>
-              <w:t>コーディネーター配置促進の具体の内容も</w:t>
+                <w:b w:val="0"/>
+                <w:i w:val="0"/>
+                <w:sz w:val="17"/>
+              </w:rPr>
+              <w:t>特定地域サービスの適用</w:t>
             </w:r>
           </w:p>
         </w:tc>
@@ -11806,11 +11815,11 @@
             <w:r>
               <w:rPr>
                 <w:rFonts w:ascii="游ゴシック" w:hAnsi="游ゴシック" w:eastAsia="游ゴシック"/>
-                <w:b/>
-                <w:i w:val="0"/>
-                <w:sz w:val="17"/>
-              </w:rPr>
-              <w:t>最優先</w:t>
+                <w:b w:val="0"/>
+                <w:i w:val="0"/>
+                <w:sz w:val="17"/>
+              </w:rPr>
+              <w:t>高</w:t>
             </w:r>
           </w:p>
         </w:tc>
@@ -11848,11 +11857,20 @@
             <w:r>
               <w:rPr>
                 <w:rFonts w:ascii="游ゴシック" w:hAnsi="游ゴシック" w:eastAsia="游ゴシック"/>
-                <w:b w:val="0"/>
-                <w:i w:val="0"/>
-                <w:sz w:val="17"/>
-              </w:rPr>
-              <w:t>調整交付金の算定方法と本町の交付割合の見通し</w:t>
+                <w:b/>
+                <w:i w:val="0"/>
+                <w:sz w:val="17"/>
+              </w:rPr>
+              <w:t>県中医療圏における精神科医療の体制</w:t>
+            </w:r>
+            <w:r>
+              <w:rPr>
+                <w:rFonts w:ascii="游ゴシック" w:hAnsi="游ゴシック" w:eastAsia="游ゴシック"/>
+                <w:b w:val="0"/>
+                <w:i w:val="0"/>
+                <w:sz w:val="17"/>
+              </w:rPr>
+              <w:t>（にも包括の協議の場の設置状況）</w:t>
             </w:r>
           </w:p>
         </w:tc>
@@ -11872,7 +11890,7 @@
                 <w:i w:val="0"/>
                 <w:sz w:val="17"/>
               </w:rPr>
-              <w:t>保険料</w:t>
+              <w:t>障がい</w:t>
             </w:r>
           </w:p>
         </w:tc>
@@ -11892,7 +11910,7 @@
                 <w:i w:val="0"/>
                 <w:sz w:val="17"/>
               </w:rPr>
-              <w:t>Ｃ-2</w:t>
+              <w:t>Ｆ-1</w:t>
             </w:r>
           </w:p>
         </w:tc>
@@ -11912,7 +11930,7 @@
                 <w:i w:val="0"/>
                 <w:sz w:val="17"/>
               </w:rPr>
-              <w:t>本計画の算定にはこの勘案を織り込んでいない</w:t>
+              <w:t>にも包括の成果目標は県が設定し、町は活動指標を置く</w:t>
             </w:r>
           </w:p>
         </w:tc>
@@ -11928,11 +11946,11 @@
             <w:r>
               <w:rPr>
                 <w:rFonts w:ascii="游ゴシック" w:hAnsi="游ゴシック" w:eastAsia="游ゴシック"/>
-                <w:b w:val="0"/>
-                <w:i w:val="0"/>
-                <w:sz w:val="17"/>
-              </w:rPr>
-              <w:t>高</w:t>
+                <w:b/>
+                <w:i w:val="0"/>
+                <w:sz w:val="17"/>
+              </w:rPr>
+              <w:t>最優先</w:t>
             </w:r>
           </w:p>
         </w:tc>
@@ -11970,11 +11988,20 @@
             <w:r>
               <w:rPr>
                 <w:rFonts w:ascii="游ゴシック" w:hAnsi="游ゴシック" w:eastAsia="游ゴシック"/>
-                <w:b w:val="0"/>
-                <w:i w:val="0"/>
-                <w:sz w:val="17"/>
-              </w:rPr>
-              <w:t>社会福祉法第106条の6の小規模市町村の省令の基準</w:t>
+                <w:b/>
+                <w:i w:val="0"/>
+                <w:sz w:val="17"/>
+              </w:rPr>
+              <w:t>医療的ケア児等支援センターの名称変更・業務の追加と、医療的ケア児等支援地域協議会の設置予定</w:t>
+            </w:r>
+            <w:r>
+              <w:rPr>
+                <w:rFonts w:ascii="游ゴシック" w:hAnsi="游ゴシック" w:eastAsia="游ゴシック"/>
+                <w:b w:val="0"/>
+                <w:i w:val="0"/>
+                <w:sz w:val="17"/>
+              </w:rPr>
+              <w:t>。市町村の「協議の場」の成果目標の扱い</w:t>
             </w:r>
           </w:p>
         </w:tc>
@@ -11994,7 +12021,7 @@
                 <w:i w:val="0"/>
                 <w:sz w:val="17"/>
               </w:rPr>
-              <w:t>整合</w:t>
+              <w:t>障がい</w:t>
             </w:r>
           </w:p>
         </w:tc>
@@ -12014,7 +12041,7 @@
                 <w:i w:val="0"/>
                 <w:sz w:val="17"/>
               </w:rPr>
-              <w:t>Ｋ-4</w:t>
+              <w:t>Ｋ-2の残り・Ｆ-2</w:t>
             </w:r>
           </w:p>
         </w:tc>
@@ -12030,11 +12057,20 @@
             <w:r>
               <w:rPr>
                 <w:rFonts w:ascii="游ゴシック" w:hAnsi="游ゴシック" w:eastAsia="游ゴシック"/>
-                <w:b w:val="0"/>
-                <w:i w:val="0"/>
-                <w:sz w:val="17"/>
-              </w:rPr>
-              <w:t>該当する場合、両計画の実施体制が変わる</w:t>
+                <w:b/>
+                <w:i w:val="0"/>
+                <w:sz w:val="17"/>
+              </w:rPr>
+              <w:t>県保健医療計画より後の改正。</w:t>
+            </w:r>
+            <w:r>
+              <w:rPr>
+                <w:rFonts w:ascii="游ゴシック" w:hAnsi="游ゴシック" w:eastAsia="游ゴシック"/>
+                <w:b w:val="0"/>
+                <w:i w:val="0"/>
+                <w:sz w:val="17"/>
+              </w:rPr>
+              <w:t>コーディネーター配置促進の具体の内容も</w:t>
             </w:r>
           </w:p>
         </w:tc>
@@ -12050,11 +12086,11 @@
             <w:r>
               <w:rPr>
                 <w:rFonts w:ascii="游ゴシック" w:hAnsi="游ゴシック" w:eastAsia="游ゴシック"/>
-                <w:b w:val="0"/>
-                <w:i w:val="0"/>
-                <w:sz w:val="17"/>
-              </w:rPr>
-              <w:t>中</w:t>
+                <w:b/>
+                <w:i w:val="0"/>
+                <w:sz w:val="17"/>
+              </w:rPr>
+              <w:t>最優先</w:t>
             </w:r>
           </w:p>
         </w:tc>
@@ -12096,7 +12132,7 @@
                 <w:i w:val="0"/>
                 <w:sz w:val="17"/>
               </w:rPr>
-              <w:t>夜間対応型訪問介護の経過措置の内容と期間</w:t>
+              <w:t>調整交付金の算定方法と本町の交付割合の見通し</w:t>
             </w:r>
           </w:p>
         </w:tc>
@@ -12116,7 +12152,7 @@
                 <w:i w:val="0"/>
                 <w:sz w:val="17"/>
               </w:rPr>
-              <w:t>算定</w:t>
+              <w:t>保険料</w:t>
             </w:r>
           </w:p>
         </w:tc>
@@ -12136,7 +12172,7 @@
                 <w:i w:val="0"/>
                 <w:sz w:val="17"/>
               </w:rPr>
-              <w:t>Ｋ-5・Ｃ-6</w:t>
+              <w:t>Ｃ-2</w:t>
             </w:r>
           </w:p>
         </w:tc>
@@ -12156,16 +12192,7 @@
                 <w:i w:val="0"/>
                 <w:sz w:val="17"/>
               </w:rPr>
-              <w:t>本町は0.0人／月のため数値への影響はない。</w:t>
-            </w:r>
-            <w:r>
-              <w:rPr>
-                <w:rFonts w:ascii="游ゴシック" w:hAnsi="游ゴシック" w:eastAsia="游ゴシック"/>
-                <w:b w:val="0"/>
-                <w:i w:val="0"/>
-                <w:sz w:val="17"/>
-              </w:rPr>
-              <w:t>本文の書きぶり</w:t>
+              <w:t>本計画の算定にはこの勘案を織り込んでいない</w:t>
             </w:r>
           </w:p>
         </w:tc>
@@ -12185,7 +12212,7 @@
                 <w:i w:val="0"/>
                 <w:sz w:val="17"/>
               </w:rPr>
-              <w:t>中</w:t>
+              <w:t>高</w:t>
             </w:r>
           </w:p>
         </w:tc>
@@ -12227,7 +12254,7 @@
                 <w:i w:val="0"/>
                 <w:sz w:val="17"/>
               </w:rPr>
-              <w:t>第5次福島県障がい者計画の次期計画の策定状況</w:t>
+              <w:t>社会福祉法第106条の6の小規模市町村の省令の基準</w:t>
             </w:r>
           </w:p>
         </w:tc>
@@ -12247,7 +12274,7 @@
                 <w:i w:val="0"/>
                 <w:sz w:val="17"/>
               </w:rPr>
-              <w:t>障がい</w:t>
+              <w:t>整合</w:t>
             </w:r>
           </w:p>
         </w:tc>
@@ -12267,7 +12294,7 @@
                 <w:i w:val="0"/>
                 <w:sz w:val="17"/>
               </w:rPr>
-              <w:t>Ｆ-6</w:t>
+              <w:t>Ｋ-4</w:t>
             </w:r>
           </w:p>
         </w:tc>
@@ -12283,11 +12310,11 @@
             <w:r>
               <w:rPr>
                 <w:rFonts w:ascii="游ゴシック" w:hAnsi="游ゴシック" w:eastAsia="游ゴシック"/>
-                <w:b/>
-                <w:i w:val="0"/>
-                <w:sz w:val="17"/>
-              </w:rPr>
-              <w:t>県障がい者計画は令和9年度で満了する</w:t>
+                <w:b w:val="0"/>
+                <w:i w:val="0"/>
+                <w:sz w:val="17"/>
+              </w:rPr>
+              <w:t>該当する場合、両計画の実施体制が変わる</w:t>
             </w:r>
           </w:p>
         </w:tc>
@@ -12307,7 +12334,7 @@
                 <w:i w:val="0"/>
                 <w:sz w:val="17"/>
               </w:rPr>
-              <w:t>高</w:t>
+              <w:t>中</w:t>
             </w:r>
           </w:p>
         </w:tc>
@@ -12330,6 +12357,259 @@
                 <w:sz w:val="17"/>
               </w:rPr>
               <w:t>74</w:t>
+            </w:r>
+          </w:p>
+        </w:tc>
+        <w:tc>
+          <w:tcPr>
+            <w:tcW w:type="dxa" w:w="2494"/>
+            <w:vAlign w:val="center"/>
+          </w:tcPr>
+          <w:p>
+            <w:pPr>
+              <w:spacing w:before="20" w:after="20"/>
+            </w:pPr>
+            <w:r>
+              <w:rPr>
+                <w:rFonts w:ascii="游ゴシック" w:hAnsi="游ゴシック" w:eastAsia="游ゴシック"/>
+                <w:b w:val="0"/>
+                <w:i w:val="0"/>
+                <w:sz w:val="17"/>
+              </w:rPr>
+              <w:t>夜間対応型訪問介護の経過措置の内容と期間</w:t>
+            </w:r>
+          </w:p>
+        </w:tc>
+        <w:tc>
+          <w:tcPr>
+            <w:tcW w:type="dxa" w:w="794"/>
+            <w:vAlign w:val="center"/>
+          </w:tcPr>
+          <w:p>
+            <w:pPr>
+              <w:spacing w:before="20" w:after="20"/>
+            </w:pPr>
+            <w:r>
+              <w:rPr>
+                <w:rFonts w:ascii="游ゴシック" w:hAnsi="游ゴシック" w:eastAsia="游ゴシック"/>
+                <w:b w:val="0"/>
+                <w:i w:val="0"/>
+                <w:sz w:val="17"/>
+              </w:rPr>
+              <w:t>算定</w:t>
+            </w:r>
+          </w:p>
+        </w:tc>
+        <w:tc>
+          <w:tcPr>
+            <w:tcW w:type="dxa" w:w="1020"/>
+            <w:vAlign w:val="center"/>
+          </w:tcPr>
+          <w:p>
+            <w:pPr>
+              <w:spacing w:before="20" w:after="20"/>
+            </w:pPr>
+            <w:r>
+              <w:rPr>
+                <w:rFonts w:ascii="游ゴシック" w:hAnsi="游ゴシック" w:eastAsia="游ゴシック"/>
+                <w:b w:val="0"/>
+                <w:i w:val="0"/>
+                <w:sz w:val="17"/>
+              </w:rPr>
+              <w:t>Ｋ-5・Ｃ-6</w:t>
+            </w:r>
+          </w:p>
+        </w:tc>
+        <w:tc>
+          <w:tcPr>
+            <w:tcW w:type="dxa" w:w="3628"/>
+            <w:vAlign w:val="center"/>
+          </w:tcPr>
+          <w:p>
+            <w:pPr>
+              <w:spacing w:before="20" w:after="20"/>
+            </w:pPr>
+            <w:r>
+              <w:rPr>
+                <w:rFonts w:ascii="游ゴシック" w:hAnsi="游ゴシック" w:eastAsia="游ゴシック"/>
+                <w:b/>
+                <w:i w:val="0"/>
+                <w:sz w:val="17"/>
+              </w:rPr>
+              <w:t>本町は0.0人／月のため数値への影響はない。</w:t>
+            </w:r>
+            <w:r>
+              <w:rPr>
+                <w:rFonts w:ascii="游ゴシック" w:hAnsi="游ゴシック" w:eastAsia="游ゴシック"/>
+                <w:b w:val="0"/>
+                <w:i w:val="0"/>
+                <w:sz w:val="17"/>
+              </w:rPr>
+              <w:t>本文の書きぶり</w:t>
+            </w:r>
+          </w:p>
+        </w:tc>
+        <w:tc>
+          <w:tcPr>
+            <w:tcW w:type="dxa" w:w="1247"/>
+            <w:vAlign w:val="center"/>
+          </w:tcPr>
+          <w:p>
+            <w:pPr>
+              <w:spacing w:before="20" w:after="20"/>
+            </w:pPr>
+            <w:r>
+              <w:rPr>
+                <w:rFonts w:ascii="游ゴシック" w:hAnsi="游ゴシック" w:eastAsia="游ゴシック"/>
+                <w:b w:val="0"/>
+                <w:i w:val="0"/>
+                <w:sz w:val="17"/>
+              </w:rPr>
+              <w:t>中</w:t>
+            </w:r>
+          </w:p>
+        </w:tc>
+      </w:tr>
+      <w:tr>
+        <w:tc>
+          <w:tcPr>
+            <w:tcW w:type="dxa" w:w="567"/>
+            <w:vAlign w:val="center"/>
+          </w:tcPr>
+          <w:p>
+            <w:pPr>
+              <w:spacing w:before="20" w:after="20"/>
+            </w:pPr>
+            <w:r>
+              <w:rPr>
+                <w:rFonts w:ascii="游ゴシック" w:hAnsi="游ゴシック" w:eastAsia="游ゴシック"/>
+                <w:b w:val="0"/>
+                <w:i w:val="0"/>
+                <w:sz w:val="17"/>
+              </w:rPr>
+              <w:t>75</w:t>
+            </w:r>
+          </w:p>
+        </w:tc>
+        <w:tc>
+          <w:tcPr>
+            <w:tcW w:type="dxa" w:w="2494"/>
+            <w:vAlign w:val="center"/>
+          </w:tcPr>
+          <w:p>
+            <w:pPr>
+              <w:spacing w:before="20" w:after="20"/>
+            </w:pPr>
+            <w:r>
+              <w:rPr>
+                <w:rFonts w:ascii="游ゴシック" w:hAnsi="游ゴシック" w:eastAsia="游ゴシック"/>
+                <w:b w:val="0"/>
+                <w:i w:val="0"/>
+                <w:sz w:val="17"/>
+              </w:rPr>
+              <w:t>第5次福島県障がい者計画の次期計画の策定状況</w:t>
+            </w:r>
+          </w:p>
+        </w:tc>
+        <w:tc>
+          <w:tcPr>
+            <w:tcW w:type="dxa" w:w="794"/>
+            <w:vAlign w:val="center"/>
+          </w:tcPr>
+          <w:p>
+            <w:pPr>
+              <w:spacing w:before="20" w:after="20"/>
+            </w:pPr>
+            <w:r>
+              <w:rPr>
+                <w:rFonts w:ascii="游ゴシック" w:hAnsi="游ゴシック" w:eastAsia="游ゴシック"/>
+                <w:b w:val="0"/>
+                <w:i w:val="0"/>
+                <w:sz w:val="17"/>
+              </w:rPr>
+              <w:t>障がい</w:t>
+            </w:r>
+          </w:p>
+        </w:tc>
+        <w:tc>
+          <w:tcPr>
+            <w:tcW w:type="dxa" w:w="1020"/>
+            <w:vAlign w:val="center"/>
+          </w:tcPr>
+          <w:p>
+            <w:pPr>
+              <w:spacing w:before="20" w:after="20"/>
+            </w:pPr>
+            <w:r>
+              <w:rPr>
+                <w:rFonts w:ascii="游ゴシック" w:hAnsi="游ゴシック" w:eastAsia="游ゴシック"/>
+                <w:b w:val="0"/>
+                <w:i w:val="0"/>
+                <w:sz w:val="17"/>
+              </w:rPr>
+              <w:t>Ｆ-6</w:t>
+            </w:r>
+          </w:p>
+        </w:tc>
+        <w:tc>
+          <w:tcPr>
+            <w:tcW w:type="dxa" w:w="3628"/>
+            <w:vAlign w:val="center"/>
+          </w:tcPr>
+          <w:p>
+            <w:pPr>
+              <w:spacing w:before="20" w:after="20"/>
+            </w:pPr>
+            <w:r>
+              <w:rPr>
+                <w:rFonts w:ascii="游ゴシック" w:hAnsi="游ゴシック" w:eastAsia="游ゴシック"/>
+                <w:b/>
+                <w:i w:val="0"/>
+                <w:sz w:val="17"/>
+              </w:rPr>
+              <w:t>県障がい者計画は令和9年度で満了する</w:t>
+            </w:r>
+          </w:p>
+        </w:tc>
+        <w:tc>
+          <w:tcPr>
+            <w:tcW w:type="dxa" w:w="1247"/>
+            <w:vAlign w:val="center"/>
+          </w:tcPr>
+          <w:p>
+            <w:pPr>
+              <w:spacing w:before="20" w:after="20"/>
+            </w:pPr>
+            <w:r>
+              <w:rPr>
+                <w:rFonts w:ascii="游ゴシック" w:hAnsi="游ゴシック" w:eastAsia="游ゴシック"/>
+                <w:b w:val="0"/>
+                <w:i w:val="0"/>
+                <w:sz w:val="17"/>
+              </w:rPr>
+              <w:t>高</w:t>
+            </w:r>
+          </w:p>
+        </w:tc>
+      </w:tr>
+      <w:tr>
+        <w:tc>
+          <w:tcPr>
+            <w:tcW w:type="dxa" w:w="567"/>
+            <w:vAlign w:val="center"/>
+          </w:tcPr>
+          <w:p>
+            <w:pPr>
+              <w:spacing w:before="20" w:after="20"/>
+            </w:pPr>
+            <w:r>
+              <w:rPr>
+                <w:rFonts w:ascii="游ゴシック" w:hAnsi="游ゴシック" w:eastAsia="游ゴシック"/>
+                <w:b w:val="0"/>
+                <w:i w:val="0"/>
+                <w:sz w:val="17"/>
+              </w:rPr>
+              <w:t>76</w:t>
             </w:r>
           </w:p>
         </w:tc>
@@ -13772,7 +14052,7 @@
                 <w:i w:val="0"/>
                 <w:sz w:val="17"/>
               </w:rPr>
-              <w:t>64</w:t>
+              <w:t>66</w:t>
             </w:r>
           </w:p>
         </w:tc>
@@ -13854,7 +14134,7 @@
                 <w:i w:val="0"/>
                 <w:sz w:val="17"/>
               </w:rPr>
-              <w:t>65</w:t>
+              <w:t>67</w:t>
             </w:r>
           </w:p>
         </w:tc>
@@ -13936,7 +14216,7 @@
                 <w:i w:val="0"/>
                 <w:sz w:val="17"/>
               </w:rPr>
-              <w:t>66</w:t>
+              <w:t>68</w:t>
             </w:r>
           </w:p>
         </w:tc>
@@ -14018,7 +14298,7 @@
                 <w:i w:val="0"/>
                 <w:sz w:val="17"/>
               </w:rPr>
-              <w:t>68</w:t>
+              <w:t>70</w:t>
             </w:r>
           </w:p>
         </w:tc>
@@ -14109,7 +14389,7 @@
                 <w:i w:val="0"/>
                 <w:sz w:val="17"/>
               </w:rPr>
-              <w:t>69</w:t>
+              <w:t>71</w:t>
             </w:r>
           </w:p>
         </w:tc>

--- a/小野町_引継ぎ_整理済/16_町データ依頼/小野町_確認事項の一覧_20261015.docx
+++ b/小野町_引継ぎ_整理済/16_町データ依頼/小野町_確認事項の一覧_20261015.docx
@@ -438,7 +438,7 @@
             <w:b/>
             <w:sz w:val="22"/>
           </w:rPr>
-          <w:t xml:space="preserve">5　区分Ｄ　町の回答・内部データが必要（50件）</w:t>
+          <w:t xml:space="preserve">5　区分Ｄ　町の回答・内部データが必要（52件）</w:t>
         </w:r>
         <w:r>
           <w:rPr>
@@ -810,7 +810,7 @@
                 <w:i w:val="0"/>
                 <w:sz w:val="17"/>
               </w:rPr>
-              <w:t>通し番号1本（1〜76）に改めた</w:t>
+              <w:t>通し番号1本（1〜78）に改めた</w:t>
             </w:r>
           </w:p>
         </w:tc>
@@ -1605,7 +1605,7 @@
                 <w:i w:val="0"/>
                 <w:sz w:val="17"/>
               </w:rPr>
-              <w:t>50件</w:t>
+              <w:t>52件</w:t>
             </w:r>
           </w:p>
         </w:tc>
@@ -1667,7 +1667,7 @@
                 <w:i w:val="0"/>
                 <w:sz w:val="17"/>
               </w:rPr>
-              <w:t>1から76 まで欠番・重複なく区分</w:t>
+              <w:t>1から78 まで欠番・重複なく区分</w:t>
             </w:r>
           </w:p>
         </w:tc>
@@ -1687,7 +1687,7 @@
                 <w:i w:val="0"/>
                 <w:sz w:val="17"/>
               </w:rPr>
-              <w:t>76件</w:t>
+              <w:t>78件</w:t>
             </w:r>
           </w:p>
         </w:tc>
@@ -1709,7 +1709,7 @@
           <w:i w:val="0"/>
           <w:sz w:val="21"/>
         </w:rPr>
-        <w:t>したがって、18件（Ａ・Ｂ）を照会から外し、8件（Ｃ）は照会の内容を縮め、50件（Ｄ）を回答のご依頼の対象とします。</w:t>
+        <w:t>したがって、18件（Ａ・Ｂ）を照会から外し、8件（Ｃ）は照会の内容を縮め、52件（Ｄ）を回答のご依頼の対象とします。</w:t>
       </w:r>
     </w:p>
     <w:p>
@@ -5942,7 +5942,7 @@
           <w:color w:val="2E74B5"/>
           <w:sz w:val="30"/>
         </w:rPr>
-        <w:t>5　区分Ｄ　町の回答・内部データが必要（50件）</w:t>
+        <w:t>5　区分Ｄ　町の回答・内部データが必要（52件）</w:t>
       </w:r>
       <w:bookmarkEnd w:id="106"/>
     </w:p>
@@ -5996,7 +5996,7 @@
           <w:i w:val="0"/>
           <w:sz w:val="21"/>
         </w:rPr>
-        <w:t>町39件（うちご判断をお願いするもの4件）、県11件です。</w:t>
+        <w:t>町41件（うちご判断をお願いするもの4件）、県11件です。</w:t>
       </w:r>
     </w:p>
     <w:p>
@@ -10804,16 +10804,16 @@
                 <w:i w:val="0"/>
                 <w:sz w:val="17"/>
               </w:rPr>
-              <w:t>前回計画 第7期の短期入所の見込量の置き方</w:t>
-            </w:r>
-            <w:r>
-              <w:rPr>
-                <w:rFonts w:ascii="游ゴシック" w:hAnsi="游ゴシック" w:eastAsia="游ゴシック"/>
-                <w:b w:val="0"/>
-                <w:i w:val="0"/>
-                <w:sz w:val="17"/>
-              </w:rPr>
-              <w:t>（実績のある福祉型を0とし、実績のない医療型に見込みを立てている）</w:t>
+              <w:t>地域生活支援事業4事業の実績が0である理由</w:t>
+            </w:r>
+            <w:r>
+              <w:rPr>
+                <w:rFonts w:ascii="游ゴシック" w:hAnsi="游ゴシック" w:eastAsia="游ゴシック"/>
+                <w:b w:val="0"/>
+                <w:i w:val="0"/>
+                <w:sz w:val="17"/>
+              </w:rPr>
+              <w:t>（意思疎通支援・手話奉仕員養成・移動支援・地域活動支援センター）</w:t>
             </w:r>
           </w:p>
         </w:tc>
@@ -10873,16 +10873,25 @@
                 <w:i w:val="0"/>
                 <w:sz w:val="17"/>
               </w:rPr>
-              <w:t>第8期の見込量に引き継いではならない。</w:t>
-            </w:r>
-            <w:r>
-              <w:rPr>
-                <w:rFonts w:ascii="游ゴシック" w:hAnsi="游ゴシック" w:eastAsia="游ゴシック"/>
-                <w:b w:val="0"/>
-                <w:i w:val="0"/>
-                <w:sz w:val="17"/>
-              </w:rPr>
-              <w:t>本文は「各年度3人、24人日」とするが表は2人で、24÷12＝2人とも合わない</w:t>
+              <w:t>前回計画は第6期の実績も第7期の見込量もすべて0。</w:t>
+            </w:r>
+            <w:r>
+              <w:rPr>
+                <w:rFonts w:ascii="游ゴシック" w:hAnsi="游ゴシック" w:eastAsia="游ゴシック"/>
+                <w:b w:val="0"/>
+                <w:i w:val="0"/>
+                <w:sz w:val="17"/>
+              </w:rPr>
+              <w:t>必要がなかったのか、使える形になっていなかったのかで、本計画ですべきことが正反対になる。</w:t>
+            </w:r>
+            <w:r>
+              <w:rPr>
+                <w:rFonts w:ascii="游ゴシック" w:hAnsi="游ゴシック" w:eastAsia="游ゴシック"/>
+                <w:b/>
+                <w:i w:val="0"/>
+                <w:sz w:val="17"/>
+              </w:rPr>
+              <w:t>令和7年4月に手話言語条例を施行している</w:t>
             </w:r>
           </w:p>
         </w:tc>
@@ -10898,11 +10907,11 @@
             <w:r>
               <w:rPr>
                 <w:rFonts w:ascii="游ゴシック" w:hAnsi="游ゴシック" w:eastAsia="游ゴシック"/>
-                <w:b w:val="0"/>
-                <w:i w:val="0"/>
-                <w:sz w:val="17"/>
-              </w:rPr>
-              <w:t>素案の確定まで</w:t>
+                <w:b/>
+                <w:i w:val="0"/>
+                <w:sz w:val="17"/>
+              </w:rPr>
+              <w:t>最優先</w:t>
             </w:r>
           </w:p>
         </w:tc>
@@ -10944,16 +10953,16 @@
                 <w:i w:val="0"/>
                 <w:sz w:val="17"/>
               </w:rPr>
-              <w:t>前回計画 第7期（障がい児）の人と人日の入れ替わり</w:t>
-            </w:r>
-            <w:r>
-              <w:rPr>
-                <w:rFonts w:ascii="游ゴシック" w:hAnsi="游ゴシック" w:eastAsia="游ゴシック"/>
-                <w:b w:val="0"/>
-                <w:i w:val="0"/>
-                <w:sz w:val="17"/>
-              </w:rPr>
-              <w:t>（児童発達支援38人・4人日／放課後等デイ391人・23人日）</w:t>
+              <w:t>前回計画 第7期の成果目標①（施設入所者の地域生活移行）の由来</w:t>
+            </w:r>
+            <w:r>
+              <w:rPr>
+                <w:rFonts w:ascii="游ゴシック" w:hAnsi="游ゴシック" w:eastAsia="游ゴシック"/>
+                <w:b w:val="0"/>
+                <w:i w:val="0"/>
+                <w:sz w:val="17"/>
+              </w:rPr>
+              <w:t>（入所者26人に対し移行31人・削減22人）</w:t>
             </w:r>
           </w:p>
         </w:tc>
@@ -11013,16 +11022,16 @@
                 <w:i w:val="0"/>
                 <w:sz w:val="17"/>
               </w:rPr>
-              <w:t>手帳所持者508人の町で放課後等デイを月391人が利用することはありえない。</w:t>
-            </w:r>
-            <w:r>
-              <w:rPr>
-                <w:rFonts w:ascii="游ゴシック" w:hAnsi="游ゴシック" w:eastAsia="游ゴシック"/>
-                <w:b w:val="0"/>
-                <w:i w:val="0"/>
-                <w:sz w:val="17"/>
-              </w:rPr>
-              <w:t>第6期の実績は31人・93人日</w:t>
+              <w:t>入所者より多い人数が移行することはできない。</w:t>
+            </w:r>
+            <w:r>
+              <w:rPr>
+                <w:rFonts w:ascii="游ゴシック" w:hAnsi="游ゴシック" w:eastAsia="游ゴシック"/>
+                <w:b w:val="0"/>
+                <w:i w:val="0"/>
+                <w:sz w:val="17"/>
+              </w:rPr>
+              <w:t>削減22人なら残り4人だが、同じ計画の見込量は施設入所支援15人。国の指針を26人に当てはめると移行2人・削減2人</w:t>
             </w:r>
           </w:p>
         </w:tc>
@@ -11080,11 +11089,20 @@
             <w:r>
               <w:rPr>
                 <w:rFonts w:ascii="游ゴシック" w:hAnsi="游ゴシック" w:eastAsia="游ゴシック"/>
-                <w:b w:val="0"/>
-                <w:i w:val="0"/>
-                <w:sz w:val="17"/>
-              </w:rPr>
-              <w:t>計画の策定経過・委員名簿・パブリックコメントの結果</w:t>
+                <w:b/>
+                <w:i w:val="0"/>
+                <w:sz w:val="17"/>
+              </w:rPr>
+              <w:t>前回計画 第7期の短期入所の見込量の置き方</w:t>
+            </w:r>
+            <w:r>
+              <w:rPr>
+                <w:rFonts w:ascii="游ゴシック" w:hAnsi="游ゴシック" w:eastAsia="游ゴシック"/>
+                <w:b w:val="0"/>
+                <w:i w:val="0"/>
+                <w:sz w:val="17"/>
+              </w:rPr>
+              <w:t>（実績のある福祉型を0とし、実績のない医療型に見込みを立てている）</w:t>
             </w:r>
           </w:p>
         </w:tc>
@@ -11104,7 +11122,7 @@
                 <w:i w:val="0"/>
                 <w:sz w:val="17"/>
               </w:rPr>
-              <w:t>手続</w:t>
+              <w:t>障がい</w:t>
             </w:r>
           </w:p>
         </w:tc>
@@ -11124,7 +11142,7 @@
                 <w:i w:val="0"/>
                 <w:sz w:val="17"/>
               </w:rPr>
-              <w:t>番号25</w:t>
+              <w:t>―</w:t>
             </w:r>
           </w:p>
         </w:tc>
@@ -11140,20 +11158,20 @@
             <w:r>
               <w:rPr>
                 <w:rFonts w:ascii="游ゴシック" w:hAnsi="游ゴシック" w:eastAsia="游ゴシック"/>
-                <w:b w:val="0"/>
-                <w:i w:val="0"/>
-                <w:sz w:val="17"/>
-              </w:rPr>
-              <w:t>両計画の資料編。</w:t>
-            </w:r>
-            <w:r>
-              <w:rPr>
-                <w:rFonts w:ascii="游ゴシック" w:hAnsi="游ゴシック" w:eastAsia="游ゴシック"/>
                 <w:b/>
                 <w:i w:val="0"/>
                 <w:sz w:val="17"/>
               </w:rPr>
-              <w:t>【決定後に記載】13箇所</w:t>
+              <w:t>第8期の見込量に引き継いではならない。</w:t>
+            </w:r>
+            <w:r>
+              <w:rPr>
+                <w:rFonts w:ascii="游ゴシック" w:hAnsi="游ゴシック" w:eastAsia="游ゴシック"/>
+                <w:b w:val="0"/>
+                <w:i w:val="0"/>
+                <w:sz w:val="17"/>
+              </w:rPr>
+              <w:t>本文は「各年度3人、24人日」とするが表は2人で、24÷12＝2人とも合わない</w:t>
             </w:r>
           </w:p>
         </w:tc>
@@ -11173,7 +11191,7 @@
                 <w:i w:val="0"/>
                 <w:sz w:val="17"/>
               </w:rPr>
-              <w:t>校了まで</w:t>
+              <w:t>素案の確定まで</w:t>
             </w:r>
           </w:p>
         </w:tc>
@@ -11215,16 +11233,16 @@
                 <w:i w:val="0"/>
                 <w:sz w:val="17"/>
               </w:rPr>
-              <w:t>老人福祉事業の量の目標の前提となる量</w:t>
-            </w:r>
-            <w:r>
-              <w:rPr>
-                <w:rFonts w:ascii="游ゴシック" w:hAnsi="游ゴシック" w:eastAsia="游ゴシック"/>
-                <w:b w:val="0"/>
-                <w:i w:val="0"/>
-                <w:sz w:val="17"/>
-              </w:rPr>
-              <w:t>（養護老人ホーム・軽費老人ホームの本町からの入所者数と老人福祉センターの利用状況）</w:t>
+              <w:t>前回計画 第7期（障がい児）の人と人日の入れ替わり</w:t>
+            </w:r>
+            <w:r>
+              <w:rPr>
+                <w:rFonts w:ascii="游ゴシック" w:hAnsi="游ゴシック" w:eastAsia="游ゴシック"/>
+                <w:b w:val="0"/>
+                <w:i w:val="0"/>
+                <w:sz w:val="17"/>
+              </w:rPr>
+              <w:t>（児童発達支援38人・4人日／放課後等デイ391人・23人日）</w:t>
             </w:r>
           </w:p>
         </w:tc>
@@ -11244,7 +11262,7 @@
                 <w:i w:val="0"/>
                 <w:sz w:val="17"/>
               </w:rPr>
-              <w:t>記述</w:t>
+              <w:t>障がい</w:t>
             </w:r>
           </w:p>
         </w:tc>
@@ -11284,16 +11302,16 @@
                 <w:i w:val="0"/>
                 <w:sz w:val="17"/>
               </w:rPr>
-              <w:t>老人福祉法第20条の8第2項の法定記載事項。</w:t>
-            </w:r>
-            <w:r>
-              <w:rPr>
-                <w:rFonts w:ascii="游ゴシック" w:hAnsi="游ゴシック" w:eastAsia="游ゴシック"/>
-                <w:b w:val="0"/>
-                <w:i w:val="0"/>
-                <w:sz w:val="17"/>
-              </w:rPr>
-              <w:t>介護保険に重ならない3種が素案で未確定（第6章9）</w:t>
+              <w:t>手帳所持者508人の町で放課後等デイを月391人が利用することはありえない。</w:t>
+            </w:r>
+            <w:r>
+              <w:rPr>
+                <w:rFonts w:ascii="游ゴシック" w:hAnsi="游ゴシック" w:eastAsia="游ゴシック"/>
+                <w:b w:val="0"/>
+                <w:i w:val="0"/>
+                <w:sz w:val="17"/>
+              </w:rPr>
+              <w:t>第6期の実績は31人・93人日</w:t>
             </w:r>
           </w:p>
         </w:tc>
@@ -11351,71 +11369,80 @@
             <w:r>
               <w:rPr>
                 <w:rFonts w:ascii="游ゴシック" w:hAnsi="游ゴシック" w:eastAsia="游ゴシック"/>
+                <w:b w:val="0"/>
+                <w:i w:val="0"/>
+                <w:sz w:val="17"/>
+              </w:rPr>
+              <w:t>計画の策定経過・委員名簿・パブリックコメントの結果</w:t>
+            </w:r>
+          </w:p>
+        </w:tc>
+        <w:tc>
+          <w:tcPr>
+            <w:tcW w:type="dxa" w:w="794"/>
+            <w:vAlign w:val="center"/>
+          </w:tcPr>
+          <w:p>
+            <w:pPr>
+              <w:spacing w:before="20" w:after="20"/>
+            </w:pPr>
+            <w:r>
+              <w:rPr>
+                <w:rFonts w:ascii="游ゴシック" w:hAnsi="游ゴシック" w:eastAsia="游ゴシック"/>
+                <w:b w:val="0"/>
+                <w:i w:val="0"/>
+                <w:sz w:val="17"/>
+              </w:rPr>
+              <w:t>手続</w:t>
+            </w:r>
+          </w:p>
+        </w:tc>
+        <w:tc>
+          <w:tcPr>
+            <w:tcW w:type="dxa" w:w="1020"/>
+            <w:vAlign w:val="center"/>
+          </w:tcPr>
+          <w:p>
+            <w:pPr>
+              <w:spacing w:before="20" w:after="20"/>
+            </w:pPr>
+            <w:r>
+              <w:rPr>
+                <w:rFonts w:ascii="游ゴシック" w:hAnsi="游ゴシック" w:eastAsia="游ゴシック"/>
+                <w:b w:val="0"/>
+                <w:i w:val="0"/>
+                <w:sz w:val="17"/>
+              </w:rPr>
+              <w:t>番号25</w:t>
+            </w:r>
+          </w:p>
+        </w:tc>
+        <w:tc>
+          <w:tcPr>
+            <w:tcW w:type="dxa" w:w="3628"/>
+            <w:vAlign w:val="center"/>
+          </w:tcPr>
+          <w:p>
+            <w:pPr>
+              <w:spacing w:before="20" w:after="20"/>
+            </w:pPr>
+            <w:r>
+              <w:rPr>
+                <w:rFonts w:ascii="游ゴシック" w:hAnsi="游ゴシック" w:eastAsia="游ゴシック"/>
+                <w:b w:val="0"/>
+                <w:i w:val="0"/>
+                <w:sz w:val="17"/>
+              </w:rPr>
+              <w:t>両計画の資料編。</w:t>
+            </w:r>
+            <w:r>
+              <w:rPr>
+                <w:rFonts w:ascii="游ゴシック" w:hAnsi="游ゴシック" w:eastAsia="游ゴシック"/>
                 <w:b/>
                 <w:i w:val="0"/>
                 <w:sz w:val="17"/>
               </w:rPr>
-              <w:t>福島県高齢者居住安定確保計画の改定の予定と内容</w:t>
-            </w:r>
-          </w:p>
-        </w:tc>
-        <w:tc>
-          <w:tcPr>
-            <w:tcW w:type="dxa" w:w="794"/>
-            <w:vAlign w:val="center"/>
-          </w:tcPr>
-          <w:p>
-            <w:pPr>
-              <w:spacing w:before="20" w:after="20"/>
-            </w:pPr>
-            <w:r>
-              <w:rPr>
-                <w:rFonts w:ascii="游ゴシック" w:hAnsi="游ゴシック" w:eastAsia="游ゴシック"/>
-                <w:b w:val="0"/>
-                <w:i w:val="0"/>
-                <w:sz w:val="17"/>
-              </w:rPr>
-              <w:t>整合</w:t>
-            </w:r>
-          </w:p>
-        </w:tc>
-        <w:tc>
-          <w:tcPr>
-            <w:tcW w:type="dxa" w:w="1020"/>
-            <w:vAlign w:val="center"/>
-          </w:tcPr>
-          <w:p>
-            <w:pPr>
-              <w:spacing w:before="20" w:after="20"/>
-            </w:pPr>
-            <w:r>
-              <w:rPr>
-                <w:rFonts w:ascii="游ゴシック" w:hAnsi="游ゴシック" w:eastAsia="游ゴシック"/>
-                <w:b w:val="0"/>
-                <w:i w:val="0"/>
-                <w:sz w:val="17"/>
-              </w:rPr>
-              <w:t>Ｄ-6の残り</w:t>
-            </w:r>
-          </w:p>
-        </w:tc>
-        <w:tc>
-          <w:tcPr>
-            <w:tcW w:type="dxa" w:w="3628"/>
-            <w:vAlign w:val="center"/>
-          </w:tcPr>
-          <w:p>
-            <w:pPr>
-              <w:spacing w:before="20" w:after="20"/>
-            </w:pPr>
-            <w:r>
-              <w:rPr>
-                <w:rFonts w:ascii="游ゴシック" w:hAnsi="游ゴシック" w:eastAsia="游ゴシック"/>
-                <w:b/>
-                <w:i w:val="0"/>
-                <w:sz w:val="17"/>
-              </w:rPr>
-              <w:t>計画期間が令和8年度で満了し、本計画期間の初日には現行計画が存在しない</w:t>
+              <w:t>【決定後に記載】13箇所</w:t>
             </w:r>
           </w:p>
         </w:tc>
@@ -11431,11 +11458,11 @@
             <w:r>
               <w:rPr>
                 <w:rFonts w:ascii="游ゴシック" w:hAnsi="游ゴシック" w:eastAsia="游ゴシック"/>
-                <w:b/>
-                <w:i w:val="0"/>
-                <w:sz w:val="17"/>
-              </w:rPr>
-              <w:t>最優先</w:t>
+                <w:b w:val="0"/>
+                <w:i w:val="0"/>
+                <w:sz w:val="17"/>
+              </w:rPr>
+              <w:t>校了まで</w:t>
             </w:r>
           </w:p>
         </w:tc>
@@ -11477,7 +11504,16 @@
                 <w:i w:val="0"/>
                 <w:sz w:val="17"/>
               </w:rPr>
-              <w:t>新たな福島県地域医療構想の策定状況</w:t>
+              <w:t>老人福祉事業の量の目標の前提となる量</w:t>
+            </w:r>
+            <w:r>
+              <w:rPr>
+                <w:rFonts w:ascii="游ゴシック" w:hAnsi="游ゴシック" w:eastAsia="游ゴシック"/>
+                <w:b w:val="0"/>
+                <w:i w:val="0"/>
+                <w:sz w:val="17"/>
+              </w:rPr>
+              <w:t>（養護老人ホーム・軽費老人ホームの本町からの入所者数と老人福祉センターの利用状況）</w:t>
             </w:r>
           </w:p>
         </w:tc>
@@ -11497,7 +11533,7 @@
                 <w:i w:val="0"/>
                 <w:sz w:val="17"/>
               </w:rPr>
-              <w:t>整合</w:t>
+              <w:t>記述</w:t>
             </w:r>
           </w:p>
         </w:tc>
@@ -11517,7 +11553,7 @@
                 <w:i w:val="0"/>
                 <w:sz w:val="17"/>
               </w:rPr>
-              <w:t>Ｅ-1</w:t>
+              <w:t>―</w:t>
             </w:r>
           </w:p>
         </w:tc>
@@ -11537,16 +11573,16 @@
                 <w:i w:val="0"/>
                 <w:sz w:val="17"/>
               </w:rPr>
-              <w:t>目標年が令和7年。</w:t>
-            </w:r>
-            <w:r>
-              <w:rPr>
-                <w:rFonts w:ascii="游ゴシック" w:hAnsi="游ゴシック" w:eastAsia="游ゴシック"/>
-                <w:b w:val="0"/>
-                <w:i w:val="0"/>
-                <w:sz w:val="17"/>
-              </w:rPr>
-              <w:t>慢性期病床の動きは介護サービス需要に直接効く</w:t>
+              <w:t>老人福祉法第20条の8第2項の法定記載事項。</w:t>
+            </w:r>
+            <w:r>
+              <w:rPr>
+                <w:rFonts w:ascii="游ゴシック" w:hAnsi="游ゴシック" w:eastAsia="游ゴシック"/>
+                <w:b w:val="0"/>
+                <w:i w:val="0"/>
+                <w:sz w:val="17"/>
+              </w:rPr>
+              <w:t>介護保険に重ならない3種が素案で未確定（第6章9）</w:t>
             </w:r>
           </w:p>
         </w:tc>
@@ -11562,11 +11598,11 @@
             <w:r>
               <w:rPr>
                 <w:rFonts w:ascii="游ゴシック" w:hAnsi="游ゴシック" w:eastAsia="游ゴシック"/>
-                <w:b/>
-                <w:i w:val="0"/>
-                <w:sz w:val="17"/>
-              </w:rPr>
-              <w:t>最優先</w:t>
+                <w:b w:val="0"/>
+                <w:i w:val="0"/>
+                <w:sz w:val="17"/>
+              </w:rPr>
+              <w:t>素案の確定まで</w:t>
             </w:r>
           </w:p>
         </w:tc>
@@ -11608,7 +11644,7 @@
                 <w:i w:val="0"/>
                 <w:sz w:val="17"/>
               </w:rPr>
-              <w:t>介護保険法第117条第14項の意見聴取の時期と様式</w:t>
+              <w:t>福島県高齢者居住安定確保計画の改定の予定と内容</w:t>
             </w:r>
           </w:p>
         </w:tc>
@@ -11628,7 +11664,7 @@
                 <w:i w:val="0"/>
                 <w:sz w:val="17"/>
               </w:rPr>
-              <w:t>手続</w:t>
+              <w:t>整合</w:t>
             </w:r>
           </w:p>
         </w:tc>
@@ -11648,7 +11684,7 @@
                 <w:i w:val="0"/>
                 <w:sz w:val="17"/>
               </w:rPr>
-              <w:t>Ｋ-3・Ｃ-1</w:t>
+              <w:t>Ｄ-6の残り</w:t>
             </w:r>
           </w:p>
         </w:tc>
@@ -11668,16 +11704,7 @@
                 <w:i w:val="0"/>
                 <w:sz w:val="17"/>
               </w:rPr>
-              <w:t>計画を定めるにあたりあらかじめ県の意見を聴かなければならない。</w:t>
-            </w:r>
-            <w:r>
-              <w:rPr>
-                <w:rFonts w:ascii="游ゴシック" w:hAnsi="游ゴシック" w:eastAsia="游ゴシック"/>
-                <w:b w:val="0"/>
-                <w:i w:val="0"/>
-                <w:sz w:val="17"/>
-              </w:rPr>
-              <w:t>中長期推計が対象に加わった</w:t>
+              <w:t>計画期間が令和8年度で満了し、本計画期間の初日には現行計画が存在しない</w:t>
             </w:r>
           </w:p>
         </w:tc>
@@ -11735,11 +11762,11 @@
             <w:r>
               <w:rPr>
                 <w:rFonts w:ascii="游ゴシック" w:hAnsi="游ゴシック" w:eastAsia="游ゴシック"/>
-                <w:b w:val="0"/>
-                <w:i w:val="0"/>
-                <w:sz w:val="17"/>
-              </w:rPr>
-              <w:t>特定地域の省令の基準・県が定める時期・町への意向照会の時期</w:t>
+                <w:b/>
+                <w:i w:val="0"/>
+                <w:sz w:val="17"/>
+              </w:rPr>
+              <w:t>新たな福島県地域医療構想の策定状況</w:t>
             </w:r>
           </w:p>
         </w:tc>
@@ -11759,7 +11786,7 @@
                 <w:i w:val="0"/>
                 <w:sz w:val="17"/>
               </w:rPr>
-              <w:t>特定地域</w:t>
+              <w:t>整合</w:t>
             </w:r>
           </w:p>
         </w:tc>
@@ -11779,7 +11806,7 @@
                 <w:i w:val="0"/>
                 <w:sz w:val="17"/>
               </w:rPr>
-              <w:t>Ｋ-1・Ｃ-3</w:t>
+              <w:t>Ｅ-1</w:t>
             </w:r>
           </w:p>
         </w:tc>
@@ -11795,11 +11822,20 @@
             <w:r>
               <w:rPr>
                 <w:rFonts w:ascii="游ゴシック" w:hAnsi="游ゴシック" w:eastAsia="游ゴシック"/>
-                <w:b w:val="0"/>
-                <w:i w:val="0"/>
-                <w:sz w:val="17"/>
-              </w:rPr>
-              <w:t>特定地域サービスの適用</w:t>
+                <w:b/>
+                <w:i w:val="0"/>
+                <w:sz w:val="17"/>
+              </w:rPr>
+              <w:t>目標年が令和7年。</w:t>
+            </w:r>
+            <w:r>
+              <w:rPr>
+                <w:rFonts w:ascii="游ゴシック" w:hAnsi="游ゴシック" w:eastAsia="游ゴシック"/>
+                <w:b w:val="0"/>
+                <w:i w:val="0"/>
+                <w:sz w:val="17"/>
+              </w:rPr>
+              <w:t>慢性期病床の動きは介護サービス需要に直接効く</w:t>
             </w:r>
           </w:p>
         </w:tc>
@@ -11815,11 +11851,11 @@
             <w:r>
               <w:rPr>
                 <w:rFonts w:ascii="游ゴシック" w:hAnsi="游ゴシック" w:eastAsia="游ゴシック"/>
-                <w:b w:val="0"/>
-                <w:i w:val="0"/>
-                <w:sz w:val="17"/>
-              </w:rPr>
-              <w:t>高</w:t>
+                <w:b/>
+                <w:i w:val="0"/>
+                <w:sz w:val="17"/>
+              </w:rPr>
+              <w:t>最優先</w:t>
             </w:r>
           </w:p>
         </w:tc>
@@ -11861,16 +11897,7 @@
                 <w:i w:val="0"/>
                 <w:sz w:val="17"/>
               </w:rPr>
-              <w:t>県中医療圏における精神科医療の体制</w:t>
-            </w:r>
-            <w:r>
-              <w:rPr>
-                <w:rFonts w:ascii="游ゴシック" w:hAnsi="游ゴシック" w:eastAsia="游ゴシック"/>
-                <w:b w:val="0"/>
-                <w:i w:val="0"/>
-                <w:sz w:val="17"/>
-              </w:rPr>
-              <w:t>（にも包括の協議の場の設置状況）</w:t>
+              <w:t>介護保険法第117条第14項の意見聴取の時期と様式</w:t>
             </w:r>
           </w:p>
         </w:tc>
@@ -11890,7 +11917,7 @@
                 <w:i w:val="0"/>
                 <w:sz w:val="17"/>
               </w:rPr>
-              <w:t>障がい</w:t>
+              <w:t>手続</w:t>
             </w:r>
           </w:p>
         </w:tc>
@@ -11910,7 +11937,7 @@
                 <w:i w:val="0"/>
                 <w:sz w:val="17"/>
               </w:rPr>
-              <w:t>Ｆ-1</w:t>
+              <w:t>Ｋ-3・Ｃ-1</w:t>
             </w:r>
           </w:p>
         </w:tc>
@@ -11930,7 +11957,16 @@
                 <w:i w:val="0"/>
                 <w:sz w:val="17"/>
               </w:rPr>
-              <w:t>にも包括の成果目標は県が設定し、町は活動指標を置く</w:t>
+              <w:t>計画を定めるにあたりあらかじめ県の意見を聴かなければならない。</w:t>
+            </w:r>
+            <w:r>
+              <w:rPr>
+                <w:rFonts w:ascii="游ゴシック" w:hAnsi="游ゴシック" w:eastAsia="游ゴシック"/>
+                <w:b w:val="0"/>
+                <w:i w:val="0"/>
+                <w:sz w:val="17"/>
+              </w:rPr>
+              <w:t>中長期推計が対象に加わった</w:t>
             </w:r>
           </w:p>
         </w:tc>
@@ -11988,20 +12024,11 @@
             <w:r>
               <w:rPr>
                 <w:rFonts w:ascii="游ゴシック" w:hAnsi="游ゴシック" w:eastAsia="游ゴシック"/>
-                <w:b/>
-                <w:i w:val="0"/>
-                <w:sz w:val="17"/>
-              </w:rPr>
-              <w:t>医療的ケア児等支援センターの名称変更・業務の追加と、医療的ケア児等支援地域協議会の設置予定</w:t>
-            </w:r>
-            <w:r>
-              <w:rPr>
-                <w:rFonts w:ascii="游ゴシック" w:hAnsi="游ゴシック" w:eastAsia="游ゴシック"/>
-                <w:b w:val="0"/>
-                <w:i w:val="0"/>
-                <w:sz w:val="17"/>
-              </w:rPr>
-              <w:t>。市町村の「協議の場」の成果目標の扱い</w:t>
+                <w:b w:val="0"/>
+                <w:i w:val="0"/>
+                <w:sz w:val="17"/>
+              </w:rPr>
+              <w:t>特定地域の省令の基準・県が定める時期・町への意向照会の時期</w:t>
             </w:r>
           </w:p>
         </w:tc>
@@ -12021,7 +12048,7 @@
                 <w:i w:val="0"/>
                 <w:sz w:val="17"/>
               </w:rPr>
-              <w:t>障がい</w:t>
+              <w:t>特定地域</w:t>
             </w:r>
           </w:p>
         </w:tc>
@@ -12041,7 +12068,7 @@
                 <w:i w:val="0"/>
                 <w:sz w:val="17"/>
               </w:rPr>
-              <w:t>Ｋ-2の残り・Ｆ-2</w:t>
+              <w:t>Ｋ-1・Ｃ-3</w:t>
             </w:r>
           </w:p>
         </w:tc>
@@ -12057,20 +12084,11 @@
             <w:r>
               <w:rPr>
                 <w:rFonts w:ascii="游ゴシック" w:hAnsi="游ゴシック" w:eastAsia="游ゴシック"/>
-                <w:b/>
-                <w:i w:val="0"/>
-                <w:sz w:val="17"/>
-              </w:rPr>
-              <w:t>県保健医療計画より後の改正。</w:t>
-            </w:r>
-            <w:r>
-              <w:rPr>
-                <w:rFonts w:ascii="游ゴシック" w:hAnsi="游ゴシック" w:eastAsia="游ゴシック"/>
-                <w:b w:val="0"/>
-                <w:i w:val="0"/>
-                <w:sz w:val="17"/>
-              </w:rPr>
-              <w:t>コーディネーター配置促進の具体の内容も</w:t>
+                <w:b w:val="0"/>
+                <w:i w:val="0"/>
+                <w:sz w:val="17"/>
+              </w:rPr>
+              <w:t>特定地域サービスの適用</w:t>
             </w:r>
           </w:p>
         </w:tc>
@@ -12086,11 +12104,11 @@
             <w:r>
               <w:rPr>
                 <w:rFonts w:ascii="游ゴシック" w:hAnsi="游ゴシック" w:eastAsia="游ゴシック"/>
-                <w:b/>
-                <w:i w:val="0"/>
-                <w:sz w:val="17"/>
-              </w:rPr>
-              <w:t>最優先</w:t>
+                <w:b w:val="0"/>
+                <w:i w:val="0"/>
+                <w:sz w:val="17"/>
+              </w:rPr>
+              <w:t>高</w:t>
             </w:r>
           </w:p>
         </w:tc>
@@ -12128,11 +12146,20 @@
             <w:r>
               <w:rPr>
                 <w:rFonts w:ascii="游ゴシック" w:hAnsi="游ゴシック" w:eastAsia="游ゴシック"/>
-                <w:b w:val="0"/>
-                <w:i w:val="0"/>
-                <w:sz w:val="17"/>
-              </w:rPr>
-              <w:t>調整交付金の算定方法と本町の交付割合の見通し</w:t>
+                <w:b/>
+                <w:i w:val="0"/>
+                <w:sz w:val="17"/>
+              </w:rPr>
+              <w:t>県中医療圏における精神科医療の体制</w:t>
+            </w:r>
+            <w:r>
+              <w:rPr>
+                <w:rFonts w:ascii="游ゴシック" w:hAnsi="游ゴシック" w:eastAsia="游ゴシック"/>
+                <w:b w:val="0"/>
+                <w:i w:val="0"/>
+                <w:sz w:val="17"/>
+              </w:rPr>
+              <w:t>（にも包括の協議の場の設置状況）</w:t>
             </w:r>
           </w:p>
         </w:tc>
@@ -12152,7 +12179,7 @@
                 <w:i w:val="0"/>
                 <w:sz w:val="17"/>
               </w:rPr>
-              <w:t>保険料</w:t>
+              <w:t>障がい</w:t>
             </w:r>
           </w:p>
         </w:tc>
@@ -12172,7 +12199,7 @@
                 <w:i w:val="0"/>
                 <w:sz w:val="17"/>
               </w:rPr>
-              <w:t>Ｃ-2</w:t>
+              <w:t>Ｆ-1</w:t>
             </w:r>
           </w:p>
         </w:tc>
@@ -12192,7 +12219,7 @@
                 <w:i w:val="0"/>
                 <w:sz w:val="17"/>
               </w:rPr>
-              <w:t>本計画の算定にはこの勘案を織り込んでいない</w:t>
+              <w:t>にも包括の成果目標は県が設定し、町は活動指標を置く</w:t>
             </w:r>
           </w:p>
         </w:tc>
@@ -12208,11 +12235,11 @@
             <w:r>
               <w:rPr>
                 <w:rFonts w:ascii="游ゴシック" w:hAnsi="游ゴシック" w:eastAsia="游ゴシック"/>
-                <w:b w:val="0"/>
-                <w:i w:val="0"/>
-                <w:sz w:val="17"/>
-              </w:rPr>
-              <w:t>高</w:t>
+                <w:b/>
+                <w:i w:val="0"/>
+                <w:sz w:val="17"/>
+              </w:rPr>
+              <w:t>最優先</w:t>
             </w:r>
           </w:p>
         </w:tc>
@@ -12250,11 +12277,20 @@
             <w:r>
               <w:rPr>
                 <w:rFonts w:ascii="游ゴシック" w:hAnsi="游ゴシック" w:eastAsia="游ゴシック"/>
-                <w:b w:val="0"/>
-                <w:i w:val="0"/>
-                <w:sz w:val="17"/>
-              </w:rPr>
-              <w:t>社会福祉法第106条の6の小規模市町村の省令の基準</w:t>
+                <w:b/>
+                <w:i w:val="0"/>
+                <w:sz w:val="17"/>
+              </w:rPr>
+              <w:t>医療的ケア児等支援センターの名称変更・業務の追加と、医療的ケア児等支援地域協議会の設置予定</w:t>
+            </w:r>
+            <w:r>
+              <w:rPr>
+                <w:rFonts w:ascii="游ゴシック" w:hAnsi="游ゴシック" w:eastAsia="游ゴシック"/>
+                <w:b w:val="0"/>
+                <w:i w:val="0"/>
+                <w:sz w:val="17"/>
+              </w:rPr>
+              <w:t>。市町村の「協議の場」の成果目標の扱い</w:t>
             </w:r>
           </w:p>
         </w:tc>
@@ -12274,7 +12310,7 @@
                 <w:i w:val="0"/>
                 <w:sz w:val="17"/>
               </w:rPr>
-              <w:t>整合</w:t>
+              <w:t>障がい</w:t>
             </w:r>
           </w:p>
         </w:tc>
@@ -12294,7 +12330,7 @@
                 <w:i w:val="0"/>
                 <w:sz w:val="17"/>
               </w:rPr>
-              <w:t>Ｋ-4</w:t>
+              <w:t>Ｋ-2の残り・Ｆ-2</w:t>
             </w:r>
           </w:p>
         </w:tc>
@@ -12310,11 +12346,20 @@
             <w:r>
               <w:rPr>
                 <w:rFonts w:ascii="游ゴシック" w:hAnsi="游ゴシック" w:eastAsia="游ゴシック"/>
-                <w:b w:val="0"/>
-                <w:i w:val="0"/>
-                <w:sz w:val="17"/>
-              </w:rPr>
-              <w:t>該当する場合、両計画の実施体制が変わる</w:t>
+                <w:b/>
+                <w:i w:val="0"/>
+                <w:sz w:val="17"/>
+              </w:rPr>
+              <w:t>県保健医療計画より後の改正。</w:t>
+            </w:r>
+            <w:r>
+              <w:rPr>
+                <w:rFonts w:ascii="游ゴシック" w:hAnsi="游ゴシック" w:eastAsia="游ゴシック"/>
+                <w:b w:val="0"/>
+                <w:i w:val="0"/>
+                <w:sz w:val="17"/>
+              </w:rPr>
+              <w:t>コーディネーター配置促進の具体の内容も</w:t>
             </w:r>
           </w:p>
         </w:tc>
@@ -12330,11 +12375,11 @@
             <w:r>
               <w:rPr>
                 <w:rFonts w:ascii="游ゴシック" w:hAnsi="游ゴシック" w:eastAsia="游ゴシック"/>
-                <w:b w:val="0"/>
-                <w:i w:val="0"/>
-                <w:sz w:val="17"/>
-              </w:rPr>
-              <w:t>中</w:t>
+                <w:b/>
+                <w:i w:val="0"/>
+                <w:sz w:val="17"/>
+              </w:rPr>
+              <w:t>最優先</w:t>
             </w:r>
           </w:p>
         </w:tc>
@@ -12376,7 +12421,7 @@
                 <w:i w:val="0"/>
                 <w:sz w:val="17"/>
               </w:rPr>
-              <w:t>夜間対応型訪問介護の経過措置の内容と期間</w:t>
+              <w:t>調整交付金の算定方法と本町の交付割合の見通し</w:t>
             </w:r>
           </w:p>
         </w:tc>
@@ -12396,7 +12441,7 @@
                 <w:i w:val="0"/>
                 <w:sz w:val="17"/>
               </w:rPr>
-              <w:t>算定</w:t>
+              <w:t>保険料</w:t>
             </w:r>
           </w:p>
         </w:tc>
@@ -12416,7 +12461,7 @@
                 <w:i w:val="0"/>
                 <w:sz w:val="17"/>
               </w:rPr>
-              <w:t>Ｋ-5・Ｃ-6</w:t>
+              <w:t>Ｃ-2</w:t>
             </w:r>
           </w:p>
         </w:tc>
@@ -12436,16 +12481,7 @@
                 <w:i w:val="0"/>
                 <w:sz w:val="17"/>
               </w:rPr>
-              <w:t>本町は0.0人／月のため数値への影響はない。</w:t>
-            </w:r>
-            <w:r>
-              <w:rPr>
-                <w:rFonts w:ascii="游ゴシック" w:hAnsi="游ゴシック" w:eastAsia="游ゴシック"/>
-                <w:b w:val="0"/>
-                <w:i w:val="0"/>
-                <w:sz w:val="17"/>
-              </w:rPr>
-              <w:t>本文の書きぶり</w:t>
+              <w:t>本計画の算定にはこの勘案を織り込んでいない</w:t>
             </w:r>
           </w:p>
         </w:tc>
@@ -12465,7 +12501,7 @@
                 <w:i w:val="0"/>
                 <w:sz w:val="17"/>
               </w:rPr>
-              <w:t>中</w:t>
+              <w:t>高</w:t>
             </w:r>
           </w:p>
         </w:tc>
@@ -12507,7 +12543,7 @@
                 <w:i w:val="0"/>
                 <w:sz w:val="17"/>
               </w:rPr>
-              <w:t>第5次福島県障がい者計画の次期計画の策定状況</w:t>
+              <w:t>社会福祉法第106条の6の小規模市町村の省令の基準</w:t>
             </w:r>
           </w:p>
         </w:tc>
@@ -12527,7 +12563,7 @@
                 <w:i w:val="0"/>
                 <w:sz w:val="17"/>
               </w:rPr>
-              <w:t>障がい</w:t>
+              <w:t>整合</w:t>
             </w:r>
           </w:p>
         </w:tc>
@@ -12547,7 +12583,7 @@
                 <w:i w:val="0"/>
                 <w:sz w:val="17"/>
               </w:rPr>
-              <w:t>Ｆ-6</w:t>
+              <w:t>Ｋ-4</w:t>
             </w:r>
           </w:p>
         </w:tc>
@@ -12563,11 +12599,11 @@
             <w:r>
               <w:rPr>
                 <w:rFonts w:ascii="游ゴシック" w:hAnsi="游ゴシック" w:eastAsia="游ゴシック"/>
-                <w:b/>
-                <w:i w:val="0"/>
-                <w:sz w:val="17"/>
-              </w:rPr>
-              <w:t>県障がい者計画は令和9年度で満了する</w:t>
+                <w:b w:val="0"/>
+                <w:i w:val="0"/>
+                <w:sz w:val="17"/>
+              </w:rPr>
+              <w:t>該当する場合、両計画の実施体制が変わる</w:t>
             </w:r>
           </w:p>
         </w:tc>
@@ -12587,7 +12623,7 @@
                 <w:i w:val="0"/>
                 <w:sz w:val="17"/>
               </w:rPr>
-              <w:t>高</w:t>
+              <w:t>中</w:t>
             </w:r>
           </w:p>
         </w:tc>
@@ -12610,6 +12646,259 @@
                 <w:sz w:val="17"/>
               </w:rPr>
               <w:t>76</w:t>
+            </w:r>
+          </w:p>
+        </w:tc>
+        <w:tc>
+          <w:tcPr>
+            <w:tcW w:type="dxa" w:w="2494"/>
+            <w:vAlign w:val="center"/>
+          </w:tcPr>
+          <w:p>
+            <w:pPr>
+              <w:spacing w:before="20" w:after="20"/>
+            </w:pPr>
+            <w:r>
+              <w:rPr>
+                <w:rFonts w:ascii="游ゴシック" w:hAnsi="游ゴシック" w:eastAsia="游ゴシック"/>
+                <w:b w:val="0"/>
+                <w:i w:val="0"/>
+                <w:sz w:val="17"/>
+              </w:rPr>
+              <w:t>夜間対応型訪問介護の経過措置の内容と期間</w:t>
+            </w:r>
+          </w:p>
+        </w:tc>
+        <w:tc>
+          <w:tcPr>
+            <w:tcW w:type="dxa" w:w="794"/>
+            <w:vAlign w:val="center"/>
+          </w:tcPr>
+          <w:p>
+            <w:pPr>
+              <w:spacing w:before="20" w:after="20"/>
+            </w:pPr>
+            <w:r>
+              <w:rPr>
+                <w:rFonts w:ascii="游ゴシック" w:hAnsi="游ゴシック" w:eastAsia="游ゴシック"/>
+                <w:b w:val="0"/>
+                <w:i w:val="0"/>
+                <w:sz w:val="17"/>
+              </w:rPr>
+              <w:t>算定</w:t>
+            </w:r>
+          </w:p>
+        </w:tc>
+        <w:tc>
+          <w:tcPr>
+            <w:tcW w:type="dxa" w:w="1020"/>
+            <w:vAlign w:val="center"/>
+          </w:tcPr>
+          <w:p>
+            <w:pPr>
+              <w:spacing w:before="20" w:after="20"/>
+            </w:pPr>
+            <w:r>
+              <w:rPr>
+                <w:rFonts w:ascii="游ゴシック" w:hAnsi="游ゴシック" w:eastAsia="游ゴシック"/>
+                <w:b w:val="0"/>
+                <w:i w:val="0"/>
+                <w:sz w:val="17"/>
+              </w:rPr>
+              <w:t>Ｋ-5・Ｃ-6</w:t>
+            </w:r>
+          </w:p>
+        </w:tc>
+        <w:tc>
+          <w:tcPr>
+            <w:tcW w:type="dxa" w:w="3628"/>
+            <w:vAlign w:val="center"/>
+          </w:tcPr>
+          <w:p>
+            <w:pPr>
+              <w:spacing w:before="20" w:after="20"/>
+            </w:pPr>
+            <w:r>
+              <w:rPr>
+                <w:rFonts w:ascii="游ゴシック" w:hAnsi="游ゴシック" w:eastAsia="游ゴシック"/>
+                <w:b/>
+                <w:i w:val="0"/>
+                <w:sz w:val="17"/>
+              </w:rPr>
+              <w:t>本町は0.0人／月のため数値への影響はない。</w:t>
+            </w:r>
+            <w:r>
+              <w:rPr>
+                <w:rFonts w:ascii="游ゴシック" w:hAnsi="游ゴシック" w:eastAsia="游ゴシック"/>
+                <w:b w:val="0"/>
+                <w:i w:val="0"/>
+                <w:sz w:val="17"/>
+              </w:rPr>
+              <w:t>本文の書きぶり</w:t>
+            </w:r>
+          </w:p>
+        </w:tc>
+        <w:tc>
+          <w:tcPr>
+            <w:tcW w:type="dxa" w:w="1247"/>
+            <w:vAlign w:val="center"/>
+          </w:tcPr>
+          <w:p>
+            <w:pPr>
+              <w:spacing w:before="20" w:after="20"/>
+            </w:pPr>
+            <w:r>
+              <w:rPr>
+                <w:rFonts w:ascii="游ゴシック" w:hAnsi="游ゴシック" w:eastAsia="游ゴシック"/>
+                <w:b w:val="0"/>
+                <w:i w:val="0"/>
+                <w:sz w:val="17"/>
+              </w:rPr>
+              <w:t>中</w:t>
+            </w:r>
+          </w:p>
+        </w:tc>
+      </w:tr>
+      <w:tr>
+        <w:tc>
+          <w:tcPr>
+            <w:tcW w:type="dxa" w:w="567"/>
+            <w:vAlign w:val="center"/>
+          </w:tcPr>
+          <w:p>
+            <w:pPr>
+              <w:spacing w:before="20" w:after="20"/>
+            </w:pPr>
+            <w:r>
+              <w:rPr>
+                <w:rFonts w:ascii="游ゴシック" w:hAnsi="游ゴシック" w:eastAsia="游ゴシック"/>
+                <w:b w:val="0"/>
+                <w:i w:val="0"/>
+                <w:sz w:val="17"/>
+              </w:rPr>
+              <w:t>77</w:t>
+            </w:r>
+          </w:p>
+        </w:tc>
+        <w:tc>
+          <w:tcPr>
+            <w:tcW w:type="dxa" w:w="2494"/>
+            <w:vAlign w:val="center"/>
+          </w:tcPr>
+          <w:p>
+            <w:pPr>
+              <w:spacing w:before="20" w:after="20"/>
+            </w:pPr>
+            <w:r>
+              <w:rPr>
+                <w:rFonts w:ascii="游ゴシック" w:hAnsi="游ゴシック" w:eastAsia="游ゴシック"/>
+                <w:b w:val="0"/>
+                <w:i w:val="0"/>
+                <w:sz w:val="17"/>
+              </w:rPr>
+              <w:t>第5次福島県障がい者計画の次期計画の策定状況</w:t>
+            </w:r>
+          </w:p>
+        </w:tc>
+        <w:tc>
+          <w:tcPr>
+            <w:tcW w:type="dxa" w:w="794"/>
+            <w:vAlign w:val="center"/>
+          </w:tcPr>
+          <w:p>
+            <w:pPr>
+              <w:spacing w:before="20" w:after="20"/>
+            </w:pPr>
+            <w:r>
+              <w:rPr>
+                <w:rFonts w:ascii="游ゴシック" w:hAnsi="游ゴシック" w:eastAsia="游ゴシック"/>
+                <w:b w:val="0"/>
+                <w:i w:val="0"/>
+                <w:sz w:val="17"/>
+              </w:rPr>
+              <w:t>障がい</w:t>
+            </w:r>
+          </w:p>
+        </w:tc>
+        <w:tc>
+          <w:tcPr>
+            <w:tcW w:type="dxa" w:w="1020"/>
+            <w:vAlign w:val="center"/>
+          </w:tcPr>
+          <w:p>
+            <w:pPr>
+              <w:spacing w:before="20" w:after="20"/>
+            </w:pPr>
+            <w:r>
+              <w:rPr>
+                <w:rFonts w:ascii="游ゴシック" w:hAnsi="游ゴシック" w:eastAsia="游ゴシック"/>
+                <w:b w:val="0"/>
+                <w:i w:val="0"/>
+                <w:sz w:val="17"/>
+              </w:rPr>
+              <w:t>Ｆ-6</w:t>
+            </w:r>
+          </w:p>
+        </w:tc>
+        <w:tc>
+          <w:tcPr>
+            <w:tcW w:type="dxa" w:w="3628"/>
+            <w:vAlign w:val="center"/>
+          </w:tcPr>
+          <w:p>
+            <w:pPr>
+              <w:spacing w:before="20" w:after="20"/>
+            </w:pPr>
+            <w:r>
+              <w:rPr>
+                <w:rFonts w:ascii="游ゴシック" w:hAnsi="游ゴシック" w:eastAsia="游ゴシック"/>
+                <w:b/>
+                <w:i w:val="0"/>
+                <w:sz w:val="17"/>
+              </w:rPr>
+              <w:t>県障がい者計画は令和9年度で満了する</w:t>
+            </w:r>
+          </w:p>
+        </w:tc>
+        <w:tc>
+          <w:tcPr>
+            <w:tcW w:type="dxa" w:w="1247"/>
+            <w:vAlign w:val="center"/>
+          </w:tcPr>
+          <w:p>
+            <w:pPr>
+              <w:spacing w:before="20" w:after="20"/>
+            </w:pPr>
+            <w:r>
+              <w:rPr>
+                <w:rFonts w:ascii="游ゴシック" w:hAnsi="游ゴシック" w:eastAsia="游ゴシック"/>
+                <w:b w:val="0"/>
+                <w:i w:val="0"/>
+                <w:sz w:val="17"/>
+              </w:rPr>
+              <w:t>高</w:t>
+            </w:r>
+          </w:p>
+        </w:tc>
+      </w:tr>
+      <w:tr>
+        <w:tc>
+          <w:tcPr>
+            <w:tcW w:type="dxa" w:w="567"/>
+            <w:vAlign w:val="center"/>
+          </w:tcPr>
+          <w:p>
+            <w:pPr>
+              <w:spacing w:before="20" w:after="20"/>
+            </w:pPr>
+            <w:r>
+              <w:rPr>
+                <w:rFonts w:ascii="游ゴシック" w:hAnsi="游ゴシック" w:eastAsia="游ゴシック"/>
+                <w:b w:val="0"/>
+                <w:i w:val="0"/>
+                <w:sz w:val="17"/>
+              </w:rPr>
+              <w:t>78</w:t>
             </w:r>
           </w:p>
         </w:tc>
@@ -12750,7 +13039,7 @@
           <w:i w:val="0"/>
           <w:sz w:val="21"/>
         </w:rPr>
-        <w:t>次の18件は、期限が日付で決まっています。</w:t>
+        <w:t>次の19件は、期限が日付で決まっています。</w:t>
       </w:r>
     </w:p>
     <w:p>
@@ -14052,7 +14341,7 @@
                 <w:i w:val="0"/>
                 <w:sz w:val="17"/>
               </w:rPr>
-              <w:t>66</w:t>
+              <w:t>62</w:t>
             </w:r>
           </w:p>
         </w:tc>
@@ -14072,7 +14361,16 @@
                 <w:i w:val="0"/>
                 <w:sz w:val="17"/>
               </w:rPr>
-              <w:t>福島県高齢者居住安定確保計画の改定の予定と内容</w:t>
+              <w:t>地域生活支援事業4事業の実績が0である理由</w:t>
+            </w:r>
+            <w:r>
+              <w:rPr>
+                <w:rFonts w:ascii="游ゴシック" w:hAnsi="游ゴシック" w:eastAsia="游ゴシック"/>
+                <w:b w:val="0"/>
+                <w:i w:val="0"/>
+                <w:sz w:val="17"/>
+              </w:rPr>
+              <w:t>（意思疎通支援・手話奉仕員養成・移動支援・地域活動支援センター）</w:t>
             </w:r>
           </w:p>
         </w:tc>
@@ -14092,7 +14390,7 @@
                 <w:i w:val="0"/>
                 <w:sz w:val="17"/>
               </w:rPr>
-              <w:t>県</w:t>
+              <w:t>町</w:t>
             </w:r>
           </w:p>
         </w:tc>
@@ -14134,7 +14432,7 @@
                 <w:i w:val="0"/>
                 <w:sz w:val="17"/>
               </w:rPr>
-              <w:t>67</w:t>
+              <w:t>68</w:t>
             </w:r>
           </w:p>
         </w:tc>
@@ -14154,7 +14452,7 @@
                 <w:i w:val="0"/>
                 <w:sz w:val="17"/>
               </w:rPr>
-              <w:t>新たな福島県地域医療構想の策定状況</w:t>
+              <w:t>福島県高齢者居住安定確保計画の改定の予定と内容</w:t>
             </w:r>
           </w:p>
         </w:tc>
@@ -14216,7 +14514,7 @@
                 <w:i w:val="0"/>
                 <w:sz w:val="17"/>
               </w:rPr>
-              <w:t>68</w:t>
+              <w:t>69</w:t>
             </w:r>
           </w:p>
         </w:tc>
@@ -14236,7 +14534,7 @@
                 <w:i w:val="0"/>
                 <w:sz w:val="17"/>
               </w:rPr>
-              <w:t>介護保険法第117条第14項の意見聴取の時期と様式</w:t>
+              <w:t>新たな福島県地域医療構想の策定状況</w:t>
             </w:r>
           </w:p>
         </w:tc>
@@ -14318,16 +14616,7 @@
                 <w:i w:val="0"/>
                 <w:sz w:val="17"/>
               </w:rPr>
-              <w:t>県中医療圏における精神科医療の体制</w:t>
-            </w:r>
-            <w:r>
-              <w:rPr>
-                <w:rFonts w:ascii="游ゴシック" w:hAnsi="游ゴシック" w:eastAsia="游ゴシック"/>
-                <w:b w:val="0"/>
-                <w:i w:val="0"/>
-                <w:sz w:val="17"/>
-              </w:rPr>
-              <w:t>（にも包括の協議の場の設置状況）</w:t>
+              <w:t>介護保険法第117条第14項の意見聴取の時期と様式</w:t>
             </w:r>
           </w:p>
         </w:tc>
@@ -14389,7 +14678,98 @@
                 <w:i w:val="0"/>
                 <w:sz w:val="17"/>
               </w:rPr>
-              <w:t>71</w:t>
+              <w:t>72</w:t>
+            </w:r>
+          </w:p>
+        </w:tc>
+        <w:tc>
+          <w:tcPr>
+            <w:tcW w:type="dxa" w:w="5329"/>
+            <w:vAlign w:val="center"/>
+          </w:tcPr>
+          <w:p>
+            <w:pPr>
+              <w:spacing w:before="20" w:after="20"/>
+            </w:pPr>
+            <w:r>
+              <w:rPr>
+                <w:rFonts w:ascii="游ゴシック" w:hAnsi="游ゴシック" w:eastAsia="游ゴシック"/>
+                <w:b/>
+                <w:i w:val="0"/>
+                <w:sz w:val="17"/>
+              </w:rPr>
+              <w:t>県中医療圏における精神科医療の体制</w:t>
+            </w:r>
+            <w:r>
+              <w:rPr>
+                <w:rFonts w:ascii="游ゴシック" w:hAnsi="游ゴシック" w:eastAsia="游ゴシック"/>
+                <w:b w:val="0"/>
+                <w:i w:val="0"/>
+                <w:sz w:val="17"/>
+              </w:rPr>
+              <w:t>（にも包括の協議の場の設置状況）</w:t>
+            </w:r>
+          </w:p>
+        </w:tc>
+        <w:tc>
+          <w:tcPr>
+            <w:tcW w:type="dxa" w:w="1361"/>
+            <w:vAlign w:val="center"/>
+          </w:tcPr>
+          <w:p>
+            <w:pPr>
+              <w:spacing w:before="20" w:after="20"/>
+            </w:pPr>
+            <w:r>
+              <w:rPr>
+                <w:rFonts w:ascii="游ゴシック" w:hAnsi="游ゴシック" w:eastAsia="游ゴシック"/>
+                <w:b w:val="0"/>
+                <w:i w:val="0"/>
+                <w:sz w:val="17"/>
+              </w:rPr>
+              <w:t>県</w:t>
+            </w:r>
+          </w:p>
+        </w:tc>
+        <w:tc>
+          <w:tcPr>
+            <w:tcW w:type="dxa" w:w="2494"/>
+            <w:vAlign w:val="center"/>
+          </w:tcPr>
+          <w:p>
+            <w:pPr>
+              <w:spacing w:before="20" w:after="20"/>
+            </w:pPr>
+            <w:r>
+              <w:rPr>
+                <w:rFonts w:ascii="游ゴシック" w:hAnsi="游ゴシック" w:eastAsia="游ゴシック"/>
+                <w:b/>
+                <w:i w:val="0"/>
+                <w:sz w:val="17"/>
+              </w:rPr>
+              <w:t>最優先</w:t>
+            </w:r>
+          </w:p>
+        </w:tc>
+      </w:tr>
+      <w:tr>
+        <w:tc>
+          <w:tcPr>
+            <w:tcW w:type="dxa" w:w="567"/>
+            <w:vAlign w:val="center"/>
+          </w:tcPr>
+          <w:p>
+            <w:pPr>
+              <w:spacing w:before="20" w:after="20"/>
+            </w:pPr>
+            <w:r>
+              <w:rPr>
+                <w:rFonts w:ascii="游ゴシック" w:hAnsi="游ゴシック" w:eastAsia="游ゴシック"/>
+                <w:b w:val="0"/>
+                <w:i w:val="0"/>
+                <w:sz w:val="17"/>
+              </w:rPr>
+              <w:t>73</w:t>
             </w:r>
           </w:p>
         </w:tc>

--- a/小野町_引継ぎ_整理済/16_町データ依頼/小野町_確認事項の一覧_20261015.docx
+++ b/小野町_引継ぎ_整理済/16_町データ依頼/小野町_確認事項の一覧_20261015.docx
@@ -438,7 +438,7 @@
             <w:b/>
             <w:sz w:val="22"/>
           </w:rPr>
-          <w:t xml:space="preserve">5　区分Ｄ　町の回答・内部データが必要（52件）</w:t>
+          <w:t xml:space="preserve">5　区分Ｄ　町の回答・内部データが必要（53件）</w:t>
         </w:r>
         <w:r>
           <w:rPr>
@@ -810,7 +810,7 @@
                 <w:i w:val="0"/>
                 <w:sz w:val="17"/>
               </w:rPr>
-              <w:t>通し番号1本（1〜78）に改めた</w:t>
+              <w:t>通し番号1本（1〜79）に改めた</w:t>
             </w:r>
           </w:p>
         </w:tc>
@@ -1605,7 +1605,7 @@
                 <w:i w:val="0"/>
                 <w:sz w:val="17"/>
               </w:rPr>
-              <w:t>52件</w:t>
+              <w:t>53件</w:t>
             </w:r>
           </w:p>
         </w:tc>
@@ -1667,7 +1667,7 @@
                 <w:i w:val="0"/>
                 <w:sz w:val="17"/>
               </w:rPr>
-              <w:t>1から78 まで欠番・重複なく区分</w:t>
+              <w:t>1から79 まで欠番・重複なく区分</w:t>
             </w:r>
           </w:p>
         </w:tc>
@@ -1687,7 +1687,7 @@
                 <w:i w:val="0"/>
                 <w:sz w:val="17"/>
               </w:rPr>
-              <w:t>78件</w:t>
+              <w:t>79件</w:t>
             </w:r>
           </w:p>
         </w:tc>
@@ -1709,7 +1709,7 @@
           <w:i w:val="0"/>
           <w:sz w:val="21"/>
         </w:rPr>
-        <w:t>したがって、18件（Ａ・Ｂ）を照会から外し、8件（Ｃ）は照会の内容を縮め、52件（Ｄ）を回答のご依頼の対象とします。</w:t>
+        <w:t>したがって、18件（Ａ・Ｂ）を照会から外し、8件（Ｃ）は照会の内容を縮め、53件（Ｄ）を回答のご依頼の対象とします。</w:t>
       </w:r>
     </w:p>
     <w:p>
@@ -5942,7 +5942,7 @@
           <w:color w:val="2E74B5"/>
           <w:sz w:val="30"/>
         </w:rPr>
-        <w:t>5　区分Ｄ　町の回答・内部データが必要（52件）</w:t>
+        <w:t>5　区分Ｄ　町の回答・内部データが必要（53件）</w:t>
       </w:r>
       <w:bookmarkEnd w:id="106"/>
     </w:p>
@@ -5996,7 +5996,7 @@
           <w:i w:val="0"/>
           <w:sz w:val="21"/>
         </w:rPr>
-        <w:t>町41件（うちご判断をお願いするもの4件）、県11件です。</w:t>
+        <w:t>町42件（うちご判断をお願いするもの4件）、県11件です。</w:t>
       </w:r>
     </w:p>
     <w:p>
@@ -10804,16 +10804,7 @@
                 <w:i w:val="0"/>
                 <w:sz w:val="17"/>
               </w:rPr>
-              <w:t>地域生活支援事業4事業の実績が0である理由</w:t>
-            </w:r>
-            <w:r>
-              <w:rPr>
-                <w:rFonts w:ascii="游ゴシック" w:hAnsi="游ゴシック" w:eastAsia="游ゴシック"/>
-                <w:b w:val="0"/>
-                <w:i w:val="0"/>
-                <w:sz w:val="17"/>
-              </w:rPr>
-              <w:t>（意思疎通支援・手話奉仕員養成・移動支援・地域活動支援センター）</w:t>
+              <w:t>前回計画 第2部（障がい者計画）49項目・96取組の実績</w:t>
             </w:r>
           </w:p>
         </w:tc>
@@ -10873,16 +10864,16 @@
                 <w:i w:val="0"/>
                 <w:sz w:val="17"/>
               </w:rPr>
-              <w:t>前回計画は第6期の実績も第7期の見込量もすべて0。</w:t>
-            </w:r>
-            <w:r>
-              <w:rPr>
-                <w:rFonts w:ascii="游ゴシック" w:hAnsi="游ゴシック" w:eastAsia="游ゴシック"/>
-                <w:b w:val="0"/>
-                <w:i w:val="0"/>
-                <w:sz w:val="17"/>
-              </w:rPr>
-              <w:t>必要がなかったのか、使える形になっていなかったのかで、本計画ですべきことが正反対になる。</w:t>
+              <w:t>分野別施策の取組状況（素案 第1部第3章3）。</w:t>
+            </w:r>
+            <w:r>
+              <w:rPr>
+                <w:rFonts w:ascii="游ゴシック" w:hAnsi="游ゴシック" w:eastAsia="游ゴシック"/>
+                <w:b w:val="0"/>
+                <w:i w:val="0"/>
+                <w:sz w:val="17"/>
+              </w:rPr>
+              <w:t>前回計画が掲げた取組が、どこまで行われたか。</w:t>
             </w:r>
             <w:r>
               <w:rPr>
@@ -10891,7 +10882,7 @@
                 <w:i w:val="0"/>
                 <w:sz w:val="17"/>
               </w:rPr>
-              <w:t>令和7年4月に手話言語条例を施行している</w:t>
+              <w:t>9分野すべてを引き継ぐため、分野ごとに要る</w:t>
             </w:r>
           </w:p>
         </w:tc>
@@ -10907,11 +10898,11 @@
             <w:r>
               <w:rPr>
                 <w:rFonts w:ascii="游ゴシック" w:hAnsi="游ゴシック" w:eastAsia="游ゴシック"/>
-                <w:b/>
-                <w:i w:val="0"/>
-                <w:sz w:val="17"/>
-              </w:rPr>
-              <w:t>最優先</w:t>
+                <w:b w:val="0"/>
+                <w:i w:val="0"/>
+                <w:sz w:val="17"/>
+              </w:rPr>
+              <w:t>素案の確定まで</w:t>
             </w:r>
           </w:p>
         </w:tc>
@@ -10953,16 +10944,16 @@
                 <w:i w:val="0"/>
                 <w:sz w:val="17"/>
               </w:rPr>
-              <w:t>前回計画 第7期の成果目標①（施設入所者の地域生活移行）の由来</w:t>
-            </w:r>
-            <w:r>
-              <w:rPr>
-                <w:rFonts w:ascii="游ゴシック" w:hAnsi="游ゴシック" w:eastAsia="游ゴシック"/>
-                <w:b w:val="0"/>
-                <w:i w:val="0"/>
-                <w:sz w:val="17"/>
-              </w:rPr>
-              <w:t>（入所者26人に対し移行31人・削減22人）</w:t>
+              <w:t>地域生活支援事業4事業の実績が0である理由</w:t>
+            </w:r>
+            <w:r>
+              <w:rPr>
+                <w:rFonts w:ascii="游ゴシック" w:hAnsi="游ゴシック" w:eastAsia="游ゴシック"/>
+                <w:b w:val="0"/>
+                <w:i w:val="0"/>
+                <w:sz w:val="17"/>
+              </w:rPr>
+              <w:t>（意思疎通支援・手話奉仕員養成・移動支援・地域活動支援センター）</w:t>
             </w:r>
           </w:p>
         </w:tc>
@@ -11022,16 +11013,25 @@
                 <w:i w:val="0"/>
                 <w:sz w:val="17"/>
               </w:rPr>
-              <w:t>入所者より多い人数が移行することはできない。</w:t>
-            </w:r>
-            <w:r>
-              <w:rPr>
-                <w:rFonts w:ascii="游ゴシック" w:hAnsi="游ゴシック" w:eastAsia="游ゴシック"/>
-                <w:b w:val="0"/>
-                <w:i w:val="0"/>
-                <w:sz w:val="17"/>
-              </w:rPr>
-              <w:t>削減22人なら残り4人だが、同じ計画の見込量は施設入所支援15人。国の指針を26人に当てはめると移行2人・削減2人</w:t>
+              <w:t>前回計画は第6期の実績も第7期の見込量もすべて0。</w:t>
+            </w:r>
+            <w:r>
+              <w:rPr>
+                <w:rFonts w:ascii="游ゴシック" w:hAnsi="游ゴシック" w:eastAsia="游ゴシック"/>
+                <w:b w:val="0"/>
+                <w:i w:val="0"/>
+                <w:sz w:val="17"/>
+              </w:rPr>
+              <w:t>必要がなかったのか、使える形になっていなかったのかで、本計画ですべきことが正反対になる。</w:t>
+            </w:r>
+            <w:r>
+              <w:rPr>
+                <w:rFonts w:ascii="游ゴシック" w:hAnsi="游ゴシック" w:eastAsia="游ゴシック"/>
+                <w:b/>
+                <w:i w:val="0"/>
+                <w:sz w:val="17"/>
+              </w:rPr>
+              <w:t>令和7年4月に手話言語条例を施行している</w:t>
             </w:r>
           </w:p>
         </w:tc>
@@ -11047,11 +11047,11 @@
             <w:r>
               <w:rPr>
                 <w:rFonts w:ascii="游ゴシック" w:hAnsi="游ゴシック" w:eastAsia="游ゴシック"/>
-                <w:b w:val="0"/>
-                <w:i w:val="0"/>
-                <w:sz w:val="17"/>
-              </w:rPr>
-              <w:t>素案の確定まで</w:t>
+                <w:b/>
+                <w:i w:val="0"/>
+                <w:sz w:val="17"/>
+              </w:rPr>
+              <w:t>最優先</w:t>
             </w:r>
           </w:p>
         </w:tc>
@@ -11093,16 +11093,16 @@
                 <w:i w:val="0"/>
                 <w:sz w:val="17"/>
               </w:rPr>
-              <w:t>前回計画 第7期の短期入所の見込量の置き方</w:t>
-            </w:r>
-            <w:r>
-              <w:rPr>
-                <w:rFonts w:ascii="游ゴシック" w:hAnsi="游ゴシック" w:eastAsia="游ゴシック"/>
-                <w:b w:val="0"/>
-                <w:i w:val="0"/>
-                <w:sz w:val="17"/>
-              </w:rPr>
-              <w:t>（実績のある福祉型を0とし、実績のない医療型に見込みを立てている）</w:t>
+              <w:t>前回計画 第7期の成果目標①（施設入所者の地域生活移行）の由来</w:t>
+            </w:r>
+            <w:r>
+              <w:rPr>
+                <w:rFonts w:ascii="游ゴシック" w:hAnsi="游ゴシック" w:eastAsia="游ゴシック"/>
+                <w:b w:val="0"/>
+                <w:i w:val="0"/>
+                <w:sz w:val="17"/>
+              </w:rPr>
+              <w:t>（入所者26人に対し移行31人・削減22人）</w:t>
             </w:r>
           </w:p>
         </w:tc>
@@ -11162,16 +11162,16 @@
                 <w:i w:val="0"/>
                 <w:sz w:val="17"/>
               </w:rPr>
-              <w:t>第8期の見込量に引き継いではならない。</w:t>
-            </w:r>
-            <w:r>
-              <w:rPr>
-                <w:rFonts w:ascii="游ゴシック" w:hAnsi="游ゴシック" w:eastAsia="游ゴシック"/>
-                <w:b w:val="0"/>
-                <w:i w:val="0"/>
-                <w:sz w:val="17"/>
-              </w:rPr>
-              <w:t>本文は「各年度3人、24人日」とするが表は2人で、24÷12＝2人とも合わない</w:t>
+              <w:t>入所者より多い人数が移行することはできない。</w:t>
+            </w:r>
+            <w:r>
+              <w:rPr>
+                <w:rFonts w:ascii="游ゴシック" w:hAnsi="游ゴシック" w:eastAsia="游ゴシック"/>
+                <w:b w:val="0"/>
+                <w:i w:val="0"/>
+                <w:sz w:val="17"/>
+              </w:rPr>
+              <w:t>削減22人なら残り4人だが、同じ計画の見込量は施設入所支援15人。国の指針を26人に当てはめると移行2人・削減2人</w:t>
             </w:r>
           </w:p>
         </w:tc>
@@ -11233,16 +11233,16 @@
                 <w:i w:val="0"/>
                 <w:sz w:val="17"/>
               </w:rPr>
-              <w:t>前回計画 第7期（障がい児）の人と人日の入れ替わり</w:t>
-            </w:r>
-            <w:r>
-              <w:rPr>
-                <w:rFonts w:ascii="游ゴシック" w:hAnsi="游ゴシック" w:eastAsia="游ゴシック"/>
-                <w:b w:val="0"/>
-                <w:i w:val="0"/>
-                <w:sz w:val="17"/>
-              </w:rPr>
-              <w:t>（児童発達支援38人・4人日／放課後等デイ391人・23人日）</w:t>
+              <w:t>前回計画 第7期の短期入所の見込量の置き方</w:t>
+            </w:r>
+            <w:r>
+              <w:rPr>
+                <w:rFonts w:ascii="游ゴシック" w:hAnsi="游ゴシック" w:eastAsia="游ゴシック"/>
+                <w:b w:val="0"/>
+                <w:i w:val="0"/>
+                <w:sz w:val="17"/>
+              </w:rPr>
+              <w:t>（実績のある福祉型を0とし、実績のない医療型に見込みを立てている）</w:t>
             </w:r>
           </w:p>
         </w:tc>
@@ -11302,16 +11302,16 @@
                 <w:i w:val="0"/>
                 <w:sz w:val="17"/>
               </w:rPr>
-              <w:t>手帳所持者508人の町で放課後等デイを月391人が利用することはありえない。</w:t>
-            </w:r>
-            <w:r>
-              <w:rPr>
-                <w:rFonts w:ascii="游ゴシック" w:hAnsi="游ゴシック" w:eastAsia="游ゴシック"/>
-                <w:b w:val="0"/>
-                <w:i w:val="0"/>
-                <w:sz w:val="17"/>
-              </w:rPr>
-              <w:t>第6期の実績は31人・93人日</w:t>
+              <w:t>第8期の見込量に引き継いではならない。</w:t>
+            </w:r>
+            <w:r>
+              <w:rPr>
+                <w:rFonts w:ascii="游ゴシック" w:hAnsi="游ゴシック" w:eastAsia="游ゴシック"/>
+                <w:b w:val="0"/>
+                <w:i w:val="0"/>
+                <w:sz w:val="17"/>
+              </w:rPr>
+              <w:t>本文は「各年度3人、24人日」とするが表は2人で、24÷12＝2人とも合わない</w:t>
             </w:r>
           </w:p>
         </w:tc>
@@ -11369,11 +11369,20 @@
             <w:r>
               <w:rPr>
                 <w:rFonts w:ascii="游ゴシック" w:hAnsi="游ゴシック" w:eastAsia="游ゴシック"/>
-                <w:b w:val="0"/>
-                <w:i w:val="0"/>
-                <w:sz w:val="17"/>
-              </w:rPr>
-              <w:t>計画の策定経過・委員名簿・パブリックコメントの結果</w:t>
+                <w:b/>
+                <w:i w:val="0"/>
+                <w:sz w:val="17"/>
+              </w:rPr>
+              <w:t>前回計画 第7期（障がい児）の人と人日の入れ替わり</w:t>
+            </w:r>
+            <w:r>
+              <w:rPr>
+                <w:rFonts w:ascii="游ゴシック" w:hAnsi="游ゴシック" w:eastAsia="游ゴシック"/>
+                <w:b w:val="0"/>
+                <w:i w:val="0"/>
+                <w:sz w:val="17"/>
+              </w:rPr>
+              <w:t>（児童発達支援38人・4人日／放課後等デイ391人・23人日）</w:t>
             </w:r>
           </w:p>
         </w:tc>
@@ -11393,7 +11402,7 @@
                 <w:i w:val="0"/>
                 <w:sz w:val="17"/>
               </w:rPr>
-              <w:t>手続</w:t>
+              <w:t>障がい</w:t>
             </w:r>
           </w:p>
         </w:tc>
@@ -11413,7 +11422,7 @@
                 <w:i w:val="0"/>
                 <w:sz w:val="17"/>
               </w:rPr>
-              <w:t>番号25</w:t>
+              <w:t>―</w:t>
             </w:r>
           </w:p>
         </w:tc>
@@ -11429,20 +11438,20 @@
             <w:r>
               <w:rPr>
                 <w:rFonts w:ascii="游ゴシック" w:hAnsi="游ゴシック" w:eastAsia="游ゴシック"/>
-                <w:b w:val="0"/>
-                <w:i w:val="0"/>
-                <w:sz w:val="17"/>
-              </w:rPr>
-              <w:t>両計画の資料編。</w:t>
-            </w:r>
-            <w:r>
-              <w:rPr>
-                <w:rFonts w:ascii="游ゴシック" w:hAnsi="游ゴシック" w:eastAsia="游ゴシック"/>
                 <w:b/>
                 <w:i w:val="0"/>
                 <w:sz w:val="17"/>
               </w:rPr>
-              <w:t>【決定後に記載】13箇所</w:t>
+              <w:t>手帳所持者508人の町で放課後等デイを月391人が利用することはありえない。</w:t>
+            </w:r>
+            <w:r>
+              <w:rPr>
+                <w:rFonts w:ascii="游ゴシック" w:hAnsi="游ゴシック" w:eastAsia="游ゴシック"/>
+                <w:b w:val="0"/>
+                <w:i w:val="0"/>
+                <w:sz w:val="17"/>
+              </w:rPr>
+              <w:t>第6期の実績は31人・93人日</w:t>
             </w:r>
           </w:p>
         </w:tc>
@@ -11462,7 +11471,7 @@
                 <w:i w:val="0"/>
                 <w:sz w:val="17"/>
               </w:rPr>
-              <w:t>校了まで</w:t>
+              <w:t>素案の確定まで</w:t>
             </w:r>
           </w:p>
         </w:tc>
@@ -11500,89 +11509,80 @@
             <w:r>
               <w:rPr>
                 <w:rFonts w:ascii="游ゴシック" w:hAnsi="游ゴシック" w:eastAsia="游ゴシック"/>
+                <w:b w:val="0"/>
+                <w:i w:val="0"/>
+                <w:sz w:val="17"/>
+              </w:rPr>
+              <w:t>計画の策定経過・委員名簿・パブリックコメントの結果</w:t>
+            </w:r>
+          </w:p>
+        </w:tc>
+        <w:tc>
+          <w:tcPr>
+            <w:tcW w:type="dxa" w:w="794"/>
+            <w:vAlign w:val="center"/>
+          </w:tcPr>
+          <w:p>
+            <w:pPr>
+              <w:spacing w:before="20" w:after="20"/>
+            </w:pPr>
+            <w:r>
+              <w:rPr>
+                <w:rFonts w:ascii="游ゴシック" w:hAnsi="游ゴシック" w:eastAsia="游ゴシック"/>
+                <w:b w:val="0"/>
+                <w:i w:val="0"/>
+                <w:sz w:val="17"/>
+              </w:rPr>
+              <w:t>手続</w:t>
+            </w:r>
+          </w:p>
+        </w:tc>
+        <w:tc>
+          <w:tcPr>
+            <w:tcW w:type="dxa" w:w="1020"/>
+            <w:vAlign w:val="center"/>
+          </w:tcPr>
+          <w:p>
+            <w:pPr>
+              <w:spacing w:before="20" w:after="20"/>
+            </w:pPr>
+            <w:r>
+              <w:rPr>
+                <w:rFonts w:ascii="游ゴシック" w:hAnsi="游ゴシック" w:eastAsia="游ゴシック"/>
+                <w:b w:val="0"/>
+                <w:i w:val="0"/>
+                <w:sz w:val="17"/>
+              </w:rPr>
+              <w:t>番号25</w:t>
+            </w:r>
+          </w:p>
+        </w:tc>
+        <w:tc>
+          <w:tcPr>
+            <w:tcW w:type="dxa" w:w="3628"/>
+            <w:vAlign w:val="center"/>
+          </w:tcPr>
+          <w:p>
+            <w:pPr>
+              <w:spacing w:before="20" w:after="20"/>
+            </w:pPr>
+            <w:r>
+              <w:rPr>
+                <w:rFonts w:ascii="游ゴシック" w:hAnsi="游ゴシック" w:eastAsia="游ゴシック"/>
+                <w:b w:val="0"/>
+                <w:i w:val="0"/>
+                <w:sz w:val="17"/>
+              </w:rPr>
+              <w:t>両計画の資料編。</w:t>
+            </w:r>
+            <w:r>
+              <w:rPr>
+                <w:rFonts w:ascii="游ゴシック" w:hAnsi="游ゴシック" w:eastAsia="游ゴシック"/>
                 <w:b/>
                 <w:i w:val="0"/>
                 <w:sz w:val="17"/>
               </w:rPr>
-              <w:t>老人福祉事業の量の目標の前提となる量</w:t>
-            </w:r>
-            <w:r>
-              <w:rPr>
-                <w:rFonts w:ascii="游ゴシック" w:hAnsi="游ゴシック" w:eastAsia="游ゴシック"/>
-                <w:b w:val="0"/>
-                <w:i w:val="0"/>
-                <w:sz w:val="17"/>
-              </w:rPr>
-              <w:t>（養護老人ホーム・軽費老人ホームの本町からの入所者数と老人福祉センターの利用状況）</w:t>
-            </w:r>
-          </w:p>
-        </w:tc>
-        <w:tc>
-          <w:tcPr>
-            <w:tcW w:type="dxa" w:w="794"/>
-            <w:vAlign w:val="center"/>
-          </w:tcPr>
-          <w:p>
-            <w:pPr>
-              <w:spacing w:before="20" w:after="20"/>
-            </w:pPr>
-            <w:r>
-              <w:rPr>
-                <w:rFonts w:ascii="游ゴシック" w:hAnsi="游ゴシック" w:eastAsia="游ゴシック"/>
-                <w:b w:val="0"/>
-                <w:i w:val="0"/>
-                <w:sz w:val="17"/>
-              </w:rPr>
-              <w:t>記述</w:t>
-            </w:r>
-          </w:p>
-        </w:tc>
-        <w:tc>
-          <w:tcPr>
-            <w:tcW w:type="dxa" w:w="1020"/>
-            <w:vAlign w:val="center"/>
-          </w:tcPr>
-          <w:p>
-            <w:pPr>
-              <w:spacing w:before="20" w:after="20"/>
-            </w:pPr>
-            <w:r>
-              <w:rPr>
-                <w:rFonts w:ascii="游ゴシック" w:hAnsi="游ゴシック" w:eastAsia="游ゴシック"/>
-                <w:b w:val="0"/>
-                <w:i w:val="0"/>
-                <w:sz w:val="17"/>
-              </w:rPr>
-              <w:t>―</w:t>
-            </w:r>
-          </w:p>
-        </w:tc>
-        <w:tc>
-          <w:tcPr>
-            <w:tcW w:type="dxa" w:w="3628"/>
-            <w:vAlign w:val="center"/>
-          </w:tcPr>
-          <w:p>
-            <w:pPr>
-              <w:spacing w:before="20" w:after="20"/>
-            </w:pPr>
-            <w:r>
-              <w:rPr>
-                <w:rFonts w:ascii="游ゴシック" w:hAnsi="游ゴシック" w:eastAsia="游ゴシック"/>
-                <w:b/>
-                <w:i w:val="0"/>
-                <w:sz w:val="17"/>
-              </w:rPr>
-              <w:t>老人福祉法第20条の8第2項の法定記載事項。</w:t>
-            </w:r>
-            <w:r>
-              <w:rPr>
-                <w:rFonts w:ascii="游ゴシック" w:hAnsi="游ゴシック" w:eastAsia="游ゴシック"/>
-                <w:b w:val="0"/>
-                <w:i w:val="0"/>
-                <w:sz w:val="17"/>
-              </w:rPr>
-              <w:t>介護保険に重ならない3種が素案で未確定（第6章9）</w:t>
+              <w:t>【決定後に記載】13箇所</w:t>
             </w:r>
           </w:p>
         </w:tc>
@@ -11602,7 +11602,7 @@
                 <w:i w:val="0"/>
                 <w:sz w:val="17"/>
               </w:rPr>
-              <w:t>素案の確定まで</w:t>
+              <w:t>校了まで</w:t>
             </w:r>
           </w:p>
         </w:tc>
@@ -11644,7 +11644,16 @@
                 <w:i w:val="0"/>
                 <w:sz w:val="17"/>
               </w:rPr>
-              <w:t>福島県高齢者居住安定確保計画の改定の予定と内容</w:t>
+              <w:t>老人福祉事業の量の目標の前提となる量</w:t>
+            </w:r>
+            <w:r>
+              <w:rPr>
+                <w:rFonts w:ascii="游ゴシック" w:hAnsi="游ゴシック" w:eastAsia="游ゴシック"/>
+                <w:b w:val="0"/>
+                <w:i w:val="0"/>
+                <w:sz w:val="17"/>
+              </w:rPr>
+              <w:t>（養護老人ホーム・軽費老人ホームの本町からの入所者数と老人福祉センターの利用状況）</w:t>
             </w:r>
           </w:p>
         </w:tc>
@@ -11664,7 +11673,7 @@
                 <w:i w:val="0"/>
                 <w:sz w:val="17"/>
               </w:rPr>
-              <w:t>整合</w:t>
+              <w:t>記述</w:t>
             </w:r>
           </w:p>
         </w:tc>
@@ -11684,7 +11693,7 @@
                 <w:i w:val="0"/>
                 <w:sz w:val="17"/>
               </w:rPr>
-              <w:t>Ｄ-6の残り</w:t>
+              <w:t>―</w:t>
             </w:r>
           </w:p>
         </w:tc>
@@ -11704,7 +11713,16 @@
                 <w:i w:val="0"/>
                 <w:sz w:val="17"/>
               </w:rPr>
-              <w:t>計画期間が令和8年度で満了し、本計画期間の初日には現行計画が存在しない</w:t>
+              <w:t>老人福祉法第20条の8第2項の法定記載事項。</w:t>
+            </w:r>
+            <w:r>
+              <w:rPr>
+                <w:rFonts w:ascii="游ゴシック" w:hAnsi="游ゴシック" w:eastAsia="游ゴシック"/>
+                <w:b w:val="0"/>
+                <w:i w:val="0"/>
+                <w:sz w:val="17"/>
+              </w:rPr>
+              <w:t>介護保険に重ならない3種が素案で未確定（第6章9）</w:t>
             </w:r>
           </w:p>
         </w:tc>
@@ -11720,11 +11738,11 @@
             <w:r>
               <w:rPr>
                 <w:rFonts w:ascii="游ゴシック" w:hAnsi="游ゴシック" w:eastAsia="游ゴシック"/>
-                <w:b/>
-                <w:i w:val="0"/>
-                <w:sz w:val="17"/>
-              </w:rPr>
-              <w:t>最優先</w:t>
+                <w:b w:val="0"/>
+                <w:i w:val="0"/>
+                <w:sz w:val="17"/>
+              </w:rPr>
+              <w:t>素案の確定まで</w:t>
             </w:r>
           </w:p>
         </w:tc>
@@ -11766,7 +11784,7 @@
                 <w:i w:val="0"/>
                 <w:sz w:val="17"/>
               </w:rPr>
-              <w:t>新たな福島県地域医療構想の策定状況</w:t>
+              <w:t>福島県高齢者居住安定確保計画の改定の予定と内容</w:t>
             </w:r>
           </w:p>
         </w:tc>
@@ -11806,7 +11824,7 @@
                 <w:i w:val="0"/>
                 <w:sz w:val="17"/>
               </w:rPr>
-              <w:t>Ｅ-1</w:t>
+              <w:t>Ｄ-6の残り</w:t>
             </w:r>
           </w:p>
         </w:tc>
@@ -11826,16 +11844,7 @@
                 <w:i w:val="0"/>
                 <w:sz w:val="17"/>
               </w:rPr>
-              <w:t>目標年が令和7年。</w:t>
-            </w:r>
-            <w:r>
-              <w:rPr>
-                <w:rFonts w:ascii="游ゴシック" w:hAnsi="游ゴシック" w:eastAsia="游ゴシック"/>
-                <w:b w:val="0"/>
-                <w:i w:val="0"/>
-                <w:sz w:val="17"/>
-              </w:rPr>
-              <w:t>慢性期病床の動きは介護サービス需要に直接効く</w:t>
+              <w:t>計画期間が令和8年度で満了し、本計画期間の初日には現行計画が存在しない</w:t>
             </w:r>
           </w:p>
         </w:tc>
@@ -11897,7 +11906,7 @@
                 <w:i w:val="0"/>
                 <w:sz w:val="17"/>
               </w:rPr>
-              <w:t>介護保険法第117条第14項の意見聴取の時期と様式</w:t>
+              <w:t>新たな福島県地域医療構想の策定状況</w:t>
             </w:r>
           </w:p>
         </w:tc>
@@ -11917,7 +11926,7 @@
                 <w:i w:val="0"/>
                 <w:sz w:val="17"/>
               </w:rPr>
-              <w:t>手続</w:t>
+              <w:t>整合</w:t>
             </w:r>
           </w:p>
         </w:tc>
@@ -11937,7 +11946,7 @@
                 <w:i w:val="0"/>
                 <w:sz w:val="17"/>
               </w:rPr>
-              <w:t>Ｋ-3・Ｃ-1</w:t>
+              <w:t>Ｅ-1</w:t>
             </w:r>
           </w:p>
         </w:tc>
@@ -11957,16 +11966,16 @@
                 <w:i w:val="0"/>
                 <w:sz w:val="17"/>
               </w:rPr>
-              <w:t>計画を定めるにあたりあらかじめ県の意見を聴かなければならない。</w:t>
-            </w:r>
-            <w:r>
-              <w:rPr>
-                <w:rFonts w:ascii="游ゴシック" w:hAnsi="游ゴシック" w:eastAsia="游ゴシック"/>
-                <w:b w:val="0"/>
-                <w:i w:val="0"/>
-                <w:sz w:val="17"/>
-              </w:rPr>
-              <w:t>中長期推計が対象に加わった</w:t>
+              <w:t>目標年が令和7年。</w:t>
+            </w:r>
+            <w:r>
+              <w:rPr>
+                <w:rFonts w:ascii="游ゴシック" w:hAnsi="游ゴシック" w:eastAsia="游ゴシック"/>
+                <w:b w:val="0"/>
+                <w:i w:val="0"/>
+                <w:sz w:val="17"/>
+              </w:rPr>
+              <w:t>慢性期病床の動きは介護サービス需要に直接効く</w:t>
             </w:r>
           </w:p>
         </w:tc>
@@ -12024,11 +12033,11 @@
             <w:r>
               <w:rPr>
                 <w:rFonts w:ascii="游ゴシック" w:hAnsi="游ゴシック" w:eastAsia="游ゴシック"/>
-                <w:b w:val="0"/>
-                <w:i w:val="0"/>
-                <w:sz w:val="17"/>
-              </w:rPr>
-              <w:t>特定地域の省令の基準・県が定める時期・町への意向照会の時期</w:t>
+                <w:b/>
+                <w:i w:val="0"/>
+                <w:sz w:val="17"/>
+              </w:rPr>
+              <w:t>介護保険法第117条第14項の意見聴取の時期と様式</w:t>
             </w:r>
           </w:p>
         </w:tc>
@@ -12048,7 +12057,7 @@
                 <w:i w:val="0"/>
                 <w:sz w:val="17"/>
               </w:rPr>
-              <w:t>特定地域</w:t>
+              <w:t>手続</w:t>
             </w:r>
           </w:p>
         </w:tc>
@@ -12068,7 +12077,7 @@
                 <w:i w:val="0"/>
                 <w:sz w:val="17"/>
               </w:rPr>
-              <w:t>Ｋ-1・Ｃ-3</w:t>
+              <w:t>Ｋ-3・Ｃ-1</w:t>
             </w:r>
           </w:p>
         </w:tc>
@@ -12084,11 +12093,20 @@
             <w:r>
               <w:rPr>
                 <w:rFonts w:ascii="游ゴシック" w:hAnsi="游ゴシック" w:eastAsia="游ゴシック"/>
-                <w:b w:val="0"/>
-                <w:i w:val="0"/>
-                <w:sz w:val="17"/>
-              </w:rPr>
-              <w:t>特定地域サービスの適用</w:t>
+                <w:b/>
+                <w:i w:val="0"/>
+                <w:sz w:val="17"/>
+              </w:rPr>
+              <w:t>計画を定めるにあたりあらかじめ県の意見を聴かなければならない。</w:t>
+            </w:r>
+            <w:r>
+              <w:rPr>
+                <w:rFonts w:ascii="游ゴシック" w:hAnsi="游ゴシック" w:eastAsia="游ゴシック"/>
+                <w:b w:val="0"/>
+                <w:i w:val="0"/>
+                <w:sz w:val="17"/>
+              </w:rPr>
+              <w:t>中長期推計が対象に加わった</w:t>
             </w:r>
           </w:p>
         </w:tc>
@@ -12104,11 +12122,11 @@
             <w:r>
               <w:rPr>
                 <w:rFonts w:ascii="游ゴシック" w:hAnsi="游ゴシック" w:eastAsia="游ゴシック"/>
-                <w:b w:val="0"/>
-                <w:i w:val="0"/>
-                <w:sz w:val="17"/>
-              </w:rPr>
-              <w:t>高</w:t>
+                <w:b/>
+                <w:i w:val="0"/>
+                <w:sz w:val="17"/>
+              </w:rPr>
+              <w:t>最優先</w:t>
             </w:r>
           </w:p>
         </w:tc>
@@ -12146,20 +12164,11 @@
             <w:r>
               <w:rPr>
                 <w:rFonts w:ascii="游ゴシック" w:hAnsi="游ゴシック" w:eastAsia="游ゴシック"/>
-                <w:b/>
-                <w:i w:val="0"/>
-                <w:sz w:val="17"/>
-              </w:rPr>
-              <w:t>県中医療圏における精神科医療の体制</w:t>
-            </w:r>
-            <w:r>
-              <w:rPr>
-                <w:rFonts w:ascii="游ゴシック" w:hAnsi="游ゴシック" w:eastAsia="游ゴシック"/>
-                <w:b w:val="0"/>
-                <w:i w:val="0"/>
-                <w:sz w:val="17"/>
-              </w:rPr>
-              <w:t>（にも包括の協議の場の設置状況）</w:t>
+                <w:b w:val="0"/>
+                <w:i w:val="0"/>
+                <w:sz w:val="17"/>
+              </w:rPr>
+              <w:t>特定地域の省令の基準・県が定める時期・町への意向照会の時期</w:t>
             </w:r>
           </w:p>
         </w:tc>
@@ -12179,7 +12188,7 @@
                 <w:i w:val="0"/>
                 <w:sz w:val="17"/>
               </w:rPr>
-              <w:t>障がい</w:t>
+              <w:t>特定地域</w:t>
             </w:r>
           </w:p>
         </w:tc>
@@ -12199,7 +12208,7 @@
                 <w:i w:val="0"/>
                 <w:sz w:val="17"/>
               </w:rPr>
-              <w:t>Ｆ-1</w:t>
+              <w:t>Ｋ-1・Ｃ-3</w:t>
             </w:r>
           </w:p>
         </w:tc>
@@ -12215,11 +12224,11 @@
             <w:r>
               <w:rPr>
                 <w:rFonts w:ascii="游ゴシック" w:hAnsi="游ゴシック" w:eastAsia="游ゴシック"/>
-                <w:b/>
-                <w:i w:val="0"/>
-                <w:sz w:val="17"/>
-              </w:rPr>
-              <w:t>にも包括の成果目標は県が設定し、町は活動指標を置く</w:t>
+                <w:b w:val="0"/>
+                <w:i w:val="0"/>
+                <w:sz w:val="17"/>
+              </w:rPr>
+              <w:t>特定地域サービスの適用</w:t>
             </w:r>
           </w:p>
         </w:tc>
@@ -12235,11 +12244,11 @@
             <w:r>
               <w:rPr>
                 <w:rFonts w:ascii="游ゴシック" w:hAnsi="游ゴシック" w:eastAsia="游ゴシック"/>
-                <w:b/>
-                <w:i w:val="0"/>
-                <w:sz w:val="17"/>
-              </w:rPr>
-              <w:t>最優先</w:t>
+                <w:b w:val="0"/>
+                <w:i w:val="0"/>
+                <w:sz w:val="17"/>
+              </w:rPr>
+              <w:t>高</w:t>
             </w:r>
           </w:p>
         </w:tc>
@@ -12281,16 +12290,16 @@
                 <w:i w:val="0"/>
                 <w:sz w:val="17"/>
               </w:rPr>
-              <w:t>医療的ケア児等支援センターの名称変更・業務の追加と、医療的ケア児等支援地域協議会の設置予定</w:t>
-            </w:r>
-            <w:r>
-              <w:rPr>
-                <w:rFonts w:ascii="游ゴシック" w:hAnsi="游ゴシック" w:eastAsia="游ゴシック"/>
-                <w:b w:val="0"/>
-                <w:i w:val="0"/>
-                <w:sz w:val="17"/>
-              </w:rPr>
-              <w:t>。市町村の「協議の場」の成果目標の扱い</w:t>
+              <w:t>県中医療圏における精神科医療の体制</w:t>
+            </w:r>
+            <w:r>
+              <w:rPr>
+                <w:rFonts w:ascii="游ゴシック" w:hAnsi="游ゴシック" w:eastAsia="游ゴシック"/>
+                <w:b w:val="0"/>
+                <w:i w:val="0"/>
+                <w:sz w:val="17"/>
+              </w:rPr>
+              <w:t>（にも包括の協議の場の設置状況）</w:t>
             </w:r>
           </w:p>
         </w:tc>
@@ -12330,7 +12339,7 @@
                 <w:i w:val="0"/>
                 <w:sz w:val="17"/>
               </w:rPr>
-              <w:t>Ｋ-2の残り・Ｆ-2</w:t>
+              <w:t>Ｆ-1</w:t>
             </w:r>
           </w:p>
         </w:tc>
@@ -12350,16 +12359,7 @@
                 <w:i w:val="0"/>
                 <w:sz w:val="17"/>
               </w:rPr>
-              <w:t>県保健医療計画より後の改正。</w:t>
-            </w:r>
-            <w:r>
-              <w:rPr>
-                <w:rFonts w:ascii="游ゴシック" w:hAnsi="游ゴシック" w:eastAsia="游ゴシック"/>
-                <w:b w:val="0"/>
-                <w:i w:val="0"/>
-                <w:sz w:val="17"/>
-              </w:rPr>
-              <w:t>コーディネーター配置促進の具体の内容も</w:t>
+              <w:t>にも包括の成果目標は県が設定し、町は活動指標を置く</w:t>
             </w:r>
           </w:p>
         </w:tc>
@@ -12417,11 +12417,20 @@
             <w:r>
               <w:rPr>
                 <w:rFonts w:ascii="游ゴシック" w:hAnsi="游ゴシック" w:eastAsia="游ゴシック"/>
-                <w:b w:val="0"/>
-                <w:i w:val="0"/>
-                <w:sz w:val="17"/>
-              </w:rPr>
-              <w:t>調整交付金の算定方法と本町の交付割合の見通し</w:t>
+                <w:b/>
+                <w:i w:val="0"/>
+                <w:sz w:val="17"/>
+              </w:rPr>
+              <w:t>医療的ケア児等支援センターの名称変更・業務の追加と、医療的ケア児等支援地域協議会の設置予定</w:t>
+            </w:r>
+            <w:r>
+              <w:rPr>
+                <w:rFonts w:ascii="游ゴシック" w:hAnsi="游ゴシック" w:eastAsia="游ゴシック"/>
+                <w:b w:val="0"/>
+                <w:i w:val="0"/>
+                <w:sz w:val="17"/>
+              </w:rPr>
+              <w:t>。市町村の「協議の場」の成果目標の扱い</w:t>
             </w:r>
           </w:p>
         </w:tc>
@@ -12441,7 +12450,7 @@
                 <w:i w:val="0"/>
                 <w:sz w:val="17"/>
               </w:rPr>
-              <w:t>保険料</w:t>
+              <w:t>障がい</w:t>
             </w:r>
           </w:p>
         </w:tc>
@@ -12461,7 +12470,7 @@
                 <w:i w:val="0"/>
                 <w:sz w:val="17"/>
               </w:rPr>
-              <w:t>Ｃ-2</w:t>
+              <w:t>Ｋ-2の残り・Ｆ-2</w:t>
             </w:r>
           </w:p>
         </w:tc>
@@ -12481,7 +12490,16 @@
                 <w:i w:val="0"/>
                 <w:sz w:val="17"/>
               </w:rPr>
-              <w:t>本計画の算定にはこの勘案を織り込んでいない</w:t>
+              <w:t>県保健医療計画より後の改正。</w:t>
+            </w:r>
+            <w:r>
+              <w:rPr>
+                <w:rFonts w:ascii="游ゴシック" w:hAnsi="游ゴシック" w:eastAsia="游ゴシック"/>
+                <w:b w:val="0"/>
+                <w:i w:val="0"/>
+                <w:sz w:val="17"/>
+              </w:rPr>
+              <w:t>コーディネーター配置促進の具体の内容も</w:t>
             </w:r>
           </w:p>
         </w:tc>
@@ -12497,11 +12515,11 @@
             <w:r>
               <w:rPr>
                 <w:rFonts w:ascii="游ゴシック" w:hAnsi="游ゴシック" w:eastAsia="游ゴシック"/>
-                <w:b w:val="0"/>
-                <w:i w:val="0"/>
-                <w:sz w:val="17"/>
-              </w:rPr>
-              <w:t>高</w:t>
+                <w:b/>
+                <w:i w:val="0"/>
+                <w:sz w:val="17"/>
+              </w:rPr>
+              <w:t>最優先</w:t>
             </w:r>
           </w:p>
         </w:tc>
@@ -12543,7 +12561,7 @@
                 <w:i w:val="0"/>
                 <w:sz w:val="17"/>
               </w:rPr>
-              <w:t>社会福祉法第106条の6の小規模市町村の省令の基準</w:t>
+              <w:t>調整交付金の算定方法と本町の交付割合の見通し</w:t>
             </w:r>
           </w:p>
         </w:tc>
@@ -12563,7 +12581,7 @@
                 <w:i w:val="0"/>
                 <w:sz w:val="17"/>
               </w:rPr>
-              <w:t>整合</w:t>
+              <w:t>保険料</w:t>
             </w:r>
           </w:p>
         </w:tc>
@@ -12583,7 +12601,7 @@
                 <w:i w:val="0"/>
                 <w:sz w:val="17"/>
               </w:rPr>
-              <w:t>Ｋ-4</w:t>
+              <w:t>Ｃ-2</w:t>
             </w:r>
           </w:p>
         </w:tc>
@@ -12599,11 +12617,11 @@
             <w:r>
               <w:rPr>
                 <w:rFonts w:ascii="游ゴシック" w:hAnsi="游ゴシック" w:eastAsia="游ゴシック"/>
-                <w:b w:val="0"/>
-                <w:i w:val="0"/>
-                <w:sz w:val="17"/>
-              </w:rPr>
-              <w:t>該当する場合、両計画の実施体制が変わる</w:t>
+                <w:b/>
+                <w:i w:val="0"/>
+                <w:sz w:val="17"/>
+              </w:rPr>
+              <w:t>本計画の算定にはこの勘案を織り込んでいない</w:t>
             </w:r>
           </w:p>
         </w:tc>
@@ -12623,7 +12641,7 @@
                 <w:i w:val="0"/>
                 <w:sz w:val="17"/>
               </w:rPr>
-              <w:t>中</w:t>
+              <w:t>高</w:t>
             </w:r>
           </w:p>
         </w:tc>
@@ -12665,7 +12683,7 @@
                 <w:i w:val="0"/>
                 <w:sz w:val="17"/>
               </w:rPr>
-              <w:t>夜間対応型訪問介護の経過措置の内容と期間</w:t>
+              <w:t>社会福祉法第106条の6の小規模市町村の省令の基準</w:t>
             </w:r>
           </w:p>
         </w:tc>
@@ -12685,7 +12703,7 @@
                 <w:i w:val="0"/>
                 <w:sz w:val="17"/>
               </w:rPr>
-              <w:t>算定</w:t>
+              <w:t>整合</w:t>
             </w:r>
           </w:p>
         </w:tc>
@@ -12705,7 +12723,7 @@
                 <w:i w:val="0"/>
                 <w:sz w:val="17"/>
               </w:rPr>
-              <w:t>Ｋ-5・Ｃ-6</w:t>
+              <w:t>Ｋ-4</w:t>
             </w:r>
           </w:p>
         </w:tc>
@@ -12721,20 +12739,11 @@
             <w:r>
               <w:rPr>
                 <w:rFonts w:ascii="游ゴシック" w:hAnsi="游ゴシック" w:eastAsia="游ゴシック"/>
-                <w:b/>
-                <w:i w:val="0"/>
-                <w:sz w:val="17"/>
-              </w:rPr>
-              <w:t>本町は0.0人／月のため数値への影響はない。</w:t>
-            </w:r>
-            <w:r>
-              <w:rPr>
-                <w:rFonts w:ascii="游ゴシック" w:hAnsi="游ゴシック" w:eastAsia="游ゴシック"/>
-                <w:b w:val="0"/>
-                <w:i w:val="0"/>
-                <w:sz w:val="17"/>
-              </w:rPr>
-              <w:t>本文の書きぶり</w:t>
+                <w:b w:val="0"/>
+                <w:i w:val="0"/>
+                <w:sz w:val="17"/>
+              </w:rPr>
+              <w:t>該当する場合、両計画の実施体制が変わる</w:t>
             </w:r>
           </w:p>
         </w:tc>
@@ -12796,7 +12805,7 @@
                 <w:i w:val="0"/>
                 <w:sz w:val="17"/>
               </w:rPr>
-              <w:t>第5次福島県障がい者計画の次期計画の策定状況</w:t>
+              <w:t>夜間対応型訪問介護の経過措置の内容と期間</w:t>
             </w:r>
           </w:p>
         </w:tc>
@@ -12816,7 +12825,7 @@
                 <w:i w:val="0"/>
                 <w:sz w:val="17"/>
               </w:rPr>
-              <w:t>障がい</w:t>
+              <w:t>算定</w:t>
             </w:r>
           </w:p>
         </w:tc>
@@ -12836,7 +12845,7 @@
                 <w:i w:val="0"/>
                 <w:sz w:val="17"/>
               </w:rPr>
-              <w:t>Ｆ-6</w:t>
+              <w:t>Ｋ-5・Ｃ-6</w:t>
             </w:r>
           </w:p>
         </w:tc>
@@ -12856,7 +12865,16 @@
                 <w:i w:val="0"/>
                 <w:sz w:val="17"/>
               </w:rPr>
-              <w:t>県障がい者計画は令和9年度で満了する</w:t>
+              <w:t>本町は0.0人／月のため数値への影響はない。</w:t>
+            </w:r>
+            <w:r>
+              <w:rPr>
+                <w:rFonts w:ascii="游ゴシック" w:hAnsi="游ゴシック" w:eastAsia="游ゴシック"/>
+                <w:b w:val="0"/>
+                <w:i w:val="0"/>
+                <w:sz w:val="17"/>
+              </w:rPr>
+              <w:t>本文の書きぶり</w:t>
             </w:r>
           </w:p>
         </w:tc>
@@ -12876,7 +12894,7 @@
                 <w:i w:val="0"/>
                 <w:sz w:val="17"/>
               </w:rPr>
-              <w:t>高</w:t>
+              <w:t>中</w:t>
             </w:r>
           </w:p>
         </w:tc>
@@ -12899,6 +12917,128 @@
                 <w:sz w:val="17"/>
               </w:rPr>
               <w:t>78</w:t>
+            </w:r>
+          </w:p>
+        </w:tc>
+        <w:tc>
+          <w:tcPr>
+            <w:tcW w:type="dxa" w:w="2494"/>
+            <w:vAlign w:val="center"/>
+          </w:tcPr>
+          <w:p>
+            <w:pPr>
+              <w:spacing w:before="20" w:after="20"/>
+            </w:pPr>
+            <w:r>
+              <w:rPr>
+                <w:rFonts w:ascii="游ゴシック" w:hAnsi="游ゴシック" w:eastAsia="游ゴシック"/>
+                <w:b w:val="0"/>
+                <w:i w:val="0"/>
+                <w:sz w:val="17"/>
+              </w:rPr>
+              <w:t>第5次福島県障がい者計画の次期計画の策定状況</w:t>
+            </w:r>
+          </w:p>
+        </w:tc>
+        <w:tc>
+          <w:tcPr>
+            <w:tcW w:type="dxa" w:w="794"/>
+            <w:vAlign w:val="center"/>
+          </w:tcPr>
+          <w:p>
+            <w:pPr>
+              <w:spacing w:before="20" w:after="20"/>
+            </w:pPr>
+            <w:r>
+              <w:rPr>
+                <w:rFonts w:ascii="游ゴシック" w:hAnsi="游ゴシック" w:eastAsia="游ゴシック"/>
+                <w:b w:val="0"/>
+                <w:i w:val="0"/>
+                <w:sz w:val="17"/>
+              </w:rPr>
+              <w:t>障がい</w:t>
+            </w:r>
+          </w:p>
+        </w:tc>
+        <w:tc>
+          <w:tcPr>
+            <w:tcW w:type="dxa" w:w="1020"/>
+            <w:vAlign w:val="center"/>
+          </w:tcPr>
+          <w:p>
+            <w:pPr>
+              <w:spacing w:before="20" w:after="20"/>
+            </w:pPr>
+            <w:r>
+              <w:rPr>
+                <w:rFonts w:ascii="游ゴシック" w:hAnsi="游ゴシック" w:eastAsia="游ゴシック"/>
+                <w:b w:val="0"/>
+                <w:i w:val="0"/>
+                <w:sz w:val="17"/>
+              </w:rPr>
+              <w:t>Ｆ-6</w:t>
+            </w:r>
+          </w:p>
+        </w:tc>
+        <w:tc>
+          <w:tcPr>
+            <w:tcW w:type="dxa" w:w="3628"/>
+            <w:vAlign w:val="center"/>
+          </w:tcPr>
+          <w:p>
+            <w:pPr>
+              <w:spacing w:before="20" w:after="20"/>
+            </w:pPr>
+            <w:r>
+              <w:rPr>
+                <w:rFonts w:ascii="游ゴシック" w:hAnsi="游ゴシック" w:eastAsia="游ゴシック"/>
+                <w:b/>
+                <w:i w:val="0"/>
+                <w:sz w:val="17"/>
+              </w:rPr>
+              <w:t>県障がい者計画は令和9年度で満了する</w:t>
+            </w:r>
+          </w:p>
+        </w:tc>
+        <w:tc>
+          <w:tcPr>
+            <w:tcW w:type="dxa" w:w="1247"/>
+            <w:vAlign w:val="center"/>
+          </w:tcPr>
+          <w:p>
+            <w:pPr>
+              <w:spacing w:before="20" w:after="20"/>
+            </w:pPr>
+            <w:r>
+              <w:rPr>
+                <w:rFonts w:ascii="游ゴシック" w:hAnsi="游ゴシック" w:eastAsia="游ゴシック"/>
+                <w:b w:val="0"/>
+                <w:i w:val="0"/>
+                <w:sz w:val="17"/>
+              </w:rPr>
+              <w:t>高</w:t>
+            </w:r>
+          </w:p>
+        </w:tc>
+      </w:tr>
+      <w:tr>
+        <w:tc>
+          <w:tcPr>
+            <w:tcW w:type="dxa" w:w="567"/>
+            <w:vAlign w:val="center"/>
+          </w:tcPr>
+          <w:p>
+            <w:pPr>
+              <w:spacing w:before="20" w:after="20"/>
+            </w:pPr>
+            <w:r>
+              <w:rPr>
+                <w:rFonts w:ascii="游ゴシック" w:hAnsi="游ゴシック" w:eastAsia="游ゴシック"/>
+                <w:b w:val="0"/>
+                <w:i w:val="0"/>
+                <w:sz w:val="17"/>
+              </w:rPr>
+              <w:t>79</w:t>
             </w:r>
           </w:p>
         </w:tc>
@@ -14341,7 +14481,7 @@
                 <w:i w:val="0"/>
                 <w:sz w:val="17"/>
               </w:rPr>
-              <w:t>62</w:t>
+              <w:t>63</w:t>
             </w:r>
           </w:p>
         </w:tc>
@@ -14432,7 +14572,7 @@
                 <w:i w:val="0"/>
                 <w:sz w:val="17"/>
               </w:rPr>
-              <w:t>68</w:t>
+              <w:t>69</w:t>
             </w:r>
           </w:p>
         </w:tc>
@@ -14514,7 +14654,7 @@
                 <w:i w:val="0"/>
                 <w:sz w:val="17"/>
               </w:rPr>
-              <w:t>69</w:t>
+              <w:t>70</w:t>
             </w:r>
           </w:p>
         </w:tc>
@@ -14596,7 +14736,7 @@
                 <w:i w:val="0"/>
                 <w:sz w:val="17"/>
               </w:rPr>
-              <w:t>70</w:t>
+              <w:t>71</w:t>
             </w:r>
           </w:p>
         </w:tc>
@@ -14678,7 +14818,7 @@
                 <w:i w:val="0"/>
                 <w:sz w:val="17"/>
               </w:rPr>
-              <w:t>72</w:t>
+              <w:t>73</w:t>
             </w:r>
           </w:p>
         </w:tc>
@@ -14769,7 +14909,7 @@
                 <w:i w:val="0"/>
                 <w:sz w:val="17"/>
               </w:rPr>
-              <w:t>73</w:t>
+              <w:t>74</w:t>
             </w:r>
           </w:p>
         </w:tc>

--- a/小野町_引継ぎ_整理済/16_町データ依頼/小野町_確認事項の一覧_20261015.docx
+++ b/小野町_引継ぎ_整理済/16_町データ依頼/小野町_確認事項の一覧_20261015.docx
@@ -4714,8 +4714,8 @@
         <w:gridCol w:w="567"/>
         <w:gridCol w:w="2494"/>
         <w:gridCol w:w="794"/>
-        <w:gridCol w:w="1020"/>
-        <w:gridCol w:w="3628"/>
+        <w:gridCol w:w="1247"/>
+        <w:gridCol w:w="3402"/>
         <w:gridCol w:w="1247"/>
       </w:tblGrid>
       <w:tr>
@@ -4790,52 +4790,6 @@
         </w:tc>
         <w:tc>
           <w:tcPr>
-            <w:tcW w:type="dxa" w:w="1020"/>
-            <w:shd w:val="clear" w:fill="1F3864"/>
-            <w:vAlign w:val="center"/>
-          </w:tcPr>
-          <w:p>
-            <w:pPr>
-              <w:spacing w:before="20" w:after="20"/>
-              <w:jc w:val="center"/>
-            </w:pPr>
-            <w:r>
-              <w:rPr>
-                <w:rFonts w:ascii="游ゴシック" w:hAnsi="游ゴシック" w:eastAsia="游ゴシック"/>
-                <w:b/>
-                <w:i w:val="0"/>
-                <w:color w:val="FFFFFF"/>
-                <w:sz w:val="17"/>
-              </w:rPr>
-              <w:t>従前</w:t>
-            </w:r>
-          </w:p>
-        </w:tc>
-        <w:tc>
-          <w:tcPr>
-            <w:tcW w:type="dxa" w:w="3628"/>
-            <w:shd w:val="clear" w:fill="1F3864"/>
-            <w:vAlign w:val="center"/>
-          </w:tcPr>
-          <w:p>
-            <w:pPr>
-              <w:spacing w:before="20" w:after="20"/>
-              <w:jc w:val="center"/>
-            </w:pPr>
-            <w:r>
-              <w:rPr>
-                <w:rFonts w:ascii="游ゴシック" w:hAnsi="游ゴシック" w:eastAsia="游ゴシック"/>
-                <w:b/>
-                <w:i w:val="0"/>
-                <w:color w:val="FFFFFF"/>
-                <w:sz w:val="17"/>
-              </w:rPr>
-              <w:t>何に効くか／どう確かめたか</w:t>
-            </w:r>
-          </w:p>
-        </w:tc>
-        <w:tc>
-          <w:tcPr>
             <w:tcW w:type="dxa" w:w="1247"/>
             <w:shd w:val="clear" w:fill="1F3864"/>
             <w:vAlign w:val="center"/>
@@ -4853,6 +4807,52 @@
                 <w:color w:val="FFFFFF"/>
                 <w:sz w:val="17"/>
               </w:rPr>
+              <w:t>切り分け</w:t>
+            </w:r>
+          </w:p>
+        </w:tc>
+        <w:tc>
+          <w:tcPr>
+            <w:tcW w:type="dxa" w:w="3402"/>
+            <w:shd w:val="clear" w:fill="1F3864"/>
+            <w:vAlign w:val="center"/>
+          </w:tcPr>
+          <w:p>
+            <w:pPr>
+              <w:spacing w:before="20" w:after="20"/>
+              <w:jc w:val="center"/>
+            </w:pPr>
+            <w:r>
+              <w:rPr>
+                <w:rFonts w:ascii="游ゴシック" w:hAnsi="游ゴシック" w:eastAsia="游ゴシック"/>
+                <w:b/>
+                <w:i w:val="0"/>
+                <w:color w:val="FFFFFF"/>
+                <w:sz w:val="17"/>
+              </w:rPr>
+              <w:t>何に効くか／どう確かめたか</w:t>
+            </w:r>
+          </w:p>
+        </w:tc>
+        <w:tc>
+          <w:tcPr>
+            <w:tcW w:type="dxa" w:w="1247"/>
+            <w:shd w:val="clear" w:fill="1F3864"/>
+            <w:vAlign w:val="center"/>
+          </w:tcPr>
+          <w:p>
+            <w:pPr>
+              <w:spacing w:before="20" w:after="20"/>
+              <w:jc w:val="center"/>
+            </w:pPr>
+            <w:r>
+              <w:rPr>
+                <w:rFonts w:ascii="游ゴシック" w:hAnsi="游ゴシック" w:eastAsia="游ゴシック"/>
+                <w:b/>
+                <w:i w:val="0"/>
+                <w:color w:val="FFFFFF"/>
+                <w:sz w:val="17"/>
+              </w:rPr>
               <w:t>期限</w:t>
             </w:r>
           </w:p>
@@ -4921,27 +4921,36 @@
         </w:tc>
         <w:tc>
           <w:tcPr>
-            <w:tcW w:type="dxa" w:w="1020"/>
-            <w:vAlign w:val="center"/>
-          </w:tcPr>
-          <w:p>
-            <w:pPr>
-              <w:spacing w:before="20" w:after="20"/>
-            </w:pPr>
-            <w:r>
-              <w:rPr>
-                <w:rFonts w:ascii="游ゴシック" w:hAnsi="游ゴシック" w:eastAsia="游ゴシック"/>
-                <w:b w:val="0"/>
-                <w:i w:val="0"/>
-                <w:sz w:val="17"/>
-              </w:rPr>
-              <w:t>Ｄ-1</w:t>
-            </w:r>
-          </w:p>
-        </w:tc>
-        <w:tc>
-          <w:tcPr>
-            <w:tcW w:type="dxa" w:w="3628"/>
+            <w:tcW w:type="dxa" w:w="1247"/>
+            <w:vAlign w:val="center"/>
+          </w:tcPr>
+          <w:p>
+            <w:pPr>
+              <w:spacing w:before="20" w:after="20"/>
+            </w:pPr>
+            <w:r>
+              <w:rPr>
+                <w:rFonts w:ascii="游ゴシック" w:hAnsi="游ゴシック" w:eastAsia="游ゴシック"/>
+                <w:b/>
+                <w:i w:val="0"/>
+                <w:sz w:val="17"/>
+              </w:rPr>
+              <w:t>Ⅲ</w:t>
+            </w:r>
+            <w:r>
+              <w:rPr>
+                <w:rFonts w:ascii="游ゴシック" w:hAnsi="游ゴシック" w:eastAsia="游ゴシック"/>
+                <w:b w:val="0"/>
+                <w:i w:val="0"/>
+                <w:sz w:val="17"/>
+              </w:rPr>
+              <w:t xml:space="preserve">　公表資料</w:t>
+            </w:r>
+          </w:p>
+        </w:tc>
+        <w:tc>
+          <w:tcPr>
+            <w:tcW w:type="dxa" w:w="3402"/>
             <w:vAlign w:val="center"/>
           </w:tcPr>
           <w:p>
@@ -5052,27 +5061,36 @@
         </w:tc>
         <w:tc>
           <w:tcPr>
-            <w:tcW w:type="dxa" w:w="1020"/>
-            <w:vAlign w:val="center"/>
-          </w:tcPr>
-          <w:p>
-            <w:pPr>
-              <w:spacing w:before="20" w:after="20"/>
-            </w:pPr>
-            <w:r>
-              <w:rPr>
-                <w:rFonts w:ascii="游ゴシック" w:hAnsi="游ゴシック" w:eastAsia="游ゴシック"/>
-                <w:b w:val="0"/>
-                <w:i w:val="0"/>
-                <w:sz w:val="17"/>
-              </w:rPr>
-              <w:t>Ｄ-4</w:t>
-            </w:r>
-          </w:p>
-        </w:tc>
-        <w:tc>
-          <w:tcPr>
-            <w:tcW w:type="dxa" w:w="3628"/>
+            <w:tcW w:type="dxa" w:w="1247"/>
+            <w:vAlign w:val="center"/>
+          </w:tcPr>
+          <w:p>
+            <w:pPr>
+              <w:spacing w:before="20" w:after="20"/>
+            </w:pPr>
+            <w:r>
+              <w:rPr>
+                <w:rFonts w:ascii="游ゴシック" w:hAnsi="游ゴシック" w:eastAsia="游ゴシック"/>
+                <w:b/>
+                <w:i w:val="0"/>
+                <w:sz w:val="17"/>
+              </w:rPr>
+              <w:t>Ⅲ</w:t>
+            </w:r>
+            <w:r>
+              <w:rPr>
+                <w:rFonts w:ascii="游ゴシック" w:hAnsi="游ゴシック" w:eastAsia="游ゴシック"/>
+                <w:b w:val="0"/>
+                <w:i w:val="0"/>
+                <w:sz w:val="17"/>
+              </w:rPr>
+              <w:t xml:space="preserve">　公表資料</w:t>
+            </w:r>
+          </w:p>
+        </w:tc>
+        <w:tc>
+          <w:tcPr>
+            <w:tcW w:type="dxa" w:w="3402"/>
             <w:vAlign w:val="center"/>
           </w:tcPr>
           <w:p>
@@ -5183,27 +5201,36 @@
         </w:tc>
         <w:tc>
           <w:tcPr>
-            <w:tcW w:type="dxa" w:w="1020"/>
-            <w:vAlign w:val="center"/>
-          </w:tcPr>
-          <w:p>
-            <w:pPr>
-              <w:spacing w:before="20" w:after="20"/>
-            </w:pPr>
-            <w:r>
-              <w:rPr>
-                <w:rFonts w:ascii="游ゴシック" w:hAnsi="游ゴシック" w:eastAsia="游ゴシック"/>
-                <w:b w:val="0"/>
-                <w:i w:val="0"/>
-                <w:sz w:val="17"/>
-              </w:rPr>
-              <w:t>Ｄ-5</w:t>
-            </w:r>
-          </w:p>
-        </w:tc>
-        <w:tc>
-          <w:tcPr>
-            <w:tcW w:type="dxa" w:w="3628"/>
+            <w:tcW w:type="dxa" w:w="1247"/>
+            <w:vAlign w:val="center"/>
+          </w:tcPr>
+          <w:p>
+            <w:pPr>
+              <w:spacing w:before="20" w:after="20"/>
+            </w:pPr>
+            <w:r>
+              <w:rPr>
+                <w:rFonts w:ascii="游ゴシック" w:hAnsi="游ゴシック" w:eastAsia="游ゴシック"/>
+                <w:b/>
+                <w:i w:val="0"/>
+                <w:sz w:val="17"/>
+              </w:rPr>
+              <w:t>Ⅲ</w:t>
+            </w:r>
+            <w:r>
+              <w:rPr>
+                <w:rFonts w:ascii="游ゴシック" w:hAnsi="游ゴシック" w:eastAsia="游ゴシック"/>
+                <w:b w:val="0"/>
+                <w:i w:val="0"/>
+                <w:sz w:val="17"/>
+              </w:rPr>
+              <w:t xml:space="preserve">　公表資料</w:t>
+            </w:r>
+          </w:p>
+        </w:tc>
+        <w:tc>
+          <w:tcPr>
+            <w:tcW w:type="dxa" w:w="3402"/>
             <w:vAlign w:val="center"/>
           </w:tcPr>
           <w:p>
@@ -5314,27 +5341,36 @@
         </w:tc>
         <w:tc>
           <w:tcPr>
-            <w:tcW w:type="dxa" w:w="1020"/>
-            <w:vAlign w:val="center"/>
-          </w:tcPr>
-          <w:p>
-            <w:pPr>
-              <w:spacing w:before="20" w:after="20"/>
-            </w:pPr>
-            <w:r>
-              <w:rPr>
-                <w:rFonts w:ascii="游ゴシック" w:hAnsi="游ゴシック" w:eastAsia="游ゴシック"/>
-                <w:b w:val="0"/>
-                <w:i w:val="0"/>
-                <w:sz w:val="17"/>
-              </w:rPr>
-              <w:t>Ｄ-3</w:t>
-            </w:r>
-          </w:p>
-        </w:tc>
-        <w:tc>
-          <w:tcPr>
-            <w:tcW w:type="dxa" w:w="3628"/>
+            <w:tcW w:type="dxa" w:w="1247"/>
+            <w:vAlign w:val="center"/>
+          </w:tcPr>
+          <w:p>
+            <w:pPr>
+              <w:spacing w:before="20" w:after="20"/>
+            </w:pPr>
+            <w:r>
+              <w:rPr>
+                <w:rFonts w:ascii="游ゴシック" w:hAnsi="游ゴシック" w:eastAsia="游ゴシック"/>
+                <w:b/>
+                <w:i w:val="0"/>
+                <w:sz w:val="17"/>
+              </w:rPr>
+              <w:t>Ⅲ</w:t>
+            </w:r>
+            <w:r>
+              <w:rPr>
+                <w:rFonts w:ascii="游ゴシック" w:hAnsi="游ゴシック" w:eastAsia="游ゴシック"/>
+                <w:b w:val="0"/>
+                <w:i w:val="0"/>
+                <w:sz w:val="17"/>
+              </w:rPr>
+              <w:t xml:space="preserve">　公表資料</w:t>
+            </w:r>
+          </w:p>
+        </w:tc>
+        <w:tc>
+          <w:tcPr>
+            <w:tcW w:type="dxa" w:w="3402"/>
             <w:vAlign w:val="center"/>
           </w:tcPr>
           <w:p>
@@ -5454,27 +5490,36 @@
         </w:tc>
         <w:tc>
           <w:tcPr>
-            <w:tcW w:type="dxa" w:w="1020"/>
-            <w:vAlign w:val="center"/>
-          </w:tcPr>
-          <w:p>
-            <w:pPr>
-              <w:spacing w:before="20" w:after="20"/>
-            </w:pPr>
-            <w:r>
-              <w:rPr>
-                <w:rFonts w:ascii="游ゴシック" w:hAnsi="游ゴシック" w:eastAsia="游ゴシック"/>
-                <w:b w:val="0"/>
-                <w:i w:val="0"/>
-                <w:sz w:val="17"/>
-              </w:rPr>
-              <w:t>Ｄ-2</w:t>
-            </w:r>
-          </w:p>
-        </w:tc>
-        <w:tc>
-          <w:tcPr>
-            <w:tcW w:type="dxa" w:w="3628"/>
+            <w:tcW w:type="dxa" w:w="1247"/>
+            <w:vAlign w:val="center"/>
+          </w:tcPr>
+          <w:p>
+            <w:pPr>
+              <w:spacing w:before="20" w:after="20"/>
+            </w:pPr>
+            <w:r>
+              <w:rPr>
+                <w:rFonts w:ascii="游ゴシック" w:hAnsi="游ゴシック" w:eastAsia="游ゴシック"/>
+                <w:b/>
+                <w:i w:val="0"/>
+                <w:sz w:val="17"/>
+              </w:rPr>
+              <w:t>Ⅲ</w:t>
+            </w:r>
+            <w:r>
+              <w:rPr>
+                <w:rFonts w:ascii="游ゴシック" w:hAnsi="游ゴシック" w:eastAsia="游ゴシック"/>
+                <w:b w:val="0"/>
+                <w:i w:val="0"/>
+                <w:sz w:val="17"/>
+              </w:rPr>
+              <w:t xml:space="preserve">　公表資料</w:t>
+            </w:r>
+          </w:p>
+        </w:tc>
+        <w:tc>
+          <w:tcPr>
+            <w:tcW w:type="dxa" w:w="3402"/>
             <w:vAlign w:val="center"/>
           </w:tcPr>
           <w:p>
@@ -5585,27 +5630,36 @@
         </w:tc>
         <w:tc>
           <w:tcPr>
-            <w:tcW w:type="dxa" w:w="1020"/>
-            <w:vAlign w:val="center"/>
-          </w:tcPr>
-          <w:p>
-            <w:pPr>
-              <w:spacing w:before="20" w:after="20"/>
-            </w:pPr>
-            <w:r>
-              <w:rPr>
-                <w:rFonts w:ascii="游ゴシック" w:hAnsi="游ゴシック" w:eastAsia="游ゴシック"/>
-                <w:b w:val="0"/>
-                <w:i w:val="0"/>
-                <w:sz w:val="17"/>
-              </w:rPr>
-              <w:t>Ｅ-3</w:t>
-            </w:r>
-          </w:p>
-        </w:tc>
-        <w:tc>
-          <w:tcPr>
-            <w:tcW w:type="dxa" w:w="3628"/>
+            <w:tcW w:type="dxa" w:w="1247"/>
+            <w:vAlign w:val="center"/>
+          </w:tcPr>
+          <w:p>
+            <w:pPr>
+              <w:spacing w:before="20" w:after="20"/>
+            </w:pPr>
+            <w:r>
+              <w:rPr>
+                <w:rFonts w:ascii="游ゴシック" w:hAnsi="游ゴシック" w:eastAsia="游ゴシック"/>
+                <w:b/>
+                <w:i w:val="0"/>
+                <w:sz w:val="17"/>
+              </w:rPr>
+              <w:t>Ⅲ</w:t>
+            </w:r>
+            <w:r>
+              <w:rPr>
+                <w:rFonts w:ascii="游ゴシック" w:hAnsi="游ゴシック" w:eastAsia="游ゴシック"/>
+                <w:b w:val="0"/>
+                <w:i w:val="0"/>
+                <w:sz w:val="17"/>
+              </w:rPr>
+              <w:t xml:space="preserve">　公表資料</w:t>
+            </w:r>
+          </w:p>
+        </w:tc>
+        <w:tc>
+          <w:tcPr>
+            <w:tcW w:type="dxa" w:w="3402"/>
             <w:vAlign w:val="center"/>
           </w:tcPr>
           <w:p>
@@ -5719,7 +5773,7 @@
         </w:tc>
         <w:tc>
           <w:tcPr>
-            <w:tcW w:type="dxa" w:w="1020"/>
+            <w:tcW w:type="dxa" w:w="1247"/>
             <w:vAlign w:val="center"/>
           </w:tcPr>
           <w:p>
@@ -5730,17 +5784,26 @@
             <w:r>
               <w:rPr>
                 <w:rFonts w:ascii="游ゴシック" w:hAnsi="游ゴシック" w:eastAsia="游ゴシック"/>
-                <w:b w:val="0"/>
-                <w:i w:val="0"/>
-                <w:sz w:val="17"/>
-              </w:rPr>
-              <w:t>Ｆ-3</w:t>
-            </w:r>
-          </w:p>
-        </w:tc>
-        <w:tc>
-          <w:tcPr>
-            <w:tcW w:type="dxa" w:w="3628"/>
+                <w:b/>
+                <w:i w:val="0"/>
+                <w:sz w:val="17"/>
+              </w:rPr>
+              <w:t>Ⅳ</w:t>
+            </w:r>
+            <w:r>
+              <w:rPr>
+                <w:rFonts w:ascii="游ゴシック" w:hAnsi="游ゴシック" w:eastAsia="游ゴシック"/>
+                <w:b w:val="0"/>
+                <w:i w:val="0"/>
+                <w:sz w:val="17"/>
+              </w:rPr>
+              <w:t xml:space="preserve">　町の内部</w:t>
+            </w:r>
+          </w:p>
+        </w:tc>
+        <w:tc>
+          <w:tcPr>
+            <w:tcW w:type="dxa" w:w="3402"/>
             <w:vAlign w:val="center"/>
           </w:tcPr>
           <w:p>
@@ -5853,27 +5916,36 @@
         </w:tc>
         <w:tc>
           <w:tcPr>
-            <w:tcW w:type="dxa" w:w="1020"/>
-            <w:vAlign w:val="center"/>
-          </w:tcPr>
-          <w:p>
-            <w:pPr>
-              <w:spacing w:before="20" w:after="20"/>
-            </w:pPr>
-            <w:r>
-              <w:rPr>
-                <w:rFonts w:ascii="游ゴシック" w:hAnsi="游ゴシック" w:eastAsia="游ゴシック"/>
-                <w:b w:val="0"/>
-                <w:i w:val="0"/>
-                <w:sz w:val="17"/>
-              </w:rPr>
-              <w:t>Ｆ-4</w:t>
-            </w:r>
-          </w:p>
-        </w:tc>
-        <w:tc>
-          <w:tcPr>
-            <w:tcW w:type="dxa" w:w="3628"/>
+            <w:tcW w:type="dxa" w:w="1247"/>
+            <w:vAlign w:val="center"/>
+          </w:tcPr>
+          <w:p>
+            <w:pPr>
+              <w:spacing w:before="20" w:after="20"/>
+            </w:pPr>
+            <w:r>
+              <w:rPr>
+                <w:rFonts w:ascii="游ゴシック" w:hAnsi="游ゴシック" w:eastAsia="游ゴシック"/>
+                <w:b/>
+                <w:i w:val="0"/>
+                <w:sz w:val="17"/>
+              </w:rPr>
+              <w:t>Ⅲ</w:t>
+            </w:r>
+            <w:r>
+              <w:rPr>
+                <w:rFonts w:ascii="游ゴシック" w:hAnsi="游ゴシック" w:eastAsia="游ゴシック"/>
+                <w:b w:val="0"/>
+                <w:i w:val="0"/>
+                <w:sz w:val="17"/>
+              </w:rPr>
+              <w:t xml:space="preserve">　公表資料</w:t>
+            </w:r>
+          </w:p>
+        </w:tc>
+        <w:tc>
+          <w:tcPr>
+            <w:tcW w:type="dxa" w:w="3402"/>
             <w:vAlign w:val="center"/>
           </w:tcPr>
           <w:p>
@@ -5926,6 +5998,39 @@
       <w:pPr>
         <w:spacing w:after="40"/>
       </w:pPr>
+    </w:p>
+    <w:p>
+      <w:pPr>
+        <w:spacing w:before="40" w:after="160"/>
+        <w:ind w:left="113"/>
+      </w:pPr>
+      <w:r>
+        <w:rPr>
+          <w:rFonts w:ascii="游ゴシック" w:hAnsi="游ゴシック" w:eastAsia="游ゴシック"/>
+          <w:b/>
+          <w:i w:val="0"/>
+          <w:sz w:val="17"/>
+        </w:rPr>
+        <w:t>切り分けは『小野町_町データ待ちの切り分け』（令和8年10月19日）による。</w:t>
+      </w:r>
+      <w:r>
+        <w:rPr>
+          <w:rFonts w:ascii="游ゴシック" w:hAnsi="游ゴシック" w:eastAsia="游ゴシック"/>
+          <w:b w:val="0"/>
+          <w:i w:val="0"/>
+          <w:sz w:val="17"/>
+        </w:rPr>
+        <w:t>Ⅰ＝受領済み／Ⅱ＝見える化／Ⅲ＝公表資料／Ⅳ＝町の内部データ。</w:t>
+      </w:r>
+      <w:r>
+        <w:rPr>
+          <w:rFonts w:ascii="游ゴシック" w:hAnsi="游ゴシック" w:eastAsia="游ゴシック"/>
+          <w:b/>
+          <w:i w:val="0"/>
+          <w:sz w:val="17"/>
+        </w:rPr>
+        <w:t>ⅠからⅢは当方で進みます。</w:t>
+      </w:r>
     </w:p>
     <w:p>
       <w:pPr>
@@ -6038,8 +6143,8 @@
         <w:gridCol w:w="567"/>
         <w:gridCol w:w="2494"/>
         <w:gridCol w:w="794"/>
-        <w:gridCol w:w="1020"/>
-        <w:gridCol w:w="3628"/>
+        <w:gridCol w:w="1247"/>
+        <w:gridCol w:w="3402"/>
         <w:gridCol w:w="1247"/>
       </w:tblGrid>
       <w:tr>
@@ -6114,52 +6219,6 @@
         </w:tc>
         <w:tc>
           <w:tcPr>
-            <w:tcW w:type="dxa" w:w="1020"/>
-            <w:shd w:val="clear" w:fill="1F3864"/>
-            <w:vAlign w:val="center"/>
-          </w:tcPr>
-          <w:p>
-            <w:pPr>
-              <w:spacing w:before="20" w:after="20"/>
-              <w:jc w:val="center"/>
-            </w:pPr>
-            <w:r>
-              <w:rPr>
-                <w:rFonts w:ascii="游ゴシック" w:hAnsi="游ゴシック" w:eastAsia="游ゴシック"/>
-                <w:b/>
-                <w:i w:val="0"/>
-                <w:color w:val="FFFFFF"/>
-                <w:sz w:val="17"/>
-              </w:rPr>
-              <w:t>従前</w:t>
-            </w:r>
-          </w:p>
-        </w:tc>
-        <w:tc>
-          <w:tcPr>
-            <w:tcW w:type="dxa" w:w="3628"/>
-            <w:shd w:val="clear" w:fill="1F3864"/>
-            <w:vAlign w:val="center"/>
-          </w:tcPr>
-          <w:p>
-            <w:pPr>
-              <w:spacing w:before="20" w:after="20"/>
-              <w:jc w:val="center"/>
-            </w:pPr>
-            <w:r>
-              <w:rPr>
-                <w:rFonts w:ascii="游ゴシック" w:hAnsi="游ゴシック" w:eastAsia="游ゴシック"/>
-                <w:b/>
-                <w:i w:val="0"/>
-                <w:color w:val="FFFFFF"/>
-                <w:sz w:val="17"/>
-              </w:rPr>
-              <w:t>何に効くか／どう確かめたか</w:t>
-            </w:r>
-          </w:p>
-        </w:tc>
-        <w:tc>
-          <w:tcPr>
             <w:tcW w:type="dxa" w:w="1247"/>
             <w:shd w:val="clear" w:fill="1F3864"/>
             <w:vAlign w:val="center"/>
@@ -6177,6 +6236,52 @@
                 <w:color w:val="FFFFFF"/>
                 <w:sz w:val="17"/>
               </w:rPr>
+              <w:t>切り分け</w:t>
+            </w:r>
+          </w:p>
+        </w:tc>
+        <w:tc>
+          <w:tcPr>
+            <w:tcW w:type="dxa" w:w="3402"/>
+            <w:shd w:val="clear" w:fill="1F3864"/>
+            <w:vAlign w:val="center"/>
+          </w:tcPr>
+          <w:p>
+            <w:pPr>
+              <w:spacing w:before="20" w:after="20"/>
+              <w:jc w:val="center"/>
+            </w:pPr>
+            <w:r>
+              <w:rPr>
+                <w:rFonts w:ascii="游ゴシック" w:hAnsi="游ゴシック" w:eastAsia="游ゴシック"/>
+                <w:b/>
+                <w:i w:val="0"/>
+                <w:color w:val="FFFFFF"/>
+                <w:sz w:val="17"/>
+              </w:rPr>
+              <w:t>何に効くか／どう確かめたか</w:t>
+            </w:r>
+          </w:p>
+        </w:tc>
+        <w:tc>
+          <w:tcPr>
+            <w:tcW w:type="dxa" w:w="1247"/>
+            <w:shd w:val="clear" w:fill="1F3864"/>
+            <w:vAlign w:val="center"/>
+          </w:tcPr>
+          <w:p>
+            <w:pPr>
+              <w:spacing w:before="20" w:after="20"/>
+              <w:jc w:val="center"/>
+            </w:pPr>
+            <w:r>
+              <w:rPr>
+                <w:rFonts w:ascii="游ゴシック" w:hAnsi="游ゴシック" w:eastAsia="游ゴシック"/>
+                <w:b/>
+                <w:i w:val="0"/>
+                <w:color w:val="FFFFFF"/>
+                <w:sz w:val="17"/>
+              </w:rPr>
               <w:t>期限</w:t>
             </w:r>
           </w:p>
@@ -6254,27 +6359,36 @@
         </w:tc>
         <w:tc>
           <w:tcPr>
-            <w:tcW w:type="dxa" w:w="1020"/>
-            <w:vAlign w:val="center"/>
-          </w:tcPr>
-          <w:p>
-            <w:pPr>
-              <w:spacing w:before="20" w:after="20"/>
-            </w:pPr>
-            <w:r>
-              <w:rPr>
-                <w:rFonts w:ascii="游ゴシック" w:hAnsi="游ゴシック" w:eastAsia="游ゴシック"/>
-                <w:b w:val="0"/>
-                <w:i w:val="0"/>
-                <w:sz w:val="17"/>
-              </w:rPr>
-              <w:t>Ａ-1</w:t>
-            </w:r>
-          </w:p>
-        </w:tc>
-        <w:tc>
-          <w:tcPr>
-            <w:tcW w:type="dxa" w:w="3628"/>
+            <w:tcW w:type="dxa" w:w="1247"/>
+            <w:vAlign w:val="center"/>
+          </w:tcPr>
+          <w:p>
+            <w:pPr>
+              <w:spacing w:before="20" w:after="20"/>
+            </w:pPr>
+            <w:r>
+              <w:rPr>
+                <w:rFonts w:ascii="游ゴシック" w:hAnsi="游ゴシック" w:eastAsia="游ゴシック"/>
+                <w:b/>
+                <w:i w:val="0"/>
+                <w:sz w:val="17"/>
+              </w:rPr>
+              <w:t>Ⅳ</w:t>
+            </w:r>
+            <w:r>
+              <w:rPr>
+                <w:rFonts w:ascii="游ゴシック" w:hAnsi="游ゴシック" w:eastAsia="游ゴシック"/>
+                <w:b w:val="0"/>
+                <w:i w:val="0"/>
+                <w:sz w:val="17"/>
+              </w:rPr>
+              <w:t xml:space="preserve">　町の内部</w:t>
+            </w:r>
+          </w:p>
+        </w:tc>
+        <w:tc>
+          <w:tcPr>
+            <w:tcW w:type="dxa" w:w="3402"/>
             <w:vAlign w:val="center"/>
           </w:tcPr>
           <w:p>
@@ -6394,27 +6508,36 @@
         </w:tc>
         <w:tc>
           <w:tcPr>
-            <w:tcW w:type="dxa" w:w="1020"/>
-            <w:vAlign w:val="center"/>
-          </w:tcPr>
-          <w:p>
-            <w:pPr>
-              <w:spacing w:before="20" w:after="20"/>
-            </w:pPr>
-            <w:r>
-              <w:rPr>
-                <w:rFonts w:ascii="游ゴシック" w:hAnsi="游ゴシック" w:eastAsia="游ゴシック"/>
-                <w:b w:val="0"/>
-                <w:i w:val="0"/>
-                <w:sz w:val="17"/>
-              </w:rPr>
-              <w:t>Ｂ-1</w:t>
-            </w:r>
-          </w:p>
-        </w:tc>
-        <w:tc>
-          <w:tcPr>
-            <w:tcW w:type="dxa" w:w="3628"/>
+            <w:tcW w:type="dxa" w:w="1247"/>
+            <w:vAlign w:val="center"/>
+          </w:tcPr>
+          <w:p>
+            <w:pPr>
+              <w:spacing w:before="20" w:after="20"/>
+            </w:pPr>
+            <w:r>
+              <w:rPr>
+                <w:rFonts w:ascii="游ゴシック" w:hAnsi="游ゴシック" w:eastAsia="游ゴシック"/>
+                <w:b/>
+                <w:i w:val="0"/>
+                <w:sz w:val="17"/>
+              </w:rPr>
+              <w:t>Ⅳ</w:t>
+            </w:r>
+            <w:r>
+              <w:rPr>
+                <w:rFonts w:ascii="游ゴシック" w:hAnsi="游ゴシック" w:eastAsia="游ゴシック"/>
+                <w:b w:val="0"/>
+                <w:i w:val="0"/>
+                <w:sz w:val="17"/>
+              </w:rPr>
+              <w:t xml:space="preserve">　町の内部</w:t>
+            </w:r>
+          </w:p>
+        </w:tc>
+        <w:tc>
+          <w:tcPr>
+            <w:tcW w:type="dxa" w:w="3402"/>
             <w:vAlign w:val="center"/>
           </w:tcPr>
           <w:p>
@@ -6525,27 +6648,36 @@
         </w:tc>
         <w:tc>
           <w:tcPr>
-            <w:tcW w:type="dxa" w:w="1020"/>
-            <w:vAlign w:val="center"/>
-          </w:tcPr>
-          <w:p>
-            <w:pPr>
-              <w:spacing w:before="20" w:after="20"/>
-            </w:pPr>
-            <w:r>
-              <w:rPr>
-                <w:rFonts w:ascii="游ゴシック" w:hAnsi="游ゴシック" w:eastAsia="游ゴシック"/>
-                <w:b w:val="0"/>
-                <w:i w:val="0"/>
-                <w:sz w:val="17"/>
-              </w:rPr>
-              <w:t>Ａ-4・接点2</w:t>
-            </w:r>
-          </w:p>
-        </w:tc>
-        <w:tc>
-          <w:tcPr>
-            <w:tcW w:type="dxa" w:w="3628"/>
+            <w:tcW w:type="dxa" w:w="1247"/>
+            <w:vAlign w:val="center"/>
+          </w:tcPr>
+          <w:p>
+            <w:pPr>
+              <w:spacing w:before="20" w:after="20"/>
+            </w:pPr>
+            <w:r>
+              <w:rPr>
+                <w:rFonts w:ascii="游ゴシック" w:hAnsi="游ゴシック" w:eastAsia="游ゴシック"/>
+                <w:b/>
+                <w:i w:val="0"/>
+                <w:sz w:val="17"/>
+              </w:rPr>
+              <w:t>Ⅳ</w:t>
+            </w:r>
+            <w:r>
+              <w:rPr>
+                <w:rFonts w:ascii="游ゴシック" w:hAnsi="游ゴシック" w:eastAsia="游ゴシック"/>
+                <w:b w:val="0"/>
+                <w:i w:val="0"/>
+                <w:sz w:val="17"/>
+              </w:rPr>
+              <w:t xml:space="preserve">　町の内部</w:t>
+            </w:r>
+          </w:p>
+        </w:tc>
+        <w:tc>
+          <w:tcPr>
+            <w:tcW w:type="dxa" w:w="3402"/>
             <w:vAlign w:val="center"/>
           </w:tcPr>
           <w:p>
@@ -6647,27 +6779,36 @@
         </w:tc>
         <w:tc>
           <w:tcPr>
-            <w:tcW w:type="dxa" w:w="1020"/>
-            <w:vAlign w:val="center"/>
-          </w:tcPr>
-          <w:p>
-            <w:pPr>
-              <w:spacing w:before="20" w:after="20"/>
-            </w:pPr>
-            <w:r>
-              <w:rPr>
-                <w:rFonts w:ascii="游ゴシック" w:hAnsi="游ゴシック" w:eastAsia="游ゴシック"/>
-                <w:b w:val="0"/>
-                <w:i w:val="0"/>
-                <w:sz w:val="17"/>
-              </w:rPr>
-              <w:t>接点1</w:t>
-            </w:r>
-          </w:p>
-        </w:tc>
-        <w:tc>
-          <w:tcPr>
-            <w:tcW w:type="dxa" w:w="3628"/>
+            <w:tcW w:type="dxa" w:w="1247"/>
+            <w:vAlign w:val="center"/>
+          </w:tcPr>
+          <w:p>
+            <w:pPr>
+              <w:spacing w:before="20" w:after="20"/>
+            </w:pPr>
+            <w:r>
+              <w:rPr>
+                <w:rFonts w:ascii="游ゴシック" w:hAnsi="游ゴシック" w:eastAsia="游ゴシック"/>
+                <w:b/>
+                <w:i w:val="0"/>
+                <w:sz w:val="17"/>
+              </w:rPr>
+              <w:t>Ⅳ</w:t>
+            </w:r>
+            <w:r>
+              <w:rPr>
+                <w:rFonts w:ascii="游ゴシック" w:hAnsi="游ゴシック" w:eastAsia="游ゴシック"/>
+                <w:b w:val="0"/>
+                <w:i w:val="0"/>
+                <w:sz w:val="17"/>
+              </w:rPr>
+              <w:t xml:space="preserve">　町の内部</w:t>
+            </w:r>
+          </w:p>
+        </w:tc>
+        <w:tc>
+          <w:tcPr>
+            <w:tcW w:type="dxa" w:w="3402"/>
             <w:vAlign w:val="center"/>
           </w:tcPr>
           <w:p>
@@ -6805,27 +6946,36 @@
         </w:tc>
         <w:tc>
           <w:tcPr>
-            <w:tcW w:type="dxa" w:w="1020"/>
-            <w:vAlign w:val="center"/>
-          </w:tcPr>
-          <w:p>
-            <w:pPr>
-              <w:spacing w:before="20" w:after="20"/>
-            </w:pPr>
-            <w:r>
-              <w:rPr>
-                <w:rFonts w:ascii="游ゴシック" w:hAnsi="游ゴシック" w:eastAsia="游ゴシック"/>
-                <w:b w:val="0"/>
-                <w:i w:val="0"/>
-                <w:sz w:val="17"/>
-              </w:rPr>
-              <w:t>Ａ-2</w:t>
-            </w:r>
-          </w:p>
-        </w:tc>
-        <w:tc>
-          <w:tcPr>
-            <w:tcW w:type="dxa" w:w="3628"/>
+            <w:tcW w:type="dxa" w:w="1247"/>
+            <w:vAlign w:val="center"/>
+          </w:tcPr>
+          <w:p>
+            <w:pPr>
+              <w:spacing w:before="20" w:after="20"/>
+            </w:pPr>
+            <w:r>
+              <w:rPr>
+                <w:rFonts w:ascii="游ゴシック" w:hAnsi="游ゴシック" w:eastAsia="游ゴシック"/>
+                <w:b/>
+                <w:i w:val="0"/>
+                <w:sz w:val="17"/>
+              </w:rPr>
+              <w:t>Ⅰ</w:t>
+            </w:r>
+            <w:r>
+              <w:rPr>
+                <w:rFonts w:ascii="游ゴシック" w:hAnsi="游ゴシック" w:eastAsia="游ゴシック"/>
+                <w:b w:val="0"/>
+                <w:i w:val="0"/>
+                <w:sz w:val="17"/>
+              </w:rPr>
+              <w:t xml:space="preserve">　受領済み</w:t>
+            </w:r>
+          </w:p>
+        </w:tc>
+        <w:tc>
+          <w:tcPr>
+            <w:tcW w:type="dxa" w:w="3402"/>
             <w:vAlign w:val="center"/>
           </w:tcPr>
           <w:p>
@@ -6936,27 +7086,36 @@
         </w:tc>
         <w:tc>
           <w:tcPr>
-            <w:tcW w:type="dxa" w:w="1020"/>
-            <w:vAlign w:val="center"/>
-          </w:tcPr>
-          <w:p>
-            <w:pPr>
-              <w:spacing w:before="20" w:after="20"/>
-            </w:pPr>
-            <w:r>
-              <w:rPr>
-                <w:rFonts w:ascii="游ゴシック" w:hAnsi="游ゴシック" w:eastAsia="游ゴシック"/>
-                <w:b w:val="0"/>
-                <w:i w:val="0"/>
-                <w:sz w:val="17"/>
-              </w:rPr>
-              <w:t>Ｈ-1・Ａ-3</w:t>
-            </w:r>
-          </w:p>
-        </w:tc>
-        <w:tc>
-          <w:tcPr>
-            <w:tcW w:type="dxa" w:w="3628"/>
+            <w:tcW w:type="dxa" w:w="1247"/>
+            <w:vAlign w:val="center"/>
+          </w:tcPr>
+          <w:p>
+            <w:pPr>
+              <w:spacing w:before="20" w:after="20"/>
+            </w:pPr>
+            <w:r>
+              <w:rPr>
+                <w:rFonts w:ascii="游ゴシック" w:hAnsi="游ゴシック" w:eastAsia="游ゴシック"/>
+                <w:b/>
+                <w:i w:val="0"/>
+                <w:sz w:val="17"/>
+              </w:rPr>
+              <w:t>Ⅲ</w:t>
+            </w:r>
+            <w:r>
+              <w:rPr>
+                <w:rFonts w:ascii="游ゴシック" w:hAnsi="游ゴシック" w:eastAsia="游ゴシック"/>
+                <w:b w:val="0"/>
+                <w:i w:val="0"/>
+                <w:sz w:val="17"/>
+              </w:rPr>
+              <w:t xml:space="preserve">　公表資料</w:t>
+            </w:r>
+          </w:p>
+        </w:tc>
+        <w:tc>
+          <w:tcPr>
+            <w:tcW w:type="dxa" w:w="3402"/>
             <w:vAlign w:val="center"/>
           </w:tcPr>
           <w:p>
@@ -7094,27 +7253,36 @@
         </w:tc>
         <w:tc>
           <w:tcPr>
-            <w:tcW w:type="dxa" w:w="1020"/>
-            <w:vAlign w:val="center"/>
-          </w:tcPr>
-          <w:p>
-            <w:pPr>
-              <w:spacing w:before="20" w:after="20"/>
-            </w:pPr>
-            <w:r>
-              <w:rPr>
-                <w:rFonts w:ascii="游ゴシック" w:hAnsi="游ゴシック" w:eastAsia="游ゴシック"/>
-                <w:b w:val="0"/>
-                <w:i w:val="0"/>
-                <w:sz w:val="17"/>
-              </w:rPr>
-              <w:t>Ｂ-2</w:t>
-            </w:r>
-          </w:p>
-        </w:tc>
-        <w:tc>
-          <w:tcPr>
-            <w:tcW w:type="dxa" w:w="3628"/>
+            <w:tcW w:type="dxa" w:w="1247"/>
+            <w:vAlign w:val="center"/>
+          </w:tcPr>
+          <w:p>
+            <w:pPr>
+              <w:spacing w:before="20" w:after="20"/>
+            </w:pPr>
+            <w:r>
+              <w:rPr>
+                <w:rFonts w:ascii="游ゴシック" w:hAnsi="游ゴシック" w:eastAsia="游ゴシック"/>
+                <w:b/>
+                <w:i w:val="0"/>
+                <w:sz w:val="17"/>
+              </w:rPr>
+              <w:t>Ⅳ</w:t>
+            </w:r>
+            <w:r>
+              <w:rPr>
+                <w:rFonts w:ascii="游ゴシック" w:hAnsi="游ゴシック" w:eastAsia="游ゴシック"/>
+                <w:b w:val="0"/>
+                <w:i w:val="0"/>
+                <w:sz w:val="17"/>
+              </w:rPr>
+              <w:t xml:space="preserve">　町の内部</w:t>
+            </w:r>
+          </w:p>
+        </w:tc>
+        <w:tc>
+          <w:tcPr>
+            <w:tcW w:type="dxa" w:w="3402"/>
             <w:vAlign w:val="center"/>
           </w:tcPr>
           <w:p>
@@ -7234,27 +7402,36 @@
         </w:tc>
         <w:tc>
           <w:tcPr>
-            <w:tcW w:type="dxa" w:w="1020"/>
-            <w:vAlign w:val="center"/>
-          </w:tcPr>
-          <w:p>
-            <w:pPr>
-              <w:spacing w:before="20" w:after="20"/>
-            </w:pPr>
-            <w:r>
-              <w:rPr>
-                <w:rFonts w:ascii="游ゴシック" w:hAnsi="游ゴシック" w:eastAsia="游ゴシック"/>
-                <w:b w:val="0"/>
-                <w:i w:val="0"/>
-                <w:sz w:val="17"/>
-              </w:rPr>
-              <w:t>Ａ-7</w:t>
-            </w:r>
-          </w:p>
-        </w:tc>
-        <w:tc>
-          <w:tcPr>
-            <w:tcW w:type="dxa" w:w="3628"/>
+            <w:tcW w:type="dxa" w:w="1247"/>
+            <w:vAlign w:val="center"/>
+          </w:tcPr>
+          <w:p>
+            <w:pPr>
+              <w:spacing w:before="20" w:after="20"/>
+            </w:pPr>
+            <w:r>
+              <w:rPr>
+                <w:rFonts w:ascii="游ゴシック" w:hAnsi="游ゴシック" w:eastAsia="游ゴシック"/>
+                <w:b/>
+                <w:i w:val="0"/>
+                <w:sz w:val="17"/>
+              </w:rPr>
+              <w:t>Ⅰ</w:t>
+            </w:r>
+            <w:r>
+              <w:rPr>
+                <w:rFonts w:ascii="游ゴシック" w:hAnsi="游ゴシック" w:eastAsia="游ゴシック"/>
+                <w:b w:val="0"/>
+                <w:i w:val="0"/>
+                <w:sz w:val="17"/>
+              </w:rPr>
+              <w:t xml:space="preserve">　受領済み</w:t>
+            </w:r>
+          </w:p>
+        </w:tc>
+        <w:tc>
+          <w:tcPr>
+            <w:tcW w:type="dxa" w:w="3402"/>
             <w:vAlign w:val="center"/>
           </w:tcPr>
           <w:p>
@@ -7365,27 +7542,36 @@
         </w:tc>
         <w:tc>
           <w:tcPr>
-            <w:tcW w:type="dxa" w:w="1020"/>
-            <w:vAlign w:val="center"/>
-          </w:tcPr>
-          <w:p>
-            <w:pPr>
-              <w:spacing w:before="20" w:after="20"/>
-            </w:pPr>
-            <w:r>
-              <w:rPr>
-                <w:rFonts w:ascii="游ゴシック" w:hAnsi="游ゴシック" w:eastAsia="游ゴシック"/>
-                <w:b w:val="0"/>
-                <w:i w:val="0"/>
-                <w:sz w:val="17"/>
-              </w:rPr>
-              <w:t>Ａ-5</w:t>
-            </w:r>
-          </w:p>
-        </w:tc>
-        <w:tc>
-          <w:tcPr>
-            <w:tcW w:type="dxa" w:w="3628"/>
+            <w:tcW w:type="dxa" w:w="1247"/>
+            <w:vAlign w:val="center"/>
+          </w:tcPr>
+          <w:p>
+            <w:pPr>
+              <w:spacing w:before="20" w:after="20"/>
+            </w:pPr>
+            <w:r>
+              <w:rPr>
+                <w:rFonts w:ascii="游ゴシック" w:hAnsi="游ゴシック" w:eastAsia="游ゴシック"/>
+                <w:b/>
+                <w:i w:val="0"/>
+                <w:sz w:val="17"/>
+              </w:rPr>
+              <w:t>Ⅱ</w:t>
+            </w:r>
+            <w:r>
+              <w:rPr>
+                <w:rFonts w:ascii="游ゴシック" w:hAnsi="游ゴシック" w:eastAsia="游ゴシック"/>
+                <w:b w:val="0"/>
+                <w:i w:val="0"/>
+                <w:sz w:val="17"/>
+              </w:rPr>
+              <w:t xml:space="preserve">　見える化</w:t>
+            </w:r>
+          </w:p>
+        </w:tc>
+        <w:tc>
+          <w:tcPr>
+            <w:tcW w:type="dxa" w:w="3402"/>
             <w:vAlign w:val="center"/>
           </w:tcPr>
           <w:p>
@@ -7514,27 +7700,36 @@
         </w:tc>
         <w:tc>
           <w:tcPr>
-            <w:tcW w:type="dxa" w:w="1020"/>
-            <w:vAlign w:val="center"/>
-          </w:tcPr>
-          <w:p>
-            <w:pPr>
-              <w:spacing w:before="20" w:after="20"/>
-            </w:pPr>
-            <w:r>
-              <w:rPr>
-                <w:rFonts w:ascii="游ゴシック" w:hAnsi="游ゴシック" w:eastAsia="游ゴシック"/>
-                <w:b w:val="0"/>
-                <w:i w:val="0"/>
-                <w:sz w:val="17"/>
-              </w:rPr>
-              <w:t>Ｈ-6・Ａ-9</w:t>
-            </w:r>
-          </w:p>
-        </w:tc>
-        <w:tc>
-          <w:tcPr>
-            <w:tcW w:type="dxa" w:w="3628"/>
+            <w:tcW w:type="dxa" w:w="1247"/>
+            <w:vAlign w:val="center"/>
+          </w:tcPr>
+          <w:p>
+            <w:pPr>
+              <w:spacing w:before="20" w:after="20"/>
+            </w:pPr>
+            <w:r>
+              <w:rPr>
+                <w:rFonts w:ascii="游ゴシック" w:hAnsi="游ゴシック" w:eastAsia="游ゴシック"/>
+                <w:b/>
+                <w:i w:val="0"/>
+                <w:sz w:val="17"/>
+              </w:rPr>
+              <w:t>Ⅲ</w:t>
+            </w:r>
+            <w:r>
+              <w:rPr>
+                <w:rFonts w:ascii="游ゴシック" w:hAnsi="游ゴシック" w:eastAsia="游ゴシック"/>
+                <w:b w:val="0"/>
+                <w:i w:val="0"/>
+                <w:sz w:val="17"/>
+              </w:rPr>
+              <w:t xml:space="preserve">　公表資料</w:t>
+            </w:r>
+          </w:p>
+        </w:tc>
+        <w:tc>
+          <w:tcPr>
+            <w:tcW w:type="dxa" w:w="3402"/>
             <w:vAlign w:val="center"/>
           </w:tcPr>
           <w:p>
@@ -7636,27 +7831,36 @@
         </w:tc>
         <w:tc>
           <w:tcPr>
-            <w:tcW w:type="dxa" w:w="1020"/>
-            <w:vAlign w:val="center"/>
-          </w:tcPr>
-          <w:p>
-            <w:pPr>
-              <w:spacing w:before="20" w:after="20"/>
-            </w:pPr>
-            <w:r>
-              <w:rPr>
-                <w:rFonts w:ascii="游ゴシック" w:hAnsi="游ゴシック" w:eastAsia="游ゴシック"/>
-                <w:b w:val="0"/>
-                <w:i w:val="0"/>
-                <w:sz w:val="17"/>
-              </w:rPr>
-              <w:t>Ｂ-4</w:t>
-            </w:r>
-          </w:p>
-        </w:tc>
-        <w:tc>
-          <w:tcPr>
-            <w:tcW w:type="dxa" w:w="3628"/>
+            <w:tcW w:type="dxa" w:w="1247"/>
+            <w:vAlign w:val="center"/>
+          </w:tcPr>
+          <w:p>
+            <w:pPr>
+              <w:spacing w:before="20" w:after="20"/>
+            </w:pPr>
+            <w:r>
+              <w:rPr>
+                <w:rFonts w:ascii="游ゴシック" w:hAnsi="游ゴシック" w:eastAsia="游ゴシック"/>
+                <w:b/>
+                <w:i w:val="0"/>
+                <w:sz w:val="17"/>
+              </w:rPr>
+              <w:t>Ⅳ</w:t>
+            </w:r>
+            <w:r>
+              <w:rPr>
+                <w:rFonts w:ascii="游ゴシック" w:hAnsi="游ゴシック" w:eastAsia="游ゴシック"/>
+                <w:b w:val="0"/>
+                <w:i w:val="0"/>
+                <w:sz w:val="17"/>
+              </w:rPr>
+              <w:t xml:space="preserve">　町の内部</w:t>
+            </w:r>
+          </w:p>
+        </w:tc>
+        <w:tc>
+          <w:tcPr>
+            <w:tcW w:type="dxa" w:w="3402"/>
             <w:vAlign w:val="center"/>
           </w:tcPr>
           <w:p>
@@ -7767,27 +7971,36 @@
         </w:tc>
         <w:tc>
           <w:tcPr>
-            <w:tcW w:type="dxa" w:w="1020"/>
-            <w:vAlign w:val="center"/>
-          </w:tcPr>
-          <w:p>
-            <w:pPr>
-              <w:spacing w:before="20" w:after="20"/>
-            </w:pPr>
-            <w:r>
-              <w:rPr>
-                <w:rFonts w:ascii="游ゴシック" w:hAnsi="游ゴシック" w:eastAsia="游ゴシック"/>
-                <w:b w:val="0"/>
-                <w:i w:val="0"/>
-                <w:sz w:val="17"/>
-              </w:rPr>
-              <w:t>Ｂ-3</w:t>
-            </w:r>
-          </w:p>
-        </w:tc>
-        <w:tc>
-          <w:tcPr>
-            <w:tcW w:type="dxa" w:w="3628"/>
+            <w:tcW w:type="dxa" w:w="1247"/>
+            <w:vAlign w:val="center"/>
+          </w:tcPr>
+          <w:p>
+            <w:pPr>
+              <w:spacing w:before="20" w:after="20"/>
+            </w:pPr>
+            <w:r>
+              <w:rPr>
+                <w:rFonts w:ascii="游ゴシック" w:hAnsi="游ゴシック" w:eastAsia="游ゴシック"/>
+                <w:b/>
+                <w:i w:val="0"/>
+                <w:sz w:val="17"/>
+              </w:rPr>
+              <w:t>Ⅳ</w:t>
+            </w:r>
+            <w:r>
+              <w:rPr>
+                <w:rFonts w:ascii="游ゴシック" w:hAnsi="游ゴシック" w:eastAsia="游ゴシック"/>
+                <w:b w:val="0"/>
+                <w:i w:val="0"/>
+                <w:sz w:val="17"/>
+              </w:rPr>
+              <w:t xml:space="preserve">　町の内部</w:t>
+            </w:r>
+          </w:p>
+        </w:tc>
+        <w:tc>
+          <w:tcPr>
+            <w:tcW w:type="dxa" w:w="3402"/>
             <w:vAlign w:val="center"/>
           </w:tcPr>
           <w:p>
@@ -7898,27 +8111,36 @@
         </w:tc>
         <w:tc>
           <w:tcPr>
-            <w:tcW w:type="dxa" w:w="1020"/>
-            <w:vAlign w:val="center"/>
-          </w:tcPr>
-          <w:p>
-            <w:pPr>
-              <w:spacing w:before="20" w:after="20"/>
-            </w:pPr>
-            <w:r>
-              <w:rPr>
-                <w:rFonts w:ascii="游ゴシック" w:hAnsi="游ゴシック" w:eastAsia="游ゴシック"/>
-                <w:b w:val="0"/>
-                <w:i w:val="0"/>
-                <w:sz w:val="17"/>
-              </w:rPr>
-              <w:t>Ｂ-5・Ｅ-4</w:t>
-            </w:r>
-          </w:p>
-        </w:tc>
-        <w:tc>
-          <w:tcPr>
-            <w:tcW w:type="dxa" w:w="3628"/>
+            <w:tcW w:type="dxa" w:w="1247"/>
+            <w:vAlign w:val="center"/>
+          </w:tcPr>
+          <w:p>
+            <w:pPr>
+              <w:spacing w:before="20" w:after="20"/>
+            </w:pPr>
+            <w:r>
+              <w:rPr>
+                <w:rFonts w:ascii="游ゴシック" w:hAnsi="游ゴシック" w:eastAsia="游ゴシック"/>
+                <w:b/>
+                <w:i w:val="0"/>
+                <w:sz w:val="17"/>
+              </w:rPr>
+              <w:t>Ⅳ</w:t>
+            </w:r>
+            <w:r>
+              <w:rPr>
+                <w:rFonts w:ascii="游ゴシック" w:hAnsi="游ゴシック" w:eastAsia="游ゴシック"/>
+                <w:b w:val="0"/>
+                <w:i w:val="0"/>
+                <w:sz w:val="17"/>
+              </w:rPr>
+              <w:t xml:space="preserve">　町の内部</w:t>
+            </w:r>
+          </w:p>
+        </w:tc>
+        <w:tc>
+          <w:tcPr>
+            <w:tcW w:type="dxa" w:w="3402"/>
             <w:vAlign w:val="center"/>
           </w:tcPr>
           <w:p>
@@ -8038,27 +8260,36 @@
         </w:tc>
         <w:tc>
           <w:tcPr>
-            <w:tcW w:type="dxa" w:w="1020"/>
-            <w:vAlign w:val="center"/>
-          </w:tcPr>
-          <w:p>
-            <w:pPr>
-              <w:spacing w:before="20" w:after="20"/>
-            </w:pPr>
-            <w:r>
-              <w:rPr>
-                <w:rFonts w:ascii="游ゴシック" w:hAnsi="游ゴシック" w:eastAsia="游ゴシック"/>
-                <w:b w:val="0"/>
-                <w:i w:val="0"/>
-                <w:sz w:val="17"/>
-              </w:rPr>
-              <w:t>Ｈ-5</w:t>
-            </w:r>
-          </w:p>
-        </w:tc>
-        <w:tc>
-          <w:tcPr>
-            <w:tcW w:type="dxa" w:w="3628"/>
+            <w:tcW w:type="dxa" w:w="1247"/>
+            <w:vAlign w:val="center"/>
+          </w:tcPr>
+          <w:p>
+            <w:pPr>
+              <w:spacing w:before="20" w:after="20"/>
+            </w:pPr>
+            <w:r>
+              <w:rPr>
+                <w:rFonts w:ascii="游ゴシック" w:hAnsi="游ゴシック" w:eastAsia="游ゴシック"/>
+                <w:b/>
+                <w:i w:val="0"/>
+                <w:sz w:val="17"/>
+              </w:rPr>
+              <w:t>Ⅰ</w:t>
+            </w:r>
+            <w:r>
+              <w:rPr>
+                <w:rFonts w:ascii="游ゴシック" w:hAnsi="游ゴシック" w:eastAsia="游ゴシック"/>
+                <w:b w:val="0"/>
+                <w:i w:val="0"/>
+                <w:sz w:val="17"/>
+              </w:rPr>
+              <w:t xml:space="preserve">　受領済み</w:t>
+            </w:r>
+          </w:p>
+        </w:tc>
+        <w:tc>
+          <w:tcPr>
+            <w:tcW w:type="dxa" w:w="3402"/>
             <w:vAlign w:val="center"/>
           </w:tcPr>
           <w:p>
@@ -8169,27 +8400,36 @@
         </w:tc>
         <w:tc>
           <w:tcPr>
-            <w:tcW w:type="dxa" w:w="1020"/>
-            <w:vAlign w:val="center"/>
-          </w:tcPr>
-          <w:p>
-            <w:pPr>
-              <w:spacing w:before="20" w:after="20"/>
-            </w:pPr>
-            <w:r>
-              <w:rPr>
-                <w:rFonts w:ascii="游ゴシック" w:hAnsi="游ゴシック" w:eastAsia="游ゴシック"/>
-                <w:b w:val="0"/>
-                <w:i w:val="0"/>
-                <w:sz w:val="17"/>
-              </w:rPr>
-              <w:t>Ａ-6</w:t>
-            </w:r>
-          </w:p>
-        </w:tc>
-        <w:tc>
-          <w:tcPr>
-            <w:tcW w:type="dxa" w:w="3628"/>
+            <w:tcW w:type="dxa" w:w="1247"/>
+            <w:vAlign w:val="center"/>
+          </w:tcPr>
+          <w:p>
+            <w:pPr>
+              <w:spacing w:before="20" w:after="20"/>
+            </w:pPr>
+            <w:r>
+              <w:rPr>
+                <w:rFonts w:ascii="游ゴシック" w:hAnsi="游ゴシック" w:eastAsia="游ゴシック"/>
+                <w:b/>
+                <w:i w:val="0"/>
+                <w:sz w:val="17"/>
+              </w:rPr>
+              <w:t>Ⅰ</w:t>
+            </w:r>
+            <w:r>
+              <w:rPr>
+                <w:rFonts w:ascii="游ゴシック" w:hAnsi="游ゴシック" w:eastAsia="游ゴシック"/>
+                <w:b w:val="0"/>
+                <w:i w:val="0"/>
+                <w:sz w:val="17"/>
+              </w:rPr>
+              <w:t xml:space="preserve">　受領済み</w:t>
+            </w:r>
+          </w:p>
+        </w:tc>
+        <w:tc>
+          <w:tcPr>
+            <w:tcW w:type="dxa" w:w="3402"/>
             <w:vAlign w:val="center"/>
           </w:tcPr>
           <w:p>
@@ -8291,27 +8531,36 @@
         </w:tc>
         <w:tc>
           <w:tcPr>
-            <w:tcW w:type="dxa" w:w="1020"/>
-            <w:vAlign w:val="center"/>
-          </w:tcPr>
-          <w:p>
-            <w:pPr>
-              <w:spacing w:before="20" w:after="20"/>
-            </w:pPr>
-            <w:r>
-              <w:rPr>
-                <w:rFonts w:ascii="游ゴシック" w:hAnsi="游ゴシック" w:eastAsia="游ゴシック"/>
-                <w:b w:val="0"/>
-                <w:i w:val="0"/>
-                <w:sz w:val="17"/>
-              </w:rPr>
-              <w:t>Ａ-8</w:t>
-            </w:r>
-          </w:p>
-        </w:tc>
-        <w:tc>
-          <w:tcPr>
-            <w:tcW w:type="dxa" w:w="3628"/>
+            <w:tcW w:type="dxa" w:w="1247"/>
+            <w:vAlign w:val="center"/>
+          </w:tcPr>
+          <w:p>
+            <w:pPr>
+              <w:spacing w:before="20" w:after="20"/>
+            </w:pPr>
+            <w:r>
+              <w:rPr>
+                <w:rFonts w:ascii="游ゴシック" w:hAnsi="游ゴシック" w:eastAsia="游ゴシック"/>
+                <w:b/>
+                <w:i w:val="0"/>
+                <w:sz w:val="17"/>
+              </w:rPr>
+              <w:t>Ⅱ</w:t>
+            </w:r>
+            <w:r>
+              <w:rPr>
+                <w:rFonts w:ascii="游ゴシック" w:hAnsi="游ゴシック" w:eastAsia="游ゴシック"/>
+                <w:b w:val="0"/>
+                <w:i w:val="0"/>
+                <w:sz w:val="17"/>
+              </w:rPr>
+              <w:t xml:space="preserve">　見える化</w:t>
+            </w:r>
+          </w:p>
+        </w:tc>
+        <w:tc>
+          <w:tcPr>
+            <w:tcW w:type="dxa" w:w="3402"/>
             <w:vAlign w:val="center"/>
           </w:tcPr>
           <w:p>
@@ -8422,27 +8671,36 @@
         </w:tc>
         <w:tc>
           <w:tcPr>
-            <w:tcW w:type="dxa" w:w="1020"/>
-            <w:vAlign w:val="center"/>
-          </w:tcPr>
-          <w:p>
-            <w:pPr>
-              <w:spacing w:before="20" w:after="20"/>
-            </w:pPr>
-            <w:r>
-              <w:rPr>
-                <w:rFonts w:ascii="游ゴシック" w:hAnsi="游ゴシック" w:eastAsia="游ゴシック"/>
-                <w:b w:val="0"/>
-                <w:i w:val="0"/>
-                <w:sz w:val="17"/>
-              </w:rPr>
-              <w:t>Ａ-10</w:t>
-            </w:r>
-          </w:p>
-        </w:tc>
-        <w:tc>
-          <w:tcPr>
-            <w:tcW w:type="dxa" w:w="3628"/>
+            <w:tcW w:type="dxa" w:w="1247"/>
+            <w:vAlign w:val="center"/>
+          </w:tcPr>
+          <w:p>
+            <w:pPr>
+              <w:spacing w:before="20" w:after="20"/>
+            </w:pPr>
+            <w:r>
+              <w:rPr>
+                <w:rFonts w:ascii="游ゴシック" w:hAnsi="游ゴシック" w:eastAsia="游ゴシック"/>
+                <w:b/>
+                <w:i w:val="0"/>
+                <w:sz w:val="17"/>
+              </w:rPr>
+              <w:t>Ⅳ</w:t>
+            </w:r>
+            <w:r>
+              <w:rPr>
+                <w:rFonts w:ascii="游ゴシック" w:hAnsi="游ゴシック" w:eastAsia="游ゴシック"/>
+                <w:b w:val="0"/>
+                <w:i w:val="0"/>
+                <w:sz w:val="17"/>
+              </w:rPr>
+              <w:t xml:space="preserve">　町の内部</w:t>
+            </w:r>
+          </w:p>
+        </w:tc>
+        <w:tc>
+          <w:tcPr>
+            <w:tcW w:type="dxa" w:w="3402"/>
             <w:vAlign w:val="center"/>
           </w:tcPr>
           <w:p>
@@ -8544,27 +8802,36 @@
         </w:tc>
         <w:tc>
           <w:tcPr>
-            <w:tcW w:type="dxa" w:w="1020"/>
-            <w:vAlign w:val="center"/>
-          </w:tcPr>
-          <w:p>
-            <w:pPr>
-              <w:spacing w:before="20" w:after="20"/>
-            </w:pPr>
-            <w:r>
-              <w:rPr>
-                <w:rFonts w:ascii="游ゴシック" w:hAnsi="游ゴシック" w:eastAsia="游ゴシック"/>
-                <w:b w:val="0"/>
-                <w:i w:val="0"/>
-                <w:sz w:val="17"/>
-              </w:rPr>
-              <w:t>Ａ-11</w:t>
-            </w:r>
-          </w:p>
-        </w:tc>
-        <w:tc>
-          <w:tcPr>
-            <w:tcW w:type="dxa" w:w="3628"/>
+            <w:tcW w:type="dxa" w:w="1247"/>
+            <w:vAlign w:val="center"/>
+          </w:tcPr>
+          <w:p>
+            <w:pPr>
+              <w:spacing w:before="20" w:after="20"/>
+            </w:pPr>
+            <w:r>
+              <w:rPr>
+                <w:rFonts w:ascii="游ゴシック" w:hAnsi="游ゴシック" w:eastAsia="游ゴシック"/>
+                <w:b/>
+                <w:i w:val="0"/>
+                <w:sz w:val="17"/>
+              </w:rPr>
+              <w:t>Ⅲ</w:t>
+            </w:r>
+            <w:r>
+              <w:rPr>
+                <w:rFonts w:ascii="游ゴシック" w:hAnsi="游ゴシック" w:eastAsia="游ゴシック"/>
+                <w:b w:val="0"/>
+                <w:i w:val="0"/>
+                <w:sz w:val="17"/>
+              </w:rPr>
+              <w:t xml:space="preserve">　公表資料</w:t>
+            </w:r>
+          </w:p>
+        </w:tc>
+        <w:tc>
+          <w:tcPr>
+            <w:tcW w:type="dxa" w:w="3402"/>
             <w:vAlign w:val="center"/>
           </w:tcPr>
           <w:p>
@@ -8675,27 +8942,36 @@
         </w:tc>
         <w:tc>
           <w:tcPr>
-            <w:tcW w:type="dxa" w:w="1020"/>
-            <w:vAlign w:val="center"/>
-          </w:tcPr>
-          <w:p>
-            <w:pPr>
-              <w:spacing w:before="20" w:after="20"/>
-            </w:pPr>
-            <w:r>
-              <w:rPr>
-                <w:rFonts w:ascii="游ゴシック" w:hAnsi="游ゴシック" w:eastAsia="游ゴシック"/>
-                <w:b w:val="0"/>
-                <w:i w:val="0"/>
-                <w:sz w:val="17"/>
-              </w:rPr>
-              <w:t>Ａ-12</w:t>
-            </w:r>
-          </w:p>
-        </w:tc>
-        <w:tc>
-          <w:tcPr>
-            <w:tcW w:type="dxa" w:w="3628"/>
+            <w:tcW w:type="dxa" w:w="1247"/>
+            <w:vAlign w:val="center"/>
+          </w:tcPr>
+          <w:p>
+            <w:pPr>
+              <w:spacing w:before="20" w:after="20"/>
+            </w:pPr>
+            <w:r>
+              <w:rPr>
+                <w:rFonts w:ascii="游ゴシック" w:hAnsi="游ゴシック" w:eastAsia="游ゴシック"/>
+                <w:b/>
+                <w:i w:val="0"/>
+                <w:sz w:val="17"/>
+              </w:rPr>
+              <w:t>Ⅳ</w:t>
+            </w:r>
+            <w:r>
+              <w:rPr>
+                <w:rFonts w:ascii="游ゴシック" w:hAnsi="游ゴシック" w:eastAsia="游ゴシック"/>
+                <w:b w:val="0"/>
+                <w:i w:val="0"/>
+                <w:sz w:val="17"/>
+              </w:rPr>
+              <w:t xml:space="preserve">　町の内部</w:t>
+            </w:r>
+          </w:p>
+        </w:tc>
+        <w:tc>
+          <w:tcPr>
+            <w:tcW w:type="dxa" w:w="3402"/>
             <w:vAlign w:val="center"/>
           </w:tcPr>
           <w:p>
@@ -8797,27 +9073,36 @@
         </w:tc>
         <w:tc>
           <w:tcPr>
-            <w:tcW w:type="dxa" w:w="1020"/>
-            <w:vAlign w:val="center"/>
-          </w:tcPr>
-          <w:p>
-            <w:pPr>
-              <w:spacing w:before="20" w:after="20"/>
-            </w:pPr>
-            <w:r>
-              <w:rPr>
-                <w:rFonts w:ascii="游ゴシック" w:hAnsi="游ゴシック" w:eastAsia="游ゴシック"/>
-                <w:b w:val="0"/>
-                <w:i w:val="0"/>
-                <w:sz w:val="17"/>
-              </w:rPr>
-              <w:t>Ａ-13</w:t>
-            </w:r>
-          </w:p>
-        </w:tc>
-        <w:tc>
-          <w:tcPr>
-            <w:tcW w:type="dxa" w:w="3628"/>
+            <w:tcW w:type="dxa" w:w="1247"/>
+            <w:vAlign w:val="center"/>
+          </w:tcPr>
+          <w:p>
+            <w:pPr>
+              <w:spacing w:before="20" w:after="20"/>
+            </w:pPr>
+            <w:r>
+              <w:rPr>
+                <w:rFonts w:ascii="游ゴシック" w:hAnsi="游ゴシック" w:eastAsia="游ゴシック"/>
+                <w:b/>
+                <w:i w:val="0"/>
+                <w:sz w:val="17"/>
+              </w:rPr>
+              <w:t>Ⅳ</w:t>
+            </w:r>
+            <w:r>
+              <w:rPr>
+                <w:rFonts w:ascii="游ゴシック" w:hAnsi="游ゴシック" w:eastAsia="游ゴシック"/>
+                <w:b w:val="0"/>
+                <w:i w:val="0"/>
+                <w:sz w:val="17"/>
+              </w:rPr>
+              <w:t xml:space="preserve">　町の内部</w:t>
+            </w:r>
+          </w:p>
+        </w:tc>
+        <w:tc>
+          <w:tcPr>
+            <w:tcW w:type="dxa" w:w="3402"/>
             <w:vAlign w:val="center"/>
           </w:tcPr>
           <w:p>
@@ -8919,27 +9204,36 @@
         </w:tc>
         <w:tc>
           <w:tcPr>
-            <w:tcW w:type="dxa" w:w="1020"/>
-            <w:vAlign w:val="center"/>
-          </w:tcPr>
-          <w:p>
-            <w:pPr>
-              <w:spacing w:before="20" w:after="20"/>
-            </w:pPr>
-            <w:r>
-              <w:rPr>
-                <w:rFonts w:ascii="游ゴシック" w:hAnsi="游ゴシック" w:eastAsia="游ゴシック"/>
-                <w:b w:val="0"/>
-                <w:i w:val="0"/>
-                <w:sz w:val="17"/>
-              </w:rPr>
-              <w:t>Ａ-14</w:t>
-            </w:r>
-          </w:p>
-        </w:tc>
-        <w:tc>
-          <w:tcPr>
-            <w:tcW w:type="dxa" w:w="3628"/>
+            <w:tcW w:type="dxa" w:w="1247"/>
+            <w:vAlign w:val="center"/>
+          </w:tcPr>
+          <w:p>
+            <w:pPr>
+              <w:spacing w:before="20" w:after="20"/>
+            </w:pPr>
+            <w:r>
+              <w:rPr>
+                <w:rFonts w:ascii="游ゴシック" w:hAnsi="游ゴシック" w:eastAsia="游ゴシック"/>
+                <w:b/>
+                <w:i w:val="0"/>
+                <w:sz w:val="17"/>
+              </w:rPr>
+              <w:t>Ⅳ</w:t>
+            </w:r>
+            <w:r>
+              <w:rPr>
+                <w:rFonts w:ascii="游ゴシック" w:hAnsi="游ゴシック" w:eastAsia="游ゴシック"/>
+                <w:b w:val="0"/>
+                <w:i w:val="0"/>
+                <w:sz w:val="17"/>
+              </w:rPr>
+              <w:t xml:space="preserve">　町の内部</w:t>
+            </w:r>
+          </w:p>
+        </w:tc>
+        <w:tc>
+          <w:tcPr>
+            <w:tcW w:type="dxa" w:w="3402"/>
             <w:vAlign w:val="center"/>
           </w:tcPr>
           <w:p>
@@ -9041,27 +9335,36 @@
         </w:tc>
         <w:tc>
           <w:tcPr>
-            <w:tcW w:type="dxa" w:w="1020"/>
-            <w:vAlign w:val="center"/>
-          </w:tcPr>
-          <w:p>
-            <w:pPr>
-              <w:spacing w:before="20" w:after="20"/>
-            </w:pPr>
-            <w:r>
-              <w:rPr>
-                <w:rFonts w:ascii="游ゴシック" w:hAnsi="游ゴシック" w:eastAsia="游ゴシック"/>
-                <w:b w:val="0"/>
-                <w:i w:val="0"/>
-                <w:sz w:val="17"/>
-              </w:rPr>
-              <w:t>Ａ-15</w:t>
-            </w:r>
-          </w:p>
-        </w:tc>
-        <w:tc>
-          <w:tcPr>
-            <w:tcW w:type="dxa" w:w="3628"/>
+            <w:tcW w:type="dxa" w:w="1247"/>
+            <w:vAlign w:val="center"/>
+          </w:tcPr>
+          <w:p>
+            <w:pPr>
+              <w:spacing w:before="20" w:after="20"/>
+            </w:pPr>
+            <w:r>
+              <w:rPr>
+                <w:rFonts w:ascii="游ゴシック" w:hAnsi="游ゴシック" w:eastAsia="游ゴシック"/>
+                <w:b/>
+                <w:i w:val="0"/>
+                <w:sz w:val="17"/>
+              </w:rPr>
+              <w:t>Ⅳ</w:t>
+            </w:r>
+            <w:r>
+              <w:rPr>
+                <w:rFonts w:ascii="游ゴシック" w:hAnsi="游ゴシック" w:eastAsia="游ゴシック"/>
+                <w:b w:val="0"/>
+                <w:i w:val="0"/>
+                <w:sz w:val="17"/>
+              </w:rPr>
+              <w:t xml:space="preserve">　町の内部</w:t>
+            </w:r>
+          </w:p>
+        </w:tc>
+        <w:tc>
+          <w:tcPr>
+            <w:tcW w:type="dxa" w:w="3402"/>
             <w:vAlign w:val="center"/>
           </w:tcPr>
           <w:p>
@@ -9163,27 +9466,36 @@
         </w:tc>
         <w:tc>
           <w:tcPr>
-            <w:tcW w:type="dxa" w:w="1020"/>
-            <w:vAlign w:val="center"/>
-          </w:tcPr>
-          <w:p>
-            <w:pPr>
-              <w:spacing w:before="20" w:after="20"/>
-            </w:pPr>
-            <w:r>
-              <w:rPr>
-                <w:rFonts w:ascii="游ゴシック" w:hAnsi="游ゴシック" w:eastAsia="游ゴシック"/>
-                <w:b w:val="0"/>
-                <w:i w:val="0"/>
-                <w:sz w:val="17"/>
-              </w:rPr>
-              <w:t>Ｈ-2</w:t>
-            </w:r>
-          </w:p>
-        </w:tc>
-        <w:tc>
-          <w:tcPr>
-            <w:tcW w:type="dxa" w:w="3628"/>
+            <w:tcW w:type="dxa" w:w="1247"/>
+            <w:vAlign w:val="center"/>
+          </w:tcPr>
+          <w:p>
+            <w:pPr>
+              <w:spacing w:before="20" w:after="20"/>
+            </w:pPr>
+            <w:r>
+              <w:rPr>
+                <w:rFonts w:ascii="游ゴシック" w:hAnsi="游ゴシック" w:eastAsia="游ゴシック"/>
+                <w:b/>
+                <w:i w:val="0"/>
+                <w:sz w:val="17"/>
+              </w:rPr>
+              <w:t>Ⅰ</w:t>
+            </w:r>
+            <w:r>
+              <w:rPr>
+                <w:rFonts w:ascii="游ゴシック" w:hAnsi="游ゴシック" w:eastAsia="游ゴシック"/>
+                <w:b w:val="0"/>
+                <w:i w:val="0"/>
+                <w:sz w:val="17"/>
+              </w:rPr>
+              <w:t xml:space="preserve">　受領済み</w:t>
+            </w:r>
+          </w:p>
+        </w:tc>
+        <w:tc>
+          <w:tcPr>
+            <w:tcW w:type="dxa" w:w="3402"/>
             <w:vAlign w:val="center"/>
           </w:tcPr>
           <w:p>
@@ -9285,27 +9597,36 @@
         </w:tc>
         <w:tc>
           <w:tcPr>
-            <w:tcW w:type="dxa" w:w="1020"/>
-            <w:vAlign w:val="center"/>
-          </w:tcPr>
-          <w:p>
-            <w:pPr>
-              <w:spacing w:before="20" w:after="20"/>
-            </w:pPr>
-            <w:r>
-              <w:rPr>
-                <w:rFonts w:ascii="游ゴシック" w:hAnsi="游ゴシック" w:eastAsia="游ゴシック"/>
-                <w:b w:val="0"/>
-                <w:i w:val="0"/>
-                <w:sz w:val="17"/>
-              </w:rPr>
-              <w:t>Ｈ-3</w:t>
-            </w:r>
-          </w:p>
-        </w:tc>
-        <w:tc>
-          <w:tcPr>
-            <w:tcW w:type="dxa" w:w="3628"/>
+            <w:tcW w:type="dxa" w:w="1247"/>
+            <w:vAlign w:val="center"/>
+          </w:tcPr>
+          <w:p>
+            <w:pPr>
+              <w:spacing w:before="20" w:after="20"/>
+            </w:pPr>
+            <w:r>
+              <w:rPr>
+                <w:rFonts w:ascii="游ゴシック" w:hAnsi="游ゴシック" w:eastAsia="游ゴシック"/>
+                <w:b/>
+                <w:i w:val="0"/>
+                <w:sz w:val="17"/>
+              </w:rPr>
+              <w:t>Ⅳ</w:t>
+            </w:r>
+            <w:r>
+              <w:rPr>
+                <w:rFonts w:ascii="游ゴシック" w:hAnsi="游ゴシック" w:eastAsia="游ゴシック"/>
+                <w:b w:val="0"/>
+                <w:i w:val="0"/>
+                <w:sz w:val="17"/>
+              </w:rPr>
+              <w:t xml:space="preserve">　町の内部</w:t>
+            </w:r>
+          </w:p>
+        </w:tc>
+        <w:tc>
+          <w:tcPr>
+            <w:tcW w:type="dxa" w:w="3402"/>
             <w:vAlign w:val="center"/>
           </w:tcPr>
           <w:p>
@@ -9407,27 +9728,36 @@
         </w:tc>
         <w:tc>
           <w:tcPr>
-            <w:tcW w:type="dxa" w:w="1020"/>
-            <w:vAlign w:val="center"/>
-          </w:tcPr>
-          <w:p>
-            <w:pPr>
-              <w:spacing w:before="20" w:after="20"/>
-            </w:pPr>
-            <w:r>
-              <w:rPr>
-                <w:rFonts w:ascii="游ゴシック" w:hAnsi="游ゴシック" w:eastAsia="游ゴシック"/>
-                <w:b w:val="0"/>
-                <w:i w:val="0"/>
-                <w:sz w:val="17"/>
-              </w:rPr>
-              <w:t>Ｈ-4</w:t>
-            </w:r>
-          </w:p>
-        </w:tc>
-        <w:tc>
-          <w:tcPr>
-            <w:tcW w:type="dxa" w:w="3628"/>
+            <w:tcW w:type="dxa" w:w="1247"/>
+            <w:vAlign w:val="center"/>
+          </w:tcPr>
+          <w:p>
+            <w:pPr>
+              <w:spacing w:before="20" w:after="20"/>
+            </w:pPr>
+            <w:r>
+              <w:rPr>
+                <w:rFonts w:ascii="游ゴシック" w:hAnsi="游ゴシック" w:eastAsia="游ゴシック"/>
+                <w:b/>
+                <w:i w:val="0"/>
+                <w:sz w:val="17"/>
+              </w:rPr>
+              <w:t>Ⅳ</w:t>
+            </w:r>
+            <w:r>
+              <w:rPr>
+                <w:rFonts w:ascii="游ゴシック" w:hAnsi="游ゴシック" w:eastAsia="游ゴシック"/>
+                <w:b w:val="0"/>
+                <w:i w:val="0"/>
+                <w:sz w:val="17"/>
+              </w:rPr>
+              <w:t xml:space="preserve">　町の内部</w:t>
+            </w:r>
+          </w:p>
+        </w:tc>
+        <w:tc>
+          <w:tcPr>
+            <w:tcW w:type="dxa" w:w="3402"/>
             <w:vAlign w:val="center"/>
           </w:tcPr>
           <w:p>
@@ -9529,27 +9859,36 @@
         </w:tc>
         <w:tc>
           <w:tcPr>
-            <w:tcW w:type="dxa" w:w="1020"/>
-            <w:vAlign w:val="center"/>
-          </w:tcPr>
-          <w:p>
-            <w:pPr>
-              <w:spacing w:before="20" w:after="20"/>
-            </w:pPr>
-            <w:r>
-              <w:rPr>
-                <w:rFonts w:ascii="游ゴシック" w:hAnsi="游ゴシック" w:eastAsia="游ゴシック"/>
-                <w:b w:val="0"/>
-                <w:i w:val="0"/>
-                <w:sz w:val="17"/>
-              </w:rPr>
-              <w:t>接点3</w:t>
-            </w:r>
-          </w:p>
-        </w:tc>
-        <w:tc>
-          <w:tcPr>
-            <w:tcW w:type="dxa" w:w="3628"/>
+            <w:tcW w:type="dxa" w:w="1247"/>
+            <w:vAlign w:val="center"/>
+          </w:tcPr>
+          <w:p>
+            <w:pPr>
+              <w:spacing w:before="20" w:after="20"/>
+            </w:pPr>
+            <w:r>
+              <w:rPr>
+                <w:rFonts w:ascii="游ゴシック" w:hAnsi="游ゴシック" w:eastAsia="游ゴシック"/>
+                <w:b/>
+                <w:i w:val="0"/>
+                <w:sz w:val="17"/>
+              </w:rPr>
+              <w:t>Ⅳ</w:t>
+            </w:r>
+            <w:r>
+              <w:rPr>
+                <w:rFonts w:ascii="游ゴシック" w:hAnsi="游ゴシック" w:eastAsia="游ゴシック"/>
+                <w:b w:val="0"/>
+                <w:i w:val="0"/>
+                <w:sz w:val="17"/>
+              </w:rPr>
+              <w:t xml:space="preserve">　町の内部</w:t>
+            </w:r>
+          </w:p>
+        </w:tc>
+        <w:tc>
+          <w:tcPr>
+            <w:tcW w:type="dxa" w:w="3402"/>
             <w:vAlign w:val="center"/>
           </w:tcPr>
           <w:p>
@@ -9660,27 +9999,36 @@
         </w:tc>
         <w:tc>
           <w:tcPr>
-            <w:tcW w:type="dxa" w:w="1020"/>
-            <w:vAlign w:val="center"/>
-          </w:tcPr>
-          <w:p>
-            <w:pPr>
-              <w:spacing w:before="20" w:after="20"/>
-            </w:pPr>
-            <w:r>
-              <w:rPr>
-                <w:rFonts w:ascii="游ゴシック" w:hAnsi="游ゴシック" w:eastAsia="游ゴシック"/>
-                <w:b w:val="0"/>
-                <w:i w:val="0"/>
-                <w:sz w:val="17"/>
-              </w:rPr>
-              <w:t>接点4</w:t>
-            </w:r>
-          </w:p>
-        </w:tc>
-        <w:tc>
-          <w:tcPr>
-            <w:tcW w:type="dxa" w:w="3628"/>
+            <w:tcW w:type="dxa" w:w="1247"/>
+            <w:vAlign w:val="center"/>
+          </w:tcPr>
+          <w:p>
+            <w:pPr>
+              <w:spacing w:before="20" w:after="20"/>
+            </w:pPr>
+            <w:r>
+              <w:rPr>
+                <w:rFonts w:ascii="游ゴシック" w:hAnsi="游ゴシック" w:eastAsia="游ゴシック"/>
+                <w:b/>
+                <w:i w:val="0"/>
+                <w:sz w:val="17"/>
+              </w:rPr>
+              <w:t>Ⅲ</w:t>
+            </w:r>
+            <w:r>
+              <w:rPr>
+                <w:rFonts w:ascii="游ゴシック" w:hAnsi="游ゴシック" w:eastAsia="游ゴシック"/>
+                <w:b w:val="0"/>
+                <w:i w:val="0"/>
+                <w:sz w:val="17"/>
+              </w:rPr>
+              <w:t xml:space="preserve">　公表資料</w:t>
+            </w:r>
+          </w:p>
+        </w:tc>
+        <w:tc>
+          <w:tcPr>
+            <w:tcW w:type="dxa" w:w="3402"/>
             <w:vAlign w:val="center"/>
           </w:tcPr>
           <w:p>
@@ -9791,27 +10139,36 @@
         </w:tc>
         <w:tc>
           <w:tcPr>
-            <w:tcW w:type="dxa" w:w="1020"/>
-            <w:vAlign w:val="center"/>
-          </w:tcPr>
-          <w:p>
-            <w:pPr>
-              <w:spacing w:before="20" w:after="20"/>
-            </w:pPr>
-            <w:r>
-              <w:rPr>
-                <w:rFonts w:ascii="游ゴシック" w:hAnsi="游ゴシック" w:eastAsia="游ゴシック"/>
-                <w:b w:val="0"/>
-                <w:i w:val="0"/>
-                <w:sz w:val="17"/>
-              </w:rPr>
-              <w:t>接点5</w:t>
-            </w:r>
-          </w:p>
-        </w:tc>
-        <w:tc>
-          <w:tcPr>
-            <w:tcW w:type="dxa" w:w="3628"/>
+            <w:tcW w:type="dxa" w:w="1247"/>
+            <w:vAlign w:val="center"/>
+          </w:tcPr>
+          <w:p>
+            <w:pPr>
+              <w:spacing w:before="20" w:after="20"/>
+            </w:pPr>
+            <w:r>
+              <w:rPr>
+                <w:rFonts w:ascii="游ゴシック" w:hAnsi="游ゴシック" w:eastAsia="游ゴシック"/>
+                <w:b/>
+                <w:i w:val="0"/>
+                <w:sz w:val="17"/>
+              </w:rPr>
+              <w:t>Ⅳ</w:t>
+            </w:r>
+            <w:r>
+              <w:rPr>
+                <w:rFonts w:ascii="游ゴシック" w:hAnsi="游ゴシック" w:eastAsia="游ゴシック"/>
+                <w:b w:val="0"/>
+                <w:i w:val="0"/>
+                <w:sz w:val="17"/>
+              </w:rPr>
+              <w:t xml:space="preserve">　町の内部</w:t>
+            </w:r>
+          </w:p>
+        </w:tc>
+        <w:tc>
+          <w:tcPr>
+            <w:tcW w:type="dxa" w:w="3402"/>
             <w:vAlign w:val="center"/>
           </w:tcPr>
           <w:p>
@@ -9949,27 +10306,36 @@
         </w:tc>
         <w:tc>
           <w:tcPr>
-            <w:tcW w:type="dxa" w:w="1020"/>
-            <w:vAlign w:val="center"/>
-          </w:tcPr>
-          <w:p>
-            <w:pPr>
-              <w:spacing w:before="20" w:after="20"/>
-            </w:pPr>
-            <w:r>
-              <w:rPr>
-                <w:rFonts w:ascii="游ゴシック" w:hAnsi="游ゴシック" w:eastAsia="游ゴシック"/>
-                <w:b w:val="0"/>
-                <w:i w:val="0"/>
-                <w:sz w:val="17"/>
-              </w:rPr>
-              <w:t>Ｆ-5</w:t>
-            </w:r>
-          </w:p>
-        </w:tc>
-        <w:tc>
-          <w:tcPr>
-            <w:tcW w:type="dxa" w:w="3628"/>
+            <w:tcW w:type="dxa" w:w="1247"/>
+            <w:vAlign w:val="center"/>
+          </w:tcPr>
+          <w:p>
+            <w:pPr>
+              <w:spacing w:before="20" w:after="20"/>
+            </w:pPr>
+            <w:r>
+              <w:rPr>
+                <w:rFonts w:ascii="游ゴシック" w:hAnsi="游ゴシック" w:eastAsia="游ゴシック"/>
+                <w:b/>
+                <w:i w:val="0"/>
+                <w:sz w:val="17"/>
+              </w:rPr>
+              <w:t>Ⅳ</w:t>
+            </w:r>
+            <w:r>
+              <w:rPr>
+                <w:rFonts w:ascii="游ゴシック" w:hAnsi="游ゴシック" w:eastAsia="游ゴシック"/>
+                <w:b w:val="0"/>
+                <w:i w:val="0"/>
+                <w:sz w:val="17"/>
+              </w:rPr>
+              <w:t xml:space="preserve">　町の内部</w:t>
+            </w:r>
+          </w:p>
+        </w:tc>
+        <w:tc>
+          <w:tcPr>
+            <w:tcW w:type="dxa" w:w="3402"/>
             <w:vAlign w:val="center"/>
           </w:tcPr>
           <w:p>
@@ -10080,27 +10446,36 @@
         </w:tc>
         <w:tc>
           <w:tcPr>
-            <w:tcW w:type="dxa" w:w="1020"/>
-            <w:vAlign w:val="center"/>
-          </w:tcPr>
-          <w:p>
-            <w:pPr>
-              <w:spacing w:before="20" w:after="20"/>
-            </w:pPr>
-            <w:r>
-              <w:rPr>
-                <w:rFonts w:ascii="游ゴシック" w:hAnsi="游ゴシック" w:eastAsia="游ゴシック"/>
-                <w:b w:val="0"/>
-                <w:i w:val="0"/>
-                <w:sz w:val="17"/>
-              </w:rPr>
-              <w:t>番号3</w:t>
-            </w:r>
-          </w:p>
-        </w:tc>
-        <w:tc>
-          <w:tcPr>
-            <w:tcW w:type="dxa" w:w="3628"/>
+            <w:tcW w:type="dxa" w:w="1247"/>
+            <w:vAlign w:val="center"/>
+          </w:tcPr>
+          <w:p>
+            <w:pPr>
+              <w:spacing w:before="20" w:after="20"/>
+            </w:pPr>
+            <w:r>
+              <w:rPr>
+                <w:rFonts w:ascii="游ゴシック" w:hAnsi="游ゴシック" w:eastAsia="游ゴシック"/>
+                <w:b/>
+                <w:i w:val="0"/>
+                <w:sz w:val="17"/>
+              </w:rPr>
+              <w:t>Ⅰ</w:t>
+            </w:r>
+            <w:r>
+              <w:rPr>
+                <w:rFonts w:ascii="游ゴシック" w:hAnsi="游ゴシック" w:eastAsia="游ゴシック"/>
+                <w:b w:val="0"/>
+                <w:i w:val="0"/>
+                <w:sz w:val="17"/>
+              </w:rPr>
+              <w:t xml:space="preserve">　受領済み</w:t>
+            </w:r>
+          </w:p>
+        </w:tc>
+        <w:tc>
+          <w:tcPr>
+            <w:tcW w:type="dxa" w:w="3402"/>
             <w:vAlign w:val="center"/>
           </w:tcPr>
           <w:p>
@@ -10202,27 +10577,36 @@
         </w:tc>
         <w:tc>
           <w:tcPr>
-            <w:tcW w:type="dxa" w:w="1020"/>
-            <w:vAlign w:val="center"/>
-          </w:tcPr>
-          <w:p>
-            <w:pPr>
-              <w:spacing w:before="20" w:after="20"/>
-            </w:pPr>
-            <w:r>
-              <w:rPr>
-                <w:rFonts w:ascii="游ゴシック" w:hAnsi="游ゴシック" w:eastAsia="游ゴシック"/>
-                <w:b w:val="0"/>
-                <w:i w:val="0"/>
-                <w:sz w:val="17"/>
-              </w:rPr>
-              <w:t>番号4</w:t>
-            </w:r>
-          </w:p>
-        </w:tc>
-        <w:tc>
-          <w:tcPr>
-            <w:tcW w:type="dxa" w:w="3628"/>
+            <w:tcW w:type="dxa" w:w="1247"/>
+            <w:vAlign w:val="center"/>
+          </w:tcPr>
+          <w:p>
+            <w:pPr>
+              <w:spacing w:before="20" w:after="20"/>
+            </w:pPr>
+            <w:r>
+              <w:rPr>
+                <w:rFonts w:ascii="游ゴシック" w:hAnsi="游ゴシック" w:eastAsia="游ゴシック"/>
+                <w:b/>
+                <w:i w:val="0"/>
+                <w:sz w:val="17"/>
+              </w:rPr>
+              <w:t>Ⅰ</w:t>
+            </w:r>
+            <w:r>
+              <w:rPr>
+                <w:rFonts w:ascii="游ゴシック" w:hAnsi="游ゴシック" w:eastAsia="游ゴシック"/>
+                <w:b w:val="0"/>
+                <w:i w:val="0"/>
+                <w:sz w:val="17"/>
+              </w:rPr>
+              <w:t xml:space="preserve">　受領済み</w:t>
+            </w:r>
+          </w:p>
+        </w:tc>
+        <w:tc>
+          <w:tcPr>
+            <w:tcW w:type="dxa" w:w="3402"/>
             <w:vAlign w:val="center"/>
           </w:tcPr>
           <w:p>
@@ -10333,27 +10717,36 @@
         </w:tc>
         <w:tc>
           <w:tcPr>
-            <w:tcW w:type="dxa" w:w="1020"/>
-            <w:vAlign w:val="center"/>
-          </w:tcPr>
-          <w:p>
-            <w:pPr>
-              <w:spacing w:before="20" w:after="20"/>
-            </w:pPr>
-            <w:r>
-              <w:rPr>
-                <w:rFonts w:ascii="游ゴシック" w:hAnsi="游ゴシック" w:eastAsia="游ゴシック"/>
-                <w:b w:val="0"/>
-                <w:i w:val="0"/>
-                <w:sz w:val="17"/>
-              </w:rPr>
-              <w:t>番号13</w:t>
-            </w:r>
-          </w:p>
-        </w:tc>
-        <w:tc>
-          <w:tcPr>
-            <w:tcW w:type="dxa" w:w="3628"/>
+            <w:tcW w:type="dxa" w:w="1247"/>
+            <w:vAlign w:val="center"/>
+          </w:tcPr>
+          <w:p>
+            <w:pPr>
+              <w:spacing w:before="20" w:after="20"/>
+            </w:pPr>
+            <w:r>
+              <w:rPr>
+                <w:rFonts w:ascii="游ゴシック" w:hAnsi="游ゴシック" w:eastAsia="游ゴシック"/>
+                <w:b/>
+                <w:i w:val="0"/>
+                <w:sz w:val="17"/>
+              </w:rPr>
+              <w:t>Ⅳ</w:t>
+            </w:r>
+            <w:r>
+              <w:rPr>
+                <w:rFonts w:ascii="游ゴシック" w:hAnsi="游ゴシック" w:eastAsia="游ゴシック"/>
+                <w:b w:val="0"/>
+                <w:i w:val="0"/>
+                <w:sz w:val="17"/>
+              </w:rPr>
+              <w:t xml:space="preserve">　町の内部</w:t>
+            </w:r>
+          </w:p>
+        </w:tc>
+        <w:tc>
+          <w:tcPr>
+            <w:tcW w:type="dxa" w:w="3402"/>
             <w:vAlign w:val="center"/>
           </w:tcPr>
           <w:p>
@@ -10455,27 +10848,36 @@
         </w:tc>
         <w:tc>
           <w:tcPr>
-            <w:tcW w:type="dxa" w:w="1020"/>
-            <w:vAlign w:val="center"/>
-          </w:tcPr>
-          <w:p>
-            <w:pPr>
-              <w:spacing w:before="20" w:after="20"/>
-            </w:pPr>
-            <w:r>
-              <w:rPr>
-                <w:rFonts w:ascii="游ゴシック" w:hAnsi="游ゴシック" w:eastAsia="游ゴシック"/>
-                <w:b w:val="0"/>
-                <w:i w:val="0"/>
-                <w:sz w:val="17"/>
-              </w:rPr>
-              <w:t>番号17</w:t>
-            </w:r>
-          </w:p>
-        </w:tc>
-        <w:tc>
-          <w:tcPr>
-            <w:tcW w:type="dxa" w:w="3628"/>
+            <w:tcW w:type="dxa" w:w="1247"/>
+            <w:vAlign w:val="center"/>
+          </w:tcPr>
+          <w:p>
+            <w:pPr>
+              <w:spacing w:before="20" w:after="20"/>
+            </w:pPr>
+            <w:r>
+              <w:rPr>
+                <w:rFonts w:ascii="游ゴシック" w:hAnsi="游ゴシック" w:eastAsia="游ゴシック"/>
+                <w:b/>
+                <w:i w:val="0"/>
+                <w:sz w:val="17"/>
+              </w:rPr>
+              <w:t>Ⅳ</w:t>
+            </w:r>
+            <w:r>
+              <w:rPr>
+                <w:rFonts w:ascii="游ゴシック" w:hAnsi="游ゴシック" w:eastAsia="游ゴシック"/>
+                <w:b w:val="0"/>
+                <w:i w:val="0"/>
+                <w:sz w:val="17"/>
+              </w:rPr>
+              <w:t xml:space="preserve">　町の内部</w:t>
+            </w:r>
+          </w:p>
+        </w:tc>
+        <w:tc>
+          <w:tcPr>
+            <w:tcW w:type="dxa" w:w="3402"/>
             <w:vAlign w:val="center"/>
           </w:tcPr>
           <w:p>
@@ -10577,27 +10979,36 @@
         </w:tc>
         <w:tc>
           <w:tcPr>
-            <w:tcW w:type="dxa" w:w="1020"/>
-            <w:vAlign w:val="center"/>
-          </w:tcPr>
-          <w:p>
-            <w:pPr>
-              <w:spacing w:before="20" w:after="20"/>
-            </w:pPr>
-            <w:r>
-              <w:rPr>
-                <w:rFonts w:ascii="游ゴシック" w:hAnsi="游ゴシック" w:eastAsia="游ゴシック"/>
-                <w:b w:val="0"/>
-                <w:i w:val="0"/>
-                <w:sz w:val="17"/>
-              </w:rPr>
-              <w:t>番号24</w:t>
-            </w:r>
-          </w:p>
-        </w:tc>
-        <w:tc>
-          <w:tcPr>
-            <w:tcW w:type="dxa" w:w="3628"/>
+            <w:tcW w:type="dxa" w:w="1247"/>
+            <w:vAlign w:val="center"/>
+          </w:tcPr>
+          <w:p>
+            <w:pPr>
+              <w:spacing w:before="20" w:after="20"/>
+            </w:pPr>
+            <w:r>
+              <w:rPr>
+                <w:rFonts w:ascii="游ゴシック" w:hAnsi="游ゴシック" w:eastAsia="游ゴシック"/>
+                <w:b/>
+                <w:i w:val="0"/>
+                <w:sz w:val="17"/>
+              </w:rPr>
+              <w:t>Ⅳ</w:t>
+            </w:r>
+            <w:r>
+              <w:rPr>
+                <w:rFonts w:ascii="游ゴシック" w:hAnsi="游ゴシック" w:eastAsia="游ゴシック"/>
+                <w:b w:val="0"/>
+                <w:i w:val="0"/>
+                <w:sz w:val="17"/>
+              </w:rPr>
+              <w:t xml:space="preserve">　町の内部</w:t>
+            </w:r>
+          </w:p>
+        </w:tc>
+        <w:tc>
+          <w:tcPr>
+            <w:tcW w:type="dxa" w:w="3402"/>
             <w:vAlign w:val="center"/>
           </w:tcPr>
           <w:p>
@@ -10699,27 +11110,36 @@
         </w:tc>
         <w:tc>
           <w:tcPr>
-            <w:tcW w:type="dxa" w:w="1020"/>
-            <w:vAlign w:val="center"/>
-          </w:tcPr>
-          <w:p>
-            <w:pPr>
-              <w:spacing w:before="20" w:after="20"/>
-            </w:pPr>
-            <w:r>
-              <w:rPr>
-                <w:rFonts w:ascii="游ゴシック" w:hAnsi="游ゴシック" w:eastAsia="游ゴシック"/>
-                <w:b w:val="0"/>
-                <w:i w:val="0"/>
-                <w:sz w:val="17"/>
-              </w:rPr>
-              <w:t>―</w:t>
-            </w:r>
-          </w:p>
-        </w:tc>
-        <w:tc>
-          <w:tcPr>
-            <w:tcW w:type="dxa" w:w="3628"/>
+            <w:tcW w:type="dxa" w:w="1247"/>
+            <w:vAlign w:val="center"/>
+          </w:tcPr>
+          <w:p>
+            <w:pPr>
+              <w:spacing w:before="20" w:after="20"/>
+            </w:pPr>
+            <w:r>
+              <w:rPr>
+                <w:rFonts w:ascii="游ゴシック" w:hAnsi="游ゴシック" w:eastAsia="游ゴシック"/>
+                <w:b/>
+                <w:i w:val="0"/>
+                <w:sz w:val="17"/>
+              </w:rPr>
+              <w:t>Ⅱ</w:t>
+            </w:r>
+            <w:r>
+              <w:rPr>
+                <w:rFonts w:ascii="游ゴシック" w:hAnsi="游ゴシック" w:eastAsia="游ゴシック"/>
+                <w:b w:val="0"/>
+                <w:i w:val="0"/>
+                <w:sz w:val="17"/>
+              </w:rPr>
+              <w:t xml:space="preserve">　見える化</w:t>
+            </w:r>
+          </w:p>
+        </w:tc>
+        <w:tc>
+          <w:tcPr>
+            <w:tcW w:type="dxa" w:w="3402"/>
             <w:vAlign w:val="center"/>
           </w:tcPr>
           <w:p>
@@ -10830,27 +11250,36 @@
         </w:tc>
         <w:tc>
           <w:tcPr>
-            <w:tcW w:type="dxa" w:w="1020"/>
-            <w:vAlign w:val="center"/>
-          </w:tcPr>
-          <w:p>
-            <w:pPr>
-              <w:spacing w:before="20" w:after="20"/>
-            </w:pPr>
-            <w:r>
-              <w:rPr>
-                <w:rFonts w:ascii="游ゴシック" w:hAnsi="游ゴシック" w:eastAsia="游ゴシック"/>
-                <w:b w:val="0"/>
-                <w:i w:val="0"/>
-                <w:sz w:val="17"/>
-              </w:rPr>
-              <w:t>―</w:t>
-            </w:r>
-          </w:p>
-        </w:tc>
-        <w:tc>
-          <w:tcPr>
-            <w:tcW w:type="dxa" w:w="3628"/>
+            <w:tcW w:type="dxa" w:w="1247"/>
+            <w:vAlign w:val="center"/>
+          </w:tcPr>
+          <w:p>
+            <w:pPr>
+              <w:spacing w:before="20" w:after="20"/>
+            </w:pPr>
+            <w:r>
+              <w:rPr>
+                <w:rFonts w:ascii="游ゴシック" w:hAnsi="游ゴシック" w:eastAsia="游ゴシック"/>
+                <w:b/>
+                <w:i w:val="0"/>
+                <w:sz w:val="17"/>
+              </w:rPr>
+              <w:t>Ⅳ</w:t>
+            </w:r>
+            <w:r>
+              <w:rPr>
+                <w:rFonts w:ascii="游ゴシック" w:hAnsi="游ゴシック" w:eastAsia="游ゴシック"/>
+                <w:b w:val="0"/>
+                <w:i w:val="0"/>
+                <w:sz w:val="17"/>
+              </w:rPr>
+              <w:t xml:space="preserve">　町の内部</w:t>
+            </w:r>
+          </w:p>
+        </w:tc>
+        <w:tc>
+          <w:tcPr>
+            <w:tcW w:type="dxa" w:w="3402"/>
             <w:vAlign w:val="center"/>
           </w:tcPr>
           <w:p>
@@ -10979,27 +11408,36 @@
         </w:tc>
         <w:tc>
           <w:tcPr>
-            <w:tcW w:type="dxa" w:w="1020"/>
-            <w:vAlign w:val="center"/>
-          </w:tcPr>
-          <w:p>
-            <w:pPr>
-              <w:spacing w:before="20" w:after="20"/>
-            </w:pPr>
-            <w:r>
-              <w:rPr>
-                <w:rFonts w:ascii="游ゴシック" w:hAnsi="游ゴシック" w:eastAsia="游ゴシック"/>
-                <w:b w:val="0"/>
-                <w:i w:val="0"/>
-                <w:sz w:val="17"/>
-              </w:rPr>
-              <w:t>―</w:t>
-            </w:r>
-          </w:p>
-        </w:tc>
-        <w:tc>
-          <w:tcPr>
-            <w:tcW w:type="dxa" w:w="3628"/>
+            <w:tcW w:type="dxa" w:w="1247"/>
+            <w:vAlign w:val="center"/>
+          </w:tcPr>
+          <w:p>
+            <w:pPr>
+              <w:spacing w:before="20" w:after="20"/>
+            </w:pPr>
+            <w:r>
+              <w:rPr>
+                <w:rFonts w:ascii="游ゴシック" w:hAnsi="游ゴシック" w:eastAsia="游ゴシック"/>
+                <w:b/>
+                <w:i w:val="0"/>
+                <w:sz w:val="17"/>
+              </w:rPr>
+              <w:t>Ⅳ</w:t>
+            </w:r>
+            <w:r>
+              <w:rPr>
+                <w:rFonts w:ascii="游ゴシック" w:hAnsi="游ゴシック" w:eastAsia="游ゴシック"/>
+                <w:b w:val="0"/>
+                <w:i w:val="0"/>
+                <w:sz w:val="17"/>
+              </w:rPr>
+              <w:t xml:space="preserve">　町の内部</w:t>
+            </w:r>
+          </w:p>
+        </w:tc>
+        <w:tc>
+          <w:tcPr>
+            <w:tcW w:type="dxa" w:w="3402"/>
             <w:vAlign w:val="center"/>
           </w:tcPr>
           <w:p>
@@ -11128,27 +11566,36 @@
         </w:tc>
         <w:tc>
           <w:tcPr>
-            <w:tcW w:type="dxa" w:w="1020"/>
-            <w:vAlign w:val="center"/>
-          </w:tcPr>
-          <w:p>
-            <w:pPr>
-              <w:spacing w:before="20" w:after="20"/>
-            </w:pPr>
-            <w:r>
-              <w:rPr>
-                <w:rFonts w:ascii="游ゴシック" w:hAnsi="游ゴシック" w:eastAsia="游ゴシック"/>
-                <w:b w:val="0"/>
-                <w:i w:val="0"/>
-                <w:sz w:val="17"/>
-              </w:rPr>
-              <w:t>―</w:t>
-            </w:r>
-          </w:p>
-        </w:tc>
-        <w:tc>
-          <w:tcPr>
-            <w:tcW w:type="dxa" w:w="3628"/>
+            <w:tcW w:type="dxa" w:w="1247"/>
+            <w:vAlign w:val="center"/>
+          </w:tcPr>
+          <w:p>
+            <w:pPr>
+              <w:spacing w:before="20" w:after="20"/>
+            </w:pPr>
+            <w:r>
+              <w:rPr>
+                <w:rFonts w:ascii="游ゴシック" w:hAnsi="游ゴシック" w:eastAsia="游ゴシック"/>
+                <w:b/>
+                <w:i w:val="0"/>
+                <w:sz w:val="17"/>
+              </w:rPr>
+              <w:t>Ⅳ</w:t>
+            </w:r>
+            <w:r>
+              <w:rPr>
+                <w:rFonts w:ascii="游ゴシック" w:hAnsi="游ゴシック" w:eastAsia="游ゴシック"/>
+                <w:b w:val="0"/>
+                <w:i w:val="0"/>
+                <w:sz w:val="17"/>
+              </w:rPr>
+              <w:t xml:space="preserve">　町の内部</w:t>
+            </w:r>
+          </w:p>
+        </w:tc>
+        <w:tc>
+          <w:tcPr>
+            <w:tcW w:type="dxa" w:w="3402"/>
             <w:vAlign w:val="center"/>
           </w:tcPr>
           <w:p>
@@ -11268,27 +11715,36 @@
         </w:tc>
         <w:tc>
           <w:tcPr>
-            <w:tcW w:type="dxa" w:w="1020"/>
-            <w:vAlign w:val="center"/>
-          </w:tcPr>
-          <w:p>
-            <w:pPr>
-              <w:spacing w:before="20" w:after="20"/>
-            </w:pPr>
-            <w:r>
-              <w:rPr>
-                <w:rFonts w:ascii="游ゴシック" w:hAnsi="游ゴシック" w:eastAsia="游ゴシック"/>
-                <w:b w:val="0"/>
-                <w:i w:val="0"/>
-                <w:sz w:val="17"/>
-              </w:rPr>
-              <w:t>―</w:t>
-            </w:r>
-          </w:p>
-        </w:tc>
-        <w:tc>
-          <w:tcPr>
-            <w:tcW w:type="dxa" w:w="3628"/>
+            <w:tcW w:type="dxa" w:w="1247"/>
+            <w:vAlign w:val="center"/>
+          </w:tcPr>
+          <w:p>
+            <w:pPr>
+              <w:spacing w:before="20" w:after="20"/>
+            </w:pPr>
+            <w:r>
+              <w:rPr>
+                <w:rFonts w:ascii="游ゴシック" w:hAnsi="游ゴシック" w:eastAsia="游ゴシック"/>
+                <w:b/>
+                <w:i w:val="0"/>
+                <w:sz w:val="17"/>
+              </w:rPr>
+              <w:t>Ⅳ</w:t>
+            </w:r>
+            <w:r>
+              <w:rPr>
+                <w:rFonts w:ascii="游ゴシック" w:hAnsi="游ゴシック" w:eastAsia="游ゴシック"/>
+                <w:b w:val="0"/>
+                <w:i w:val="0"/>
+                <w:sz w:val="17"/>
+              </w:rPr>
+              <w:t xml:space="preserve">　町の内部</w:t>
+            </w:r>
+          </w:p>
+        </w:tc>
+        <w:tc>
+          <w:tcPr>
+            <w:tcW w:type="dxa" w:w="3402"/>
             <w:vAlign w:val="center"/>
           </w:tcPr>
           <w:p>
@@ -11408,27 +11864,36 @@
         </w:tc>
         <w:tc>
           <w:tcPr>
-            <w:tcW w:type="dxa" w:w="1020"/>
-            <w:vAlign w:val="center"/>
-          </w:tcPr>
-          <w:p>
-            <w:pPr>
-              <w:spacing w:before="20" w:after="20"/>
-            </w:pPr>
-            <w:r>
-              <w:rPr>
-                <w:rFonts w:ascii="游ゴシック" w:hAnsi="游ゴシック" w:eastAsia="游ゴシック"/>
-                <w:b w:val="0"/>
-                <w:i w:val="0"/>
-                <w:sz w:val="17"/>
-              </w:rPr>
-              <w:t>―</w:t>
-            </w:r>
-          </w:p>
-        </w:tc>
-        <w:tc>
-          <w:tcPr>
-            <w:tcW w:type="dxa" w:w="3628"/>
+            <w:tcW w:type="dxa" w:w="1247"/>
+            <w:vAlign w:val="center"/>
+          </w:tcPr>
+          <w:p>
+            <w:pPr>
+              <w:spacing w:before="20" w:after="20"/>
+            </w:pPr>
+            <w:r>
+              <w:rPr>
+                <w:rFonts w:ascii="游ゴシック" w:hAnsi="游ゴシック" w:eastAsia="游ゴシック"/>
+                <w:b/>
+                <w:i w:val="0"/>
+                <w:sz w:val="17"/>
+              </w:rPr>
+              <w:t>Ⅳ</w:t>
+            </w:r>
+            <w:r>
+              <w:rPr>
+                <w:rFonts w:ascii="游ゴシック" w:hAnsi="游ゴシック" w:eastAsia="游ゴシック"/>
+                <w:b w:val="0"/>
+                <w:i w:val="0"/>
+                <w:sz w:val="17"/>
+              </w:rPr>
+              <w:t xml:space="preserve">　町の内部</w:t>
+            </w:r>
+          </w:p>
+        </w:tc>
+        <w:tc>
+          <w:tcPr>
+            <w:tcW w:type="dxa" w:w="3402"/>
             <w:vAlign w:val="center"/>
           </w:tcPr>
           <w:p>
@@ -11539,27 +12004,36 @@
         </w:tc>
         <w:tc>
           <w:tcPr>
-            <w:tcW w:type="dxa" w:w="1020"/>
-            <w:vAlign w:val="center"/>
-          </w:tcPr>
-          <w:p>
-            <w:pPr>
-              <w:spacing w:before="20" w:after="20"/>
-            </w:pPr>
-            <w:r>
-              <w:rPr>
-                <w:rFonts w:ascii="游ゴシック" w:hAnsi="游ゴシック" w:eastAsia="游ゴシック"/>
-                <w:b w:val="0"/>
-                <w:i w:val="0"/>
-                <w:sz w:val="17"/>
-              </w:rPr>
-              <w:t>番号25</w:t>
-            </w:r>
-          </w:p>
-        </w:tc>
-        <w:tc>
-          <w:tcPr>
-            <w:tcW w:type="dxa" w:w="3628"/>
+            <w:tcW w:type="dxa" w:w="1247"/>
+            <w:vAlign w:val="center"/>
+          </w:tcPr>
+          <w:p>
+            <w:pPr>
+              <w:spacing w:before="20" w:after="20"/>
+            </w:pPr>
+            <w:r>
+              <w:rPr>
+                <w:rFonts w:ascii="游ゴシック" w:hAnsi="游ゴシック" w:eastAsia="游ゴシック"/>
+                <w:b/>
+                <w:i w:val="0"/>
+                <w:sz w:val="17"/>
+              </w:rPr>
+              <w:t>Ⅳ</w:t>
+            </w:r>
+            <w:r>
+              <w:rPr>
+                <w:rFonts w:ascii="游ゴシック" w:hAnsi="游ゴシック" w:eastAsia="游ゴシック"/>
+                <w:b w:val="0"/>
+                <w:i w:val="0"/>
+                <w:sz w:val="17"/>
+              </w:rPr>
+              <w:t xml:space="preserve">　町の内部</w:t>
+            </w:r>
+          </w:p>
+        </w:tc>
+        <w:tc>
+          <w:tcPr>
+            <w:tcW w:type="dxa" w:w="3402"/>
             <w:vAlign w:val="center"/>
           </w:tcPr>
           <w:p>
@@ -11679,27 +12153,36 @@
         </w:tc>
         <w:tc>
           <w:tcPr>
-            <w:tcW w:type="dxa" w:w="1020"/>
-            <w:vAlign w:val="center"/>
-          </w:tcPr>
-          <w:p>
-            <w:pPr>
-              <w:spacing w:before="20" w:after="20"/>
-            </w:pPr>
-            <w:r>
-              <w:rPr>
-                <w:rFonts w:ascii="游ゴシック" w:hAnsi="游ゴシック" w:eastAsia="游ゴシック"/>
-                <w:b w:val="0"/>
-                <w:i w:val="0"/>
-                <w:sz w:val="17"/>
-              </w:rPr>
-              <w:t>―</w:t>
-            </w:r>
-          </w:p>
-        </w:tc>
-        <w:tc>
-          <w:tcPr>
-            <w:tcW w:type="dxa" w:w="3628"/>
+            <w:tcW w:type="dxa" w:w="1247"/>
+            <w:vAlign w:val="center"/>
+          </w:tcPr>
+          <w:p>
+            <w:pPr>
+              <w:spacing w:before="20" w:after="20"/>
+            </w:pPr>
+            <w:r>
+              <w:rPr>
+                <w:rFonts w:ascii="游ゴシック" w:hAnsi="游ゴシック" w:eastAsia="游ゴシック"/>
+                <w:b/>
+                <w:i w:val="0"/>
+                <w:sz w:val="17"/>
+              </w:rPr>
+              <w:t>Ⅲ</w:t>
+            </w:r>
+            <w:r>
+              <w:rPr>
+                <w:rFonts w:ascii="游ゴシック" w:hAnsi="游ゴシック" w:eastAsia="游ゴシック"/>
+                <w:b w:val="0"/>
+                <w:i w:val="0"/>
+                <w:sz w:val="17"/>
+              </w:rPr>
+              <w:t xml:space="preserve">　公表資料</w:t>
+            </w:r>
+          </w:p>
+        </w:tc>
+        <w:tc>
+          <w:tcPr>
+            <w:tcW w:type="dxa" w:w="3402"/>
             <w:vAlign w:val="center"/>
           </w:tcPr>
           <w:p>
@@ -11810,27 +12293,27 @@
         </w:tc>
         <w:tc>
           <w:tcPr>
-            <w:tcW w:type="dxa" w:w="1020"/>
-            <w:vAlign w:val="center"/>
-          </w:tcPr>
-          <w:p>
-            <w:pPr>
-              <w:spacing w:before="20" w:after="20"/>
-            </w:pPr>
-            <w:r>
-              <w:rPr>
-                <w:rFonts w:ascii="游ゴシック" w:hAnsi="游ゴシック" w:eastAsia="游ゴシック"/>
-                <w:b w:val="0"/>
-                <w:i w:val="0"/>
-                <w:sz w:val="17"/>
-              </w:rPr>
-              <w:t>Ｄ-6の残り</w:t>
-            </w:r>
-          </w:p>
-        </w:tc>
-        <w:tc>
-          <w:tcPr>
-            <w:tcW w:type="dxa" w:w="3628"/>
+            <w:tcW w:type="dxa" w:w="1247"/>
+            <w:vAlign w:val="center"/>
+          </w:tcPr>
+          <w:p>
+            <w:pPr>
+              <w:spacing w:before="20" w:after="20"/>
+            </w:pPr>
+            <w:r>
+              <w:rPr>
+                <w:rFonts w:ascii="游ゴシック" w:hAnsi="游ゴシック" w:eastAsia="游ゴシック"/>
+                <w:b w:val="0"/>
+                <w:i w:val="0"/>
+                <w:sz w:val="17"/>
+              </w:rPr>
+              <w:t>―（県宛て）</w:t>
+            </w:r>
+          </w:p>
+        </w:tc>
+        <w:tc>
+          <w:tcPr>
+            <w:tcW w:type="dxa" w:w="3402"/>
             <w:vAlign w:val="center"/>
           </w:tcPr>
           <w:p>
@@ -11932,27 +12415,27 @@
         </w:tc>
         <w:tc>
           <w:tcPr>
-            <w:tcW w:type="dxa" w:w="1020"/>
-            <w:vAlign w:val="center"/>
-          </w:tcPr>
-          <w:p>
-            <w:pPr>
-              <w:spacing w:before="20" w:after="20"/>
-            </w:pPr>
-            <w:r>
-              <w:rPr>
-                <w:rFonts w:ascii="游ゴシック" w:hAnsi="游ゴシック" w:eastAsia="游ゴシック"/>
-                <w:b w:val="0"/>
-                <w:i w:val="0"/>
-                <w:sz w:val="17"/>
-              </w:rPr>
-              <w:t>Ｅ-1</w:t>
-            </w:r>
-          </w:p>
-        </w:tc>
-        <w:tc>
-          <w:tcPr>
-            <w:tcW w:type="dxa" w:w="3628"/>
+            <w:tcW w:type="dxa" w:w="1247"/>
+            <w:vAlign w:val="center"/>
+          </w:tcPr>
+          <w:p>
+            <w:pPr>
+              <w:spacing w:before="20" w:after="20"/>
+            </w:pPr>
+            <w:r>
+              <w:rPr>
+                <w:rFonts w:ascii="游ゴシック" w:hAnsi="游ゴシック" w:eastAsia="游ゴシック"/>
+                <w:b w:val="0"/>
+                <w:i w:val="0"/>
+                <w:sz w:val="17"/>
+              </w:rPr>
+              <w:t>―（県宛て）</w:t>
+            </w:r>
+          </w:p>
+        </w:tc>
+        <w:tc>
+          <w:tcPr>
+            <w:tcW w:type="dxa" w:w="3402"/>
             <w:vAlign w:val="center"/>
           </w:tcPr>
           <w:p>
@@ -12063,27 +12546,27 @@
         </w:tc>
         <w:tc>
           <w:tcPr>
-            <w:tcW w:type="dxa" w:w="1020"/>
-            <w:vAlign w:val="center"/>
-          </w:tcPr>
-          <w:p>
-            <w:pPr>
-              <w:spacing w:before="20" w:after="20"/>
-            </w:pPr>
-            <w:r>
-              <w:rPr>
-                <w:rFonts w:ascii="游ゴシック" w:hAnsi="游ゴシック" w:eastAsia="游ゴシック"/>
-                <w:b w:val="0"/>
-                <w:i w:val="0"/>
-                <w:sz w:val="17"/>
-              </w:rPr>
-              <w:t>Ｋ-3・Ｃ-1</w:t>
-            </w:r>
-          </w:p>
-        </w:tc>
-        <w:tc>
-          <w:tcPr>
-            <w:tcW w:type="dxa" w:w="3628"/>
+            <w:tcW w:type="dxa" w:w="1247"/>
+            <w:vAlign w:val="center"/>
+          </w:tcPr>
+          <w:p>
+            <w:pPr>
+              <w:spacing w:before="20" w:after="20"/>
+            </w:pPr>
+            <w:r>
+              <w:rPr>
+                <w:rFonts w:ascii="游ゴシック" w:hAnsi="游ゴシック" w:eastAsia="游ゴシック"/>
+                <w:b w:val="0"/>
+                <w:i w:val="0"/>
+                <w:sz w:val="17"/>
+              </w:rPr>
+              <w:t>―（県宛て）</w:t>
+            </w:r>
+          </w:p>
+        </w:tc>
+        <w:tc>
+          <w:tcPr>
+            <w:tcW w:type="dxa" w:w="3402"/>
             <w:vAlign w:val="center"/>
           </w:tcPr>
           <w:p>
@@ -12194,27 +12677,27 @@
         </w:tc>
         <w:tc>
           <w:tcPr>
-            <w:tcW w:type="dxa" w:w="1020"/>
-            <w:vAlign w:val="center"/>
-          </w:tcPr>
-          <w:p>
-            <w:pPr>
-              <w:spacing w:before="20" w:after="20"/>
-            </w:pPr>
-            <w:r>
-              <w:rPr>
-                <w:rFonts w:ascii="游ゴシック" w:hAnsi="游ゴシック" w:eastAsia="游ゴシック"/>
-                <w:b w:val="0"/>
-                <w:i w:val="0"/>
-                <w:sz w:val="17"/>
-              </w:rPr>
-              <w:t>Ｋ-1・Ｃ-3</w:t>
-            </w:r>
-          </w:p>
-        </w:tc>
-        <w:tc>
-          <w:tcPr>
-            <w:tcW w:type="dxa" w:w="3628"/>
+            <w:tcW w:type="dxa" w:w="1247"/>
+            <w:vAlign w:val="center"/>
+          </w:tcPr>
+          <w:p>
+            <w:pPr>
+              <w:spacing w:before="20" w:after="20"/>
+            </w:pPr>
+            <w:r>
+              <w:rPr>
+                <w:rFonts w:ascii="游ゴシック" w:hAnsi="游ゴシック" w:eastAsia="游ゴシック"/>
+                <w:b w:val="0"/>
+                <w:i w:val="0"/>
+                <w:sz w:val="17"/>
+              </w:rPr>
+              <w:t>―（県宛て）</w:t>
+            </w:r>
+          </w:p>
+        </w:tc>
+        <w:tc>
+          <w:tcPr>
+            <w:tcW w:type="dxa" w:w="3402"/>
             <w:vAlign w:val="center"/>
           </w:tcPr>
           <w:p>
@@ -12325,27 +12808,27 @@
         </w:tc>
         <w:tc>
           <w:tcPr>
-            <w:tcW w:type="dxa" w:w="1020"/>
-            <w:vAlign w:val="center"/>
-          </w:tcPr>
-          <w:p>
-            <w:pPr>
-              <w:spacing w:before="20" w:after="20"/>
-            </w:pPr>
-            <w:r>
-              <w:rPr>
-                <w:rFonts w:ascii="游ゴシック" w:hAnsi="游ゴシック" w:eastAsia="游ゴシック"/>
-                <w:b w:val="0"/>
-                <w:i w:val="0"/>
-                <w:sz w:val="17"/>
-              </w:rPr>
-              <w:t>Ｆ-1</w:t>
-            </w:r>
-          </w:p>
-        </w:tc>
-        <w:tc>
-          <w:tcPr>
-            <w:tcW w:type="dxa" w:w="3628"/>
+            <w:tcW w:type="dxa" w:w="1247"/>
+            <w:vAlign w:val="center"/>
+          </w:tcPr>
+          <w:p>
+            <w:pPr>
+              <w:spacing w:before="20" w:after="20"/>
+            </w:pPr>
+            <w:r>
+              <w:rPr>
+                <w:rFonts w:ascii="游ゴシック" w:hAnsi="游ゴシック" w:eastAsia="游ゴシック"/>
+                <w:b w:val="0"/>
+                <w:i w:val="0"/>
+                <w:sz w:val="17"/>
+              </w:rPr>
+              <w:t>―（県宛て）</w:t>
+            </w:r>
+          </w:p>
+        </w:tc>
+        <w:tc>
+          <w:tcPr>
+            <w:tcW w:type="dxa" w:w="3402"/>
             <w:vAlign w:val="center"/>
           </w:tcPr>
           <w:p>
@@ -12456,27 +12939,27 @@
         </w:tc>
         <w:tc>
           <w:tcPr>
-            <w:tcW w:type="dxa" w:w="1020"/>
-            <w:vAlign w:val="center"/>
-          </w:tcPr>
-          <w:p>
-            <w:pPr>
-              <w:spacing w:before="20" w:after="20"/>
-            </w:pPr>
-            <w:r>
-              <w:rPr>
-                <w:rFonts w:ascii="游ゴシック" w:hAnsi="游ゴシック" w:eastAsia="游ゴシック"/>
-                <w:b w:val="0"/>
-                <w:i w:val="0"/>
-                <w:sz w:val="17"/>
-              </w:rPr>
-              <w:t>Ｋ-2の残り・Ｆ-2</w:t>
-            </w:r>
-          </w:p>
-        </w:tc>
-        <w:tc>
-          <w:tcPr>
-            <w:tcW w:type="dxa" w:w="3628"/>
+            <w:tcW w:type="dxa" w:w="1247"/>
+            <w:vAlign w:val="center"/>
+          </w:tcPr>
+          <w:p>
+            <w:pPr>
+              <w:spacing w:before="20" w:after="20"/>
+            </w:pPr>
+            <w:r>
+              <w:rPr>
+                <w:rFonts w:ascii="游ゴシック" w:hAnsi="游ゴシック" w:eastAsia="游ゴシック"/>
+                <w:b w:val="0"/>
+                <w:i w:val="0"/>
+                <w:sz w:val="17"/>
+              </w:rPr>
+              <w:t>―（県宛て）</w:t>
+            </w:r>
+          </w:p>
+        </w:tc>
+        <w:tc>
+          <w:tcPr>
+            <w:tcW w:type="dxa" w:w="3402"/>
             <w:vAlign w:val="center"/>
           </w:tcPr>
           <w:p>
@@ -12587,27 +13070,27 @@
         </w:tc>
         <w:tc>
           <w:tcPr>
-            <w:tcW w:type="dxa" w:w="1020"/>
-            <w:vAlign w:val="center"/>
-          </w:tcPr>
-          <w:p>
-            <w:pPr>
-              <w:spacing w:before="20" w:after="20"/>
-            </w:pPr>
-            <w:r>
-              <w:rPr>
-                <w:rFonts w:ascii="游ゴシック" w:hAnsi="游ゴシック" w:eastAsia="游ゴシック"/>
-                <w:b w:val="0"/>
-                <w:i w:val="0"/>
-                <w:sz w:val="17"/>
-              </w:rPr>
-              <w:t>Ｃ-2</w:t>
-            </w:r>
-          </w:p>
-        </w:tc>
-        <w:tc>
-          <w:tcPr>
-            <w:tcW w:type="dxa" w:w="3628"/>
+            <w:tcW w:type="dxa" w:w="1247"/>
+            <w:vAlign w:val="center"/>
+          </w:tcPr>
+          <w:p>
+            <w:pPr>
+              <w:spacing w:before="20" w:after="20"/>
+            </w:pPr>
+            <w:r>
+              <w:rPr>
+                <w:rFonts w:ascii="游ゴシック" w:hAnsi="游ゴシック" w:eastAsia="游ゴシック"/>
+                <w:b w:val="0"/>
+                <w:i w:val="0"/>
+                <w:sz w:val="17"/>
+              </w:rPr>
+              <w:t>―（県宛て）</w:t>
+            </w:r>
+          </w:p>
+        </w:tc>
+        <w:tc>
+          <w:tcPr>
+            <w:tcW w:type="dxa" w:w="3402"/>
             <w:vAlign w:val="center"/>
           </w:tcPr>
           <w:p>
@@ -12709,27 +13192,27 @@
         </w:tc>
         <w:tc>
           <w:tcPr>
-            <w:tcW w:type="dxa" w:w="1020"/>
-            <w:vAlign w:val="center"/>
-          </w:tcPr>
-          <w:p>
-            <w:pPr>
-              <w:spacing w:before="20" w:after="20"/>
-            </w:pPr>
-            <w:r>
-              <w:rPr>
-                <w:rFonts w:ascii="游ゴシック" w:hAnsi="游ゴシック" w:eastAsia="游ゴシック"/>
-                <w:b w:val="0"/>
-                <w:i w:val="0"/>
-                <w:sz w:val="17"/>
-              </w:rPr>
-              <w:t>Ｋ-4</w:t>
-            </w:r>
-          </w:p>
-        </w:tc>
-        <w:tc>
-          <w:tcPr>
-            <w:tcW w:type="dxa" w:w="3628"/>
+            <w:tcW w:type="dxa" w:w="1247"/>
+            <w:vAlign w:val="center"/>
+          </w:tcPr>
+          <w:p>
+            <w:pPr>
+              <w:spacing w:before="20" w:after="20"/>
+            </w:pPr>
+            <w:r>
+              <w:rPr>
+                <w:rFonts w:ascii="游ゴシック" w:hAnsi="游ゴシック" w:eastAsia="游ゴシック"/>
+                <w:b w:val="0"/>
+                <w:i w:val="0"/>
+                <w:sz w:val="17"/>
+              </w:rPr>
+              <w:t>―（県宛て）</w:t>
+            </w:r>
+          </w:p>
+        </w:tc>
+        <w:tc>
+          <w:tcPr>
+            <w:tcW w:type="dxa" w:w="3402"/>
             <w:vAlign w:val="center"/>
           </w:tcPr>
           <w:p>
@@ -12831,27 +13314,27 @@
         </w:tc>
         <w:tc>
           <w:tcPr>
-            <w:tcW w:type="dxa" w:w="1020"/>
-            <w:vAlign w:val="center"/>
-          </w:tcPr>
-          <w:p>
-            <w:pPr>
-              <w:spacing w:before="20" w:after="20"/>
-            </w:pPr>
-            <w:r>
-              <w:rPr>
-                <w:rFonts w:ascii="游ゴシック" w:hAnsi="游ゴシック" w:eastAsia="游ゴシック"/>
-                <w:b w:val="0"/>
-                <w:i w:val="0"/>
-                <w:sz w:val="17"/>
-              </w:rPr>
-              <w:t>Ｋ-5・Ｃ-6</w:t>
-            </w:r>
-          </w:p>
-        </w:tc>
-        <w:tc>
-          <w:tcPr>
-            <w:tcW w:type="dxa" w:w="3628"/>
+            <w:tcW w:type="dxa" w:w="1247"/>
+            <w:vAlign w:val="center"/>
+          </w:tcPr>
+          <w:p>
+            <w:pPr>
+              <w:spacing w:before="20" w:after="20"/>
+            </w:pPr>
+            <w:r>
+              <w:rPr>
+                <w:rFonts w:ascii="游ゴシック" w:hAnsi="游ゴシック" w:eastAsia="游ゴシック"/>
+                <w:b w:val="0"/>
+                <w:i w:val="0"/>
+                <w:sz w:val="17"/>
+              </w:rPr>
+              <w:t>―（県宛て）</w:t>
+            </w:r>
+          </w:p>
+        </w:tc>
+        <w:tc>
+          <w:tcPr>
+            <w:tcW w:type="dxa" w:w="3402"/>
             <w:vAlign w:val="center"/>
           </w:tcPr>
           <w:p>
@@ -12962,27 +13445,27 @@
         </w:tc>
         <w:tc>
           <w:tcPr>
-            <w:tcW w:type="dxa" w:w="1020"/>
-            <w:vAlign w:val="center"/>
-          </w:tcPr>
-          <w:p>
-            <w:pPr>
-              <w:spacing w:before="20" w:after="20"/>
-            </w:pPr>
-            <w:r>
-              <w:rPr>
-                <w:rFonts w:ascii="游ゴシック" w:hAnsi="游ゴシック" w:eastAsia="游ゴシック"/>
-                <w:b w:val="0"/>
-                <w:i w:val="0"/>
-                <w:sz w:val="17"/>
-              </w:rPr>
-              <w:t>Ｆ-6</w:t>
-            </w:r>
-          </w:p>
-        </w:tc>
-        <w:tc>
-          <w:tcPr>
-            <w:tcW w:type="dxa" w:w="3628"/>
+            <w:tcW w:type="dxa" w:w="1247"/>
+            <w:vAlign w:val="center"/>
+          </w:tcPr>
+          <w:p>
+            <w:pPr>
+              <w:spacing w:before="20" w:after="20"/>
+            </w:pPr>
+            <w:r>
+              <w:rPr>
+                <w:rFonts w:ascii="游ゴシック" w:hAnsi="游ゴシック" w:eastAsia="游ゴシック"/>
+                <w:b w:val="0"/>
+                <w:i w:val="0"/>
+                <w:sz w:val="17"/>
+              </w:rPr>
+              <w:t>―（県宛て）</w:t>
+            </w:r>
+          </w:p>
+        </w:tc>
+        <w:tc>
+          <w:tcPr>
+            <w:tcW w:type="dxa" w:w="3402"/>
             <w:vAlign w:val="center"/>
           </w:tcPr>
           <w:p>
@@ -13084,27 +13567,27 @@
         </w:tc>
         <w:tc>
           <w:tcPr>
-            <w:tcW w:type="dxa" w:w="1020"/>
-            <w:vAlign w:val="center"/>
-          </w:tcPr>
-          <w:p>
-            <w:pPr>
-              <w:spacing w:before="20" w:after="20"/>
-            </w:pPr>
-            <w:r>
-              <w:rPr>
-                <w:rFonts w:ascii="游ゴシック" w:hAnsi="游ゴシック" w:eastAsia="游ゴシック"/>
-                <w:b w:val="0"/>
-                <w:i w:val="0"/>
-                <w:sz w:val="17"/>
-              </w:rPr>
-              <w:t>Ｋ-6・Ｃ-5</w:t>
-            </w:r>
-          </w:p>
-        </w:tc>
-        <w:tc>
-          <w:tcPr>
-            <w:tcW w:type="dxa" w:w="3628"/>
+            <w:tcW w:type="dxa" w:w="1247"/>
+            <w:vAlign w:val="center"/>
+          </w:tcPr>
+          <w:p>
+            <w:pPr>
+              <w:spacing w:before="20" w:after="20"/>
+            </w:pPr>
+            <w:r>
+              <w:rPr>
+                <w:rFonts w:ascii="游ゴシック" w:hAnsi="游ゴシック" w:eastAsia="游ゴシック"/>
+                <w:b w:val="0"/>
+                <w:i w:val="0"/>
+                <w:sz w:val="17"/>
+              </w:rPr>
+              <w:t>―（県宛て）</w:t>
+            </w:r>
+          </w:p>
+        </w:tc>
+        <w:tc>
+          <w:tcPr>
+            <w:tcW w:type="dxa" w:w="3402"/>
             <w:vAlign w:val="center"/>
           </w:tcPr>
           <w:p>
@@ -13148,6 +13631,39 @@
       <w:pPr>
         <w:spacing w:after="40"/>
       </w:pPr>
+    </w:p>
+    <w:p>
+      <w:pPr>
+        <w:spacing w:before="40" w:after="160"/>
+        <w:ind w:left="113"/>
+      </w:pPr>
+      <w:r>
+        <w:rPr>
+          <w:rFonts w:ascii="游ゴシック" w:hAnsi="游ゴシック" w:eastAsia="游ゴシック"/>
+          <w:b/>
+          <w:i w:val="0"/>
+          <w:sz w:val="17"/>
+        </w:rPr>
+        <w:t>切り分けは『小野町_町データ待ちの切り分け』（令和8年10月19日）による。</w:t>
+      </w:r>
+      <w:r>
+        <w:rPr>
+          <w:rFonts w:ascii="游ゴシック" w:hAnsi="游ゴシック" w:eastAsia="游ゴシック"/>
+          <w:b w:val="0"/>
+          <w:i w:val="0"/>
+          <w:sz w:val="17"/>
+        </w:rPr>
+        <w:t>Ⅰ＝受領済み／Ⅱ＝見える化／Ⅲ＝公表資料／Ⅳ＝町の内部データ。</w:t>
+      </w:r>
+      <w:r>
+        <w:rPr>
+          <w:rFonts w:ascii="游ゴシック" w:hAnsi="游ゴシック" w:eastAsia="游ゴシック"/>
+          <w:b/>
+          <w:i w:val="0"/>
+          <w:sz w:val="17"/>
+        </w:rPr>
+        <w:t>ⅠからⅢは当方で進みます。</w:t>
+      </w:r>
     </w:p>
     <w:p>
       <w:pPr>

--- a/小野町_引継ぎ_整理済/16_町データ依頼/小野町_確認事項の一覧_20261015.docx
+++ b/小野町_引継ぎ_整理済/16_町データ依頼/小野町_確認事項の一覧_20261015.docx
@@ -252,7 +252,7 @@
             <w:b/>
             <w:sz w:val="22"/>
           </w:rPr>
-          <w:t xml:space="preserve">2　区分Ａ　解決済み（12件）</w:t>
+          <w:t xml:space="preserve">2　区分Ａ　解決済み（16件）</w:t>
         </w:r>
         <w:r>
           <w:rPr>
@@ -314,7 +314,7 @@
             <w:b/>
             <w:sz w:val="22"/>
           </w:rPr>
-          <w:t xml:space="preserve">3　区分Ｂ　当方で一次資料を確認（6件）</w:t>
+          <w:t xml:space="preserve">3　区分Ｂ　当方で一次資料を確認（2件）</w:t>
         </w:r>
         <w:r>
           <w:rPr>
@@ -1346,7 +1346,7 @@
                 <w:i w:val="0"/>
                 <w:sz w:val="17"/>
               </w:rPr>
-              <w:t>12件</w:t>
+              <w:t>16件</w:t>
             </w:r>
           </w:p>
         </w:tc>
@@ -1437,7 +1437,7 @@
                 <w:i w:val="0"/>
                 <w:sz w:val="17"/>
               </w:rPr>
-              <w:t>6件</w:t>
+              <w:t>2件</w:t>
             </w:r>
           </w:p>
         </w:tc>
@@ -1727,7 +1727,7 @@
           <w:color w:val="2E74B5"/>
           <w:sz w:val="30"/>
         </w:rPr>
-        <w:t>2　区分Ａ　解決済み（12件）</w:t>
+        <w:t>2　区分Ａ　解決済み（16件）</w:t>
       </w:r>
       <w:bookmarkEnd w:id="103"/>
     </w:p>
@@ -3562,6 +3562,656 @@
           </w:p>
         </w:tc>
       </w:tr>
+      <w:tr>
+        <w:tc>
+          <w:tcPr>
+            <w:tcW w:type="dxa" w:w="567"/>
+            <w:vAlign w:val="center"/>
+          </w:tcPr>
+          <w:p>
+            <w:pPr>
+              <w:spacing w:before="20" w:after="20"/>
+            </w:pPr>
+            <w:r>
+              <w:rPr>
+                <w:rFonts w:ascii="游ゴシック" w:hAnsi="游ゴシック" w:eastAsia="游ゴシック"/>
+                <w:b w:val="0"/>
+                <w:i w:val="0"/>
+                <w:sz w:val="17"/>
+              </w:rPr>
+              <w:t>13</w:t>
+            </w:r>
+          </w:p>
+        </w:tc>
+        <w:tc>
+          <w:tcPr>
+            <w:tcW w:type="dxa" w:w="2494"/>
+            <w:vAlign w:val="center"/>
+          </w:tcPr>
+          <w:p>
+            <w:pPr>
+              <w:spacing w:before="20" w:after="20"/>
+            </w:pPr>
+            <w:r>
+              <w:rPr>
+                <w:rFonts w:ascii="游ゴシック" w:hAnsi="游ゴシック" w:eastAsia="游ゴシック"/>
+                <w:b w:val="0"/>
+                <w:i w:val="0"/>
+                <w:sz w:val="17"/>
+              </w:rPr>
+              <w:t>介護保険法第117条の項番号（整合性の確保・調和・一体作成）</w:t>
+            </w:r>
+          </w:p>
+        </w:tc>
+        <w:tc>
+          <w:tcPr>
+            <w:tcW w:type="dxa" w:w="794"/>
+            <w:vAlign w:val="center"/>
+          </w:tcPr>
+          <w:p>
+            <w:pPr>
+              <w:spacing w:before="20" w:after="20"/>
+            </w:pPr>
+            <w:r>
+              <w:rPr>
+                <w:rFonts w:ascii="游ゴシック" w:hAnsi="游ゴシック" w:eastAsia="游ゴシック"/>
+                <w:b w:val="0"/>
+                <w:i w:val="0"/>
+                <w:sz w:val="17"/>
+              </w:rPr>
+              <w:t>法令</w:t>
+            </w:r>
+          </w:p>
+        </w:tc>
+        <w:tc>
+          <w:tcPr>
+            <w:tcW w:type="dxa" w:w="1020"/>
+            <w:vAlign w:val="center"/>
+          </w:tcPr>
+          <w:p>
+            <w:pPr>
+              <w:spacing w:before="20" w:after="20"/>
+            </w:pPr>
+            <w:r>
+              <w:rPr>
+                <w:rFonts w:ascii="游ゴシック" w:hAnsi="游ゴシック" w:eastAsia="游ゴシック"/>
+                <w:b w:val="0"/>
+                <w:i w:val="0"/>
+                <w:sz w:val="17"/>
+              </w:rPr>
+              <w:t>―</w:t>
+            </w:r>
+          </w:p>
+        </w:tc>
+        <w:tc>
+          <w:tcPr>
+            <w:tcW w:type="dxa" w:w="3628"/>
+            <w:vAlign w:val="center"/>
+          </w:tcPr>
+          <w:p>
+            <w:pPr>
+              <w:spacing w:before="20" w:after="20"/>
+            </w:pPr>
+            <w:r>
+              <w:rPr>
+                <w:rFonts w:ascii="游ゴシック" w:hAnsi="游ゴシック" w:eastAsia="游ゴシック"/>
+                <w:b/>
+                <w:i w:val="0"/>
+                <w:sz w:val="17"/>
+              </w:rPr>
+              <w:t>現行条文で確定。</w:t>
+            </w:r>
+            <w:r>
+              <w:rPr>
+                <w:rFonts w:ascii="游ゴシック" w:hAnsi="游ゴシック" w:eastAsia="游ゴシック"/>
+                <w:b w:val="0"/>
+                <w:i w:val="0"/>
+                <w:sz w:val="17"/>
+              </w:rPr>
+              <w:t xml:space="preserve"> 現行14項・改正後15項。整合性の確保＝第10項（改正後第11項。</w:t>
+            </w:r>
+            <w:r>
+              <w:rPr>
+                <w:rFonts w:ascii="游ゴシック" w:hAnsi="游ゴシック" w:eastAsia="游ゴシック"/>
+                <w:b/>
+                <w:i w:val="0"/>
+                <w:sz w:val="17"/>
+              </w:rPr>
+              <w:t>相手方は医療介護総合確保促進法第5条第1項の市町村計画であり、医療計画ではない</w:t>
+            </w:r>
+            <w:r>
+              <w:rPr>
+                <w:rFonts w:ascii="游ゴシック" w:hAnsi="游ゴシック" w:eastAsia="游ゴシック"/>
+                <w:b w:val="0"/>
+                <w:i w:val="0"/>
+                <w:sz w:val="17"/>
+              </w:rPr>
+              <w:t>）、調和＝第11項（改正後第12項）、老人福祉計画との一体＝第7項（改正後第8項）</w:t>
+            </w:r>
+          </w:p>
+        </w:tc>
+        <w:tc>
+          <w:tcPr>
+            <w:tcW w:type="dxa" w:w="1247"/>
+            <w:vAlign w:val="center"/>
+          </w:tcPr>
+          <w:p>
+            <w:pPr>
+              <w:spacing w:before="20" w:after="20"/>
+            </w:pPr>
+            <w:r>
+              <w:rPr>
+                <w:rFonts w:ascii="游ゴシック" w:hAnsi="游ゴシック" w:eastAsia="游ゴシック"/>
+                <w:b w:val="0"/>
+                <w:i w:val="0"/>
+                <w:sz w:val="17"/>
+              </w:rPr>
+              <w:t>―</w:t>
+            </w:r>
+          </w:p>
+        </w:tc>
+      </w:tr>
+      <w:tr>
+        <w:tc>
+          <w:tcPr>
+            <w:tcW w:type="dxa" w:w="567"/>
+            <w:vAlign w:val="center"/>
+          </w:tcPr>
+          <w:p>
+            <w:pPr>
+              <w:spacing w:before="20" w:after="20"/>
+            </w:pPr>
+            <w:r>
+              <w:rPr>
+                <w:rFonts w:ascii="游ゴシック" w:hAnsi="游ゴシック" w:eastAsia="游ゴシック"/>
+                <w:b w:val="0"/>
+                <w:i w:val="0"/>
+                <w:sz w:val="17"/>
+              </w:rPr>
+              <w:t>14</w:t>
+            </w:r>
+          </w:p>
+        </w:tc>
+        <w:tc>
+          <w:tcPr>
+            <w:tcW w:type="dxa" w:w="2494"/>
+            <w:vAlign w:val="center"/>
+          </w:tcPr>
+          <w:p>
+            <w:pPr>
+              <w:spacing w:before="20" w:after="20"/>
+            </w:pPr>
+            <w:r>
+              <w:rPr>
+                <w:rFonts w:ascii="游ゴシック" w:hAnsi="游ゴシック" w:eastAsia="游ゴシック"/>
+                <w:b w:val="0"/>
+                <w:i w:val="0"/>
+                <w:sz w:val="17"/>
+              </w:rPr>
+              <w:t>高齢者住まい法第4条の2・住宅セーフティネット法第6条の条番号</w:t>
+            </w:r>
+          </w:p>
+        </w:tc>
+        <w:tc>
+          <w:tcPr>
+            <w:tcW w:type="dxa" w:w="794"/>
+            <w:vAlign w:val="center"/>
+          </w:tcPr>
+          <w:p>
+            <w:pPr>
+              <w:spacing w:before="20" w:after="20"/>
+            </w:pPr>
+            <w:r>
+              <w:rPr>
+                <w:rFonts w:ascii="游ゴシック" w:hAnsi="游ゴシック" w:eastAsia="游ゴシック"/>
+                <w:b w:val="0"/>
+                <w:i w:val="0"/>
+                <w:sz w:val="17"/>
+              </w:rPr>
+              <w:t>法令</w:t>
+            </w:r>
+          </w:p>
+        </w:tc>
+        <w:tc>
+          <w:tcPr>
+            <w:tcW w:type="dxa" w:w="1020"/>
+            <w:vAlign w:val="center"/>
+          </w:tcPr>
+          <w:p>
+            <w:pPr>
+              <w:spacing w:before="20" w:after="20"/>
+            </w:pPr>
+            <w:r>
+              <w:rPr>
+                <w:rFonts w:ascii="游ゴシック" w:hAnsi="游ゴシック" w:eastAsia="游ゴシック"/>
+                <w:b w:val="0"/>
+                <w:i w:val="0"/>
+                <w:sz w:val="17"/>
+              </w:rPr>
+              <w:t>―</w:t>
+            </w:r>
+          </w:p>
+        </w:tc>
+        <w:tc>
+          <w:tcPr>
+            <w:tcW w:type="dxa" w:w="3628"/>
+            <w:vAlign w:val="center"/>
+          </w:tcPr>
+          <w:p>
+            <w:pPr>
+              <w:spacing w:before="20" w:after="20"/>
+            </w:pPr>
+            <w:r>
+              <w:rPr>
+                <w:rFonts w:ascii="游ゴシック" w:hAnsi="游ゴシック" w:eastAsia="游ゴシック"/>
+                <w:b/>
+                <w:i w:val="0"/>
+                <w:sz w:val="17"/>
+              </w:rPr>
+              <w:t>現行条文で確定。</w:t>
+            </w:r>
+            <w:r>
+              <w:rPr>
+                <w:rFonts w:ascii="游ゴシック" w:hAnsi="游ゴシック" w:eastAsia="游ゴシック"/>
+                <w:b w:val="0"/>
+                <w:i w:val="0"/>
+                <w:sz w:val="17"/>
+              </w:rPr>
+              <w:t xml:space="preserve"> 市町村高齢者居住安定確保計画＝高齢者住まい法</w:t>
+            </w:r>
+            <w:r>
+              <w:rPr>
+                <w:rFonts w:ascii="游ゴシック" w:hAnsi="游ゴシック" w:eastAsia="游ゴシック"/>
+                <w:b/>
+                <w:i w:val="0"/>
+                <w:sz w:val="17"/>
+              </w:rPr>
+              <w:t>第4条の2</w:t>
+            </w:r>
+            <w:r>
+              <w:rPr>
+                <w:rFonts w:ascii="游ゴシック" w:hAnsi="游ゴシック" w:eastAsia="游ゴシック"/>
+                <w:b w:val="0"/>
+                <w:i w:val="0"/>
+                <w:sz w:val="17"/>
+              </w:rPr>
+              <w:t>、市町村賃貸住宅供給促進計画＝住宅セーフティネット法</w:t>
+            </w:r>
+            <w:r>
+              <w:rPr>
+                <w:rFonts w:ascii="游ゴシック" w:hAnsi="游ゴシック" w:eastAsia="游ゴシック"/>
+                <w:b/>
+                <w:i w:val="0"/>
+                <w:sz w:val="17"/>
+              </w:rPr>
+              <w:t>第6条</w:t>
+            </w:r>
+            <w:r>
+              <w:rPr>
+                <w:rFonts w:ascii="游ゴシック" w:hAnsi="游ゴシック" w:eastAsia="游ゴシック"/>
+                <w:b w:val="0"/>
+                <w:i w:val="0"/>
+                <w:sz w:val="17"/>
+              </w:rPr>
+              <w:t>、居住支援協議会＝同法</w:t>
+            </w:r>
+            <w:r>
+              <w:rPr>
+                <w:rFonts w:ascii="游ゴシック" w:hAnsi="游ゴシック" w:eastAsia="游ゴシック"/>
+                <w:b/>
+                <w:i w:val="0"/>
+                <w:sz w:val="17"/>
+              </w:rPr>
+              <w:t>第81条</w:t>
+            </w:r>
+            <w:r>
+              <w:rPr>
+                <w:rFonts w:ascii="游ゴシック" w:hAnsi="游ゴシック" w:eastAsia="游ゴシック"/>
+                <w:b w:val="0"/>
+                <w:i w:val="0"/>
+                <w:sz w:val="17"/>
+              </w:rPr>
+              <w:t>、登録住宅＝高齢者住まい法</w:t>
+            </w:r>
+            <w:r>
+              <w:rPr>
+                <w:rFonts w:ascii="游ゴシック" w:hAnsi="游ゴシック" w:eastAsia="游ゴシック"/>
+                <w:b/>
+                <w:i w:val="0"/>
+                <w:sz w:val="17"/>
+              </w:rPr>
+              <w:t>第7条第5項</w:t>
+            </w:r>
+            <w:r>
+              <w:rPr>
+                <w:rFonts w:ascii="游ゴシック" w:hAnsi="游ゴシック" w:eastAsia="游ゴシック"/>
+                <w:b w:val="0"/>
+                <w:i w:val="0"/>
+                <w:sz w:val="17"/>
+              </w:rPr>
+              <w:t>。いずれも当方の記載どおり</w:t>
+            </w:r>
+          </w:p>
+        </w:tc>
+        <w:tc>
+          <w:tcPr>
+            <w:tcW w:type="dxa" w:w="1247"/>
+            <w:vAlign w:val="center"/>
+          </w:tcPr>
+          <w:p>
+            <w:pPr>
+              <w:spacing w:before="20" w:after="20"/>
+            </w:pPr>
+            <w:r>
+              <w:rPr>
+                <w:rFonts w:ascii="游ゴシック" w:hAnsi="游ゴシック" w:eastAsia="游ゴシック"/>
+                <w:b w:val="0"/>
+                <w:i w:val="0"/>
+                <w:sz w:val="17"/>
+              </w:rPr>
+              <w:t>―</w:t>
+            </w:r>
+          </w:p>
+        </w:tc>
+      </w:tr>
+      <w:tr>
+        <w:tc>
+          <w:tcPr>
+            <w:tcW w:type="dxa" w:w="567"/>
+            <w:vAlign w:val="center"/>
+          </w:tcPr>
+          <w:p>
+            <w:pPr>
+              <w:spacing w:before="20" w:after="20"/>
+            </w:pPr>
+            <w:r>
+              <w:rPr>
+                <w:rFonts w:ascii="游ゴシック" w:hAnsi="游ゴシック" w:eastAsia="游ゴシック"/>
+                <w:b w:val="0"/>
+                <w:i w:val="0"/>
+                <w:sz w:val="17"/>
+              </w:rPr>
+              <w:t>15</w:t>
+            </w:r>
+          </w:p>
+        </w:tc>
+        <w:tc>
+          <w:tcPr>
+            <w:tcW w:type="dxa" w:w="2494"/>
+            <w:vAlign w:val="center"/>
+          </w:tcPr>
+          <w:p>
+            <w:pPr>
+              <w:spacing w:before="20" w:after="20"/>
+            </w:pPr>
+            <w:r>
+              <w:rPr>
+                <w:rFonts w:ascii="游ゴシック" w:hAnsi="游ゴシック" w:eastAsia="游ゴシック"/>
+                <w:b w:val="0"/>
+                <w:i w:val="0"/>
+                <w:sz w:val="17"/>
+              </w:rPr>
+              <w:t>障害者総合支援法・児童福祉法の調和の規定の項番号</w:t>
+            </w:r>
+          </w:p>
+        </w:tc>
+        <w:tc>
+          <w:tcPr>
+            <w:tcW w:type="dxa" w:w="794"/>
+            <w:vAlign w:val="center"/>
+          </w:tcPr>
+          <w:p>
+            <w:pPr>
+              <w:spacing w:before="20" w:after="20"/>
+            </w:pPr>
+            <w:r>
+              <w:rPr>
+                <w:rFonts w:ascii="游ゴシック" w:hAnsi="游ゴシック" w:eastAsia="游ゴシック"/>
+                <w:b w:val="0"/>
+                <w:i w:val="0"/>
+                <w:sz w:val="17"/>
+              </w:rPr>
+              <w:t>法令</w:t>
+            </w:r>
+          </w:p>
+        </w:tc>
+        <w:tc>
+          <w:tcPr>
+            <w:tcW w:type="dxa" w:w="1020"/>
+            <w:vAlign w:val="center"/>
+          </w:tcPr>
+          <w:p>
+            <w:pPr>
+              <w:spacing w:before="20" w:after="20"/>
+            </w:pPr>
+            <w:r>
+              <w:rPr>
+                <w:rFonts w:ascii="游ゴシック" w:hAnsi="游ゴシック" w:eastAsia="游ゴシック"/>
+                <w:b w:val="0"/>
+                <w:i w:val="0"/>
+                <w:sz w:val="17"/>
+              </w:rPr>
+              <w:t>―</w:t>
+            </w:r>
+          </w:p>
+        </w:tc>
+        <w:tc>
+          <w:tcPr>
+            <w:tcW w:type="dxa" w:w="3628"/>
+            <w:vAlign w:val="center"/>
+          </w:tcPr>
+          <w:p>
+            <w:pPr>
+              <w:spacing w:before="20" w:after="20"/>
+            </w:pPr>
+            <w:r>
+              <w:rPr>
+                <w:rFonts w:ascii="游ゴシック" w:hAnsi="游ゴシック" w:eastAsia="游ゴシック"/>
+                <w:b/>
+                <w:i w:val="0"/>
+                <w:sz w:val="17"/>
+              </w:rPr>
+              <w:t>現行条文で確定。調和＝第88条第7項・第33条の20第7項</w:t>
+            </w:r>
+            <w:r>
+              <w:rPr>
+                <w:rFonts w:ascii="游ゴシック" w:hAnsi="游ゴシック" w:eastAsia="游ゴシック"/>
+                <w:b w:val="0"/>
+                <w:i w:val="0"/>
+                <w:sz w:val="17"/>
+              </w:rPr>
+              <w:t>（当方は第5項としていた。</w:t>
+            </w:r>
+            <w:r>
+              <w:rPr>
+                <w:rFonts w:ascii="游ゴシック" w:hAnsi="游ゴシック" w:eastAsia="游ゴシック"/>
+                <w:b/>
+                <w:i w:val="0"/>
+                <w:sz w:val="17"/>
+              </w:rPr>
+              <w:t>訂正済み</w:t>
+            </w:r>
+            <w:r>
+              <w:rPr>
+                <w:rFonts w:ascii="游ゴシック" w:hAnsi="游ゴシック" w:eastAsia="游ゴシック"/>
+                <w:b w:val="0"/>
+                <w:i w:val="0"/>
+                <w:sz w:val="17"/>
+              </w:rPr>
+              <w:t>）。一体作成＝いずれも第6項。協議会の意見聴取＝いずれも第9項。どちらも全12項で繰り下がりなし</w:t>
+            </w:r>
+          </w:p>
+        </w:tc>
+        <w:tc>
+          <w:tcPr>
+            <w:tcW w:type="dxa" w:w="1247"/>
+            <w:vAlign w:val="center"/>
+          </w:tcPr>
+          <w:p>
+            <w:pPr>
+              <w:spacing w:before="20" w:after="20"/>
+            </w:pPr>
+            <w:r>
+              <w:rPr>
+                <w:rFonts w:ascii="游ゴシック" w:hAnsi="游ゴシック" w:eastAsia="游ゴシック"/>
+                <w:b w:val="0"/>
+                <w:i w:val="0"/>
+                <w:sz w:val="17"/>
+              </w:rPr>
+              <w:t>―</w:t>
+            </w:r>
+          </w:p>
+        </w:tc>
+      </w:tr>
+      <w:tr>
+        <w:tc>
+          <w:tcPr>
+            <w:tcW w:type="dxa" w:w="567"/>
+            <w:vAlign w:val="center"/>
+          </w:tcPr>
+          <w:p>
+            <w:pPr>
+              <w:spacing w:before="20" w:after="20"/>
+            </w:pPr>
+            <w:r>
+              <w:rPr>
+                <w:rFonts w:ascii="游ゴシック" w:hAnsi="游ゴシック" w:eastAsia="游ゴシック"/>
+                <w:b w:val="0"/>
+                <w:i w:val="0"/>
+                <w:sz w:val="17"/>
+              </w:rPr>
+              <w:t>16</w:t>
+            </w:r>
+          </w:p>
+        </w:tc>
+        <w:tc>
+          <w:tcPr>
+            <w:tcW w:type="dxa" w:w="2494"/>
+            <w:vAlign w:val="center"/>
+          </w:tcPr>
+          <w:p>
+            <w:pPr>
+              <w:spacing w:before="20" w:after="20"/>
+            </w:pPr>
+            <w:r>
+              <w:rPr>
+                <w:rFonts w:ascii="游ゴシック" w:hAnsi="游ゴシック" w:eastAsia="游ゴシック"/>
+                <w:b w:val="0"/>
+                <w:i w:val="0"/>
+                <w:sz w:val="17"/>
+              </w:rPr>
+              <w:t>手話に関する施策の推進に関する法律の法律番号と施行日</w:t>
+            </w:r>
+          </w:p>
+        </w:tc>
+        <w:tc>
+          <w:tcPr>
+            <w:tcW w:type="dxa" w:w="794"/>
+            <w:vAlign w:val="center"/>
+          </w:tcPr>
+          <w:p>
+            <w:pPr>
+              <w:spacing w:before="20" w:after="20"/>
+            </w:pPr>
+            <w:r>
+              <w:rPr>
+                <w:rFonts w:ascii="游ゴシック" w:hAnsi="游ゴシック" w:eastAsia="游ゴシック"/>
+                <w:b w:val="0"/>
+                <w:i w:val="0"/>
+                <w:sz w:val="17"/>
+              </w:rPr>
+              <w:t>法令</w:t>
+            </w:r>
+          </w:p>
+        </w:tc>
+        <w:tc>
+          <w:tcPr>
+            <w:tcW w:type="dxa" w:w="1020"/>
+            <w:vAlign w:val="center"/>
+          </w:tcPr>
+          <w:p>
+            <w:pPr>
+              <w:spacing w:before="20" w:after="20"/>
+            </w:pPr>
+            <w:r>
+              <w:rPr>
+                <w:rFonts w:ascii="游ゴシック" w:hAnsi="游ゴシック" w:eastAsia="游ゴシック"/>
+                <w:b w:val="0"/>
+                <w:i w:val="0"/>
+                <w:sz w:val="17"/>
+              </w:rPr>
+              <w:t>―</w:t>
+            </w:r>
+          </w:p>
+        </w:tc>
+        <w:tc>
+          <w:tcPr>
+            <w:tcW w:type="dxa" w:w="3628"/>
+            <w:vAlign w:val="center"/>
+          </w:tcPr>
+          <w:p>
+            <w:pPr>
+              <w:spacing w:before="20" w:after="20"/>
+            </w:pPr>
+            <w:r>
+              <w:rPr>
+                <w:rFonts w:ascii="游ゴシック" w:hAnsi="游ゴシック" w:eastAsia="游ゴシック"/>
+                <w:b/>
+                <w:i w:val="0"/>
+                <w:sz w:val="17"/>
+              </w:rPr>
+              <w:t>法令APIで確定。令和7年法律第78号</w:t>
+            </w:r>
+            <w:r>
+              <w:rPr>
+                <w:rFonts w:ascii="游ゴシック" w:hAnsi="游ゴシック" w:eastAsia="游ゴシック"/>
+                <w:b w:val="0"/>
+                <w:i w:val="0"/>
+                <w:sz w:val="17"/>
+              </w:rPr>
+              <w:t>、公布 令和7年6月25日、</w:t>
+            </w:r>
+            <w:r>
+              <w:rPr>
+                <w:rFonts w:ascii="游ゴシック" w:hAnsi="游ゴシック" w:eastAsia="游ゴシック"/>
+                <w:b/>
+                <w:i w:val="0"/>
+                <w:sz w:val="17"/>
+              </w:rPr>
+              <w:t>施行は公布の日</w:t>
+            </w:r>
+            <w:r>
+              <w:rPr>
+                <w:rFonts w:ascii="游ゴシック" w:hAnsi="游ゴシック" w:eastAsia="游ゴシック"/>
+                <w:b w:val="0"/>
+                <w:i w:val="0"/>
+                <w:sz w:val="17"/>
+              </w:rPr>
+              <w:t>（附則第1項）。第3条が国及び地方公共団体の責務を定める</w:t>
+            </w:r>
+          </w:p>
+        </w:tc>
+        <w:tc>
+          <w:tcPr>
+            <w:tcW w:type="dxa" w:w="1247"/>
+            <w:vAlign w:val="center"/>
+          </w:tcPr>
+          <w:p>
+            <w:pPr>
+              <w:spacing w:before="20" w:after="20"/>
+            </w:pPr>
+            <w:r>
+              <w:rPr>
+                <w:rFonts w:ascii="游ゴシック" w:hAnsi="游ゴシック" w:eastAsia="游ゴシック"/>
+                <w:b w:val="0"/>
+                <w:i w:val="0"/>
+                <w:sz w:val="17"/>
+              </w:rPr>
+              <w:t>―</w:t>
+            </w:r>
+          </w:p>
+        </w:tc>
+      </w:tr>
     </w:tbl>
     <w:p>
       <w:pPr>
@@ -3583,7 +4233,7 @@
           <w:color w:val="2E74B5"/>
           <w:sz w:val="30"/>
         </w:rPr>
-        <w:t>3　区分Ｂ　当方で一次資料を確認（6件）</w:t>
+        <w:t>3　区分Ｂ　当方で一次資料を確認（2件）</w:t>
       </w:r>
       <w:bookmarkEnd w:id="104"/>
     </w:p>
@@ -3809,16 +4459,17 @@
           </w:tcPr>
           <w:p>
             <w:pPr>
-              <w:spacing w:before="20" w:after="20"/>
-            </w:pPr>
-            <w:r>
-              <w:rPr>
-                <w:rFonts w:ascii="游ゴシック" w:hAnsi="游ゴシック" w:eastAsia="游ゴシック"/>
-                <w:b w:val="0"/>
-                <w:i w:val="0"/>
-                <w:sz w:val="17"/>
-              </w:rPr>
-              <w:t>13</w:t>
+              <w:keepNext/>
+              <w:spacing w:before="20" w:after="20"/>
+            </w:pPr>
+            <w:r>
+              <w:rPr>
+                <w:rFonts w:ascii="游ゴシック" w:hAnsi="游ゴシック" w:eastAsia="游ゴシック"/>
+                <w:b w:val="0"/>
+                <w:i w:val="0"/>
+                <w:sz w:val="17"/>
+              </w:rPr>
+              <w:t>17</w:t>
             </w:r>
           </w:p>
         </w:tc>
@@ -3829,16 +4480,17 @@
           </w:tcPr>
           <w:p>
             <w:pPr>
-              <w:spacing w:before="20" w:after="20"/>
-            </w:pPr>
-            <w:r>
-              <w:rPr>
-                <w:rFonts w:ascii="游ゴシック" w:hAnsi="游ゴシック" w:eastAsia="游ゴシック"/>
-                <w:b w:val="0"/>
-                <w:i w:val="0"/>
-                <w:sz w:val="17"/>
-              </w:rPr>
-              <w:t>介護保険法第117条の改正後の項番号（医療計画との整合、地域福祉計画等との調和）</w:t>
+              <w:keepNext/>
+              <w:spacing w:before="20" w:after="20"/>
+            </w:pPr>
+            <w:r>
+              <w:rPr>
+                <w:rFonts w:ascii="游ゴシック" w:hAnsi="游ゴシック" w:eastAsia="游ゴシック"/>
+                <w:b w:val="0"/>
+                <w:i w:val="0"/>
+                <w:sz w:val="17"/>
+              </w:rPr>
+              <w:t>特別地域加算の対象地域の現行の大臣告示</w:t>
             </w:r>
           </w:p>
         </w:tc>
@@ -3849,16 +4501,17 @@
           </w:tcPr>
           <w:p>
             <w:pPr>
-              <w:spacing w:before="20" w:after="20"/>
-            </w:pPr>
-            <w:r>
-              <w:rPr>
-                <w:rFonts w:ascii="游ゴシック" w:hAnsi="游ゴシック" w:eastAsia="游ゴシック"/>
-                <w:b w:val="0"/>
-                <w:i w:val="0"/>
-                <w:sz w:val="17"/>
-              </w:rPr>
-              <w:t>法令</w:t>
+              <w:keepNext/>
+              <w:spacing w:before="20" w:after="20"/>
+            </w:pPr>
+            <w:r>
+              <w:rPr>
+                <w:rFonts w:ascii="游ゴシック" w:hAnsi="游ゴシック" w:eastAsia="游ゴシック"/>
+                <w:b w:val="0"/>
+                <w:i w:val="0"/>
+                <w:sz w:val="17"/>
+              </w:rPr>
+              <w:t>特定地域</w:t>
             </w:r>
           </w:p>
         </w:tc>
@@ -3869,16 +4522,17 @@
           </w:tcPr>
           <w:p>
             <w:pPr>
-              <w:spacing w:before="20" w:after="20"/>
-            </w:pPr>
-            <w:r>
-              <w:rPr>
-                <w:rFonts w:ascii="游ゴシック" w:hAnsi="游ゴシック" w:eastAsia="游ゴシック"/>
-                <w:b w:val="0"/>
-                <w:i w:val="0"/>
-                <w:sz w:val="17"/>
-              </w:rPr>
-              <w:t>―</w:t>
+              <w:keepNext/>
+              <w:spacing w:before="20" w:after="20"/>
+            </w:pPr>
+            <w:r>
+              <w:rPr>
+                <w:rFonts w:ascii="游ゴシック" w:hAnsi="游ゴシック" w:eastAsia="游ゴシック"/>
+                <w:b w:val="0"/>
+                <w:i w:val="0"/>
+                <w:sz w:val="17"/>
+              </w:rPr>
+              <w:t>Ｋ-1の一部</w:t>
             </w:r>
           </w:p>
         </w:tc>
@@ -3889,6 +4543,7 @@
           </w:tcPr>
           <w:p>
             <w:pPr>
+              <w:keepNext/>
               <w:spacing w:before="20" w:after="20"/>
             </w:pPr>
             <w:r>
@@ -3898,25 +4553,16 @@
                 <w:i w:val="0"/>
                 <w:sz w:val="17"/>
               </w:rPr>
-              <w:t>第2項の号（施策=第5号・目標=第6号）と項の繰り下がりは条文で確定</w:t>
-            </w:r>
-            <w:r>
-              <w:rPr>
-                <w:rFonts w:ascii="游ゴシック" w:hAnsi="游ゴシック" w:eastAsia="游ゴシック"/>
-                <w:b w:val="0"/>
-                <w:i w:val="0"/>
-                <w:sz w:val="17"/>
-              </w:rPr>
-              <w:t>（内部検討7-1・7-2）。</w:t>
-            </w:r>
-            <w:r>
-              <w:rPr>
-                <w:rFonts w:ascii="游ゴシック" w:hAnsi="游ゴシック" w:eastAsia="游ゴシック"/>
-                <w:b/>
-                <w:i w:val="0"/>
-                <w:sz w:val="17"/>
-              </w:rPr>
-              <w:t>残るのは医療計画との整合・老人福祉計画との一体・地域福祉計画等との調和がどの項かで、現行条文の全文が要る。素案は項番号を書いていないため支障はない</w:t>
+              <w:t>ご提供の一覧は平成30年4月時点の民間団体の整理。</w:t>
+            </w:r>
+            <w:r>
+              <w:rPr>
+                <w:rFonts w:ascii="游ゴシック" w:hAnsi="游ゴシック" w:eastAsia="游ゴシック"/>
+                <w:b w:val="0"/>
+                <w:i w:val="0"/>
+                <w:sz w:val="17"/>
+              </w:rPr>
+              <w:t>現行の告示（平成12年厚生省告示第24号の最新改正）で確かめる</w:t>
             </w:r>
           </w:p>
         </w:tc>
@@ -3927,6 +4573,7 @@
           </w:tcPr>
           <w:p>
             <w:pPr>
+              <w:keepNext/>
               <w:spacing w:before="20" w:after="20"/>
             </w:pPr>
             <w:r>
@@ -3958,7 +4605,7 @@
                 <w:i w:val="0"/>
                 <w:sz w:val="17"/>
               </w:rPr>
-              <w:t>14</w:t>
+              <w:t>18</w:t>
             </w:r>
           </w:p>
         </w:tc>
@@ -3978,7 +4625,7 @@
                 <w:i w:val="0"/>
                 <w:sz w:val="17"/>
               </w:rPr>
-              <w:t>高齢者住まい法第4条の2・住宅セーフティネット法第6条の条番号</w:t>
+              <w:t>農林水産省「振興山村一覧表」</w:t>
             </w:r>
           </w:p>
         </w:tc>
@@ -3998,7 +4645,7 @@
                 <w:i w:val="0"/>
                 <w:sz w:val="17"/>
               </w:rPr>
-              <w:t>法令</w:t>
+              <w:t>特定地域</w:t>
             </w:r>
           </w:p>
         </w:tc>
@@ -4038,7 +4685,16 @@
                 <w:i w:val="0"/>
                 <w:sz w:val="17"/>
               </w:rPr>
-              <w:t>検索結果によるものであり、原典で確かめてから本文に書く</w:t>
+              <w:t>検索結果により小野町 旧夏井村・指定番号1179を確かめたにとどまる。</w:t>
+            </w:r>
+            <w:r>
+              <w:rPr>
+                <w:rFonts w:ascii="游ゴシック" w:hAnsi="游ゴシック" w:eastAsia="游ゴシック"/>
+                <w:b w:val="0"/>
+                <w:i w:val="0"/>
+                <w:sz w:val="17"/>
+              </w:rPr>
+              <w:t>一覧の現物で確かめる</w:t>
             </w:r>
           </w:p>
         </w:tc>
@@ -4059,563 +4715,6 @@
                 <w:sz w:val="17"/>
               </w:rPr>
               <w:t>素案の確定まで</w:t>
-            </w:r>
-          </w:p>
-        </w:tc>
-      </w:tr>
-      <w:tr>
-        <w:tc>
-          <w:tcPr>
-            <w:tcW w:type="dxa" w:w="567"/>
-            <w:vAlign w:val="center"/>
-          </w:tcPr>
-          <w:p>
-            <w:pPr>
-              <w:spacing w:before="20" w:after="20"/>
-            </w:pPr>
-            <w:r>
-              <w:rPr>
-                <w:rFonts w:ascii="游ゴシック" w:hAnsi="游ゴシック" w:eastAsia="游ゴシック"/>
-                <w:b w:val="0"/>
-                <w:i w:val="0"/>
-                <w:sz w:val="17"/>
-              </w:rPr>
-              <w:t>15</w:t>
-            </w:r>
-          </w:p>
-        </w:tc>
-        <w:tc>
-          <w:tcPr>
-            <w:tcW w:type="dxa" w:w="2494"/>
-            <w:vAlign w:val="center"/>
-          </w:tcPr>
-          <w:p>
-            <w:pPr>
-              <w:spacing w:before="20" w:after="20"/>
-            </w:pPr>
-            <w:r>
-              <w:rPr>
-                <w:rFonts w:ascii="游ゴシック" w:hAnsi="游ゴシック" w:eastAsia="游ゴシック"/>
-                <w:b w:val="0"/>
-                <w:i w:val="0"/>
-                <w:sz w:val="17"/>
-              </w:rPr>
-              <w:t>障害者総合支援法・児童福祉法の調和の規定の項番号</w:t>
-            </w:r>
-          </w:p>
-        </w:tc>
-        <w:tc>
-          <w:tcPr>
-            <w:tcW w:type="dxa" w:w="794"/>
-            <w:vAlign w:val="center"/>
-          </w:tcPr>
-          <w:p>
-            <w:pPr>
-              <w:spacing w:before="20" w:after="20"/>
-            </w:pPr>
-            <w:r>
-              <w:rPr>
-                <w:rFonts w:ascii="游ゴシック" w:hAnsi="游ゴシック" w:eastAsia="游ゴシック"/>
-                <w:b w:val="0"/>
-                <w:i w:val="0"/>
-                <w:sz w:val="17"/>
-              </w:rPr>
-              <w:t>法令</w:t>
-            </w:r>
-          </w:p>
-        </w:tc>
-        <w:tc>
-          <w:tcPr>
-            <w:tcW w:type="dxa" w:w="1020"/>
-            <w:vAlign w:val="center"/>
-          </w:tcPr>
-          <w:p>
-            <w:pPr>
-              <w:spacing w:before="20" w:after="20"/>
-            </w:pPr>
-            <w:r>
-              <w:rPr>
-                <w:rFonts w:ascii="游ゴシック" w:hAnsi="游ゴシック" w:eastAsia="游ゴシック"/>
-                <w:b w:val="0"/>
-                <w:i w:val="0"/>
-                <w:sz w:val="17"/>
-              </w:rPr>
-              <w:t>―</w:t>
-            </w:r>
-          </w:p>
-        </w:tc>
-        <w:tc>
-          <w:tcPr>
-            <w:tcW w:type="dxa" w:w="3628"/>
-            <w:vAlign w:val="center"/>
-          </w:tcPr>
-          <w:p>
-            <w:pPr>
-              <w:spacing w:before="20" w:after="20"/>
-            </w:pPr>
-            <w:r>
-              <w:rPr>
-                <w:rFonts w:ascii="游ゴシック" w:hAnsi="游ゴシック" w:eastAsia="游ゴシック"/>
-                <w:b/>
-                <w:i w:val="0"/>
-                <w:sz w:val="17"/>
-              </w:rPr>
-              <w:t>第88条・第33条の20はどちらも新旧とも12項で、項・号の繰り下がりがない</w:t>
-            </w:r>
-            <w:r>
-              <w:rPr>
-                <w:rFonts w:ascii="游ゴシック" w:hAnsi="游ゴシック" w:eastAsia="游ゴシック"/>
-                <w:b w:val="0"/>
-                <w:i w:val="0"/>
-                <w:sz w:val="17"/>
-              </w:rPr>
-              <w:t>ことを条文で確定（内部検討8）。</w:t>
-            </w:r>
-            <w:r>
-              <w:rPr>
-                <w:rFonts w:ascii="游ゴシック" w:hAnsi="游ゴシック" w:eastAsia="游ゴシック"/>
-                <w:b/>
-                <w:i w:val="0"/>
-                <w:sz w:val="17"/>
-              </w:rPr>
-              <w:t>現行条文で確かめた番号をそのまま計画期間中使える。</w:t>
-            </w:r>
-            <w:r>
-              <w:rPr>
-                <w:rFonts w:ascii="游ゴシック" w:hAnsi="游ゴシック" w:eastAsia="游ゴシック"/>
-                <w:b w:val="0"/>
-                <w:i w:val="0"/>
-                <w:sz w:val="17"/>
-              </w:rPr>
-              <w:t>調和の規定の番号自体は未確認</w:t>
-            </w:r>
-          </w:p>
-        </w:tc>
-        <w:tc>
-          <w:tcPr>
-            <w:tcW w:type="dxa" w:w="1247"/>
-            <w:vAlign w:val="center"/>
-          </w:tcPr>
-          <w:p>
-            <w:pPr>
-              <w:spacing w:before="20" w:after="20"/>
-            </w:pPr>
-            <w:r>
-              <w:rPr>
-                <w:rFonts w:ascii="游ゴシック" w:hAnsi="游ゴシック" w:eastAsia="游ゴシック"/>
-                <w:b w:val="0"/>
-                <w:i w:val="0"/>
-                <w:sz w:val="17"/>
-              </w:rPr>
-              <w:t>骨子の展開まで</w:t>
-            </w:r>
-          </w:p>
-        </w:tc>
-      </w:tr>
-      <w:tr>
-        <w:tc>
-          <w:tcPr>
-            <w:tcW w:type="dxa" w:w="567"/>
-            <w:vAlign w:val="center"/>
-          </w:tcPr>
-          <w:p>
-            <w:pPr>
-              <w:spacing w:before="20" w:after="20"/>
-            </w:pPr>
-            <w:r>
-              <w:rPr>
-                <w:rFonts w:ascii="游ゴシック" w:hAnsi="游ゴシック" w:eastAsia="游ゴシック"/>
-                <w:b w:val="0"/>
-                <w:i w:val="0"/>
-                <w:sz w:val="17"/>
-              </w:rPr>
-              <w:t>16</w:t>
-            </w:r>
-          </w:p>
-        </w:tc>
-        <w:tc>
-          <w:tcPr>
-            <w:tcW w:type="dxa" w:w="2494"/>
-            <w:vAlign w:val="center"/>
-          </w:tcPr>
-          <w:p>
-            <w:pPr>
-              <w:spacing w:before="20" w:after="20"/>
-            </w:pPr>
-            <w:r>
-              <w:rPr>
-                <w:rFonts w:ascii="游ゴシック" w:hAnsi="游ゴシック" w:eastAsia="游ゴシック"/>
-                <w:b w:val="0"/>
-                <w:i w:val="0"/>
-                <w:sz w:val="17"/>
-              </w:rPr>
-              <w:t>特別地域加算の対象地域の現行の大臣告示</w:t>
-            </w:r>
-          </w:p>
-        </w:tc>
-        <w:tc>
-          <w:tcPr>
-            <w:tcW w:type="dxa" w:w="794"/>
-            <w:vAlign w:val="center"/>
-          </w:tcPr>
-          <w:p>
-            <w:pPr>
-              <w:spacing w:before="20" w:after="20"/>
-            </w:pPr>
-            <w:r>
-              <w:rPr>
-                <w:rFonts w:ascii="游ゴシック" w:hAnsi="游ゴシック" w:eastAsia="游ゴシック"/>
-                <w:b w:val="0"/>
-                <w:i w:val="0"/>
-                <w:sz w:val="17"/>
-              </w:rPr>
-              <w:t>特定地域</w:t>
-            </w:r>
-          </w:p>
-        </w:tc>
-        <w:tc>
-          <w:tcPr>
-            <w:tcW w:type="dxa" w:w="1020"/>
-            <w:vAlign w:val="center"/>
-          </w:tcPr>
-          <w:p>
-            <w:pPr>
-              <w:spacing w:before="20" w:after="20"/>
-            </w:pPr>
-            <w:r>
-              <w:rPr>
-                <w:rFonts w:ascii="游ゴシック" w:hAnsi="游ゴシック" w:eastAsia="游ゴシック"/>
-                <w:b w:val="0"/>
-                <w:i w:val="0"/>
-                <w:sz w:val="17"/>
-              </w:rPr>
-              <w:t>Ｋ-1の一部</w:t>
-            </w:r>
-          </w:p>
-        </w:tc>
-        <w:tc>
-          <w:tcPr>
-            <w:tcW w:type="dxa" w:w="3628"/>
-            <w:vAlign w:val="center"/>
-          </w:tcPr>
-          <w:p>
-            <w:pPr>
-              <w:spacing w:before="20" w:after="20"/>
-            </w:pPr>
-            <w:r>
-              <w:rPr>
-                <w:rFonts w:ascii="游ゴシック" w:hAnsi="游ゴシック" w:eastAsia="游ゴシック"/>
-                <w:b/>
-                <w:i w:val="0"/>
-                <w:sz w:val="17"/>
-              </w:rPr>
-              <w:t>ご提供の一覧は平成30年4月時点の民間団体の整理。</w:t>
-            </w:r>
-            <w:r>
-              <w:rPr>
-                <w:rFonts w:ascii="游ゴシック" w:hAnsi="游ゴシック" w:eastAsia="游ゴシック"/>
-                <w:b w:val="0"/>
-                <w:i w:val="0"/>
-                <w:sz w:val="17"/>
-              </w:rPr>
-              <w:t>現行の告示（平成12年厚生省告示第24号の最新改正）で確かめる</w:t>
-            </w:r>
-          </w:p>
-        </w:tc>
-        <w:tc>
-          <w:tcPr>
-            <w:tcW w:type="dxa" w:w="1247"/>
-            <w:vAlign w:val="center"/>
-          </w:tcPr>
-          <w:p>
-            <w:pPr>
-              <w:spacing w:before="20" w:after="20"/>
-            </w:pPr>
-            <w:r>
-              <w:rPr>
-                <w:rFonts w:ascii="游ゴシック" w:hAnsi="游ゴシック" w:eastAsia="游ゴシック"/>
-                <w:b w:val="0"/>
-                <w:i w:val="0"/>
-                <w:sz w:val="17"/>
-              </w:rPr>
-              <w:t>素案の確定まで</w:t>
-            </w:r>
-          </w:p>
-        </w:tc>
-      </w:tr>
-      <w:tr>
-        <w:tc>
-          <w:tcPr>
-            <w:tcW w:type="dxa" w:w="567"/>
-            <w:vAlign w:val="center"/>
-          </w:tcPr>
-          <w:p>
-            <w:pPr>
-              <w:keepNext/>
-              <w:spacing w:before="20" w:after="20"/>
-            </w:pPr>
-            <w:r>
-              <w:rPr>
-                <w:rFonts w:ascii="游ゴシック" w:hAnsi="游ゴシック" w:eastAsia="游ゴシック"/>
-                <w:b w:val="0"/>
-                <w:i w:val="0"/>
-                <w:sz w:val="17"/>
-              </w:rPr>
-              <w:t>17</w:t>
-            </w:r>
-          </w:p>
-        </w:tc>
-        <w:tc>
-          <w:tcPr>
-            <w:tcW w:type="dxa" w:w="2494"/>
-            <w:vAlign w:val="center"/>
-          </w:tcPr>
-          <w:p>
-            <w:pPr>
-              <w:keepNext/>
-              <w:spacing w:before="20" w:after="20"/>
-            </w:pPr>
-            <w:r>
-              <w:rPr>
-                <w:rFonts w:ascii="游ゴシック" w:hAnsi="游ゴシック" w:eastAsia="游ゴシック"/>
-                <w:b w:val="0"/>
-                <w:i w:val="0"/>
-                <w:sz w:val="17"/>
-              </w:rPr>
-              <w:t>農林水産省「振興山村一覧表」</w:t>
-            </w:r>
-          </w:p>
-        </w:tc>
-        <w:tc>
-          <w:tcPr>
-            <w:tcW w:type="dxa" w:w="794"/>
-            <w:vAlign w:val="center"/>
-          </w:tcPr>
-          <w:p>
-            <w:pPr>
-              <w:keepNext/>
-              <w:spacing w:before="20" w:after="20"/>
-            </w:pPr>
-            <w:r>
-              <w:rPr>
-                <w:rFonts w:ascii="游ゴシック" w:hAnsi="游ゴシック" w:eastAsia="游ゴシック"/>
-                <w:b w:val="0"/>
-                <w:i w:val="0"/>
-                <w:sz w:val="17"/>
-              </w:rPr>
-              <w:t>特定地域</w:t>
-            </w:r>
-          </w:p>
-        </w:tc>
-        <w:tc>
-          <w:tcPr>
-            <w:tcW w:type="dxa" w:w="1020"/>
-            <w:vAlign w:val="center"/>
-          </w:tcPr>
-          <w:p>
-            <w:pPr>
-              <w:keepNext/>
-              <w:spacing w:before="20" w:after="20"/>
-            </w:pPr>
-            <w:r>
-              <w:rPr>
-                <w:rFonts w:ascii="游ゴシック" w:hAnsi="游ゴシック" w:eastAsia="游ゴシック"/>
-                <w:b w:val="0"/>
-                <w:i w:val="0"/>
-                <w:sz w:val="17"/>
-              </w:rPr>
-              <w:t>―</w:t>
-            </w:r>
-          </w:p>
-        </w:tc>
-        <w:tc>
-          <w:tcPr>
-            <w:tcW w:type="dxa" w:w="3628"/>
-            <w:vAlign w:val="center"/>
-          </w:tcPr>
-          <w:p>
-            <w:pPr>
-              <w:keepNext/>
-              <w:spacing w:before="20" w:after="20"/>
-            </w:pPr>
-            <w:r>
-              <w:rPr>
-                <w:rFonts w:ascii="游ゴシック" w:hAnsi="游ゴシック" w:eastAsia="游ゴシック"/>
-                <w:b/>
-                <w:i w:val="0"/>
-                <w:sz w:val="17"/>
-              </w:rPr>
-              <w:t>検索結果により小野町 旧夏井村・指定番号1179を確かめたにとどまる。</w:t>
-            </w:r>
-            <w:r>
-              <w:rPr>
-                <w:rFonts w:ascii="游ゴシック" w:hAnsi="游ゴシック" w:eastAsia="游ゴシック"/>
-                <w:b w:val="0"/>
-                <w:i w:val="0"/>
-                <w:sz w:val="17"/>
-              </w:rPr>
-              <w:t>一覧の現物で確かめる</w:t>
-            </w:r>
-          </w:p>
-        </w:tc>
-        <w:tc>
-          <w:tcPr>
-            <w:tcW w:type="dxa" w:w="1247"/>
-            <w:vAlign w:val="center"/>
-          </w:tcPr>
-          <w:p>
-            <w:pPr>
-              <w:keepNext/>
-              <w:spacing w:before="20" w:after="20"/>
-            </w:pPr>
-            <w:r>
-              <w:rPr>
-                <w:rFonts w:ascii="游ゴシック" w:hAnsi="游ゴシック" w:eastAsia="游ゴシック"/>
-                <w:b w:val="0"/>
-                <w:i w:val="0"/>
-                <w:sz w:val="17"/>
-              </w:rPr>
-              <w:t>素案の確定まで</w:t>
-            </w:r>
-          </w:p>
-        </w:tc>
-      </w:tr>
-      <w:tr>
-        <w:tc>
-          <w:tcPr>
-            <w:tcW w:type="dxa" w:w="567"/>
-            <w:vAlign w:val="center"/>
-          </w:tcPr>
-          <w:p>
-            <w:pPr>
-              <w:spacing w:before="20" w:after="20"/>
-            </w:pPr>
-            <w:r>
-              <w:rPr>
-                <w:rFonts w:ascii="游ゴシック" w:hAnsi="游ゴシック" w:eastAsia="游ゴシック"/>
-                <w:b w:val="0"/>
-                <w:i w:val="0"/>
-                <w:sz w:val="17"/>
-              </w:rPr>
-              <w:t>18</w:t>
-            </w:r>
-          </w:p>
-        </w:tc>
-        <w:tc>
-          <w:tcPr>
-            <w:tcW w:type="dxa" w:w="2494"/>
-            <w:vAlign w:val="center"/>
-          </w:tcPr>
-          <w:p>
-            <w:pPr>
-              <w:spacing w:before="20" w:after="20"/>
-            </w:pPr>
-            <w:r>
-              <w:rPr>
-                <w:rFonts w:ascii="游ゴシック" w:hAnsi="游ゴシック" w:eastAsia="游ゴシック"/>
-                <w:b w:val="0"/>
-                <w:i w:val="0"/>
-                <w:sz w:val="17"/>
-              </w:rPr>
-              <w:t>手話に関する施策の推進に関する法律の法律番号と施行日</w:t>
-            </w:r>
-          </w:p>
-        </w:tc>
-        <w:tc>
-          <w:tcPr>
-            <w:tcW w:type="dxa" w:w="794"/>
-            <w:vAlign w:val="center"/>
-          </w:tcPr>
-          <w:p>
-            <w:pPr>
-              <w:spacing w:before="20" w:after="20"/>
-            </w:pPr>
-            <w:r>
-              <w:rPr>
-                <w:rFonts w:ascii="游ゴシック" w:hAnsi="游ゴシック" w:eastAsia="游ゴシック"/>
-                <w:b w:val="0"/>
-                <w:i w:val="0"/>
-                <w:sz w:val="17"/>
-              </w:rPr>
-              <w:t>法令</w:t>
-            </w:r>
-          </w:p>
-        </w:tc>
-        <w:tc>
-          <w:tcPr>
-            <w:tcW w:type="dxa" w:w="1020"/>
-            <w:vAlign w:val="center"/>
-          </w:tcPr>
-          <w:p>
-            <w:pPr>
-              <w:spacing w:before="20" w:after="20"/>
-            </w:pPr>
-            <w:r>
-              <w:rPr>
-                <w:rFonts w:ascii="游ゴシック" w:hAnsi="游ゴシック" w:eastAsia="游ゴシック"/>
-                <w:b w:val="0"/>
-                <w:i w:val="0"/>
-                <w:sz w:val="17"/>
-              </w:rPr>
-              <w:t>―</w:t>
-            </w:r>
-          </w:p>
-        </w:tc>
-        <w:tc>
-          <w:tcPr>
-            <w:tcW w:type="dxa" w:w="3628"/>
-            <w:vAlign w:val="center"/>
-          </w:tcPr>
-          <w:p>
-            <w:pPr>
-              <w:spacing w:before="20" w:after="20"/>
-            </w:pPr>
-            <w:r>
-              <w:rPr>
-                <w:rFonts w:ascii="游ゴシック" w:hAnsi="游ゴシック" w:eastAsia="游ゴシック"/>
-                <w:b/>
-                <w:i w:val="0"/>
-                <w:sz w:val="17"/>
-              </w:rPr>
-              <w:t>障がい素案 第2部第4章の根拠。</w:t>
-            </w:r>
-            <w:r>
-              <w:rPr>
-                <w:rFonts w:ascii="游ゴシック" w:hAnsi="游ゴシック" w:eastAsia="游ゴシック"/>
-                <w:b w:val="0"/>
-                <w:i w:val="0"/>
-                <w:sz w:val="17"/>
-              </w:rPr>
-              <w:t>令和7年6月成立までは確かめたが、法律番号が未確認。</w:t>
-            </w:r>
-            <w:r>
-              <w:rPr>
-                <w:rFonts w:ascii="游ゴシック" w:hAnsi="游ゴシック" w:eastAsia="游ゴシック"/>
-                <w:b/>
-                <w:i w:val="0"/>
-                <w:sz w:val="17"/>
-              </w:rPr>
-              <w:t>町条例（令和7年4月）とあわせて書く</w:t>
-            </w:r>
-          </w:p>
-        </w:tc>
-        <w:tc>
-          <w:tcPr>
-            <w:tcW w:type="dxa" w:w="1247"/>
-            <w:vAlign w:val="center"/>
-          </w:tcPr>
-          <w:p>
-            <w:pPr>
-              <w:spacing w:before="20" w:after="20"/>
-            </w:pPr>
-            <w:r>
-              <w:rPr>
-                <w:rFonts w:ascii="游ゴシック" w:hAnsi="游ゴシック" w:eastAsia="游ゴシック"/>
-                <w:b w:val="0"/>
-                <w:i w:val="0"/>
-                <w:sz w:val="17"/>
-              </w:rPr>
-              <w:t>骨子の展開まで</w:t>
             </w:r>
           </w:p>
         </w:tc>
@@ -7129,16 +7228,7 @@
                 <w:i w:val="0"/>
                 <w:sz w:val="17"/>
               </w:rPr>
-              <w:t>法定の勘案事項</w:t>
-            </w:r>
-            <w:r>
-              <w:rPr>
-                <w:rFonts w:ascii="游ゴシック" w:hAnsi="游ゴシック" w:eastAsia="游ゴシック"/>
-                <w:b w:val="0"/>
-                <w:i w:val="0"/>
-                <w:sz w:val="17"/>
-              </w:rPr>
-              <w:t>（介保法第117条第5項第1号）。</w:t>
+              <w:t>介護保険法第117条第5項【新設】の勘案事項。</w:t>
             </w:r>
             <w:r>
               <w:rPr>
@@ -7147,16 +7237,25 @@
                 <w:i w:val="0"/>
                 <w:sz w:val="17"/>
               </w:rPr>
-              <w:t>県高齢者居住安定確保計画の【基本事項】②でも市町村に求められている。</w:t>
-            </w:r>
-            <w:r>
-              <w:rPr>
-                <w:rFonts w:ascii="游ゴシック" w:hAnsi="游ゴシック" w:eastAsia="游ゴシック"/>
-                <w:b w:val="0"/>
-                <w:i w:val="0"/>
-                <w:sz w:val="17"/>
-              </w:rPr>
-              <w:t>該当なしの確認でもよい</w:t>
+              <w:t>高齢者住まい法第7条第5項により、県知事はサ高住の登録をしたとき市町村長に通知しなければならない。町に通知が届いているはず。</w:t>
+            </w:r>
+            <w:r>
+              <w:rPr>
+                <w:rFonts w:ascii="游ゴシック" w:hAnsi="游ゴシック" w:eastAsia="游ゴシック"/>
+                <w:b w:val="0"/>
+                <w:i w:val="0"/>
+                <w:sz w:val="17"/>
+              </w:rPr>
+              <w:t>第9期計画は「設置状況の把握に努めます」としており、</w:t>
+            </w:r>
+            <w:r>
+              <w:rPr>
+                <w:rFonts w:ascii="游ゴシック" w:hAnsi="游ゴシック" w:eastAsia="游ゴシック"/>
+                <w:b/>
+                <w:i w:val="0"/>
+                <w:sz w:val="17"/>
+              </w:rPr>
+              <w:t>改正で勘案義務になった</w:t>
             </w:r>
           </w:p>
         </w:tc>
@@ -7176,7 +7275,7 @@
                 <w:i w:val="0"/>
                 <w:sz w:val="17"/>
               </w:rPr>
-              <w:t>11月6日まで</w:t>
+              <w:t>最優先</w:t>
             </w:r>
           </w:p>
         </w:tc>
@@ -14347,7 +14446,7 @@
                 <w:i w:val="0"/>
                 <w:sz w:val="17"/>
               </w:rPr>
-              <w:t>11月6日まで</w:t>
+              <w:t>最優先</w:t>
             </w:r>
           </w:p>
         </w:tc>

--- a/小野町_引継ぎ_整理済/16_町データ依頼/小野町_確認事項の一覧_20261015.docx
+++ b/小野町_引継ぎ_整理済/16_町データ依頼/小野町_確認事項の一覧_20261015.docx
@@ -252,7 +252,7 @@
             <w:b/>
             <w:sz w:val="22"/>
           </w:rPr>
-          <w:t xml:space="preserve">2　区分Ａ　解決済み（16件）</w:t>
+          <w:t xml:space="preserve">2　区分Ａ　解決済み（20件）</w:t>
         </w:r>
         <w:r>
           <w:rPr>
@@ -810,7 +810,7 @@
                 <w:i w:val="0"/>
                 <w:sz w:val="17"/>
               </w:rPr>
-              <w:t>通し番号1本（1〜79）に改めた</w:t>
+              <w:t>通し番号1本（1〜83）に改めた</w:t>
             </w:r>
           </w:p>
         </w:tc>
@@ -1346,7 +1346,7 @@
                 <w:i w:val="0"/>
                 <w:sz w:val="17"/>
               </w:rPr>
-              <w:t>16件</w:t>
+              <w:t>20件</w:t>
             </w:r>
           </w:p>
         </w:tc>
@@ -1667,7 +1667,7 @@
                 <w:i w:val="0"/>
                 <w:sz w:val="17"/>
               </w:rPr>
-              <w:t>1から79 まで欠番・重複なく区分</w:t>
+              <w:t>1から83 まで欠番・重複なく区分</w:t>
             </w:r>
           </w:p>
         </w:tc>
@@ -1687,7 +1687,7 @@
                 <w:i w:val="0"/>
                 <w:sz w:val="17"/>
               </w:rPr>
-              <w:t>79件</w:t>
+              <w:t>83件</w:t>
             </w:r>
           </w:p>
         </w:tc>
@@ -1709,7 +1709,7 @@
           <w:i w:val="0"/>
           <w:sz w:val="21"/>
         </w:rPr>
-        <w:t>したがって、18件（Ａ・Ｂ）を照会から外し、8件（Ｃ）は照会の内容を縮め、53件（Ｄ）を回答のご依頼の対象とします。</w:t>
+        <w:t>したがって、22件（Ａ・Ｂ）を照会から外し、8件（Ｃ）は照会の内容を縮め、53件（Ｄ）を回答のご依頼の対象とします。</w:t>
       </w:r>
     </w:p>
     <w:p>
@@ -1727,7 +1727,7 @@
           <w:color w:val="2E74B5"/>
           <w:sz w:val="30"/>
         </w:rPr>
-        <w:t>2　区分Ａ　解決済み（16件）</w:t>
+        <w:t>2　区分Ａ　解決済み（20件）</w:t>
       </w:r>
       <w:bookmarkEnd w:id="103"/>
     </w:p>
@@ -4188,6 +4188,692 @@
                 <w:sz w:val="17"/>
               </w:rPr>
               <w:t>（附則第1項）。第3条が国及び地方公共団体の責務を定める</w:t>
+            </w:r>
+          </w:p>
+        </w:tc>
+        <w:tc>
+          <w:tcPr>
+            <w:tcW w:type="dxa" w:w="1247"/>
+            <w:vAlign w:val="center"/>
+          </w:tcPr>
+          <w:p>
+            <w:pPr>
+              <w:spacing w:before="20" w:after="20"/>
+            </w:pPr>
+            <w:r>
+              <w:rPr>
+                <w:rFonts w:ascii="游ゴシック" w:hAnsi="游ゴシック" w:eastAsia="游ゴシック"/>
+                <w:b w:val="0"/>
+                <w:i w:val="0"/>
+                <w:sz w:val="17"/>
+              </w:rPr>
+              <w:t>―</w:t>
+            </w:r>
+          </w:p>
+        </w:tc>
+      </w:tr>
+      <w:tr>
+        <w:tc>
+          <w:tcPr>
+            <w:tcW w:type="dxa" w:w="567"/>
+            <w:vAlign w:val="center"/>
+          </w:tcPr>
+          <w:p>
+            <w:pPr>
+              <w:spacing w:before="20" w:after="20"/>
+            </w:pPr>
+            <w:r>
+              <w:rPr>
+                <w:rFonts w:ascii="游ゴシック" w:hAnsi="游ゴシック" w:eastAsia="游ゴシック"/>
+                <w:b w:val="0"/>
+                <w:i w:val="0"/>
+                <w:sz w:val="17"/>
+              </w:rPr>
+              <w:t>80</w:t>
+            </w:r>
+          </w:p>
+        </w:tc>
+        <w:tc>
+          <w:tcPr>
+            <w:tcW w:type="dxa" w:w="2494"/>
+            <w:vAlign w:val="center"/>
+          </w:tcPr>
+          <w:p>
+            <w:pPr>
+              <w:spacing w:before="20" w:after="20"/>
+            </w:pPr>
+            <w:r>
+              <w:rPr>
+                <w:rFonts w:ascii="游ゴシック" w:hAnsi="游ゴシック" w:eastAsia="游ゴシック"/>
+                <w:b w:val="0"/>
+                <w:i w:val="0"/>
+                <w:sz w:val="17"/>
+              </w:rPr>
+              <w:t>特定地域居宅サービス等事業の根拠・対象サービス・費用の扱い</w:t>
+            </w:r>
+          </w:p>
+        </w:tc>
+        <w:tc>
+          <w:tcPr>
+            <w:tcW w:type="dxa" w:w="794"/>
+            <w:vAlign w:val="center"/>
+          </w:tcPr>
+          <w:p>
+            <w:pPr>
+              <w:spacing w:before="20" w:after="20"/>
+            </w:pPr>
+            <w:r>
+              <w:rPr>
+                <w:rFonts w:ascii="游ゴシック" w:hAnsi="游ゴシック" w:eastAsia="游ゴシック"/>
+                <w:b w:val="0"/>
+                <w:i w:val="0"/>
+                <w:sz w:val="17"/>
+              </w:rPr>
+              <w:t>特定地域</w:t>
+            </w:r>
+          </w:p>
+        </w:tc>
+        <w:tc>
+          <w:tcPr>
+            <w:tcW w:type="dxa" w:w="1020"/>
+            <w:vAlign w:val="center"/>
+          </w:tcPr>
+          <w:p>
+            <w:pPr>
+              <w:spacing w:before="20" w:after="20"/>
+            </w:pPr>
+            <w:r>
+              <w:rPr>
+                <w:rFonts w:ascii="游ゴシック" w:hAnsi="游ゴシック" w:eastAsia="游ゴシック"/>
+                <w:b w:val="0"/>
+                <w:i w:val="0"/>
+                <w:sz w:val="17"/>
+              </w:rPr>
+              <w:t>―</w:t>
+            </w:r>
+          </w:p>
+        </w:tc>
+        <w:tc>
+          <w:tcPr>
+            <w:tcW w:type="dxa" w:w="3628"/>
+            <w:vAlign w:val="center"/>
+          </w:tcPr>
+          <w:p>
+            <w:pPr>
+              <w:spacing w:before="20" w:after="20"/>
+            </w:pPr>
+            <w:r>
+              <w:rPr>
+                <w:rFonts w:ascii="游ゴシック" w:hAnsi="游ゴシック" w:eastAsia="游ゴシック"/>
+                <w:b/>
+                <w:i w:val="0"/>
+                <w:sz w:val="17"/>
+              </w:rPr>
+              <w:t>改正後条文で確定（法令API v2・asof 令和9年4月1日）。</w:t>
+            </w:r>
+            <w:r>
+              <w:rPr>
+                <w:rFonts w:ascii="游ゴシック" w:hAnsi="游ゴシック" w:eastAsia="游ゴシック"/>
+                <w:b w:val="0"/>
+                <w:i w:val="0"/>
+                <w:sz w:val="17"/>
+              </w:rPr>
+              <w:t>根拠＝介護保険法</w:t>
+            </w:r>
+            <w:r>
+              <w:rPr>
+                <w:rFonts w:ascii="游ゴシック" w:hAnsi="游ゴシック" w:eastAsia="游ゴシック"/>
+                <w:b/>
+                <w:i w:val="0"/>
+                <w:sz w:val="17"/>
+              </w:rPr>
+              <w:t>第115条の45第3項【新設】</w:t>
+            </w:r>
+            <w:r>
+              <w:rPr>
+                <w:rFonts w:ascii="游ゴシック" w:hAnsi="游ゴシック" w:eastAsia="游ゴシック"/>
+                <w:b w:val="0"/>
+                <w:i w:val="0"/>
+                <w:sz w:val="17"/>
+              </w:rPr>
+              <w:t>。対象＝要介護者に訪問介護・訪問入浴介護・通所介護・短期入所生活介護、要支援者に介護予防訪問入浴介護・介護予防短期入所生活介護。</w:t>
+            </w:r>
+            <w:r>
+              <w:rPr>
+                <w:rFonts w:ascii="游ゴシック" w:hAnsi="游ゴシック" w:eastAsia="游ゴシック"/>
+                <w:b/>
+                <w:i w:val="0"/>
+                <w:sz w:val="17"/>
+              </w:rPr>
+              <w:t>特定地域＝「人口の減少その他の厚生労働省令で定める基準に該当する地域として都道府県が定めるもの」（同法第42条第1項第3号）。</w:t>
+            </w:r>
+            <w:r>
+              <w:rPr>
+                <w:rFonts w:ascii="游ゴシック" w:hAnsi="游ゴシック" w:eastAsia="游ゴシック"/>
+                <w:b w:val="0"/>
+                <w:i w:val="0"/>
+                <w:sz w:val="17"/>
+              </w:rPr>
+              <w:t>費用は総合事業と同じく第2号被保険者の負担の対象（第126条第1項）、国の「特定地域支援事業支援額」からは除外（第122条の2第4項）。</w:t>
+            </w:r>
+            <w:r>
+              <w:rPr>
+                <w:rFonts w:ascii="游ゴシック" w:hAnsi="游ゴシック" w:eastAsia="游ゴシック"/>
+                <w:b/>
+                <w:i w:val="0"/>
+                <w:sz w:val="17"/>
+              </w:rPr>
+              <w:t>この新設により同条の項が1つずつ繰り下がり、任意事業は第4項になる</w:t>
+            </w:r>
+          </w:p>
+        </w:tc>
+        <w:tc>
+          <w:tcPr>
+            <w:tcW w:type="dxa" w:w="1247"/>
+            <w:vAlign w:val="center"/>
+          </w:tcPr>
+          <w:p>
+            <w:pPr>
+              <w:spacing w:before="20" w:after="20"/>
+            </w:pPr>
+            <w:r>
+              <w:rPr>
+                <w:rFonts w:ascii="游ゴシック" w:hAnsi="游ゴシック" w:eastAsia="游ゴシック"/>
+                <w:b w:val="0"/>
+                <w:i w:val="0"/>
+                <w:sz w:val="17"/>
+              </w:rPr>
+              <w:t>―</w:t>
+            </w:r>
+          </w:p>
+        </w:tc>
+      </w:tr>
+      <w:tr>
+        <w:tc>
+          <w:tcPr>
+            <w:tcW w:type="dxa" w:w="567"/>
+            <w:vAlign w:val="center"/>
+          </w:tcPr>
+          <w:p>
+            <w:pPr>
+              <w:spacing w:before="20" w:after="20"/>
+            </w:pPr>
+            <w:r>
+              <w:rPr>
+                <w:rFonts w:ascii="游ゴシック" w:hAnsi="游ゴシック" w:eastAsia="游ゴシック"/>
+                <w:b w:val="0"/>
+                <w:i w:val="0"/>
+                <w:sz w:val="17"/>
+              </w:rPr>
+              <w:t>81</w:t>
+            </w:r>
+          </w:p>
+        </w:tc>
+        <w:tc>
+          <w:tcPr>
+            <w:tcW w:type="dxa" w:w="2494"/>
+            <w:vAlign w:val="center"/>
+          </w:tcPr>
+          <w:p>
+            <w:pPr>
+              <w:spacing w:before="20" w:after="20"/>
+            </w:pPr>
+            <w:r>
+              <w:rPr>
+                <w:rFonts w:ascii="游ゴシック" w:hAnsi="游ゴシック" w:eastAsia="游ゴシック"/>
+                <w:b w:val="0"/>
+                <w:i w:val="0"/>
+                <w:sz w:val="17"/>
+              </w:rPr>
+              <w:t>小規模市町村地域支援連携協働体制整備事業の根拠と一体実施の対象</w:t>
+            </w:r>
+          </w:p>
+        </w:tc>
+        <w:tc>
+          <w:tcPr>
+            <w:tcW w:type="dxa" w:w="794"/>
+            <w:vAlign w:val="center"/>
+          </w:tcPr>
+          <w:p>
+            <w:pPr>
+              <w:spacing w:before="20" w:after="20"/>
+            </w:pPr>
+            <w:r>
+              <w:rPr>
+                <w:rFonts w:ascii="游ゴシック" w:hAnsi="游ゴシック" w:eastAsia="游ゴシック"/>
+                <w:b w:val="0"/>
+                <w:i w:val="0"/>
+                <w:sz w:val="17"/>
+              </w:rPr>
+              <w:t>整合</w:t>
+            </w:r>
+          </w:p>
+        </w:tc>
+        <w:tc>
+          <w:tcPr>
+            <w:tcW w:type="dxa" w:w="1020"/>
+            <w:vAlign w:val="center"/>
+          </w:tcPr>
+          <w:p>
+            <w:pPr>
+              <w:spacing w:before="20" w:after="20"/>
+            </w:pPr>
+            <w:r>
+              <w:rPr>
+                <w:rFonts w:ascii="游ゴシック" w:hAnsi="游ゴシック" w:eastAsia="游ゴシック"/>
+                <w:b w:val="0"/>
+                <w:i w:val="0"/>
+                <w:sz w:val="17"/>
+              </w:rPr>
+              <w:t>―</w:t>
+            </w:r>
+          </w:p>
+        </w:tc>
+        <w:tc>
+          <w:tcPr>
+            <w:tcW w:type="dxa" w:w="3628"/>
+            <w:vAlign w:val="center"/>
+          </w:tcPr>
+          <w:p>
+            <w:pPr>
+              <w:spacing w:before="20" w:after="20"/>
+            </w:pPr>
+            <w:r>
+              <w:rPr>
+                <w:rFonts w:ascii="游ゴシック" w:hAnsi="游ゴシック" w:eastAsia="游ゴシック"/>
+                <w:b/>
+                <w:i w:val="0"/>
+                <w:sz w:val="17"/>
+              </w:rPr>
+              <w:t>改正後条文で確定（法令API v2・asof 令和9年4月1日）。</w:t>
+            </w:r>
+            <w:r>
+              <w:rPr>
+                <w:rFonts w:ascii="游ゴシック" w:hAnsi="游ゴシック" w:eastAsia="游ゴシック"/>
+                <w:b w:val="0"/>
+                <w:i w:val="0"/>
+                <w:sz w:val="17"/>
+              </w:rPr>
+              <w:t>根拠＝社会福祉法</w:t>
+            </w:r>
+            <w:r>
+              <w:rPr>
+                <w:rFonts w:ascii="游ゴシック" w:hAnsi="游ゴシック" w:eastAsia="游ゴシック"/>
+                <w:b/>
+                <w:i w:val="0"/>
+                <w:sz w:val="17"/>
+              </w:rPr>
+              <w:t>第106条の6【丸ごと差し替え】</w:t>
+            </w:r>
+            <w:r>
+              <w:rPr>
+                <w:rFonts w:ascii="游ゴシック" w:hAnsi="游ゴシック" w:eastAsia="游ゴシック"/>
+                <w:b w:val="0"/>
+                <w:i w:val="0"/>
+                <w:sz w:val="17"/>
+              </w:rPr>
+              <w:t>。</w:t>
+            </w:r>
+            <w:r>
+              <w:rPr>
+                <w:rFonts w:ascii="游ゴシック" w:hAnsi="游ゴシック" w:eastAsia="游ゴシック"/>
+                <w:b/>
+                <w:i w:val="0"/>
+                <w:sz w:val="17"/>
+              </w:rPr>
+              <w:t>小規模市町村＝「その人口規模、その人口の減少の状況等からみて福祉サービスを提供する体制の確保に支障を生じ、又は生ずるおそれがあると認められる市町村として厚生労働省令で定める基準に該当するもの」。</w:t>
+            </w:r>
+            <w:r>
+              <w:rPr>
+                <w:rFonts w:ascii="游ゴシック" w:hAnsi="游ゴシック" w:eastAsia="游ゴシック"/>
+                <w:b w:val="0"/>
+                <w:i w:val="0"/>
+                <w:sz w:val="17"/>
+              </w:rPr>
+              <w:t>一体に行う事業は、相談＝介護保険法第115条の45第2項第1号〜第3号（地域包括支援センターの3事業）・障害者総合支援法第77条第1項第3号・子ども子育て支援法第59条第1号・生活困窮者自立支援法第3条第2項各号、地域づくり＝介護保険法第115条の45第1項第2号の一部及び同条第2項第5号（生活支援体制整備事業）ほか。</w:t>
+            </w:r>
+            <w:r>
+              <w:rPr>
+                <w:rFonts w:ascii="游ゴシック" w:hAnsi="游ゴシック" w:eastAsia="游ゴシック"/>
+                <w:b/>
+                <w:i w:val="0"/>
+                <w:sz w:val="17"/>
+              </w:rPr>
+              <w:t>実施は任意（「行うことができる」）</w:t>
+            </w:r>
+          </w:p>
+        </w:tc>
+        <w:tc>
+          <w:tcPr>
+            <w:tcW w:type="dxa" w:w="1247"/>
+            <w:vAlign w:val="center"/>
+          </w:tcPr>
+          <w:p>
+            <w:pPr>
+              <w:spacing w:before="20" w:after="20"/>
+            </w:pPr>
+            <w:r>
+              <w:rPr>
+                <w:rFonts w:ascii="游ゴシック" w:hAnsi="游ゴシック" w:eastAsia="游ゴシック"/>
+                <w:b w:val="0"/>
+                <w:i w:val="0"/>
+                <w:sz w:val="17"/>
+              </w:rPr>
+              <w:t>―</w:t>
+            </w:r>
+          </w:p>
+        </w:tc>
+      </w:tr>
+      <w:tr>
+        <w:tc>
+          <w:tcPr>
+            <w:tcW w:type="dxa" w:w="567"/>
+            <w:vAlign w:val="center"/>
+          </w:tcPr>
+          <w:p>
+            <w:pPr>
+              <w:spacing w:before="20" w:after="20"/>
+            </w:pPr>
+            <w:r>
+              <w:rPr>
+                <w:rFonts w:ascii="游ゴシック" w:hAnsi="游ゴシック" w:eastAsia="游ゴシック"/>
+                <w:b w:val="0"/>
+                <w:i w:val="0"/>
+                <w:sz w:val="17"/>
+              </w:rPr>
+              <w:t>82</w:t>
+            </w:r>
+          </w:p>
+        </w:tc>
+        <w:tc>
+          <w:tcPr>
+            <w:tcW w:type="dxa" w:w="2494"/>
+            <w:vAlign w:val="center"/>
+          </w:tcPr>
+          <w:p>
+            <w:pPr>
+              <w:spacing w:before="20" w:after="20"/>
+            </w:pPr>
+            <w:r>
+              <w:rPr>
+                <w:rFonts w:ascii="游ゴシック" w:hAnsi="游ゴシック" w:eastAsia="游ゴシック"/>
+                <w:b w:val="0"/>
+                <w:i w:val="0"/>
+                <w:sz w:val="17"/>
+              </w:rPr>
+              <w:t>支援会議の相互連携の相手方（</w:t>
+            </w:r>
+            <w:r>
+              <w:rPr>
+                <w:rFonts w:ascii="游ゴシック" w:hAnsi="游ゴシック" w:eastAsia="游ゴシック"/>
+                <w:b/>
+                <w:i w:val="0"/>
+                <w:sz w:val="17"/>
+              </w:rPr>
+              <w:t>2つではなく5つ</w:t>
+            </w:r>
+            <w:r>
+              <w:rPr>
+                <w:rFonts w:ascii="游ゴシック" w:hAnsi="游ゴシック" w:eastAsia="游ゴシック"/>
+                <w:b w:val="0"/>
+                <w:i w:val="0"/>
+                <w:sz w:val="17"/>
+              </w:rPr>
+              <w:t>）</w:t>
+            </w:r>
+          </w:p>
+        </w:tc>
+        <w:tc>
+          <w:tcPr>
+            <w:tcW w:type="dxa" w:w="794"/>
+            <w:vAlign w:val="center"/>
+          </w:tcPr>
+          <w:p>
+            <w:pPr>
+              <w:spacing w:before="20" w:after="20"/>
+            </w:pPr>
+            <w:r>
+              <w:rPr>
+                <w:rFonts w:ascii="游ゴシック" w:hAnsi="游ゴシック" w:eastAsia="游ゴシック"/>
+                <w:b w:val="0"/>
+                <w:i w:val="0"/>
+                <w:sz w:val="17"/>
+              </w:rPr>
+              <w:t>手続</w:t>
+            </w:r>
+          </w:p>
+        </w:tc>
+        <w:tc>
+          <w:tcPr>
+            <w:tcW w:type="dxa" w:w="1020"/>
+            <w:vAlign w:val="center"/>
+          </w:tcPr>
+          <w:p>
+            <w:pPr>
+              <w:spacing w:before="20" w:after="20"/>
+            </w:pPr>
+            <w:r>
+              <w:rPr>
+                <w:rFonts w:ascii="游ゴシック" w:hAnsi="游ゴシック" w:eastAsia="游ゴシック"/>
+                <w:b w:val="0"/>
+                <w:i w:val="0"/>
+                <w:sz w:val="17"/>
+              </w:rPr>
+              <w:t>―</w:t>
+            </w:r>
+          </w:p>
+        </w:tc>
+        <w:tc>
+          <w:tcPr>
+            <w:tcW w:type="dxa" w:w="3628"/>
+            <w:vAlign w:val="center"/>
+          </w:tcPr>
+          <w:p>
+            <w:pPr>
+              <w:spacing w:before="20" w:after="20"/>
+            </w:pPr>
+            <w:r>
+              <w:rPr>
+                <w:rFonts w:ascii="游ゴシック" w:hAnsi="游ゴシック" w:eastAsia="游ゴシック"/>
+                <w:b/>
+                <w:i w:val="0"/>
+                <w:sz w:val="17"/>
+              </w:rPr>
+              <w:t>改正後条文で確定。</w:t>
+            </w:r>
+            <w:r>
+              <w:rPr>
+                <w:rFonts w:ascii="游ゴシック" w:hAnsi="游ゴシック" w:eastAsia="游ゴシック"/>
+                <w:b w:val="0"/>
+                <w:i w:val="0"/>
+                <w:sz w:val="17"/>
+              </w:rPr>
+              <w:t>介護保険法第115条の48第5項【新設】は、障害者総合支援法第89条の3第1項の支援協議会のほか、</w:t>
+            </w:r>
+            <w:r>
+              <w:rPr>
+                <w:rFonts w:ascii="游ゴシック" w:hAnsi="游ゴシック" w:eastAsia="游ゴシック"/>
+                <w:b/>
+                <w:i w:val="0"/>
+                <w:sz w:val="17"/>
+              </w:rPr>
+              <w:t>社会福祉法第106条の3の2第1項の支援会議・住宅セーフティネット法第81条第1項の支援協議会・生活困窮者自立支援法第9条第1項の支援会議</w:t>
+            </w:r>
+            <w:r>
+              <w:rPr>
+                <w:rFonts w:ascii="游ゴシック" w:hAnsi="游ゴシック" w:eastAsia="游ゴシック"/>
+                <w:b w:val="0"/>
+                <w:i w:val="0"/>
+                <w:sz w:val="17"/>
+              </w:rPr>
+              <w:t>その他の会議を挙げる。障害者総合支援法第89条の3第5項も同じ構成。</w:t>
+            </w:r>
+            <w:r>
+              <w:rPr>
+                <w:rFonts w:ascii="游ゴシック" w:hAnsi="游ゴシック" w:eastAsia="游ゴシック"/>
+                <w:b/>
+                <w:i w:val="0"/>
+                <w:sz w:val="17"/>
+              </w:rPr>
+              <w:t>介護保険法第115条の48は全6項→全9項</w:t>
+            </w:r>
+            <w:r>
+              <w:rPr>
+                <w:rFonts w:ascii="游ゴシック" w:hAnsi="游ゴシック" w:eastAsia="游ゴシック"/>
+                <w:b w:val="0"/>
+                <w:i w:val="0"/>
+                <w:sz w:val="17"/>
+              </w:rPr>
+              <w:t>（第6項＝地域包括支援センターの設置者への委託、第7項＝包括的支援事業との連携と住民の意見の反映）</w:t>
+            </w:r>
+          </w:p>
+        </w:tc>
+        <w:tc>
+          <w:tcPr>
+            <w:tcW w:type="dxa" w:w="1247"/>
+            <w:vAlign w:val="center"/>
+          </w:tcPr>
+          <w:p>
+            <w:pPr>
+              <w:spacing w:before="20" w:after="20"/>
+            </w:pPr>
+            <w:r>
+              <w:rPr>
+                <w:rFonts w:ascii="游ゴシック" w:hAnsi="游ゴシック" w:eastAsia="游ゴシック"/>
+                <w:b w:val="0"/>
+                <w:i w:val="0"/>
+                <w:sz w:val="17"/>
+              </w:rPr>
+              <w:t>―</w:t>
+            </w:r>
+          </w:p>
+        </w:tc>
+      </w:tr>
+      <w:tr>
+        <w:tc>
+          <w:tcPr>
+            <w:tcW w:type="dxa" w:w="567"/>
+            <w:vAlign w:val="center"/>
+          </w:tcPr>
+          <w:p>
+            <w:pPr>
+              <w:spacing w:before="20" w:after="20"/>
+            </w:pPr>
+            <w:r>
+              <w:rPr>
+                <w:rFonts w:ascii="游ゴシック" w:hAnsi="游ゴシック" w:eastAsia="游ゴシック"/>
+                <w:b w:val="0"/>
+                <w:i w:val="0"/>
+                <w:sz w:val="17"/>
+              </w:rPr>
+              <w:t>83</w:t>
+            </w:r>
+          </w:p>
+        </w:tc>
+        <w:tc>
+          <w:tcPr>
+            <w:tcW w:type="dxa" w:w="2494"/>
+            <w:vAlign w:val="center"/>
+          </w:tcPr>
+          <w:p>
+            <w:pPr>
+              <w:spacing w:before="20" w:after="20"/>
+            </w:pPr>
+            <w:r>
+              <w:rPr>
+                <w:rFonts w:ascii="游ゴシック" w:hAnsi="游ゴシック" w:eastAsia="游ゴシック"/>
+                <w:b w:val="0"/>
+                <w:i w:val="0"/>
+                <w:sz w:val="17"/>
+              </w:rPr>
+              <w:t>老人福祉法第20条の8の改正の有無</w:t>
+            </w:r>
+          </w:p>
+        </w:tc>
+        <w:tc>
+          <w:tcPr>
+            <w:tcW w:type="dxa" w:w="794"/>
+            <w:vAlign w:val="center"/>
+          </w:tcPr>
+          <w:p>
+            <w:pPr>
+              <w:spacing w:before="20" w:after="20"/>
+            </w:pPr>
+            <w:r>
+              <w:rPr>
+                <w:rFonts w:ascii="游ゴシック" w:hAnsi="游ゴシック" w:eastAsia="游ゴシック"/>
+                <w:b w:val="0"/>
+                <w:i w:val="0"/>
+                <w:sz w:val="17"/>
+              </w:rPr>
+              <w:t>法令</w:t>
+            </w:r>
+          </w:p>
+        </w:tc>
+        <w:tc>
+          <w:tcPr>
+            <w:tcW w:type="dxa" w:w="1020"/>
+            <w:vAlign w:val="center"/>
+          </w:tcPr>
+          <w:p>
+            <w:pPr>
+              <w:spacing w:before="20" w:after="20"/>
+            </w:pPr>
+            <w:r>
+              <w:rPr>
+                <w:rFonts w:ascii="游ゴシック" w:hAnsi="游ゴシック" w:eastAsia="游ゴシック"/>
+                <w:b w:val="0"/>
+                <w:i w:val="0"/>
+                <w:sz w:val="17"/>
+              </w:rPr>
+              <w:t>―</w:t>
+            </w:r>
+          </w:p>
+        </w:tc>
+        <w:tc>
+          <w:tcPr>
+            <w:tcW w:type="dxa" w:w="3628"/>
+            <w:vAlign w:val="center"/>
+          </w:tcPr>
+          <w:p>
+            <w:pPr>
+              <w:spacing w:before="20" w:after="20"/>
+            </w:pPr>
+            <w:r>
+              <w:rPr>
+                <w:rFonts w:ascii="游ゴシック" w:hAnsi="游ゴシック" w:eastAsia="游ゴシック"/>
+                <w:b/>
+                <w:i w:val="0"/>
+                <w:sz w:val="17"/>
+              </w:rPr>
+              <w:t>改正後条文で確定。当方は「改正の対象外」としていたが誤り（訂正済み）。</w:t>
+            </w:r>
+            <w:r>
+              <w:rPr>
+                <w:rFonts w:ascii="游ゴシック" w:hAnsi="游ゴシック" w:eastAsia="游ゴシック"/>
+                <w:b w:val="0"/>
+                <w:i w:val="0"/>
+                <w:sz w:val="17"/>
+              </w:rPr>
+              <w:t xml:space="preserve"> 量の目標を定める第2項は改正されないが、</w:t>
+            </w:r>
+            <w:r>
+              <w:rPr>
+                <w:rFonts w:ascii="游ゴシック" w:hAnsi="游ゴシック" w:eastAsia="游ゴシック"/>
+                <w:b/>
+                <w:i w:val="0"/>
+                <w:sz w:val="17"/>
+              </w:rPr>
+              <w:t>第3項に第3号が新設される</w:t>
+            </w:r>
+            <w:r>
+              <w:rPr>
+                <w:rFonts w:ascii="游ゴシック" w:hAnsi="游ゴシック" w:eastAsia="游ゴシック"/>
+                <w:b w:val="0"/>
+                <w:i w:val="0"/>
+                <w:sz w:val="17"/>
+              </w:rPr>
+              <w:t>（老人福祉事業等を営む者と社会福祉法第4条第3項の支援関係機関との連携に関する事項。努力義務）。令和9年4月1日施行</w:t>
             </w:r>
           </w:p>
         </w:tc>
@@ -8411,7 +9097,25 @@
                 <w:i w:val="0"/>
                 <w:sz w:val="17"/>
               </w:rPr>
-              <w:t>設置していれば策定・変更にあたり意見を聴くよう努めなければならない</w:t>
+              <w:t>設置していれば策定・変更にあたり意見を聴くよう努めなければならない。</w:t>
+            </w:r>
+            <w:r>
+              <w:rPr>
+                <w:rFonts w:ascii="游ゴシック" w:hAnsi="游ゴシック" w:eastAsia="游ゴシック"/>
+                <w:b/>
+                <w:i w:val="0"/>
+                <w:sz w:val="17"/>
+              </w:rPr>
+              <w:t>あわせて、社会福祉法第106条の3の2の支援会議、住宅セーフティネット法第81条第1項の居住支援協議会、生活困窮者自立支援法第9条第1項の支援会議の設置の有無も。</w:t>
+            </w:r>
+            <w:r>
+              <w:rPr>
+                <w:rFonts w:ascii="游ゴシック" w:hAnsi="游ゴシック" w:eastAsia="游ゴシック"/>
+                <w:b w:val="0"/>
+                <w:i w:val="0"/>
+                <w:sz w:val="17"/>
+              </w:rPr>
+              <w:t>改正後の介護保険法第115条の48第5項は、これら5つとの相互の連携を努力義務としている</w:t>
             </w:r>
           </w:p>
         </w:tc>
@@ -10361,7 +11065,7 @@
                 <w:i w:val="0"/>
                 <w:sz w:val="17"/>
               </w:rPr>
-              <w:t>18歳以上の医療的ケア者・重症心身障害者を含む</w:t>
+              <w:t>18歳以上の医療的ケア児等・重症心身障害者を含む</w:t>
             </w:r>
             <w:r>
               <w:rPr>
@@ -12806,11 +13510,47 @@
             <w:r>
               <w:rPr>
                 <w:rFonts w:ascii="游ゴシック" w:hAnsi="游ゴシック" w:eastAsia="游ゴシック"/>
-                <w:b w:val="0"/>
-                <w:i w:val="0"/>
-                <w:sz w:val="17"/>
-              </w:rPr>
-              <w:t>特定地域サービスの適用</w:t>
+                <w:b/>
+                <w:i w:val="0"/>
+                <w:sz w:val="17"/>
+              </w:rPr>
+              <w:t>特定地域を定めるのは県である（介護保険法第42条第1項第3号。改正後条文で確定）。</w:t>
+            </w:r>
+            <w:r>
+              <w:rPr>
+                <w:rFonts w:ascii="游ゴシック" w:hAnsi="游ゴシック" w:eastAsia="游ゴシック"/>
+                <w:b w:val="0"/>
+                <w:i w:val="0"/>
+                <w:sz w:val="17"/>
+              </w:rPr>
+              <w:t xml:space="preserve"> 基準は厚生労働省令だが、</w:t>
+            </w:r>
+            <w:r>
+              <w:rPr>
+                <w:rFonts w:ascii="游ゴシック" w:hAnsi="游ゴシック" w:eastAsia="游ゴシック"/>
+                <w:b/>
+                <w:i w:val="0"/>
+                <w:sz w:val="17"/>
+              </w:rPr>
+              <w:t>令和8年10月19日現在、公布されていない</w:t>
+            </w:r>
+            <w:r>
+              <w:rPr>
+                <w:rFonts w:ascii="游ゴシック" w:hAnsi="游ゴシック" w:eastAsia="游ゴシック"/>
+                <w:b w:val="0"/>
+                <w:i w:val="0"/>
+                <w:sz w:val="17"/>
+              </w:rPr>
+              <w:t>（介護保険法施行規則・同法施行令の令和9年4月1日時点の版を法令APIで確認。「特定地域」の語を含む条はない）。本町が定められた場合、特定地域居宅サービス等事業の費用が第2号被保険者の負担の対象に入るため、</w:t>
+            </w:r>
+            <w:r>
+              <w:rPr>
+                <w:rFonts w:ascii="游ゴシック" w:hAnsi="游ゴシック" w:eastAsia="游ゴシック"/>
+                <w:b/>
+                <w:i w:val="0"/>
+                <w:sz w:val="17"/>
+              </w:rPr>
+              <w:t>保険料の算定をやり直す</w:t>
             </w:r>
           </w:p>
         </w:tc>
@@ -13321,11 +14061,56 @@
             <w:r>
               <w:rPr>
                 <w:rFonts w:ascii="游ゴシック" w:hAnsi="游ゴシック" w:eastAsia="游ゴシック"/>
-                <w:b w:val="0"/>
-                <w:i w:val="0"/>
-                <w:sz w:val="17"/>
-              </w:rPr>
-              <w:t>該当する場合、両計画の実施体制が変わる</w:t>
+                <w:b/>
+                <w:i w:val="0"/>
+                <w:sz w:val="17"/>
+              </w:rPr>
+              <w:t>条文は「その人口規模、その人口の減少の状況等からみて福祉サービスを提供する体制の確保に支障を生じ、又は生ずるおそれがあると認められる市町村として厚生労働省令で定める基準に該当するもの」とのみ定める（改正後条文で確定）。</w:t>
+            </w:r>
+            <w:r>
+              <w:rPr>
+                <w:rFonts w:ascii="游ゴシック" w:hAnsi="游ゴシック" w:eastAsia="游ゴシック"/>
+                <w:b w:val="0"/>
+                <w:i w:val="0"/>
+                <w:sz w:val="17"/>
+              </w:rPr>
+              <w:t xml:space="preserve"> 具体の指標は省令次第であり、</w:t>
+            </w:r>
+            <w:r>
+              <w:rPr>
+                <w:rFonts w:ascii="游ゴシック" w:hAnsi="游ゴシック" w:eastAsia="游ゴシック"/>
+                <w:b/>
+                <w:i w:val="0"/>
+                <w:sz w:val="17"/>
+              </w:rPr>
+              <w:t>その省令は令和8年10月19日現在、公布されていない</w:t>
+            </w:r>
+            <w:r>
+              <w:rPr>
+                <w:rFonts w:ascii="游ゴシック" w:hAnsi="游ゴシック" w:eastAsia="游ゴシック"/>
+                <w:b w:val="0"/>
+                <w:i w:val="0"/>
+                <w:sz w:val="17"/>
+              </w:rPr>
+              <w:t>（社会福祉法施行規則を法令APIで確認）。該当する場合、地域包括支援センターの3事業と生活支援体制整備事業を障がい・子ども・生活困窮の各事業と一体に実施することになり、</w:t>
+            </w:r>
+            <w:r>
+              <w:rPr>
+                <w:rFonts w:ascii="游ゴシック" w:hAnsi="游ゴシック" w:eastAsia="游ゴシック"/>
+                <w:b/>
+                <w:i w:val="0"/>
+                <w:sz w:val="17"/>
+              </w:rPr>
+              <w:t>両計画の実施体制が変わる</w:t>
+            </w:r>
+            <w:r>
+              <w:rPr>
+                <w:rFonts w:ascii="游ゴシック" w:hAnsi="游ゴシック" w:eastAsia="游ゴシック"/>
+                <w:b w:val="0"/>
+                <w:i w:val="0"/>
+                <w:sz w:val="17"/>
+              </w:rPr>
+              <w:t>。従事職員・員数の基準も省令</w:t>
             </w:r>
           </w:p>
         </w:tc>
@@ -14770,7 +15555,7 @@
                 <w:i w:val="0"/>
                 <w:sz w:val="17"/>
               </w:rPr>
-              <w:t>18歳以上の医療的ケア者・重症心身障害者を含む</w:t>
+              <w:t>18歳以上の医療的ケア児等・重症心身障害者を含む</w:t>
             </w:r>
             <w:r>
               <w:rPr>
@@ -15615,7 +16400,7 @@
           <w:i w:val="0"/>
           <w:sz w:val="21"/>
         </w:rPr>
-        <w:t>いま1件だけお願いできるとすれば、№25（基金残高）です。</w:t>
+        <w:t>いま1件だけお願いできるとすれば、№27（基金残高）です。</w:t>
       </w:r>
       <w:r>
         <w:rPr>
@@ -15647,7 +16432,7 @@
           <w:i w:val="0"/>
           <w:sz w:val="21"/>
         </w:rPr>
-        <w:t>次が№26（協議会の回数）です。</w:t>
+        <w:t>次が№28（協議会の回数）です。</w:t>
       </w:r>
       <w:r>
         <w:rPr>

--- a/小野町_引継ぎ_整理済/16_町データ依頼/小野町_確認事項の一覧_20261015.docx
+++ b/小野町_引継ぎ_整理済/16_町データ依頼/小野町_確認事項の一覧_20261015.docx
@@ -5248,7 +5248,25 @@
                 <w:i w:val="0"/>
                 <w:sz w:val="17"/>
               </w:rPr>
-              <w:t>現行の告示（平成12年厚生省告示第24号の最新改正）で確かめる</w:t>
+              <w:t>現行の告示（平成12年厚生省告示第24号の最新改正）で確かめる。</w:t>
+            </w:r>
+            <w:r>
+              <w:rPr>
+                <w:rFonts w:ascii="游ゴシック" w:hAnsi="游ゴシック" w:eastAsia="游ゴシック"/>
+                <w:b/>
+                <w:i w:val="0"/>
+                <w:sz w:val="17"/>
+              </w:rPr>
+              <w:t>法令API（e-Gov）は法律・政令・省令を返すが、告示は対象外であることを令和8年10月19日に確かめた</w:t>
+            </w:r>
+            <w:r>
+              <w:rPr>
+                <w:rFonts w:ascii="游ゴシック" w:hAnsi="游ゴシック" w:eastAsia="游ゴシック"/>
+                <w:b w:val="0"/>
+                <w:i w:val="0"/>
+                <w:sz w:val="17"/>
+              </w:rPr>
+              <w:t>（法令種別に「告示」がなく、題名で探しても0件）。官報又は厚生労働省の公表による</w:t>
             </w:r>
           </w:p>
         </w:tc>
@@ -7196,7 +7214,7 @@
                 <w:i w:val="0"/>
                 <w:sz w:val="17"/>
               </w:rPr>
-              <w:t>取崩しなし6,053円／12,000千円で6,000円弱／35,000千円で5,808円。</w:t>
+              <w:t>町の財務書類で令和5年度末120,000千円、令和8年度末見込210,000千円。取崩しなし6,053円／105,000千円（令和8年度末見込の半分）で5,194円／210,000千円（全額）で4,334円。</w:t>
             </w:r>
             <w:r>
               <w:rPr>
@@ -7205,7 +7223,7 @@
                 <w:i w:val="0"/>
                 <w:sz w:val="17"/>
               </w:rPr>
-              <w:t>取崩しが7年間0であったと分かり、残高が想定より大きい可能性がある</w:t>
+              <w:t>残るのは令和7年度末の残高（財産に関する調書）の確認</w:t>
             </w:r>
           </w:p>
         </w:tc>

--- a/小野町_引継ぎ_整理済/16_町データ依頼/小野町_確認事項の一覧_20261015.docx
+++ b/小野町_引継ぎ_整理済/16_町データ依頼/小野町_確認事項の一覧_20261015.docx
@@ -3537,7 +3537,7 @@
                 <w:i w:val="0"/>
                 <w:sz w:val="17"/>
               </w:rPr>
-              <w:t>素案 第2章5 は訂正不要</w:t>
+              <w:t>素案 第2章5 は変更は要らない</w:t>
             </w:r>
           </w:p>
         </w:tc>
@@ -4020,25 +4020,7 @@
                 <w:i w:val="0"/>
                 <w:sz w:val="17"/>
               </w:rPr>
-              <w:t>（当方は第5項としていた。</w:t>
-            </w:r>
-            <w:r>
-              <w:rPr>
-                <w:rFonts w:ascii="游ゴシック" w:hAnsi="游ゴシック" w:eastAsia="游ゴシック"/>
-                <w:b/>
-                <w:i w:val="0"/>
-                <w:sz w:val="17"/>
-              </w:rPr>
-              <w:t>訂正済み</w:t>
-            </w:r>
-            <w:r>
-              <w:rPr>
-                <w:rFonts w:ascii="游ゴシック" w:hAnsi="游ゴシック" w:eastAsia="游ゴシック"/>
-                <w:b w:val="0"/>
-                <w:i w:val="0"/>
-                <w:sz w:val="17"/>
-              </w:rPr>
-              <w:t>）。一体作成＝いずれも第6項。協議会の意見聴取＝いずれも第9項。どちらも全12項で繰り下がりなし</w:t>
+              <w:t>。一体作成＝いずれも第6項。協議会の意見聴取＝いずれも第9項。どちらも全12項で繰り下がりなし</w:t>
             </w:r>
           </w:p>
         </w:tc>
@@ -4846,7 +4828,7 @@
                 <w:i w:val="0"/>
                 <w:sz w:val="17"/>
               </w:rPr>
-              <w:t>改正後条文で確定。当方は「改正の対象外」としていたが誤り（訂正済み）。</w:t>
+              <w:t>改正後条文で確定。</w:t>
             </w:r>
             <w:r>
               <w:rPr>
